--- a/S1-CL1-Cloud-Design-Build/mappings/ICTCLD502_Assessment_Mapping.docx
+++ b/S1-CL1-Cloud-Design-Build/mappings/ICTCLD502_Assessment_Mapping.docx
@@ -1,6 +1,6 @@
 
 <file path=word/document.xml><?xml version="1.0" encoding="utf-8"?>
-<w:document xmlns:wpc="http://schemas.microsoft.com/office/word/2010/wordprocessingCanvas" xmlns:cx="http://schemas.microsoft.com/office/drawing/2014/chartex" xmlns:cx1="http://schemas.microsoft.com/office/drawing/2015/9/8/chartex" xmlns:cx2="http://schemas.microsoft.com/office/drawing/2015/10/21/chartex" xmlns:cx3="http://schemas.microsoft.com/office/drawing/2016/5/9/chartex" xmlns:cx4="http://schemas.microsoft.com/office/drawing/2016/5/10/chartex" xmlns:cx5="http://schemas.microsoft.com/office/drawing/2016/5/11/chartex" xmlns:cx6="http://schemas.microsoft.com/office/drawing/2016/5/12/chartex" xmlns:cx7="http://schemas.microsoft.com/office/drawing/2016/5/13/chartex" xmlns:cx8="http://schemas.microsoft.com/office/drawing/2016/5/14/chartex" xmlns:mc="http://schemas.openxmlformats.org/markup-compatibility/2006" xmlns:aink="http://schemas.microsoft.com/office/drawing/2016/ink" xmlns:am3d="http://schemas.microsoft.com/office/drawing/2017/model3d" xmlns:o="urn:schemas-microsoft-com:office:office" xmlns:oel="http://schemas.microsoft.com/office/2019/extlst" xmlns:r="http://schemas.openxmlformats.org/officeDocument/2006/relationships" xmlns:m="http://schemas.openxmlformats.org/officeDocument/2006/math" xmlns:v="urn:schemas-microsoft-com:vml" xmlns:wp14="http://schemas.microsoft.com/office/word/2010/wordprocessingDrawing" xmlns:wp="http://schemas.openxmlformats.org/drawingml/2006/wordprocessingDrawing" xmlns:w10="urn:schemas-microsoft-com:office:word" xmlns:w="http://schemas.openxmlformats.org/wordprocessingml/2006/main" xmlns:w14="http://schemas.microsoft.com/office/word/2010/wordml" xmlns:w15="http://schemas.microsoft.com/office/word/2012/wordml" xmlns:w16cex="http://schemas.microsoft.com/office/word/2018/wordml/cex" xmlns:w16cid="http://schemas.microsoft.com/office/word/2016/wordml/cid" xmlns:w16="http://schemas.microsoft.com/office/word/2018/wordml" xmlns:w16du="http://schemas.microsoft.com/office/word/2023/wordml/word16du" xmlns:w16sdtdh="http://schemas.microsoft.com/office/word/2020/wordml/sdtdatahash" xmlns:w16sdtfl="http://schemas.microsoft.com/office/word/2024/wordml/sdtformatlock" xmlns:w16se="http://schemas.microsoft.com/office/word/2015/wordml/symex" xmlns:wpg="http://schemas.microsoft.com/office/word/2010/wordprocessingGroup" xmlns:wpi="http://schemas.microsoft.com/office/word/2010/wordprocessingInk" xmlns:wne="http://schemas.microsoft.com/office/word/2006/wordml" xmlns:wps="http://schemas.microsoft.com/office/word/2010/wordprocessingShape" mc:Ignorable="w14 w15 w16se w16cid w16 w16cex w16sdtdh w16sdtfl w16du wp14">
+<w:document xmlns:wpc="http://schemas.microsoft.com/office/word/2010/wordprocessingCanvas" xmlns:cx="http://schemas.microsoft.com/office/drawing/2014/chartex" xmlns:cx1="http://schemas.microsoft.com/office/drawing/2015/9/8/chartex" xmlns:cx2="http://schemas.microsoft.com/office/drawing/2015/10/21/chartex" xmlns:cx3="http://schemas.microsoft.com/office/drawing/2016/5/9/chartex" xmlns:cx4="http://schemas.microsoft.com/office/drawing/2016/5/10/chartex" xmlns:cx5="http://schemas.microsoft.com/office/drawing/2016/5/11/chartex" xmlns:cx6="http://schemas.microsoft.com/office/drawing/2016/5/12/chartex" xmlns:cx7="http://schemas.microsoft.com/office/drawing/2016/5/13/chartex" xmlns:cx8="http://schemas.microsoft.com/office/drawing/2016/5/14/chartex" xmlns:mc="http://schemas.openxmlformats.org/markup-compatibility/2006" xmlns:aink="http://schemas.microsoft.com/office/drawing/2016/ink" xmlns:am3d="http://schemas.microsoft.com/office/drawing/2017/model3d" xmlns:o="urn:schemas-microsoft-com:office:office" xmlns:oel="http://schemas.microsoft.com/office/2019/extlst" xmlns:r="http://schemas.openxmlformats.org/officeDocument/2006/relationships" xmlns:m="http://schemas.openxmlformats.org/officeDocument/2006/math" xmlns:v="urn:schemas-microsoft-com:vml" xmlns:wp14="http://schemas.microsoft.com/office/word/2010/wordprocessingDrawing" xmlns:wp="http://schemas.openxmlformats.org/drawingml/2006/wordprocessingDrawing" xmlns:w10="urn:schemas-microsoft-com:office:word" xmlns:w="http://schemas.openxmlformats.org/wordprocessingml/2006/main" xmlns:w14="http://schemas.microsoft.com/office/word/2010/wordml" xmlns:w15="http://schemas.microsoft.com/office/word/2012/wordml" xmlns:w16cex="http://schemas.microsoft.com/office/word/2018/wordml/cex" xmlns:w16cid="http://schemas.microsoft.com/office/word/2016/wordml/cid" xmlns:w16="http://schemas.microsoft.com/office/word/2018/wordml" xmlns:w16sdtdh="http://schemas.microsoft.com/office/word/2020/wordml/sdtdatahash" xmlns:w16se="http://schemas.microsoft.com/office/word/2015/wordml/symex" xmlns:wpg="http://schemas.microsoft.com/office/word/2010/wordprocessingGroup" xmlns:wpi="http://schemas.microsoft.com/office/word/2010/wordprocessingInk" xmlns:wne="http://schemas.microsoft.com/office/word/2006/wordml" xmlns:wps="http://schemas.microsoft.com/office/word/2010/wordprocessingShape" mc:Ignorable="w14 w15 w16se w16cid w16 w16cex w16sdtdh wp14">
   <w:body>
     <w:p>
       <w:pPr>
@@ -74,6 +74,7 @@
               <w:bottom w:val="nil"/>
               <w:right w:val="nil"/>
             </w:tcBorders>
+            <w:shd w:val="clear" w:color="auto" w:fill="auto"/>
           </w:tcPr>
           <w:p>
             <w:r>
@@ -199,6 +200,7 @@
               <w:bottom w:val="single" w:sz="4" w:space="0" w:color="auto"/>
               <w:right w:val="single" w:sz="4" w:space="0" w:color="auto"/>
             </w:tcBorders>
+            <w:shd w:val="clear" w:color="auto" w:fill="auto"/>
             <w:vAlign w:val="center"/>
           </w:tcPr>
           <w:p>
@@ -219,24 +221,14 @@
               <w:bottom w:val="single" w:sz="4" w:space="0" w:color="auto"/>
               <w:right w:val="single" w:sz="4" w:space="0" w:color="auto"/>
             </w:tcBorders>
+            <w:shd w:val="clear" w:color="auto" w:fill="auto"/>
             <w:vAlign w:val="center"/>
           </w:tcPr>
           <w:p>
             <w:pPr>
               <w:spacing w:after="60"/>
-              <w:rPr>
-                <w:b/>
-                <w:bCs/>
-              </w:rPr>
             </w:pPr>
             <w:r>
-              <w:t xml:space="preserve"> </w:t>
-            </w:r>
-            <w:r>
-              <w:rPr>
-                <w:b/>
-                <w:bCs/>
-              </w:rPr>
               <w:t>ICTCLD502</w:t>
             </w:r>
           </w:p>
@@ -250,6 +242,7 @@
               <w:bottom w:val="single" w:sz="4" w:space="0" w:color="auto"/>
               <w:right w:val="single" w:sz="4" w:space="0" w:color="auto"/>
             </w:tcBorders>
+            <w:shd w:val="clear" w:color="auto" w:fill="auto"/>
             <w:vAlign w:val="center"/>
           </w:tcPr>
           <w:p>
@@ -270,38 +263,15 @@
               <w:bottom w:val="single" w:sz="4" w:space="0" w:color="auto"/>
               <w:right w:val="single" w:sz="4" w:space="0" w:color="auto"/>
             </w:tcBorders>
+            <w:shd w:val="clear" w:color="auto" w:fill="auto"/>
             <w:vAlign w:val="center"/>
           </w:tcPr>
           <w:p>
             <w:pPr>
               <w:spacing w:after="60"/>
-              <w:rPr>
-                <w:b/>
-                <w:bCs/>
-              </w:rPr>
             </w:pPr>
             <w:r>
-              <w:rPr>
-                <w:b/>
-                <w:bCs/>
-              </w:rPr>
-              <w:t xml:space="preserve">Design and implement </w:t>
-            </w:r>
-            <w:proofErr w:type="gramStart"/>
-            <w:r>
-              <w:rPr>
-                <w:b/>
-                <w:bCs/>
-              </w:rPr>
-              <w:t>highly-available</w:t>
-            </w:r>
-            <w:proofErr w:type="gramEnd"/>
-            <w:r>
-              <w:rPr>
-                <w:b/>
-                <w:bCs/>
-              </w:rPr>
-              <w:t xml:space="preserve"> cloud infrastructure</w:t>
+              <w:t>Design and implement highly-available cloud infrastructure</w:t>
             </w:r>
           </w:p>
         </w:tc>
@@ -314,6 +284,7 @@
               <w:bottom w:val="single" w:sz="4" w:space="0" w:color="auto"/>
               <w:right w:val="single" w:sz="4" w:space="0" w:color="auto"/>
             </w:tcBorders>
+            <w:shd w:val="clear" w:color="auto" w:fill="auto"/>
             <w:vAlign w:val="center"/>
           </w:tcPr>
           <w:p>
@@ -334,12 +305,16 @@
               <w:bottom w:val="single" w:sz="4" w:space="0" w:color="auto"/>
               <w:right w:val="nil"/>
             </w:tcBorders>
+            <w:shd w:val="clear" w:color="auto" w:fill="auto"/>
             <w:vAlign w:val="center"/>
           </w:tcPr>
           <w:p>
             <w:pPr>
               <w:spacing w:after="60"/>
             </w:pPr>
+            <w:r>
+              <w:t>1</w:t>
+            </w:r>
           </w:p>
         </w:tc>
       </w:tr>
@@ -353,6 +328,7 @@
               <w:bottom w:val="single" w:sz="4" w:space="0" w:color="auto"/>
               <w:right w:val="single" w:sz="4" w:space="0" w:color="auto"/>
             </w:tcBorders>
+            <w:shd w:val="clear" w:color="auto" w:fill="auto"/>
             <w:vAlign w:val="center"/>
           </w:tcPr>
           <w:p>
@@ -373,6 +349,7 @@
               <w:bottom w:val="single" w:sz="4" w:space="0" w:color="auto"/>
               <w:right w:val="single" w:sz="4" w:space="0" w:color="auto"/>
             </w:tcBorders>
+            <w:shd w:val="clear" w:color="auto" w:fill="auto"/>
             <w:vAlign w:val="center"/>
           </w:tcPr>
           <w:p>
@@ -393,6 +370,7 @@
               <w:bottom w:val="single" w:sz="4" w:space="0" w:color="auto"/>
               <w:right w:val="single" w:sz="4" w:space="0" w:color="auto"/>
             </w:tcBorders>
+            <w:shd w:val="clear" w:color="auto" w:fill="auto"/>
             <w:vAlign w:val="center"/>
           </w:tcPr>
           <w:p>
@@ -414,6 +392,7 @@
               <w:bottom w:val="single" w:sz="4" w:space="0" w:color="auto"/>
               <w:right w:val="nil"/>
             </w:tcBorders>
+            <w:shd w:val="clear" w:color="auto" w:fill="auto"/>
             <w:vAlign w:val="center"/>
           </w:tcPr>
           <w:p>
@@ -436,6 +415,7 @@
               <w:bottom w:val="single" w:sz="4" w:space="0" w:color="auto"/>
               <w:right w:val="single" w:sz="4" w:space="0" w:color="auto"/>
             </w:tcBorders>
+            <w:shd w:val="clear" w:color="auto" w:fill="auto"/>
             <w:vAlign w:val="center"/>
           </w:tcPr>
           <w:p>
@@ -457,6 +437,7 @@
               <w:bottom w:val="single" w:sz="4" w:space="0" w:color="auto"/>
               <w:right w:val="nil"/>
             </w:tcBorders>
+            <w:shd w:val="clear" w:color="auto" w:fill="auto"/>
             <w:vAlign w:val="center"/>
           </w:tcPr>
           <w:p>
@@ -476,6 +457,7 @@
               <w:bottom w:val="single" w:sz="4" w:space="0" w:color="auto"/>
               <w:right w:val="single" w:sz="4" w:space="0" w:color="auto"/>
             </w:tcBorders>
+            <w:shd w:val="clear" w:color="auto" w:fill="auto"/>
             <w:vAlign w:val="center"/>
           </w:tcPr>
           <w:p>
@@ -497,6 +479,7 @@
               <w:bottom w:val="single" w:sz="4" w:space="0" w:color="auto"/>
               <w:right w:val="nil"/>
             </w:tcBorders>
+            <w:shd w:val="clear" w:color="auto" w:fill="auto"/>
             <w:vAlign w:val="center"/>
           </w:tcPr>
           <w:p>
@@ -567,6 +550,7 @@
               <w:bottom w:val="single" w:sz="4" w:space="0" w:color="auto"/>
               <w:right w:val="single" w:sz="4" w:space="0" w:color="auto"/>
             </w:tcBorders>
+            <w:shd w:val="clear" w:color="auto" w:fill="auto"/>
           </w:tcPr>
           <w:p>
             <w:pPr>
@@ -583,6 +567,7 @@
               <w:bottom w:val="single" w:sz="4" w:space="0" w:color="auto"/>
               <w:right w:val="single" w:sz="4" w:space="0" w:color="auto"/>
             </w:tcBorders>
+            <w:shd w:val="clear" w:color="auto" w:fill="auto"/>
             <w:vAlign w:val="center"/>
           </w:tcPr>
           <w:p>
@@ -603,6 +588,7 @@
               <w:bottom w:val="single" w:sz="4" w:space="0" w:color="auto"/>
               <w:right w:val="nil"/>
             </w:tcBorders>
+            <w:shd w:val="clear" w:color="auto" w:fill="auto"/>
             <w:vAlign w:val="center"/>
           </w:tcPr>
           <w:p>
@@ -628,6 +614,7 @@
               <w:bottom w:val="single" w:sz="4" w:space="0" w:color="auto"/>
               <w:right w:val="single" w:sz="4" w:space="0" w:color="auto"/>
             </w:tcBorders>
+            <w:shd w:val="clear" w:color="auto" w:fill="auto"/>
             <w:vAlign w:val="center"/>
           </w:tcPr>
           <w:p>
@@ -635,7 +622,10 @@
               <w:pStyle w:val="Heading3"/>
             </w:pPr>
             <w:r>
-              <w:t>Assessment Task 1 (AT1)</w:t>
+              <w:t>Assessment Task</w:t>
+            </w:r>
+            <w:r>
+              <w:t xml:space="preserve"> 1 (AT1)</w:t>
             </w:r>
           </w:p>
         </w:tc>
@@ -648,6 +638,7 @@
               <w:bottom w:val="single" w:sz="4" w:space="0" w:color="auto"/>
               <w:right w:val="single" w:sz="4" w:space="0" w:color="auto"/>
             </w:tcBorders>
+            <w:shd w:val="clear" w:color="auto" w:fill="auto"/>
             <w:vAlign w:val="center"/>
           </w:tcPr>
           <w:p>
@@ -665,9 +656,14 @@
               <w:bottom w:val="single" w:sz="4" w:space="0" w:color="auto"/>
               <w:right w:val="nil"/>
             </w:tcBorders>
+            <w:shd w:val="clear" w:color="auto" w:fill="auto"/>
             <w:vAlign w:val="center"/>
           </w:tcPr>
-          <w:p/>
+          <w:p>
+            <w:r>
+              <w:t>1.0</w:t>
+            </w:r>
+          </w:p>
         </w:tc>
       </w:tr>
       <w:tr>
@@ -683,6 +679,7 @@
               <w:bottom w:val="single" w:sz="4" w:space="0" w:color="auto"/>
               <w:right w:val="single" w:sz="4" w:space="0" w:color="auto"/>
             </w:tcBorders>
+            <w:shd w:val="clear" w:color="auto" w:fill="auto"/>
             <w:vAlign w:val="center"/>
           </w:tcPr>
           <w:p>
@@ -690,7 +687,10 @@
               <w:pStyle w:val="Heading3"/>
             </w:pPr>
             <w:r>
-              <w:t>Assessment Task 2 (AT2)</w:t>
+              <w:t>Assessment Task</w:t>
+            </w:r>
+            <w:r>
+              <w:t xml:space="preserve"> 2 (AT2)</w:t>
             </w:r>
           </w:p>
         </w:tc>
@@ -703,6 +703,7 @@
               <w:bottom w:val="single" w:sz="4" w:space="0" w:color="auto"/>
               <w:right w:val="single" w:sz="4" w:space="0" w:color="auto"/>
             </w:tcBorders>
+            <w:shd w:val="clear" w:color="auto" w:fill="auto"/>
             <w:vAlign w:val="center"/>
           </w:tcPr>
           <w:p>
@@ -720,9 +721,14 @@
               <w:bottom w:val="single" w:sz="4" w:space="0" w:color="auto"/>
               <w:right w:val="nil"/>
             </w:tcBorders>
+            <w:shd w:val="clear" w:color="auto" w:fill="auto"/>
             <w:vAlign w:val="center"/>
           </w:tcPr>
-          <w:p/>
+          <w:p>
+            <w:r>
+              <w:t>1.0</w:t>
+            </w:r>
+          </w:p>
         </w:tc>
       </w:tr>
       <w:tr>
@@ -738,6 +744,7 @@
               <w:bottom w:val="single" w:sz="4" w:space="0" w:color="auto"/>
               <w:right w:val="single" w:sz="4" w:space="0" w:color="auto"/>
             </w:tcBorders>
+            <w:shd w:val="clear" w:color="auto" w:fill="auto"/>
             <w:vAlign w:val="center"/>
           </w:tcPr>
           <w:p>
@@ -745,7 +752,10 @@
               <w:pStyle w:val="Heading3"/>
             </w:pPr>
             <w:r>
-              <w:t>Assessment Task 3 (AT3)</w:t>
+              <w:t>Assessment Task</w:t>
+            </w:r>
+            <w:r>
+              <w:t xml:space="preserve"> 3 (AT3)</w:t>
             </w:r>
           </w:p>
         </w:tc>
@@ -758,6 +768,7 @@
               <w:bottom w:val="single" w:sz="4" w:space="0" w:color="auto"/>
               <w:right w:val="single" w:sz="4" w:space="0" w:color="auto"/>
             </w:tcBorders>
+            <w:shd w:val="clear" w:color="auto" w:fill="auto"/>
             <w:vAlign w:val="center"/>
           </w:tcPr>
           <w:p>
@@ -775,27 +786,131 @@
               <w:bottom w:val="single" w:sz="4" w:space="0" w:color="auto"/>
               <w:right w:val="nil"/>
             </w:tcBorders>
+            <w:shd w:val="clear" w:color="auto" w:fill="auto"/>
+            <w:vAlign w:val="center"/>
+          </w:tcPr>
+          <w:p>
+            <w:r>
+              <w:t>1.0</w:t>
+            </w:r>
+          </w:p>
+        </w:tc>
+      </w:tr>
+      <w:tr>
+        <w:trPr>
+          <w:trHeight w:val="340"/>
+        </w:trPr>
+        <w:tc>
+          <w:tcPr>
+            <w:tcW w:w="2665" w:type="dxa"/>
+            <w:tcBorders>
+              <w:top w:val="single" w:sz="4" w:space="0" w:color="auto"/>
+              <w:left w:val="nil"/>
+              <w:bottom w:val="single" w:sz="4" w:space="0" w:color="auto"/>
+              <w:right w:val="single" w:sz="4" w:space="0" w:color="auto"/>
+            </w:tcBorders>
+            <w:shd w:val="clear" w:color="auto" w:fill="auto"/>
+            <w:vAlign w:val="center"/>
+          </w:tcPr>
+          <w:p>
+            <w:pPr>
+              <w:pStyle w:val="Heading3"/>
+            </w:pPr>
+            <w:r>
+              <w:t>Assessment Task</w:t>
+            </w:r>
+            <w:r>
+              <w:t xml:space="preserve"> 4 (AT4)</w:t>
+            </w:r>
+          </w:p>
+        </w:tc>
+        <w:tc>
+          <w:tcPr>
+            <w:tcW w:w="11056" w:type="dxa"/>
+            <w:tcBorders>
+              <w:top w:val="single" w:sz="4" w:space="0" w:color="auto"/>
+              <w:left w:val="single" w:sz="4" w:space="0" w:color="auto"/>
+              <w:bottom w:val="single" w:sz="4" w:space="0" w:color="auto"/>
+              <w:right w:val="single" w:sz="4" w:space="0" w:color="auto"/>
+            </w:tcBorders>
+            <w:shd w:val="clear" w:color="auto" w:fill="auto"/>
+            <w:vAlign w:val="center"/>
+          </w:tcPr>
+          <w:p/>
+        </w:tc>
+        <w:tc>
+          <w:tcPr>
+            <w:tcW w:w="1843" w:type="dxa"/>
+            <w:tcBorders>
+              <w:top w:val="single" w:sz="4" w:space="0" w:color="auto"/>
+              <w:left w:val="single" w:sz="4" w:space="0" w:color="auto"/>
+              <w:bottom w:val="single" w:sz="4" w:space="0" w:color="auto"/>
+              <w:right w:val="nil"/>
+            </w:tcBorders>
+            <w:shd w:val="clear" w:color="auto" w:fill="auto"/>
+            <w:vAlign w:val="center"/>
+          </w:tcPr>
+          <w:p/>
+        </w:tc>
+      </w:tr>
+      <w:tr>
+        <w:trPr>
+          <w:trHeight w:val="340"/>
+        </w:trPr>
+        <w:tc>
+          <w:tcPr>
+            <w:tcW w:w="2665" w:type="dxa"/>
+            <w:tcBorders>
+              <w:top w:val="single" w:sz="4" w:space="0" w:color="auto"/>
+              <w:left w:val="nil"/>
+              <w:bottom w:val="single" w:sz="4" w:space="0" w:color="auto"/>
+              <w:right w:val="single" w:sz="4" w:space="0" w:color="auto"/>
+            </w:tcBorders>
+            <w:shd w:val="clear" w:color="auto" w:fill="auto"/>
+            <w:vAlign w:val="center"/>
+          </w:tcPr>
+          <w:p>
+            <w:pPr>
+              <w:pStyle w:val="Heading3"/>
+            </w:pPr>
+            <w:r>
+              <w:t>Assessment Task</w:t>
+            </w:r>
+            <w:r>
+              <w:t xml:space="preserve"> 5 (AT5)</w:t>
+            </w:r>
+          </w:p>
+        </w:tc>
+        <w:tc>
+          <w:tcPr>
+            <w:tcW w:w="11056" w:type="dxa"/>
+            <w:tcBorders>
+              <w:top w:val="single" w:sz="4" w:space="0" w:color="auto"/>
+              <w:left w:val="single" w:sz="4" w:space="0" w:color="auto"/>
+              <w:bottom w:val="single" w:sz="4" w:space="0" w:color="auto"/>
+              <w:right w:val="single" w:sz="4" w:space="0" w:color="auto"/>
+            </w:tcBorders>
+            <w:shd w:val="clear" w:color="auto" w:fill="auto"/>
+            <w:vAlign w:val="center"/>
+          </w:tcPr>
+          <w:p/>
+        </w:tc>
+        <w:tc>
+          <w:tcPr>
+            <w:tcW w:w="1843" w:type="dxa"/>
+            <w:tcBorders>
+              <w:top w:val="single" w:sz="4" w:space="0" w:color="auto"/>
+              <w:left w:val="single" w:sz="4" w:space="0" w:color="auto"/>
+              <w:bottom w:val="single" w:sz="4" w:space="0" w:color="auto"/>
+              <w:right w:val="nil"/>
+            </w:tcBorders>
+            <w:shd w:val="clear" w:color="auto" w:fill="auto"/>
             <w:vAlign w:val="center"/>
           </w:tcPr>
           <w:p/>
         </w:tc>
       </w:tr>
     </w:tbl>
-    <w:p>
-      <w:pPr>
-        <w:pStyle w:val="NoSpacing"/>
-      </w:pPr>
-    </w:p>
-    <w:p>
-      <w:pPr>
-        <w:pStyle w:val="NoSpacing"/>
-      </w:pPr>
-    </w:p>
-    <w:p>
-      <w:pPr>
-        <w:pStyle w:val="NoSpacing"/>
-      </w:pPr>
-    </w:p>
     <w:p>
       <w:pPr>
         <w:pStyle w:val="NoSpacing"/>
@@ -958,6 +1073,7 @@
               <w:bottom w:val="single" w:sz="4" w:space="0" w:color="auto"/>
               <w:right w:val="single" w:sz="4" w:space="0" w:color="auto"/>
             </w:tcBorders>
+            <w:shd w:val="clear" w:color="auto" w:fill="auto"/>
             <w:vAlign w:val="center"/>
           </w:tcPr>
           <w:p>
@@ -1002,6 +1118,7 @@
               <w:bottom w:val="single" w:sz="4" w:space="0" w:color="auto"/>
               <w:right w:val="single" w:sz="4" w:space="0" w:color="auto"/>
             </w:tcBorders>
+            <w:shd w:val="clear" w:color="auto" w:fill="auto"/>
             <w:vAlign w:val="center"/>
           </w:tcPr>
           <w:p>
@@ -1023,6 +1140,7 @@
               <w:bottom w:val="single" w:sz="4" w:space="0" w:color="auto"/>
               <w:right w:val="single" w:sz="4" w:space="0" w:color="auto"/>
             </w:tcBorders>
+            <w:shd w:val="clear" w:color="auto" w:fill="auto"/>
             <w:vAlign w:val="center"/>
           </w:tcPr>
           <w:p>
@@ -1044,6 +1162,7 @@
               <w:bottom w:val="single" w:sz="4" w:space="0" w:color="auto"/>
               <w:right w:val="single" w:sz="4" w:space="0" w:color="auto"/>
             </w:tcBorders>
+            <w:shd w:val="clear" w:color="auto" w:fill="auto"/>
             <w:vAlign w:val="center"/>
           </w:tcPr>
           <w:p>
@@ -1065,6 +1184,7 @@
               <w:bottom w:val="single" w:sz="4" w:space="0" w:color="auto"/>
               <w:right w:val="single" w:sz="4" w:space="0" w:color="auto"/>
             </w:tcBorders>
+            <w:shd w:val="clear" w:color="auto" w:fill="auto"/>
             <w:vAlign w:val="center"/>
           </w:tcPr>
           <w:p>
@@ -1086,6 +1206,7 @@
               <w:bottom w:val="single" w:sz="4" w:space="0" w:color="auto"/>
               <w:right w:val="nil"/>
             </w:tcBorders>
+            <w:shd w:val="clear" w:color="auto" w:fill="auto"/>
             <w:vAlign w:val="center"/>
           </w:tcPr>
           <w:p>
@@ -1111,11 +1232,9 @@
               <w:left w:val="nil"/>
               <w:right w:val="single" w:sz="4" w:space="0" w:color="auto"/>
             </w:tcBorders>
-          </w:tcPr>
-          <w:p>
-            <w:r>
-              <w:t xml:space="preserve">Access to </w:t>
-            </w:r>
+            <w:shd w:val="clear" w:color="auto" w:fill="auto"/>
+          </w:tcPr>
+          <w:p>
             <w:r>
               <w:t>cloud vendor service provider</w:t>
             </w:r>
@@ -1129,8 +1248,11 @@
               <w:left w:val="single" w:sz="4" w:space="0" w:color="auto"/>
               <w:right w:val="single" w:sz="4" w:space="0" w:color="auto"/>
             </w:tcBorders>
-          </w:tcPr>
-          <w:p/>
+            <w:shd w:val="clear" w:color="auto" w:fill="auto"/>
+          </w:tcPr>
+          <w:p>
+            <w:r/>
+          </w:p>
         </w:tc>
         <w:tc>
           <w:tcPr>
@@ -1140,6 +1262,7 @@
               <w:left w:val="single" w:sz="4" w:space="0" w:color="auto"/>
               <w:right w:val="single" w:sz="4" w:space="0" w:color="auto"/>
             </w:tcBorders>
+            <w:shd w:val="clear" w:color="auto" w:fill="auto"/>
           </w:tcPr>
           <w:p>
             <w:r>
@@ -1155,6 +1278,7 @@
               <w:left w:val="single" w:sz="4" w:space="0" w:color="auto"/>
               <w:right w:val="single" w:sz="4" w:space="0" w:color="auto"/>
             </w:tcBorders>
+            <w:shd w:val="clear" w:color="auto" w:fill="auto"/>
           </w:tcPr>
           <w:p>
             <w:r>
@@ -1170,8 +1294,11 @@
               <w:left w:val="single" w:sz="4" w:space="0" w:color="auto"/>
               <w:right w:val="single" w:sz="4" w:space="0" w:color="auto"/>
             </w:tcBorders>
-          </w:tcPr>
-          <w:p/>
+            <w:shd w:val="clear" w:color="auto" w:fill="auto"/>
+          </w:tcPr>
+          <w:p>
+            <w:r/>
+          </w:p>
         </w:tc>
         <w:tc>
           <w:tcPr>
@@ -1181,8 +1308,11 @@
               <w:left w:val="single" w:sz="4" w:space="0" w:color="auto"/>
               <w:right w:val="nil"/>
             </w:tcBorders>
-          </w:tcPr>
-          <w:p/>
+            <w:shd w:val="clear" w:color="auto" w:fill="auto"/>
+          </w:tcPr>
+          <w:p>
+            <w:r/>
+          </w:p>
         </w:tc>
       </w:tr>
       <w:tr>
@@ -1193,15 +1323,13 @@
           <w:tcPr>
             <w:tcW w:w="11312" w:type="dxa"/>
             <w:tcBorders>
+              <w:top w:val="single" w:sz="4" w:space="0" w:color="auto"/>
               <w:left w:val="nil"/>
-              <w:bottom w:val="single" w:sz="4" w:space="0" w:color="auto"/>
-              <w:right w:val="single" w:sz="4" w:space="0" w:color="auto"/>
-            </w:tcBorders>
-          </w:tcPr>
-          <w:p>
-            <w:r>
-              <w:t xml:space="preserve">Access to </w:t>
-            </w:r>
+              <w:right w:val="single" w:sz="4" w:space="0" w:color="auto"/>
+            </w:tcBorders>
+            <w:shd w:val="clear" w:color="auto" w:fill="auto"/>
+          </w:tcPr>
+          <w:p>
             <w:r>
               <w:t>cloud managed database service</w:t>
             </w:r>
@@ -1211,21 +1339,25 @@
           <w:tcPr>
             <w:tcW w:w="850" w:type="dxa"/>
             <w:tcBorders>
-              <w:left w:val="single" w:sz="4" w:space="0" w:color="auto"/>
-              <w:bottom w:val="single" w:sz="4" w:space="0" w:color="auto"/>
-              <w:right w:val="single" w:sz="4" w:space="0" w:color="auto"/>
-            </w:tcBorders>
-          </w:tcPr>
-          <w:p/>
+              <w:top w:val="single" w:sz="4" w:space="0" w:color="auto"/>
+              <w:left w:val="single" w:sz="4" w:space="0" w:color="auto"/>
+              <w:right w:val="single" w:sz="4" w:space="0" w:color="auto"/>
+            </w:tcBorders>
+            <w:shd w:val="clear" w:color="auto" w:fill="auto"/>
+          </w:tcPr>
+          <w:p>
+            <w:r/>
+          </w:p>
         </w:tc>
         <w:tc>
           <w:tcPr>
             <w:tcW w:w="851" w:type="dxa"/>
             <w:tcBorders>
-              <w:left w:val="single" w:sz="4" w:space="0" w:color="auto"/>
-              <w:bottom w:val="single" w:sz="4" w:space="0" w:color="auto"/>
-              <w:right w:val="single" w:sz="4" w:space="0" w:color="auto"/>
-            </w:tcBorders>
+              <w:top w:val="single" w:sz="4" w:space="0" w:color="auto"/>
+              <w:left w:val="single" w:sz="4" w:space="0" w:color="auto"/>
+              <w:right w:val="single" w:sz="4" w:space="0" w:color="auto"/>
+            </w:tcBorders>
+            <w:shd w:val="clear" w:color="auto" w:fill="auto"/>
           </w:tcPr>
           <w:p>
             <w:r>
@@ -1237,10 +1369,11 @@
           <w:tcPr>
             <w:tcW w:w="850" w:type="dxa"/>
             <w:tcBorders>
-              <w:left w:val="single" w:sz="4" w:space="0" w:color="auto"/>
-              <w:bottom w:val="single" w:sz="4" w:space="0" w:color="auto"/>
-              <w:right w:val="single" w:sz="4" w:space="0" w:color="auto"/>
-            </w:tcBorders>
+              <w:top w:val="single" w:sz="4" w:space="0" w:color="auto"/>
+              <w:left w:val="single" w:sz="4" w:space="0" w:color="auto"/>
+              <w:right w:val="single" w:sz="4" w:space="0" w:color="auto"/>
+            </w:tcBorders>
+            <w:shd w:val="clear" w:color="auto" w:fill="auto"/>
           </w:tcPr>
           <w:p>
             <w:r>
@@ -1252,23 +1385,29 @@
           <w:tcPr>
             <w:tcW w:w="851" w:type="dxa"/>
             <w:tcBorders>
-              <w:left w:val="single" w:sz="4" w:space="0" w:color="auto"/>
-              <w:bottom w:val="single" w:sz="4" w:space="0" w:color="auto"/>
-              <w:right w:val="single" w:sz="4" w:space="0" w:color="auto"/>
-            </w:tcBorders>
-          </w:tcPr>
-          <w:p/>
+              <w:top w:val="single" w:sz="4" w:space="0" w:color="auto"/>
+              <w:left w:val="single" w:sz="4" w:space="0" w:color="auto"/>
+              <w:right w:val="single" w:sz="4" w:space="0" w:color="auto"/>
+            </w:tcBorders>
+            <w:shd w:val="clear" w:color="auto" w:fill="auto"/>
+          </w:tcPr>
+          <w:p>
+            <w:r/>
+          </w:p>
         </w:tc>
         <w:tc>
           <w:tcPr>
             <w:tcW w:w="850" w:type="dxa"/>
             <w:tcBorders>
-              <w:left w:val="single" w:sz="4" w:space="0" w:color="auto"/>
-              <w:bottom w:val="single" w:sz="4" w:space="0" w:color="auto"/>
+              <w:top w:val="single" w:sz="4" w:space="0" w:color="auto"/>
+              <w:left w:val="single" w:sz="4" w:space="0" w:color="auto"/>
               <w:right w:val="nil"/>
             </w:tcBorders>
-          </w:tcPr>
-          <w:p/>
+            <w:shd w:val="clear" w:color="auto" w:fill="auto"/>
+          </w:tcPr>
+          <w:p>
+            <w:r/>
+          </w:p>
         </w:tc>
       </w:tr>
       <w:tr>
@@ -1279,14 +1418,13 @@
           <w:tcPr>
             <w:tcW w:w="11312" w:type="dxa"/>
             <w:tcBorders>
+              <w:top w:val="single" w:sz="4" w:space="0" w:color="auto"/>
               <w:left w:val="nil"/>
               <w:right w:val="single" w:sz="4" w:space="0" w:color="auto"/>
             </w:tcBorders>
-          </w:tcPr>
-          <w:p>
-            <w:r>
-              <w:t xml:space="preserve">Access to </w:t>
-            </w:r>
+            <w:shd w:val="clear" w:color="auto" w:fill="auto"/>
+          </w:tcPr>
+          <w:p>
             <w:r>
               <w:t>information and data sources required to design and implement cloud infrastructure</w:t>
             </w:r>
@@ -1296,9 +1434,11 @@
           <w:tcPr>
             <w:tcW w:w="850" w:type="dxa"/>
             <w:tcBorders>
-              <w:left w:val="single" w:sz="4" w:space="0" w:color="auto"/>
-              <w:right w:val="single" w:sz="4" w:space="0" w:color="auto"/>
-            </w:tcBorders>
+              <w:top w:val="single" w:sz="4" w:space="0" w:color="auto"/>
+              <w:left w:val="single" w:sz="4" w:space="0" w:color="auto"/>
+              <w:right w:val="single" w:sz="4" w:space="0" w:color="auto"/>
+            </w:tcBorders>
+            <w:shd w:val="clear" w:color="auto" w:fill="auto"/>
           </w:tcPr>
           <w:p>
             <w:r>
@@ -1310,9 +1450,11 @@
           <w:tcPr>
             <w:tcW w:w="851" w:type="dxa"/>
             <w:tcBorders>
-              <w:left w:val="single" w:sz="4" w:space="0" w:color="auto"/>
-              <w:right w:val="single" w:sz="4" w:space="0" w:color="auto"/>
-            </w:tcBorders>
+              <w:top w:val="single" w:sz="4" w:space="0" w:color="auto"/>
+              <w:left w:val="single" w:sz="4" w:space="0" w:color="auto"/>
+              <w:right w:val="single" w:sz="4" w:space="0" w:color="auto"/>
+            </w:tcBorders>
+            <w:shd w:val="clear" w:color="auto" w:fill="auto"/>
           </w:tcPr>
           <w:p>
             <w:r>
@@ -1324,9 +1466,11 @@
           <w:tcPr>
             <w:tcW w:w="850" w:type="dxa"/>
             <w:tcBorders>
-              <w:left w:val="single" w:sz="4" w:space="0" w:color="auto"/>
-              <w:right w:val="single" w:sz="4" w:space="0" w:color="auto"/>
-            </w:tcBorders>
+              <w:top w:val="single" w:sz="4" w:space="0" w:color="auto"/>
+              <w:left w:val="single" w:sz="4" w:space="0" w:color="auto"/>
+              <w:right w:val="single" w:sz="4" w:space="0" w:color="auto"/>
+            </w:tcBorders>
+            <w:shd w:val="clear" w:color="auto" w:fill="auto"/>
           </w:tcPr>
           <w:p>
             <w:r>
@@ -1338,21 +1482,29 @@
           <w:tcPr>
             <w:tcW w:w="851" w:type="dxa"/>
             <w:tcBorders>
-              <w:left w:val="single" w:sz="4" w:space="0" w:color="auto"/>
-              <w:right w:val="single" w:sz="4" w:space="0" w:color="auto"/>
-            </w:tcBorders>
-          </w:tcPr>
-          <w:p/>
+              <w:top w:val="single" w:sz="4" w:space="0" w:color="auto"/>
+              <w:left w:val="single" w:sz="4" w:space="0" w:color="auto"/>
+              <w:right w:val="single" w:sz="4" w:space="0" w:color="auto"/>
+            </w:tcBorders>
+            <w:shd w:val="clear" w:color="auto" w:fill="auto"/>
+          </w:tcPr>
+          <w:p>
+            <w:r/>
+          </w:p>
         </w:tc>
         <w:tc>
           <w:tcPr>
             <w:tcW w:w="850" w:type="dxa"/>
             <w:tcBorders>
+              <w:top w:val="single" w:sz="4" w:space="0" w:color="auto"/>
               <w:left w:val="single" w:sz="4" w:space="0" w:color="auto"/>
               <w:right w:val="nil"/>
             </w:tcBorders>
-          </w:tcPr>
-          <w:p/>
+            <w:shd w:val="clear" w:color="auto" w:fill="auto"/>
+          </w:tcPr>
+          <w:p>
+            <w:r/>
+          </w:p>
         </w:tc>
       </w:tr>
       <w:tr>
@@ -1363,14 +1515,13 @@
           <w:tcPr>
             <w:tcW w:w="11312" w:type="dxa"/>
             <w:tcBorders>
+              <w:top w:val="single" w:sz="4" w:space="0" w:color="auto"/>
               <w:left w:val="nil"/>
               <w:right w:val="single" w:sz="4" w:space="0" w:color="auto"/>
             </w:tcBorders>
-          </w:tcPr>
-          <w:p>
-            <w:r>
-              <w:t xml:space="preserve">Access to </w:t>
-            </w:r>
+            <w:shd w:val="clear" w:color="auto" w:fill="auto"/>
+          </w:tcPr>
+          <w:p>
             <w:r>
               <w:t>integrated development environment (IDE)</w:t>
             </w:r>
@@ -1380,19 +1531,25 @@
           <w:tcPr>
             <w:tcW w:w="850" w:type="dxa"/>
             <w:tcBorders>
-              <w:left w:val="single" w:sz="4" w:space="0" w:color="auto"/>
-              <w:right w:val="single" w:sz="4" w:space="0" w:color="auto"/>
-            </w:tcBorders>
-          </w:tcPr>
-          <w:p/>
+              <w:top w:val="single" w:sz="4" w:space="0" w:color="auto"/>
+              <w:left w:val="single" w:sz="4" w:space="0" w:color="auto"/>
+              <w:right w:val="single" w:sz="4" w:space="0" w:color="auto"/>
+            </w:tcBorders>
+            <w:shd w:val="clear" w:color="auto" w:fill="auto"/>
+          </w:tcPr>
+          <w:p>
+            <w:r/>
+          </w:p>
         </w:tc>
         <w:tc>
           <w:tcPr>
             <w:tcW w:w="851" w:type="dxa"/>
             <w:tcBorders>
-              <w:left w:val="single" w:sz="4" w:space="0" w:color="auto"/>
-              <w:right w:val="single" w:sz="4" w:space="0" w:color="auto"/>
-            </w:tcBorders>
+              <w:top w:val="single" w:sz="4" w:space="0" w:color="auto"/>
+              <w:left w:val="single" w:sz="4" w:space="0" w:color="auto"/>
+              <w:right w:val="single" w:sz="4" w:space="0" w:color="auto"/>
+            </w:tcBorders>
+            <w:shd w:val="clear" w:color="auto" w:fill="auto"/>
           </w:tcPr>
           <w:p>
             <w:r>
@@ -1404,9 +1561,11 @@
           <w:tcPr>
             <w:tcW w:w="850" w:type="dxa"/>
             <w:tcBorders>
-              <w:left w:val="single" w:sz="4" w:space="0" w:color="auto"/>
-              <w:right w:val="single" w:sz="4" w:space="0" w:color="auto"/>
-            </w:tcBorders>
+              <w:top w:val="single" w:sz="4" w:space="0" w:color="auto"/>
+              <w:left w:val="single" w:sz="4" w:space="0" w:color="auto"/>
+              <w:right w:val="single" w:sz="4" w:space="0" w:color="auto"/>
+            </w:tcBorders>
+            <w:shd w:val="clear" w:color="auto" w:fill="auto"/>
           </w:tcPr>
           <w:p>
             <w:r>
@@ -1418,21 +1577,29 @@
           <w:tcPr>
             <w:tcW w:w="851" w:type="dxa"/>
             <w:tcBorders>
-              <w:left w:val="single" w:sz="4" w:space="0" w:color="auto"/>
-              <w:right w:val="single" w:sz="4" w:space="0" w:color="auto"/>
-            </w:tcBorders>
-          </w:tcPr>
-          <w:p/>
+              <w:top w:val="single" w:sz="4" w:space="0" w:color="auto"/>
+              <w:left w:val="single" w:sz="4" w:space="0" w:color="auto"/>
+              <w:right w:val="single" w:sz="4" w:space="0" w:color="auto"/>
+            </w:tcBorders>
+            <w:shd w:val="clear" w:color="auto" w:fill="auto"/>
+          </w:tcPr>
+          <w:p>
+            <w:r/>
+          </w:p>
         </w:tc>
         <w:tc>
           <w:tcPr>
             <w:tcW w:w="850" w:type="dxa"/>
             <w:tcBorders>
+              <w:top w:val="single" w:sz="4" w:space="0" w:color="auto"/>
               <w:left w:val="single" w:sz="4" w:space="0" w:color="auto"/>
               <w:right w:val="nil"/>
             </w:tcBorders>
-          </w:tcPr>
-          <w:p/>
+            <w:shd w:val="clear" w:color="auto" w:fill="auto"/>
+          </w:tcPr>
+          <w:p>
+            <w:r/>
+          </w:p>
         </w:tc>
       </w:tr>
       <w:tr>
@@ -1443,14 +1610,13 @@
           <w:tcPr>
             <w:tcW w:w="11312" w:type="dxa"/>
             <w:tcBorders>
+              <w:top w:val="single" w:sz="4" w:space="0" w:color="auto"/>
               <w:left w:val="nil"/>
               <w:right w:val="single" w:sz="4" w:space="0" w:color="auto"/>
             </w:tcBorders>
-          </w:tcPr>
-          <w:p>
-            <w:r>
-              <w:t xml:space="preserve">Access to </w:t>
-            </w:r>
+            <w:shd w:val="clear" w:color="auto" w:fill="auto"/>
+          </w:tcPr>
+          <w:p>
             <w:r>
               <w:t>specific requirements and industry standards, organisational procedures and legislative requirements, including business and functionality requirements, as required</w:t>
             </w:r>
@@ -1460,9 +1626,11 @@
           <w:tcPr>
             <w:tcW w:w="850" w:type="dxa"/>
             <w:tcBorders>
-              <w:left w:val="single" w:sz="4" w:space="0" w:color="auto"/>
-              <w:right w:val="single" w:sz="4" w:space="0" w:color="auto"/>
-            </w:tcBorders>
+              <w:top w:val="single" w:sz="4" w:space="0" w:color="auto"/>
+              <w:left w:val="single" w:sz="4" w:space="0" w:color="auto"/>
+              <w:right w:val="single" w:sz="4" w:space="0" w:color="auto"/>
+            </w:tcBorders>
+            <w:shd w:val="clear" w:color="auto" w:fill="auto"/>
           </w:tcPr>
           <w:p>
             <w:r>
@@ -1474,9 +1642,11 @@
           <w:tcPr>
             <w:tcW w:w="851" w:type="dxa"/>
             <w:tcBorders>
-              <w:left w:val="single" w:sz="4" w:space="0" w:color="auto"/>
-              <w:right w:val="single" w:sz="4" w:space="0" w:color="auto"/>
-            </w:tcBorders>
+              <w:top w:val="single" w:sz="4" w:space="0" w:color="auto"/>
+              <w:left w:val="single" w:sz="4" w:space="0" w:color="auto"/>
+              <w:right w:val="single" w:sz="4" w:space="0" w:color="auto"/>
+            </w:tcBorders>
+            <w:shd w:val="clear" w:color="auto" w:fill="auto"/>
           </w:tcPr>
           <w:p>
             <w:r>
@@ -1488,9 +1658,11 @@
           <w:tcPr>
             <w:tcW w:w="850" w:type="dxa"/>
             <w:tcBorders>
-              <w:left w:val="single" w:sz="4" w:space="0" w:color="auto"/>
-              <w:right w:val="single" w:sz="4" w:space="0" w:color="auto"/>
-            </w:tcBorders>
+              <w:top w:val="single" w:sz="4" w:space="0" w:color="auto"/>
+              <w:left w:val="single" w:sz="4" w:space="0" w:color="auto"/>
+              <w:right w:val="single" w:sz="4" w:space="0" w:color="auto"/>
+            </w:tcBorders>
+            <w:shd w:val="clear" w:color="auto" w:fill="auto"/>
           </w:tcPr>
           <w:p>
             <w:r>
@@ -1502,21 +1674,29 @@
           <w:tcPr>
             <w:tcW w:w="851" w:type="dxa"/>
             <w:tcBorders>
-              <w:left w:val="single" w:sz="4" w:space="0" w:color="auto"/>
-              <w:right w:val="single" w:sz="4" w:space="0" w:color="auto"/>
-            </w:tcBorders>
-          </w:tcPr>
-          <w:p/>
+              <w:top w:val="single" w:sz="4" w:space="0" w:color="auto"/>
+              <w:left w:val="single" w:sz="4" w:space="0" w:color="auto"/>
+              <w:right w:val="single" w:sz="4" w:space="0" w:color="auto"/>
+            </w:tcBorders>
+            <w:shd w:val="clear" w:color="auto" w:fill="auto"/>
+          </w:tcPr>
+          <w:p>
+            <w:r/>
+          </w:p>
         </w:tc>
         <w:tc>
           <w:tcPr>
             <w:tcW w:w="850" w:type="dxa"/>
             <w:tcBorders>
+              <w:top w:val="single" w:sz="4" w:space="0" w:color="auto"/>
               <w:left w:val="single" w:sz="4" w:space="0" w:color="auto"/>
               <w:right w:val="nil"/>
             </w:tcBorders>
-          </w:tcPr>
-          <w:p/>
+            <w:shd w:val="clear" w:color="auto" w:fill="auto"/>
+          </w:tcPr>
+          <w:p>
+            <w:r/>
+          </w:p>
         </w:tc>
       </w:tr>
       <w:tr>
@@ -1527,14 +1707,13 @@
           <w:tcPr>
             <w:tcW w:w="11312" w:type="dxa"/>
             <w:tcBorders>
+              <w:top w:val="single" w:sz="4" w:space="0" w:color="auto"/>
               <w:left w:val="nil"/>
               <w:right w:val="single" w:sz="4" w:space="0" w:color="auto"/>
             </w:tcBorders>
-          </w:tcPr>
-          <w:p>
-            <w:r>
-              <w:t xml:space="preserve">Access to </w:t>
-            </w:r>
+            <w:shd w:val="clear" w:color="auto" w:fill="auto"/>
+          </w:tcPr>
+          <w:p>
             <w:r>
               <w:t>internet and web browser</w:t>
             </w:r>
@@ -1544,19 +1723,25 @@
           <w:tcPr>
             <w:tcW w:w="850" w:type="dxa"/>
             <w:tcBorders>
-              <w:left w:val="single" w:sz="4" w:space="0" w:color="auto"/>
-              <w:right w:val="single" w:sz="4" w:space="0" w:color="auto"/>
-            </w:tcBorders>
-          </w:tcPr>
-          <w:p/>
+              <w:top w:val="single" w:sz="4" w:space="0" w:color="auto"/>
+              <w:left w:val="single" w:sz="4" w:space="0" w:color="auto"/>
+              <w:right w:val="single" w:sz="4" w:space="0" w:color="auto"/>
+            </w:tcBorders>
+            <w:shd w:val="clear" w:color="auto" w:fill="auto"/>
+          </w:tcPr>
+          <w:p>
+            <w:r/>
+          </w:p>
         </w:tc>
         <w:tc>
           <w:tcPr>
             <w:tcW w:w="851" w:type="dxa"/>
             <w:tcBorders>
-              <w:left w:val="single" w:sz="4" w:space="0" w:color="auto"/>
-              <w:right w:val="single" w:sz="4" w:space="0" w:color="auto"/>
-            </w:tcBorders>
+              <w:top w:val="single" w:sz="4" w:space="0" w:color="auto"/>
+              <w:left w:val="single" w:sz="4" w:space="0" w:color="auto"/>
+              <w:right w:val="single" w:sz="4" w:space="0" w:color="auto"/>
+            </w:tcBorders>
+            <w:shd w:val="clear" w:color="auto" w:fill="auto"/>
           </w:tcPr>
           <w:p>
             <w:r>
@@ -1568,9 +1753,11 @@
           <w:tcPr>
             <w:tcW w:w="850" w:type="dxa"/>
             <w:tcBorders>
-              <w:left w:val="single" w:sz="4" w:space="0" w:color="auto"/>
-              <w:right w:val="single" w:sz="4" w:space="0" w:color="auto"/>
-            </w:tcBorders>
+              <w:top w:val="single" w:sz="4" w:space="0" w:color="auto"/>
+              <w:left w:val="single" w:sz="4" w:space="0" w:color="auto"/>
+              <w:right w:val="single" w:sz="4" w:space="0" w:color="auto"/>
+            </w:tcBorders>
+            <w:shd w:val="clear" w:color="auto" w:fill="auto"/>
           </w:tcPr>
           <w:p>
             <w:r>
@@ -1582,21 +1769,29 @@
           <w:tcPr>
             <w:tcW w:w="851" w:type="dxa"/>
             <w:tcBorders>
-              <w:left w:val="single" w:sz="4" w:space="0" w:color="auto"/>
-              <w:right w:val="single" w:sz="4" w:space="0" w:color="auto"/>
-            </w:tcBorders>
-          </w:tcPr>
-          <w:p/>
+              <w:top w:val="single" w:sz="4" w:space="0" w:color="auto"/>
+              <w:left w:val="single" w:sz="4" w:space="0" w:color="auto"/>
+              <w:right w:val="single" w:sz="4" w:space="0" w:color="auto"/>
+            </w:tcBorders>
+            <w:shd w:val="clear" w:color="auto" w:fill="auto"/>
+          </w:tcPr>
+          <w:p>
+            <w:r/>
+          </w:p>
         </w:tc>
         <w:tc>
           <w:tcPr>
             <w:tcW w:w="850" w:type="dxa"/>
             <w:tcBorders>
+              <w:top w:val="single" w:sz="4" w:space="0" w:color="auto"/>
               <w:left w:val="single" w:sz="4" w:space="0" w:color="auto"/>
               <w:right w:val="nil"/>
             </w:tcBorders>
-          </w:tcPr>
-          <w:p/>
+            <w:shd w:val="clear" w:color="auto" w:fill="auto"/>
+          </w:tcPr>
+          <w:p>
+            <w:r/>
+          </w:p>
         </w:tc>
       </w:tr>
       <w:tr>
@@ -1607,14 +1802,13 @@
           <w:tcPr>
             <w:tcW w:w="11312" w:type="dxa"/>
             <w:tcBorders>
+              <w:top w:val="single" w:sz="4" w:space="0" w:color="auto"/>
               <w:left w:val="nil"/>
               <w:right w:val="single" w:sz="4" w:space="0" w:color="auto"/>
             </w:tcBorders>
-          </w:tcPr>
-          <w:p>
-            <w:r>
-              <w:t xml:space="preserve">Access to </w:t>
-            </w:r>
+            <w:shd w:val="clear" w:color="auto" w:fill="auto"/>
+          </w:tcPr>
+          <w:p>
             <w:r>
               <w:t>secure shell (SSH) or remote desktop protocol (RDP) client to connect to cloud-hosted instances</w:t>
             </w:r>
@@ -1624,19 +1818,25 @@
           <w:tcPr>
             <w:tcW w:w="850" w:type="dxa"/>
             <w:tcBorders>
-              <w:left w:val="single" w:sz="4" w:space="0" w:color="auto"/>
-              <w:right w:val="single" w:sz="4" w:space="0" w:color="auto"/>
-            </w:tcBorders>
-          </w:tcPr>
-          <w:p/>
+              <w:top w:val="single" w:sz="4" w:space="0" w:color="auto"/>
+              <w:left w:val="single" w:sz="4" w:space="0" w:color="auto"/>
+              <w:right w:val="single" w:sz="4" w:space="0" w:color="auto"/>
+            </w:tcBorders>
+            <w:shd w:val="clear" w:color="auto" w:fill="auto"/>
+          </w:tcPr>
+          <w:p>
+            <w:r/>
+          </w:p>
         </w:tc>
         <w:tc>
           <w:tcPr>
             <w:tcW w:w="851" w:type="dxa"/>
             <w:tcBorders>
-              <w:left w:val="single" w:sz="4" w:space="0" w:color="auto"/>
-              <w:right w:val="single" w:sz="4" w:space="0" w:color="auto"/>
-            </w:tcBorders>
+              <w:top w:val="single" w:sz="4" w:space="0" w:color="auto"/>
+              <w:left w:val="single" w:sz="4" w:space="0" w:color="auto"/>
+              <w:right w:val="single" w:sz="4" w:space="0" w:color="auto"/>
+            </w:tcBorders>
+            <w:shd w:val="clear" w:color="auto" w:fill="auto"/>
           </w:tcPr>
           <w:p>
             <w:r>
@@ -1648,9 +1848,11 @@
           <w:tcPr>
             <w:tcW w:w="850" w:type="dxa"/>
             <w:tcBorders>
-              <w:left w:val="single" w:sz="4" w:space="0" w:color="auto"/>
-              <w:right w:val="single" w:sz="4" w:space="0" w:color="auto"/>
-            </w:tcBorders>
+              <w:top w:val="single" w:sz="4" w:space="0" w:color="auto"/>
+              <w:left w:val="single" w:sz="4" w:space="0" w:color="auto"/>
+              <w:right w:val="single" w:sz="4" w:space="0" w:color="auto"/>
+            </w:tcBorders>
+            <w:shd w:val="clear" w:color="auto" w:fill="auto"/>
           </w:tcPr>
           <w:p>
             <w:r>
@@ -1662,21 +1864,29 @@
           <w:tcPr>
             <w:tcW w:w="851" w:type="dxa"/>
             <w:tcBorders>
-              <w:left w:val="single" w:sz="4" w:space="0" w:color="auto"/>
-              <w:right w:val="single" w:sz="4" w:space="0" w:color="auto"/>
-            </w:tcBorders>
-          </w:tcPr>
-          <w:p/>
+              <w:top w:val="single" w:sz="4" w:space="0" w:color="auto"/>
+              <w:left w:val="single" w:sz="4" w:space="0" w:color="auto"/>
+              <w:right w:val="single" w:sz="4" w:space="0" w:color="auto"/>
+            </w:tcBorders>
+            <w:shd w:val="clear" w:color="auto" w:fill="auto"/>
+          </w:tcPr>
+          <w:p>
+            <w:r/>
+          </w:p>
         </w:tc>
         <w:tc>
           <w:tcPr>
             <w:tcW w:w="850" w:type="dxa"/>
             <w:tcBorders>
+              <w:top w:val="single" w:sz="4" w:space="0" w:color="auto"/>
               <w:left w:val="single" w:sz="4" w:space="0" w:color="auto"/>
               <w:right w:val="nil"/>
             </w:tcBorders>
-          </w:tcPr>
-          <w:p/>
+            <w:shd w:val="clear" w:color="auto" w:fill="auto"/>
+          </w:tcPr>
+          <w:p>
+            <w:r/>
+          </w:p>
         </w:tc>
       </w:tr>
       <w:tr>
@@ -1687,14 +1897,13 @@
           <w:tcPr>
             <w:tcW w:w="11312" w:type="dxa"/>
             <w:tcBorders>
+              <w:top w:val="single" w:sz="4" w:space="0" w:color="auto"/>
               <w:left w:val="nil"/>
               <w:right w:val="single" w:sz="4" w:space="0" w:color="auto"/>
             </w:tcBorders>
-          </w:tcPr>
-          <w:p>
-            <w:r>
-              <w:t xml:space="preserve">Access to </w:t>
-            </w:r>
+            <w:shd w:val="clear" w:color="auto" w:fill="auto"/>
+          </w:tcPr>
+          <w:p>
             <w:r>
               <w:t>data to gather information from to determine output and user requirements, including user access and business protocols.</w:t>
             </w:r>
@@ -1704,9 +1913,11 @@
           <w:tcPr>
             <w:tcW w:w="850" w:type="dxa"/>
             <w:tcBorders>
-              <w:left w:val="single" w:sz="4" w:space="0" w:color="auto"/>
-              <w:right w:val="single" w:sz="4" w:space="0" w:color="auto"/>
-            </w:tcBorders>
+              <w:top w:val="single" w:sz="4" w:space="0" w:color="auto"/>
+              <w:left w:val="single" w:sz="4" w:space="0" w:color="auto"/>
+              <w:right w:val="single" w:sz="4" w:space="0" w:color="auto"/>
+            </w:tcBorders>
+            <w:shd w:val="clear" w:color="auto" w:fill="auto"/>
           </w:tcPr>
           <w:p>
             <w:r>
@@ -1718,9 +1929,11 @@
           <w:tcPr>
             <w:tcW w:w="851" w:type="dxa"/>
             <w:tcBorders>
-              <w:left w:val="single" w:sz="4" w:space="0" w:color="auto"/>
-              <w:right w:val="single" w:sz="4" w:space="0" w:color="auto"/>
-            </w:tcBorders>
+              <w:top w:val="single" w:sz="4" w:space="0" w:color="auto"/>
+              <w:left w:val="single" w:sz="4" w:space="0" w:color="auto"/>
+              <w:right w:val="single" w:sz="4" w:space="0" w:color="auto"/>
+            </w:tcBorders>
+            <w:shd w:val="clear" w:color="auto" w:fill="auto"/>
           </w:tcPr>
           <w:p>
             <w:r>
@@ -1732,9 +1945,11 @@
           <w:tcPr>
             <w:tcW w:w="850" w:type="dxa"/>
             <w:tcBorders>
-              <w:left w:val="single" w:sz="4" w:space="0" w:color="auto"/>
-              <w:right w:val="single" w:sz="4" w:space="0" w:color="auto"/>
-            </w:tcBorders>
+              <w:top w:val="single" w:sz="4" w:space="0" w:color="auto"/>
+              <w:left w:val="single" w:sz="4" w:space="0" w:color="auto"/>
+              <w:right w:val="single" w:sz="4" w:space="0" w:color="auto"/>
+            </w:tcBorders>
+            <w:shd w:val="clear" w:color="auto" w:fill="auto"/>
           </w:tcPr>
           <w:p>
             <w:r>
@@ -1746,21 +1961,29 @@
           <w:tcPr>
             <w:tcW w:w="851" w:type="dxa"/>
             <w:tcBorders>
-              <w:left w:val="single" w:sz="4" w:space="0" w:color="auto"/>
-              <w:right w:val="single" w:sz="4" w:space="0" w:color="auto"/>
-            </w:tcBorders>
-          </w:tcPr>
-          <w:p/>
+              <w:top w:val="single" w:sz="4" w:space="0" w:color="auto"/>
+              <w:left w:val="single" w:sz="4" w:space="0" w:color="auto"/>
+              <w:right w:val="single" w:sz="4" w:space="0" w:color="auto"/>
+            </w:tcBorders>
+            <w:shd w:val="clear" w:color="auto" w:fill="auto"/>
+          </w:tcPr>
+          <w:p>
+            <w:r/>
+          </w:p>
         </w:tc>
         <w:tc>
           <w:tcPr>
             <w:tcW w:w="850" w:type="dxa"/>
             <w:tcBorders>
+              <w:top w:val="single" w:sz="4" w:space="0" w:color="auto"/>
               <w:left w:val="single" w:sz="4" w:space="0" w:color="auto"/>
               <w:right w:val="nil"/>
             </w:tcBorders>
-          </w:tcPr>
-          <w:p/>
+            <w:shd w:val="clear" w:color="auto" w:fill="auto"/>
+          </w:tcPr>
+          <w:p>
+            <w:r/>
+          </w:p>
         </w:tc>
       </w:tr>
       <w:tr>
@@ -1771,13 +1994,15 @@
           <w:tcPr>
             <w:tcW w:w="11312" w:type="dxa"/>
             <w:tcBorders>
+              <w:top w:val="single" w:sz="4" w:space="0" w:color="auto"/>
               <w:left w:val="nil"/>
               <w:right w:val="single" w:sz="4" w:space="0" w:color="auto"/>
             </w:tcBorders>
-          </w:tcPr>
-          <w:p>
-            <w:r>
-              <w:t>Assessors of this unit must satisfy the requirements for assessors in applicable vocational education and training legislation, frameworks and/or standards</w:t>
+            <w:shd w:val="clear" w:color="auto" w:fill="auto"/>
+          </w:tcPr>
+          <w:p>
+            <w:r>
+              <w:t>Assessors of this unit must satisfy the requirements for assessors in applicable vocational education and training legislation, frameworks and/or standards.</w:t>
             </w:r>
           </w:p>
         </w:tc>
@@ -1785,9 +2010,11 @@
           <w:tcPr>
             <w:tcW w:w="850" w:type="dxa"/>
             <w:tcBorders>
-              <w:left w:val="single" w:sz="4" w:space="0" w:color="auto"/>
-              <w:right w:val="single" w:sz="4" w:space="0" w:color="auto"/>
-            </w:tcBorders>
+              <w:top w:val="single" w:sz="4" w:space="0" w:color="auto"/>
+              <w:left w:val="single" w:sz="4" w:space="0" w:color="auto"/>
+              <w:right w:val="single" w:sz="4" w:space="0" w:color="auto"/>
+            </w:tcBorders>
+            <w:shd w:val="clear" w:color="auto" w:fill="auto"/>
           </w:tcPr>
           <w:p>
             <w:r>
@@ -1799,9 +2026,11 @@
           <w:tcPr>
             <w:tcW w:w="851" w:type="dxa"/>
             <w:tcBorders>
-              <w:left w:val="single" w:sz="4" w:space="0" w:color="auto"/>
-              <w:right w:val="single" w:sz="4" w:space="0" w:color="auto"/>
-            </w:tcBorders>
+              <w:top w:val="single" w:sz="4" w:space="0" w:color="auto"/>
+              <w:left w:val="single" w:sz="4" w:space="0" w:color="auto"/>
+              <w:right w:val="single" w:sz="4" w:space="0" w:color="auto"/>
+            </w:tcBorders>
+            <w:shd w:val="clear" w:color="auto" w:fill="auto"/>
           </w:tcPr>
           <w:p>
             <w:r>
@@ -1813,9 +2042,11 @@
           <w:tcPr>
             <w:tcW w:w="850" w:type="dxa"/>
             <w:tcBorders>
-              <w:left w:val="single" w:sz="4" w:space="0" w:color="auto"/>
-              <w:right w:val="single" w:sz="4" w:space="0" w:color="auto"/>
-            </w:tcBorders>
+              <w:top w:val="single" w:sz="4" w:space="0" w:color="auto"/>
+              <w:left w:val="single" w:sz="4" w:space="0" w:color="auto"/>
+              <w:right w:val="single" w:sz="4" w:space="0" w:color="auto"/>
+            </w:tcBorders>
+            <w:shd w:val="clear" w:color="auto" w:fill="auto"/>
           </w:tcPr>
           <w:p>
             <w:r>
@@ -1827,21 +2058,29 @@
           <w:tcPr>
             <w:tcW w:w="851" w:type="dxa"/>
             <w:tcBorders>
-              <w:left w:val="single" w:sz="4" w:space="0" w:color="auto"/>
-              <w:right w:val="single" w:sz="4" w:space="0" w:color="auto"/>
-            </w:tcBorders>
-          </w:tcPr>
-          <w:p/>
+              <w:top w:val="single" w:sz="4" w:space="0" w:color="auto"/>
+              <w:left w:val="single" w:sz="4" w:space="0" w:color="auto"/>
+              <w:right w:val="single" w:sz="4" w:space="0" w:color="auto"/>
+            </w:tcBorders>
+            <w:shd w:val="clear" w:color="auto" w:fill="auto"/>
+          </w:tcPr>
+          <w:p>
+            <w:r/>
+          </w:p>
         </w:tc>
         <w:tc>
           <w:tcPr>
             <w:tcW w:w="850" w:type="dxa"/>
             <w:tcBorders>
+              <w:top w:val="single" w:sz="4" w:space="0" w:color="auto"/>
               <w:left w:val="single" w:sz="4" w:space="0" w:color="auto"/>
               <w:right w:val="nil"/>
             </w:tcBorders>
-          </w:tcPr>
-          <w:p/>
+            <w:shd w:val="clear" w:color="auto" w:fill="auto"/>
+          </w:tcPr>
+          <w:p>
+            <w:r/>
+          </w:p>
         </w:tc>
       </w:tr>
     </w:tbl>
@@ -2003,6 +2242,7 @@
               <w:bottom w:val="single" w:sz="4" w:space="0" w:color="auto"/>
               <w:right w:val="single" w:sz="4" w:space="0" w:color="auto"/>
             </w:tcBorders>
+            <w:shd w:val="clear" w:color="auto" w:fill="auto"/>
             <w:vAlign w:val="center"/>
           </w:tcPr>
           <w:p>
@@ -2026,6 +2266,7 @@
               <w:bottom w:val="single" w:sz="4" w:space="0" w:color="auto"/>
               <w:right w:val="single" w:sz="4" w:space="0" w:color="auto"/>
             </w:tcBorders>
+            <w:shd w:val="clear" w:color="auto" w:fill="auto"/>
             <w:vAlign w:val="center"/>
           </w:tcPr>
           <w:p>
@@ -2064,6 +2305,7 @@
               <w:bottom w:val="single" w:sz="4" w:space="0" w:color="auto"/>
               <w:right w:val="single" w:sz="4" w:space="0" w:color="auto"/>
             </w:tcBorders>
+            <w:shd w:val="clear" w:color="auto" w:fill="auto"/>
             <w:vAlign w:val="center"/>
           </w:tcPr>
           <w:p>
@@ -2085,6 +2327,7 @@
               <w:bottom w:val="single" w:sz="4" w:space="0" w:color="auto"/>
               <w:right w:val="single" w:sz="4" w:space="0" w:color="auto"/>
             </w:tcBorders>
+            <w:shd w:val="clear" w:color="auto" w:fill="auto"/>
             <w:vAlign w:val="center"/>
           </w:tcPr>
           <w:p>
@@ -2106,6 +2349,7 @@
               <w:bottom w:val="single" w:sz="4" w:space="0" w:color="auto"/>
               <w:right w:val="single" w:sz="4" w:space="0" w:color="auto"/>
             </w:tcBorders>
+            <w:shd w:val="clear" w:color="auto" w:fill="auto"/>
             <w:vAlign w:val="center"/>
           </w:tcPr>
           <w:p>
@@ -2127,6 +2371,7 @@
               <w:bottom w:val="single" w:sz="4" w:space="0" w:color="auto"/>
               <w:right w:val="single" w:sz="4" w:space="0" w:color="auto"/>
             </w:tcBorders>
+            <w:shd w:val="clear" w:color="auto" w:fill="auto"/>
             <w:vAlign w:val="center"/>
           </w:tcPr>
           <w:p>
@@ -2148,6 +2393,7 @@
               <w:bottom w:val="single" w:sz="4" w:space="0" w:color="auto"/>
               <w:right w:val="nil"/>
             </w:tcBorders>
+            <w:shd w:val="clear" w:color="auto" w:fill="auto"/>
             <w:vAlign w:val="center"/>
           </w:tcPr>
           <w:p>
@@ -2173,22 +2419,10 @@
               <w:left w:val="nil"/>
               <w:right w:val="single" w:sz="4" w:space="0" w:color="auto"/>
             </w:tcBorders>
-          </w:tcPr>
-          <w:p>
-            <w:pPr>
-              <w:rPr>
-                <w:sz w:val="20"/>
-                <w:szCs w:val="20"/>
-              </w:rPr>
-            </w:pPr>
-            <w:r>
-              <w:rPr>
-                <w:rFonts w:ascii="Segoe UI" w:hAnsi="Segoe UI" w:cs="Segoe UI"/>
-                <w:color w:val="1F2328"/>
-                <w:sz w:val="20"/>
-                <w:szCs w:val="20"/>
-                <w:shd w:val="clear" w:color="auto" w:fill="F6F8FA"/>
-              </w:rPr>
+            <w:shd w:val="clear" w:color="auto" w:fill="auto"/>
+          </w:tcPr>
+          <w:p>
+            <w:r>
               <w:t>1. Identify high-availability requirements</w:t>
             </w:r>
           </w:p>
@@ -2201,6 +2435,7 @@
               <w:left w:val="single" w:sz="4" w:space="0" w:color="auto"/>
               <w:right w:val="single" w:sz="4" w:space="0" w:color="auto"/>
             </w:tcBorders>
+            <w:shd w:val="clear" w:color="auto" w:fill="auto"/>
           </w:tcPr>
           <w:p>
             <w:r>
@@ -2216,8 +2451,11 @@
               <w:left w:val="single" w:sz="4" w:space="0" w:color="auto"/>
               <w:right w:val="single" w:sz="4" w:space="0" w:color="auto"/>
             </w:tcBorders>
-          </w:tcPr>
-          <w:p/>
+            <w:shd w:val="clear" w:color="auto" w:fill="auto"/>
+          </w:tcPr>
+          <w:p>
+            <w:r/>
+          </w:p>
         </w:tc>
         <w:tc>
           <w:tcPr>
@@ -2227,8 +2465,11 @@
               <w:left w:val="single" w:sz="4" w:space="0" w:color="auto"/>
               <w:right w:val="single" w:sz="4" w:space="0" w:color="auto"/>
             </w:tcBorders>
-          </w:tcPr>
-          <w:p/>
+            <w:shd w:val="clear" w:color="auto" w:fill="auto"/>
+          </w:tcPr>
+          <w:p>
+            <w:r/>
+          </w:p>
         </w:tc>
         <w:tc>
           <w:tcPr>
@@ -2238,6 +2479,7 @@
               <w:left w:val="single" w:sz="4" w:space="0" w:color="auto"/>
               <w:right w:val="single" w:sz="4" w:space="0" w:color="auto"/>
             </w:tcBorders>
+            <w:shd w:val="clear" w:color="auto" w:fill="auto"/>
           </w:tcPr>
           <w:p>
             <w:r>
@@ -2253,8 +2495,11 @@
               <w:left w:val="single" w:sz="4" w:space="0" w:color="auto"/>
               <w:right w:val="single" w:sz="4" w:space="0" w:color="auto"/>
             </w:tcBorders>
-          </w:tcPr>
-          <w:p/>
+            <w:shd w:val="clear" w:color="auto" w:fill="auto"/>
+          </w:tcPr>
+          <w:p>
+            <w:r/>
+          </w:p>
         </w:tc>
         <w:tc>
           <w:tcPr>
@@ -2264,8 +2509,11 @@
               <w:left w:val="single" w:sz="4" w:space="0" w:color="auto"/>
               <w:right w:val="nil"/>
             </w:tcBorders>
-          </w:tcPr>
-          <w:p/>
+            <w:shd w:val="clear" w:color="auto" w:fill="auto"/>
+          </w:tcPr>
+          <w:p>
+            <w:r/>
+          </w:p>
         </w:tc>
       </w:tr>
       <w:tr>
@@ -2276,36 +2524,25 @@
           <w:tcPr>
             <w:tcW w:w="2948" w:type="dxa"/>
             <w:tcBorders>
+              <w:top w:val="single" w:sz="4" w:space="0" w:color="auto"/>
               <w:left w:val="nil"/>
               <w:right w:val="single" w:sz="4" w:space="0" w:color="auto"/>
             </w:tcBorders>
-          </w:tcPr>
-          <w:p>
-            <w:pPr>
-              <w:rPr>
-                <w:sz w:val="20"/>
-                <w:szCs w:val="20"/>
-              </w:rPr>
-            </w:pPr>
-            <w:r>
-              <w:rPr>
-                <w:rFonts w:ascii="Segoe UI" w:hAnsi="Segoe UI" w:cs="Segoe UI"/>
-                <w:color w:val="1F2328"/>
-                <w:sz w:val="20"/>
-                <w:szCs w:val="20"/>
-                <w:shd w:val="clear" w:color="auto" w:fill="F6F8FA"/>
-              </w:rPr>
-              <w:t>1. Identify high-availability requirements</w:t>
-            </w:r>
+            <w:shd w:val="clear" w:color="auto" w:fill="auto"/>
+          </w:tcPr>
+          <w:p>
+            <w:r/>
           </w:p>
         </w:tc>
         <w:tc>
           <w:tcPr>
             <w:tcW w:w="8364" w:type="dxa"/>
             <w:tcBorders>
-              <w:left w:val="single" w:sz="4" w:space="0" w:color="auto"/>
-              <w:right w:val="single" w:sz="4" w:space="0" w:color="auto"/>
-            </w:tcBorders>
+              <w:top w:val="single" w:sz="4" w:space="0" w:color="auto"/>
+              <w:left w:val="single" w:sz="4" w:space="0" w:color="auto"/>
+              <w:right w:val="single" w:sz="4" w:space="0" w:color="auto"/>
+            </w:tcBorders>
+            <w:shd w:val="clear" w:color="auto" w:fill="auto"/>
           </w:tcPr>
           <w:p>
             <w:r>
@@ -2317,9 +2554,11 @@
           <w:tcPr>
             <w:tcW w:w="850" w:type="dxa"/>
             <w:tcBorders>
-              <w:left w:val="single" w:sz="4" w:space="0" w:color="auto"/>
-              <w:right w:val="single" w:sz="4" w:space="0" w:color="auto"/>
-            </w:tcBorders>
+              <w:top w:val="single" w:sz="4" w:space="0" w:color="auto"/>
+              <w:left w:val="single" w:sz="4" w:space="0" w:color="auto"/>
+              <w:right w:val="single" w:sz="4" w:space="0" w:color="auto"/>
+            </w:tcBorders>
+            <w:shd w:val="clear" w:color="auto" w:fill="auto"/>
           </w:tcPr>
           <w:p>
             <w:r>
@@ -2331,41 +2570,57 @@
           <w:tcPr>
             <w:tcW w:w="851" w:type="dxa"/>
             <w:tcBorders>
-              <w:left w:val="single" w:sz="4" w:space="0" w:color="auto"/>
-              <w:right w:val="single" w:sz="4" w:space="0" w:color="auto"/>
-            </w:tcBorders>
-          </w:tcPr>
-          <w:p/>
+              <w:top w:val="single" w:sz="4" w:space="0" w:color="auto"/>
+              <w:left w:val="single" w:sz="4" w:space="0" w:color="auto"/>
+              <w:right w:val="single" w:sz="4" w:space="0" w:color="auto"/>
+            </w:tcBorders>
+            <w:shd w:val="clear" w:color="auto" w:fill="auto"/>
+          </w:tcPr>
+          <w:p>
+            <w:r/>
+          </w:p>
         </w:tc>
         <w:tc>
           <w:tcPr>
             <w:tcW w:w="850" w:type="dxa"/>
             <w:tcBorders>
-              <w:left w:val="single" w:sz="4" w:space="0" w:color="auto"/>
-              <w:right w:val="single" w:sz="4" w:space="0" w:color="auto"/>
-            </w:tcBorders>
-          </w:tcPr>
-          <w:p/>
+              <w:top w:val="single" w:sz="4" w:space="0" w:color="auto"/>
+              <w:left w:val="single" w:sz="4" w:space="0" w:color="auto"/>
+              <w:right w:val="single" w:sz="4" w:space="0" w:color="auto"/>
+            </w:tcBorders>
+            <w:shd w:val="clear" w:color="auto" w:fill="auto"/>
+          </w:tcPr>
+          <w:p>
+            <w:r/>
+          </w:p>
         </w:tc>
         <w:tc>
           <w:tcPr>
             <w:tcW w:w="851" w:type="dxa"/>
             <w:tcBorders>
-              <w:left w:val="single" w:sz="4" w:space="0" w:color="auto"/>
-              <w:right w:val="single" w:sz="4" w:space="0" w:color="auto"/>
-            </w:tcBorders>
-          </w:tcPr>
-          <w:p/>
+              <w:top w:val="single" w:sz="4" w:space="0" w:color="auto"/>
+              <w:left w:val="single" w:sz="4" w:space="0" w:color="auto"/>
+              <w:right w:val="single" w:sz="4" w:space="0" w:color="auto"/>
+            </w:tcBorders>
+            <w:shd w:val="clear" w:color="auto" w:fill="auto"/>
+          </w:tcPr>
+          <w:p>
+            <w:r/>
+          </w:p>
         </w:tc>
         <w:tc>
           <w:tcPr>
             <w:tcW w:w="850" w:type="dxa"/>
             <w:tcBorders>
+              <w:top w:val="single" w:sz="4" w:space="0" w:color="auto"/>
               <w:left w:val="single" w:sz="4" w:space="0" w:color="auto"/>
               <w:right w:val="nil"/>
             </w:tcBorders>
-          </w:tcPr>
-          <w:p/>
+            <w:shd w:val="clear" w:color="auto" w:fill="auto"/>
+          </w:tcPr>
+          <w:p>
+            <w:r/>
+          </w:p>
         </w:tc>
       </w:tr>
       <w:tr>
@@ -2376,36 +2631,25 @@
           <w:tcPr>
             <w:tcW w:w="2948" w:type="dxa"/>
             <w:tcBorders>
+              <w:top w:val="single" w:sz="4" w:space="0" w:color="auto"/>
               <w:left w:val="nil"/>
               <w:right w:val="single" w:sz="4" w:space="0" w:color="auto"/>
             </w:tcBorders>
-          </w:tcPr>
-          <w:p>
-            <w:pPr>
-              <w:rPr>
-                <w:sz w:val="20"/>
-                <w:szCs w:val="20"/>
-              </w:rPr>
-            </w:pPr>
-            <w:r>
-              <w:rPr>
-                <w:rFonts w:ascii="Segoe UI" w:hAnsi="Segoe UI" w:cs="Segoe UI"/>
-                <w:color w:val="1F2328"/>
-                <w:sz w:val="20"/>
-                <w:szCs w:val="20"/>
-                <w:shd w:val="clear" w:color="auto" w:fill="F6F8FA"/>
-              </w:rPr>
-              <w:t>1. Identify high-availability requirements</w:t>
-            </w:r>
+            <w:shd w:val="clear" w:color="auto" w:fill="auto"/>
+          </w:tcPr>
+          <w:p>
+            <w:r/>
           </w:p>
         </w:tc>
         <w:tc>
           <w:tcPr>
             <w:tcW w:w="8364" w:type="dxa"/>
             <w:tcBorders>
-              <w:left w:val="single" w:sz="4" w:space="0" w:color="auto"/>
-              <w:right w:val="single" w:sz="4" w:space="0" w:color="auto"/>
-            </w:tcBorders>
+              <w:top w:val="single" w:sz="4" w:space="0" w:color="auto"/>
+              <w:left w:val="single" w:sz="4" w:space="0" w:color="auto"/>
+              <w:right w:val="single" w:sz="4" w:space="0" w:color="auto"/>
+            </w:tcBorders>
+            <w:shd w:val="clear" w:color="auto" w:fill="auto"/>
           </w:tcPr>
           <w:p>
             <w:r>
@@ -2417,19 +2661,25 @@
           <w:tcPr>
             <w:tcW w:w="850" w:type="dxa"/>
             <w:tcBorders>
-              <w:left w:val="single" w:sz="4" w:space="0" w:color="auto"/>
-              <w:right w:val="single" w:sz="4" w:space="0" w:color="auto"/>
-            </w:tcBorders>
-          </w:tcPr>
-          <w:p/>
+              <w:top w:val="single" w:sz="4" w:space="0" w:color="auto"/>
+              <w:left w:val="single" w:sz="4" w:space="0" w:color="auto"/>
+              <w:right w:val="single" w:sz="4" w:space="0" w:color="auto"/>
+            </w:tcBorders>
+            <w:shd w:val="clear" w:color="auto" w:fill="auto"/>
+          </w:tcPr>
+          <w:p>
+            <w:r/>
+          </w:p>
         </w:tc>
         <w:tc>
           <w:tcPr>
             <w:tcW w:w="851" w:type="dxa"/>
             <w:tcBorders>
-              <w:left w:val="single" w:sz="4" w:space="0" w:color="auto"/>
-              <w:right w:val="single" w:sz="4" w:space="0" w:color="auto"/>
-            </w:tcBorders>
+              <w:top w:val="single" w:sz="4" w:space="0" w:color="auto"/>
+              <w:left w:val="single" w:sz="4" w:space="0" w:color="auto"/>
+              <w:right w:val="single" w:sz="4" w:space="0" w:color="auto"/>
+            </w:tcBorders>
+            <w:shd w:val="clear" w:color="auto" w:fill="auto"/>
           </w:tcPr>
           <w:p>
             <w:r>
@@ -2441,31 +2691,43 @@
           <w:tcPr>
             <w:tcW w:w="850" w:type="dxa"/>
             <w:tcBorders>
-              <w:left w:val="single" w:sz="4" w:space="0" w:color="auto"/>
-              <w:right w:val="single" w:sz="4" w:space="0" w:color="auto"/>
-            </w:tcBorders>
-          </w:tcPr>
-          <w:p/>
+              <w:top w:val="single" w:sz="4" w:space="0" w:color="auto"/>
+              <w:left w:val="single" w:sz="4" w:space="0" w:color="auto"/>
+              <w:right w:val="single" w:sz="4" w:space="0" w:color="auto"/>
+            </w:tcBorders>
+            <w:shd w:val="clear" w:color="auto" w:fill="auto"/>
+          </w:tcPr>
+          <w:p>
+            <w:r/>
+          </w:p>
         </w:tc>
         <w:tc>
           <w:tcPr>
             <w:tcW w:w="851" w:type="dxa"/>
             <w:tcBorders>
-              <w:left w:val="single" w:sz="4" w:space="0" w:color="auto"/>
-              <w:right w:val="single" w:sz="4" w:space="0" w:color="auto"/>
-            </w:tcBorders>
-          </w:tcPr>
-          <w:p/>
+              <w:top w:val="single" w:sz="4" w:space="0" w:color="auto"/>
+              <w:left w:val="single" w:sz="4" w:space="0" w:color="auto"/>
+              <w:right w:val="single" w:sz="4" w:space="0" w:color="auto"/>
+            </w:tcBorders>
+            <w:shd w:val="clear" w:color="auto" w:fill="auto"/>
+          </w:tcPr>
+          <w:p>
+            <w:r/>
+          </w:p>
         </w:tc>
         <w:tc>
           <w:tcPr>
             <w:tcW w:w="850" w:type="dxa"/>
             <w:tcBorders>
+              <w:top w:val="single" w:sz="4" w:space="0" w:color="auto"/>
               <w:left w:val="single" w:sz="4" w:space="0" w:color="auto"/>
               <w:right w:val="nil"/>
             </w:tcBorders>
-          </w:tcPr>
-          <w:p/>
+            <w:shd w:val="clear" w:color="auto" w:fill="auto"/>
+          </w:tcPr>
+          <w:p>
+            <w:r/>
+          </w:p>
         </w:tc>
       </w:tr>
       <w:tr>
@@ -2476,25 +2738,14 @@
           <w:tcPr>
             <w:tcW w:w="2948" w:type="dxa"/>
             <w:tcBorders>
+              <w:top w:val="single" w:sz="4" w:space="0" w:color="auto"/>
               <w:left w:val="nil"/>
               <w:right w:val="single" w:sz="4" w:space="0" w:color="auto"/>
             </w:tcBorders>
-          </w:tcPr>
-          <w:p>
-            <w:pPr>
-              <w:rPr>
-                <w:sz w:val="20"/>
-                <w:szCs w:val="20"/>
-              </w:rPr>
-            </w:pPr>
-            <w:r>
-              <w:rPr>
-                <w:rFonts w:ascii="Segoe UI" w:hAnsi="Segoe UI" w:cs="Segoe UI"/>
-                <w:color w:val="1F2328"/>
-                <w:sz w:val="20"/>
-                <w:szCs w:val="20"/>
-                <w:shd w:val="clear" w:color="auto" w:fill="FFFFFF"/>
-              </w:rPr>
+            <w:shd w:val="clear" w:color="auto" w:fill="auto"/>
+          </w:tcPr>
+          <w:p>
+            <w:r>
               <w:t>2. Evaluate architecture availability</w:t>
             </w:r>
           </w:p>
@@ -2503,9 +2754,11 @@
           <w:tcPr>
             <w:tcW w:w="8364" w:type="dxa"/>
             <w:tcBorders>
-              <w:left w:val="single" w:sz="4" w:space="0" w:color="auto"/>
-              <w:right w:val="single" w:sz="4" w:space="0" w:color="auto"/>
-            </w:tcBorders>
+              <w:top w:val="single" w:sz="4" w:space="0" w:color="auto"/>
+              <w:left w:val="single" w:sz="4" w:space="0" w:color="auto"/>
+              <w:right w:val="single" w:sz="4" w:space="0" w:color="auto"/>
+            </w:tcBorders>
+            <w:shd w:val="clear" w:color="auto" w:fill="auto"/>
           </w:tcPr>
           <w:p>
             <w:r>
@@ -2517,29 +2770,39 @@
           <w:tcPr>
             <w:tcW w:w="850" w:type="dxa"/>
             <w:tcBorders>
-              <w:left w:val="single" w:sz="4" w:space="0" w:color="auto"/>
-              <w:right w:val="single" w:sz="4" w:space="0" w:color="auto"/>
-            </w:tcBorders>
-          </w:tcPr>
-          <w:p/>
+              <w:top w:val="single" w:sz="4" w:space="0" w:color="auto"/>
+              <w:left w:val="single" w:sz="4" w:space="0" w:color="auto"/>
+              <w:right w:val="single" w:sz="4" w:space="0" w:color="auto"/>
+            </w:tcBorders>
+            <w:shd w:val="clear" w:color="auto" w:fill="auto"/>
+          </w:tcPr>
+          <w:p>
+            <w:r/>
+          </w:p>
         </w:tc>
         <w:tc>
           <w:tcPr>
             <w:tcW w:w="851" w:type="dxa"/>
             <w:tcBorders>
-              <w:left w:val="single" w:sz="4" w:space="0" w:color="auto"/>
-              <w:right w:val="single" w:sz="4" w:space="0" w:color="auto"/>
-            </w:tcBorders>
-          </w:tcPr>
-          <w:p/>
+              <w:top w:val="single" w:sz="4" w:space="0" w:color="auto"/>
+              <w:left w:val="single" w:sz="4" w:space="0" w:color="auto"/>
+              <w:right w:val="single" w:sz="4" w:space="0" w:color="auto"/>
+            </w:tcBorders>
+            <w:shd w:val="clear" w:color="auto" w:fill="auto"/>
+          </w:tcPr>
+          <w:p>
+            <w:r/>
+          </w:p>
         </w:tc>
         <w:tc>
           <w:tcPr>
             <w:tcW w:w="850" w:type="dxa"/>
             <w:tcBorders>
-              <w:left w:val="single" w:sz="4" w:space="0" w:color="auto"/>
-              <w:right w:val="single" w:sz="4" w:space="0" w:color="auto"/>
-            </w:tcBorders>
+              <w:top w:val="single" w:sz="4" w:space="0" w:color="auto"/>
+              <w:left w:val="single" w:sz="4" w:space="0" w:color="auto"/>
+              <w:right w:val="single" w:sz="4" w:space="0" w:color="auto"/>
+            </w:tcBorders>
+            <w:shd w:val="clear" w:color="auto" w:fill="auto"/>
           </w:tcPr>
           <w:p>
             <w:r>
@@ -2551,21 +2814,29 @@
           <w:tcPr>
             <w:tcW w:w="851" w:type="dxa"/>
             <w:tcBorders>
-              <w:left w:val="single" w:sz="4" w:space="0" w:color="auto"/>
-              <w:right w:val="single" w:sz="4" w:space="0" w:color="auto"/>
-            </w:tcBorders>
-          </w:tcPr>
-          <w:p/>
+              <w:top w:val="single" w:sz="4" w:space="0" w:color="auto"/>
+              <w:left w:val="single" w:sz="4" w:space="0" w:color="auto"/>
+              <w:right w:val="single" w:sz="4" w:space="0" w:color="auto"/>
+            </w:tcBorders>
+            <w:shd w:val="clear" w:color="auto" w:fill="auto"/>
+          </w:tcPr>
+          <w:p>
+            <w:r/>
+          </w:p>
         </w:tc>
         <w:tc>
           <w:tcPr>
             <w:tcW w:w="850" w:type="dxa"/>
             <w:tcBorders>
+              <w:top w:val="single" w:sz="4" w:space="0" w:color="auto"/>
               <w:left w:val="single" w:sz="4" w:space="0" w:color="auto"/>
               <w:right w:val="nil"/>
             </w:tcBorders>
-          </w:tcPr>
-          <w:p/>
+            <w:shd w:val="clear" w:color="auto" w:fill="auto"/>
+          </w:tcPr>
+          <w:p>
+            <w:r/>
+          </w:p>
         </w:tc>
       </w:tr>
       <w:tr>
@@ -2576,37 +2847,25 @@
           <w:tcPr>
             <w:tcW w:w="2948" w:type="dxa"/>
             <w:tcBorders>
+              <w:top w:val="single" w:sz="4" w:space="0" w:color="auto"/>
               <w:left w:val="nil"/>
               <w:right w:val="single" w:sz="4" w:space="0" w:color="auto"/>
             </w:tcBorders>
-          </w:tcPr>
-          <w:p>
-            <w:pPr>
-              <w:rPr>
-                <w:sz w:val="20"/>
-                <w:szCs w:val="20"/>
-              </w:rPr>
-            </w:pPr>
-            <w:r>
-              <w:rPr>
-                <w:rFonts w:ascii="Segoe UI" w:hAnsi="Segoe UI" w:cs="Segoe UI"/>
-                <w:color w:val="1F2328"/>
-                <w:sz w:val="20"/>
-                <w:szCs w:val="20"/>
-                <w:shd w:val="clear" w:color="auto" w:fill="FFFFFF"/>
-              </w:rPr>
-              <w:lastRenderedPageBreak/>
-              <w:t>2. Evaluate architecture availability</w:t>
-            </w:r>
+            <w:shd w:val="clear" w:color="auto" w:fill="auto"/>
+          </w:tcPr>
+          <w:p>
+            <w:r/>
           </w:p>
         </w:tc>
         <w:tc>
           <w:tcPr>
             <w:tcW w:w="8364" w:type="dxa"/>
             <w:tcBorders>
-              <w:left w:val="single" w:sz="4" w:space="0" w:color="auto"/>
-              <w:right w:val="single" w:sz="4" w:space="0" w:color="auto"/>
-            </w:tcBorders>
+              <w:top w:val="single" w:sz="4" w:space="0" w:color="auto"/>
+              <w:left w:val="single" w:sz="4" w:space="0" w:color="auto"/>
+              <w:right w:val="single" w:sz="4" w:space="0" w:color="auto"/>
+            </w:tcBorders>
+            <w:shd w:val="clear" w:color="auto" w:fill="auto"/>
           </w:tcPr>
           <w:p>
             <w:r>
@@ -2618,29 +2877,39 @@
           <w:tcPr>
             <w:tcW w:w="850" w:type="dxa"/>
             <w:tcBorders>
-              <w:left w:val="single" w:sz="4" w:space="0" w:color="auto"/>
-              <w:right w:val="single" w:sz="4" w:space="0" w:color="auto"/>
-            </w:tcBorders>
-          </w:tcPr>
-          <w:p/>
+              <w:top w:val="single" w:sz="4" w:space="0" w:color="auto"/>
+              <w:left w:val="single" w:sz="4" w:space="0" w:color="auto"/>
+              <w:right w:val="single" w:sz="4" w:space="0" w:color="auto"/>
+            </w:tcBorders>
+            <w:shd w:val="clear" w:color="auto" w:fill="auto"/>
+          </w:tcPr>
+          <w:p>
+            <w:r/>
+          </w:p>
         </w:tc>
         <w:tc>
           <w:tcPr>
             <w:tcW w:w="851" w:type="dxa"/>
             <w:tcBorders>
-              <w:left w:val="single" w:sz="4" w:space="0" w:color="auto"/>
-              <w:right w:val="single" w:sz="4" w:space="0" w:color="auto"/>
-            </w:tcBorders>
-          </w:tcPr>
-          <w:p/>
+              <w:top w:val="single" w:sz="4" w:space="0" w:color="auto"/>
+              <w:left w:val="single" w:sz="4" w:space="0" w:color="auto"/>
+              <w:right w:val="single" w:sz="4" w:space="0" w:color="auto"/>
+            </w:tcBorders>
+            <w:shd w:val="clear" w:color="auto" w:fill="auto"/>
+          </w:tcPr>
+          <w:p>
+            <w:r/>
+          </w:p>
         </w:tc>
         <w:tc>
           <w:tcPr>
             <w:tcW w:w="850" w:type="dxa"/>
             <w:tcBorders>
-              <w:left w:val="single" w:sz="4" w:space="0" w:color="auto"/>
-              <w:right w:val="single" w:sz="4" w:space="0" w:color="auto"/>
-            </w:tcBorders>
+              <w:top w:val="single" w:sz="4" w:space="0" w:color="auto"/>
+              <w:left w:val="single" w:sz="4" w:space="0" w:color="auto"/>
+              <w:right w:val="single" w:sz="4" w:space="0" w:color="auto"/>
+            </w:tcBorders>
+            <w:shd w:val="clear" w:color="auto" w:fill="auto"/>
           </w:tcPr>
           <w:p>
             <w:r>
@@ -2652,21 +2921,29 @@
           <w:tcPr>
             <w:tcW w:w="851" w:type="dxa"/>
             <w:tcBorders>
-              <w:left w:val="single" w:sz="4" w:space="0" w:color="auto"/>
-              <w:right w:val="single" w:sz="4" w:space="0" w:color="auto"/>
-            </w:tcBorders>
-          </w:tcPr>
-          <w:p/>
+              <w:top w:val="single" w:sz="4" w:space="0" w:color="auto"/>
+              <w:left w:val="single" w:sz="4" w:space="0" w:color="auto"/>
+              <w:right w:val="single" w:sz="4" w:space="0" w:color="auto"/>
+            </w:tcBorders>
+            <w:shd w:val="clear" w:color="auto" w:fill="auto"/>
+          </w:tcPr>
+          <w:p>
+            <w:r/>
+          </w:p>
         </w:tc>
         <w:tc>
           <w:tcPr>
             <w:tcW w:w="850" w:type="dxa"/>
             <w:tcBorders>
+              <w:top w:val="single" w:sz="4" w:space="0" w:color="auto"/>
               <w:left w:val="single" w:sz="4" w:space="0" w:color="auto"/>
               <w:right w:val="nil"/>
             </w:tcBorders>
-          </w:tcPr>
-          <w:p/>
+            <w:shd w:val="clear" w:color="auto" w:fill="auto"/>
+          </w:tcPr>
+          <w:p>
+            <w:r/>
+          </w:p>
         </w:tc>
       </w:tr>
       <w:tr>
@@ -2677,36 +2954,25 @@
           <w:tcPr>
             <w:tcW w:w="2948" w:type="dxa"/>
             <w:tcBorders>
+              <w:top w:val="single" w:sz="4" w:space="0" w:color="auto"/>
               <w:left w:val="nil"/>
               <w:right w:val="single" w:sz="4" w:space="0" w:color="auto"/>
             </w:tcBorders>
-          </w:tcPr>
-          <w:p>
-            <w:pPr>
-              <w:rPr>
-                <w:sz w:val="20"/>
-                <w:szCs w:val="20"/>
-              </w:rPr>
-            </w:pPr>
-            <w:r>
-              <w:rPr>
-                <w:rFonts w:ascii="Segoe UI" w:hAnsi="Segoe UI" w:cs="Segoe UI"/>
-                <w:color w:val="1F2328"/>
-                <w:sz w:val="20"/>
-                <w:szCs w:val="20"/>
-                <w:shd w:val="clear" w:color="auto" w:fill="FFFFFF"/>
-              </w:rPr>
-              <w:t>2. Evaluate architecture availability</w:t>
-            </w:r>
+            <w:shd w:val="clear" w:color="auto" w:fill="auto"/>
+          </w:tcPr>
+          <w:p>
+            <w:r/>
           </w:p>
         </w:tc>
         <w:tc>
           <w:tcPr>
             <w:tcW w:w="8364" w:type="dxa"/>
             <w:tcBorders>
-              <w:left w:val="single" w:sz="4" w:space="0" w:color="auto"/>
-              <w:right w:val="single" w:sz="4" w:space="0" w:color="auto"/>
-            </w:tcBorders>
+              <w:top w:val="single" w:sz="4" w:space="0" w:color="auto"/>
+              <w:left w:val="single" w:sz="4" w:space="0" w:color="auto"/>
+              <w:right w:val="single" w:sz="4" w:space="0" w:color="auto"/>
+            </w:tcBorders>
+            <w:shd w:val="clear" w:color="auto" w:fill="auto"/>
           </w:tcPr>
           <w:p>
             <w:r>
@@ -2718,29 +2984,39 @@
           <w:tcPr>
             <w:tcW w:w="850" w:type="dxa"/>
             <w:tcBorders>
-              <w:left w:val="single" w:sz="4" w:space="0" w:color="auto"/>
-              <w:right w:val="single" w:sz="4" w:space="0" w:color="auto"/>
-            </w:tcBorders>
-          </w:tcPr>
-          <w:p/>
+              <w:top w:val="single" w:sz="4" w:space="0" w:color="auto"/>
+              <w:left w:val="single" w:sz="4" w:space="0" w:color="auto"/>
+              <w:right w:val="single" w:sz="4" w:space="0" w:color="auto"/>
+            </w:tcBorders>
+            <w:shd w:val="clear" w:color="auto" w:fill="auto"/>
+          </w:tcPr>
+          <w:p>
+            <w:r/>
+          </w:p>
         </w:tc>
         <w:tc>
           <w:tcPr>
             <w:tcW w:w="851" w:type="dxa"/>
             <w:tcBorders>
-              <w:left w:val="single" w:sz="4" w:space="0" w:color="auto"/>
-              <w:right w:val="single" w:sz="4" w:space="0" w:color="auto"/>
-            </w:tcBorders>
-          </w:tcPr>
-          <w:p/>
+              <w:top w:val="single" w:sz="4" w:space="0" w:color="auto"/>
+              <w:left w:val="single" w:sz="4" w:space="0" w:color="auto"/>
+              <w:right w:val="single" w:sz="4" w:space="0" w:color="auto"/>
+            </w:tcBorders>
+            <w:shd w:val="clear" w:color="auto" w:fill="auto"/>
+          </w:tcPr>
+          <w:p>
+            <w:r/>
+          </w:p>
         </w:tc>
         <w:tc>
           <w:tcPr>
             <w:tcW w:w="850" w:type="dxa"/>
             <w:tcBorders>
-              <w:left w:val="single" w:sz="4" w:space="0" w:color="auto"/>
-              <w:right w:val="single" w:sz="4" w:space="0" w:color="auto"/>
-            </w:tcBorders>
+              <w:top w:val="single" w:sz="4" w:space="0" w:color="auto"/>
+              <w:left w:val="single" w:sz="4" w:space="0" w:color="auto"/>
+              <w:right w:val="single" w:sz="4" w:space="0" w:color="auto"/>
+            </w:tcBorders>
+            <w:shd w:val="clear" w:color="auto" w:fill="auto"/>
           </w:tcPr>
           <w:p>
             <w:r>
@@ -2752,21 +3028,29 @@
           <w:tcPr>
             <w:tcW w:w="851" w:type="dxa"/>
             <w:tcBorders>
-              <w:left w:val="single" w:sz="4" w:space="0" w:color="auto"/>
-              <w:right w:val="single" w:sz="4" w:space="0" w:color="auto"/>
-            </w:tcBorders>
-          </w:tcPr>
-          <w:p/>
+              <w:top w:val="single" w:sz="4" w:space="0" w:color="auto"/>
+              <w:left w:val="single" w:sz="4" w:space="0" w:color="auto"/>
+              <w:right w:val="single" w:sz="4" w:space="0" w:color="auto"/>
+            </w:tcBorders>
+            <w:shd w:val="clear" w:color="auto" w:fill="auto"/>
+          </w:tcPr>
+          <w:p>
+            <w:r/>
+          </w:p>
         </w:tc>
         <w:tc>
           <w:tcPr>
             <w:tcW w:w="850" w:type="dxa"/>
             <w:tcBorders>
+              <w:top w:val="single" w:sz="4" w:space="0" w:color="auto"/>
               <w:left w:val="single" w:sz="4" w:space="0" w:color="auto"/>
               <w:right w:val="nil"/>
             </w:tcBorders>
-          </w:tcPr>
-          <w:p/>
+            <w:shd w:val="clear" w:color="auto" w:fill="auto"/>
+          </w:tcPr>
+          <w:p>
+            <w:r/>
+          </w:p>
         </w:tc>
       </w:tr>
       <w:tr>
@@ -2777,39 +3061,25 @@
           <w:tcPr>
             <w:tcW w:w="2948" w:type="dxa"/>
             <w:tcBorders>
+              <w:top w:val="single" w:sz="4" w:space="0" w:color="auto"/>
               <w:left w:val="nil"/>
               <w:right w:val="single" w:sz="4" w:space="0" w:color="auto"/>
             </w:tcBorders>
-          </w:tcPr>
-          <w:p>
-            <w:pPr>
-              <w:rPr>
-                <w:rFonts w:ascii="Segoe UI" w:hAnsi="Segoe UI" w:cs="Segoe UI"/>
-                <w:color w:val="1F2328"/>
-                <w:sz w:val="20"/>
-                <w:szCs w:val="20"/>
-                <w:shd w:val="clear" w:color="auto" w:fill="FFFFFF"/>
-              </w:rPr>
-            </w:pPr>
-            <w:r>
-              <w:rPr>
-                <w:rFonts w:ascii="Segoe UI" w:hAnsi="Segoe UI" w:cs="Segoe UI"/>
-                <w:color w:val="1F2328"/>
-                <w:sz w:val="20"/>
-                <w:szCs w:val="20"/>
-                <w:shd w:val="clear" w:color="auto" w:fill="FFFFFF"/>
-              </w:rPr>
-              <w:t>2. Evaluate architecture availability</w:t>
-            </w:r>
+            <w:shd w:val="clear" w:color="auto" w:fill="auto"/>
+          </w:tcPr>
+          <w:p>
+            <w:r/>
           </w:p>
         </w:tc>
         <w:tc>
           <w:tcPr>
             <w:tcW w:w="8364" w:type="dxa"/>
             <w:tcBorders>
-              <w:left w:val="single" w:sz="4" w:space="0" w:color="auto"/>
-              <w:right w:val="single" w:sz="4" w:space="0" w:color="auto"/>
-            </w:tcBorders>
+              <w:top w:val="single" w:sz="4" w:space="0" w:color="auto"/>
+              <w:left w:val="single" w:sz="4" w:space="0" w:color="auto"/>
+              <w:right w:val="single" w:sz="4" w:space="0" w:color="auto"/>
+            </w:tcBorders>
+            <w:shd w:val="clear" w:color="auto" w:fill="auto"/>
           </w:tcPr>
           <w:p>
             <w:r>
@@ -2821,29 +3091,39 @@
           <w:tcPr>
             <w:tcW w:w="850" w:type="dxa"/>
             <w:tcBorders>
-              <w:left w:val="single" w:sz="4" w:space="0" w:color="auto"/>
-              <w:right w:val="single" w:sz="4" w:space="0" w:color="auto"/>
-            </w:tcBorders>
-          </w:tcPr>
-          <w:p/>
+              <w:top w:val="single" w:sz="4" w:space="0" w:color="auto"/>
+              <w:left w:val="single" w:sz="4" w:space="0" w:color="auto"/>
+              <w:right w:val="single" w:sz="4" w:space="0" w:color="auto"/>
+            </w:tcBorders>
+            <w:shd w:val="clear" w:color="auto" w:fill="auto"/>
+          </w:tcPr>
+          <w:p>
+            <w:r/>
+          </w:p>
         </w:tc>
         <w:tc>
           <w:tcPr>
             <w:tcW w:w="851" w:type="dxa"/>
             <w:tcBorders>
-              <w:left w:val="single" w:sz="4" w:space="0" w:color="auto"/>
-              <w:right w:val="single" w:sz="4" w:space="0" w:color="auto"/>
-            </w:tcBorders>
-          </w:tcPr>
-          <w:p/>
+              <w:top w:val="single" w:sz="4" w:space="0" w:color="auto"/>
+              <w:left w:val="single" w:sz="4" w:space="0" w:color="auto"/>
+              <w:right w:val="single" w:sz="4" w:space="0" w:color="auto"/>
+            </w:tcBorders>
+            <w:shd w:val="clear" w:color="auto" w:fill="auto"/>
+          </w:tcPr>
+          <w:p>
+            <w:r/>
+          </w:p>
         </w:tc>
         <w:tc>
           <w:tcPr>
             <w:tcW w:w="850" w:type="dxa"/>
             <w:tcBorders>
-              <w:left w:val="single" w:sz="4" w:space="0" w:color="auto"/>
-              <w:right w:val="single" w:sz="4" w:space="0" w:color="auto"/>
-            </w:tcBorders>
+              <w:top w:val="single" w:sz="4" w:space="0" w:color="auto"/>
+              <w:left w:val="single" w:sz="4" w:space="0" w:color="auto"/>
+              <w:right w:val="single" w:sz="4" w:space="0" w:color="auto"/>
+            </w:tcBorders>
+            <w:shd w:val="clear" w:color="auto" w:fill="auto"/>
           </w:tcPr>
           <w:p>
             <w:r>
@@ -2855,21 +3135,29 @@
           <w:tcPr>
             <w:tcW w:w="851" w:type="dxa"/>
             <w:tcBorders>
-              <w:left w:val="single" w:sz="4" w:space="0" w:color="auto"/>
-              <w:right w:val="single" w:sz="4" w:space="0" w:color="auto"/>
-            </w:tcBorders>
-          </w:tcPr>
-          <w:p/>
+              <w:top w:val="single" w:sz="4" w:space="0" w:color="auto"/>
+              <w:left w:val="single" w:sz="4" w:space="0" w:color="auto"/>
+              <w:right w:val="single" w:sz="4" w:space="0" w:color="auto"/>
+            </w:tcBorders>
+            <w:shd w:val="clear" w:color="auto" w:fill="auto"/>
+          </w:tcPr>
+          <w:p>
+            <w:r/>
+          </w:p>
         </w:tc>
         <w:tc>
           <w:tcPr>
             <w:tcW w:w="850" w:type="dxa"/>
             <w:tcBorders>
+              <w:top w:val="single" w:sz="4" w:space="0" w:color="auto"/>
               <w:left w:val="single" w:sz="4" w:space="0" w:color="auto"/>
               <w:right w:val="nil"/>
             </w:tcBorders>
-          </w:tcPr>
-          <w:p/>
+            <w:shd w:val="clear" w:color="auto" w:fill="auto"/>
+          </w:tcPr>
+          <w:p>
+            <w:r/>
+          </w:p>
         </w:tc>
       </w:tr>
       <w:tr>
@@ -2880,39 +3168,25 @@
           <w:tcPr>
             <w:tcW w:w="2948" w:type="dxa"/>
             <w:tcBorders>
+              <w:top w:val="single" w:sz="4" w:space="0" w:color="auto"/>
               <w:left w:val="nil"/>
               <w:right w:val="single" w:sz="4" w:space="0" w:color="auto"/>
             </w:tcBorders>
-          </w:tcPr>
-          <w:p>
-            <w:pPr>
-              <w:rPr>
-                <w:rFonts w:ascii="Segoe UI" w:hAnsi="Segoe UI" w:cs="Segoe UI"/>
-                <w:color w:val="1F2328"/>
-                <w:sz w:val="20"/>
-                <w:szCs w:val="20"/>
-                <w:shd w:val="clear" w:color="auto" w:fill="FFFFFF"/>
-              </w:rPr>
-            </w:pPr>
-            <w:r>
-              <w:rPr>
-                <w:rFonts w:ascii="Segoe UI" w:hAnsi="Segoe UI" w:cs="Segoe UI"/>
-                <w:color w:val="1F2328"/>
-                <w:sz w:val="20"/>
-                <w:szCs w:val="20"/>
-                <w:shd w:val="clear" w:color="auto" w:fill="FFFFFF"/>
-              </w:rPr>
-              <w:t>2. Evaluate architecture availability</w:t>
-            </w:r>
+            <w:shd w:val="clear" w:color="auto" w:fill="auto"/>
+          </w:tcPr>
+          <w:p>
+            <w:r/>
           </w:p>
         </w:tc>
         <w:tc>
           <w:tcPr>
             <w:tcW w:w="8364" w:type="dxa"/>
             <w:tcBorders>
-              <w:left w:val="single" w:sz="4" w:space="0" w:color="auto"/>
-              <w:right w:val="single" w:sz="4" w:space="0" w:color="auto"/>
-            </w:tcBorders>
+              <w:top w:val="single" w:sz="4" w:space="0" w:color="auto"/>
+              <w:left w:val="single" w:sz="4" w:space="0" w:color="auto"/>
+              <w:right w:val="single" w:sz="4" w:space="0" w:color="auto"/>
+            </w:tcBorders>
+            <w:shd w:val="clear" w:color="auto" w:fill="auto"/>
           </w:tcPr>
           <w:p>
             <w:r>
@@ -2924,29 +3198,39 @@
           <w:tcPr>
             <w:tcW w:w="850" w:type="dxa"/>
             <w:tcBorders>
-              <w:left w:val="single" w:sz="4" w:space="0" w:color="auto"/>
-              <w:right w:val="single" w:sz="4" w:space="0" w:color="auto"/>
-            </w:tcBorders>
-          </w:tcPr>
-          <w:p/>
+              <w:top w:val="single" w:sz="4" w:space="0" w:color="auto"/>
+              <w:left w:val="single" w:sz="4" w:space="0" w:color="auto"/>
+              <w:right w:val="single" w:sz="4" w:space="0" w:color="auto"/>
+            </w:tcBorders>
+            <w:shd w:val="clear" w:color="auto" w:fill="auto"/>
+          </w:tcPr>
+          <w:p>
+            <w:r/>
+          </w:p>
         </w:tc>
         <w:tc>
           <w:tcPr>
             <w:tcW w:w="851" w:type="dxa"/>
             <w:tcBorders>
-              <w:left w:val="single" w:sz="4" w:space="0" w:color="auto"/>
-              <w:right w:val="single" w:sz="4" w:space="0" w:color="auto"/>
-            </w:tcBorders>
-          </w:tcPr>
-          <w:p/>
+              <w:top w:val="single" w:sz="4" w:space="0" w:color="auto"/>
+              <w:left w:val="single" w:sz="4" w:space="0" w:color="auto"/>
+              <w:right w:val="single" w:sz="4" w:space="0" w:color="auto"/>
+            </w:tcBorders>
+            <w:shd w:val="clear" w:color="auto" w:fill="auto"/>
+          </w:tcPr>
+          <w:p>
+            <w:r/>
+          </w:p>
         </w:tc>
         <w:tc>
           <w:tcPr>
             <w:tcW w:w="850" w:type="dxa"/>
             <w:tcBorders>
-              <w:left w:val="single" w:sz="4" w:space="0" w:color="auto"/>
-              <w:right w:val="single" w:sz="4" w:space="0" w:color="auto"/>
-            </w:tcBorders>
+              <w:top w:val="single" w:sz="4" w:space="0" w:color="auto"/>
+              <w:left w:val="single" w:sz="4" w:space="0" w:color="auto"/>
+              <w:right w:val="single" w:sz="4" w:space="0" w:color="auto"/>
+            </w:tcBorders>
+            <w:shd w:val="clear" w:color="auto" w:fill="auto"/>
           </w:tcPr>
           <w:p>
             <w:r>
@@ -2958,21 +3242,29 @@
           <w:tcPr>
             <w:tcW w:w="851" w:type="dxa"/>
             <w:tcBorders>
-              <w:left w:val="single" w:sz="4" w:space="0" w:color="auto"/>
-              <w:right w:val="single" w:sz="4" w:space="0" w:color="auto"/>
-            </w:tcBorders>
-          </w:tcPr>
-          <w:p/>
+              <w:top w:val="single" w:sz="4" w:space="0" w:color="auto"/>
+              <w:left w:val="single" w:sz="4" w:space="0" w:color="auto"/>
+              <w:right w:val="single" w:sz="4" w:space="0" w:color="auto"/>
+            </w:tcBorders>
+            <w:shd w:val="clear" w:color="auto" w:fill="auto"/>
+          </w:tcPr>
+          <w:p>
+            <w:r/>
+          </w:p>
         </w:tc>
         <w:tc>
           <w:tcPr>
             <w:tcW w:w="850" w:type="dxa"/>
             <w:tcBorders>
+              <w:top w:val="single" w:sz="4" w:space="0" w:color="auto"/>
               <w:left w:val="single" w:sz="4" w:space="0" w:color="auto"/>
               <w:right w:val="nil"/>
             </w:tcBorders>
-          </w:tcPr>
-          <w:p/>
+            <w:shd w:val="clear" w:color="auto" w:fill="auto"/>
+          </w:tcPr>
+          <w:p>
+            <w:r/>
+          </w:p>
         </w:tc>
       </w:tr>
       <w:tr>
@@ -2983,25 +3275,14 @@
           <w:tcPr>
             <w:tcW w:w="2948" w:type="dxa"/>
             <w:tcBorders>
+              <w:top w:val="single" w:sz="4" w:space="0" w:color="auto"/>
               <w:left w:val="nil"/>
               <w:right w:val="single" w:sz="4" w:space="0" w:color="auto"/>
             </w:tcBorders>
-          </w:tcPr>
-          <w:p>
-            <w:pPr>
-              <w:rPr>
-                <w:sz w:val="20"/>
-                <w:szCs w:val="20"/>
-              </w:rPr>
-            </w:pPr>
-            <w:r>
-              <w:rPr>
-                <w:rFonts w:ascii="Segoe UI" w:hAnsi="Segoe UI" w:cs="Segoe UI"/>
-                <w:color w:val="1F2328"/>
-                <w:sz w:val="20"/>
-                <w:szCs w:val="20"/>
-                <w:shd w:val="clear" w:color="auto" w:fill="F6F8FA"/>
-              </w:rPr>
+            <w:shd w:val="clear" w:color="auto" w:fill="auto"/>
+          </w:tcPr>
+          <w:p>
+            <w:r>
               <w:t>3. Design cloud-based architecture for high availability</w:t>
             </w:r>
           </w:p>
@@ -3010,46 +3291,55 @@
           <w:tcPr>
             <w:tcW w:w="8364" w:type="dxa"/>
             <w:tcBorders>
-              <w:left w:val="single" w:sz="4" w:space="0" w:color="auto"/>
-              <w:right w:val="single" w:sz="4" w:space="0" w:color="auto"/>
-            </w:tcBorders>
+              <w:top w:val="single" w:sz="4" w:space="0" w:color="auto"/>
+              <w:left w:val="single" w:sz="4" w:space="0" w:color="auto"/>
+              <w:right w:val="single" w:sz="4" w:space="0" w:color="auto"/>
+            </w:tcBorders>
+            <w:shd w:val="clear" w:color="auto" w:fill="auto"/>
           </w:tcPr>
           <w:p>
             <w:r>
               <w:t>3.1 Design equivalent architecture for high availability using cloud services</w:t>
             </w:r>
-            <w:r>
-              <w:br/>
-            </w:r>
           </w:p>
         </w:tc>
         <w:tc>
           <w:tcPr>
             <w:tcW w:w="850" w:type="dxa"/>
             <w:tcBorders>
-              <w:left w:val="single" w:sz="4" w:space="0" w:color="auto"/>
-              <w:right w:val="single" w:sz="4" w:space="0" w:color="auto"/>
-            </w:tcBorders>
-          </w:tcPr>
-          <w:p/>
+              <w:top w:val="single" w:sz="4" w:space="0" w:color="auto"/>
+              <w:left w:val="single" w:sz="4" w:space="0" w:color="auto"/>
+              <w:right w:val="single" w:sz="4" w:space="0" w:color="auto"/>
+            </w:tcBorders>
+            <w:shd w:val="clear" w:color="auto" w:fill="auto"/>
+          </w:tcPr>
+          <w:p>
+            <w:r/>
+          </w:p>
         </w:tc>
         <w:tc>
           <w:tcPr>
             <w:tcW w:w="851" w:type="dxa"/>
             <w:tcBorders>
-              <w:left w:val="single" w:sz="4" w:space="0" w:color="auto"/>
-              <w:right w:val="single" w:sz="4" w:space="0" w:color="auto"/>
-            </w:tcBorders>
-          </w:tcPr>
-          <w:p/>
+              <w:top w:val="single" w:sz="4" w:space="0" w:color="auto"/>
+              <w:left w:val="single" w:sz="4" w:space="0" w:color="auto"/>
+              <w:right w:val="single" w:sz="4" w:space="0" w:color="auto"/>
+            </w:tcBorders>
+            <w:shd w:val="clear" w:color="auto" w:fill="auto"/>
+          </w:tcPr>
+          <w:p>
+            <w:r/>
+          </w:p>
         </w:tc>
         <w:tc>
           <w:tcPr>
             <w:tcW w:w="850" w:type="dxa"/>
             <w:tcBorders>
-              <w:left w:val="single" w:sz="4" w:space="0" w:color="auto"/>
-              <w:right w:val="single" w:sz="4" w:space="0" w:color="auto"/>
-            </w:tcBorders>
+              <w:top w:val="single" w:sz="4" w:space="0" w:color="auto"/>
+              <w:left w:val="single" w:sz="4" w:space="0" w:color="auto"/>
+              <w:right w:val="single" w:sz="4" w:space="0" w:color="auto"/>
+            </w:tcBorders>
+            <w:shd w:val="clear" w:color="auto" w:fill="auto"/>
           </w:tcPr>
           <w:p>
             <w:r>
@@ -3061,21 +3351,29 @@
           <w:tcPr>
             <w:tcW w:w="851" w:type="dxa"/>
             <w:tcBorders>
-              <w:left w:val="single" w:sz="4" w:space="0" w:color="auto"/>
-              <w:right w:val="single" w:sz="4" w:space="0" w:color="auto"/>
-            </w:tcBorders>
-          </w:tcPr>
-          <w:p/>
+              <w:top w:val="single" w:sz="4" w:space="0" w:color="auto"/>
+              <w:left w:val="single" w:sz="4" w:space="0" w:color="auto"/>
+              <w:right w:val="single" w:sz="4" w:space="0" w:color="auto"/>
+            </w:tcBorders>
+            <w:shd w:val="clear" w:color="auto" w:fill="auto"/>
+          </w:tcPr>
+          <w:p>
+            <w:r/>
+          </w:p>
         </w:tc>
         <w:tc>
           <w:tcPr>
             <w:tcW w:w="850" w:type="dxa"/>
             <w:tcBorders>
+              <w:top w:val="single" w:sz="4" w:space="0" w:color="auto"/>
               <w:left w:val="single" w:sz="4" w:space="0" w:color="auto"/>
               <w:right w:val="nil"/>
             </w:tcBorders>
-          </w:tcPr>
-          <w:p/>
+            <w:shd w:val="clear" w:color="auto" w:fill="auto"/>
+          </w:tcPr>
+          <w:p>
+            <w:r/>
+          </w:p>
         </w:tc>
       </w:tr>
       <w:tr>
@@ -3086,36 +3384,25 @@
           <w:tcPr>
             <w:tcW w:w="2948" w:type="dxa"/>
             <w:tcBorders>
+              <w:top w:val="single" w:sz="4" w:space="0" w:color="auto"/>
               <w:left w:val="nil"/>
               <w:right w:val="single" w:sz="4" w:space="0" w:color="auto"/>
             </w:tcBorders>
-          </w:tcPr>
-          <w:p>
-            <w:pPr>
-              <w:rPr>
-                <w:sz w:val="20"/>
-                <w:szCs w:val="20"/>
-              </w:rPr>
-            </w:pPr>
-            <w:r>
-              <w:rPr>
-                <w:rFonts w:ascii="Segoe UI" w:hAnsi="Segoe UI" w:cs="Segoe UI"/>
-                <w:color w:val="1F2328"/>
-                <w:sz w:val="20"/>
-                <w:szCs w:val="20"/>
-                <w:shd w:val="clear" w:color="auto" w:fill="F6F8FA"/>
-              </w:rPr>
-              <w:t>3. Design cloud-based architecture for high availability</w:t>
-            </w:r>
+            <w:shd w:val="clear" w:color="auto" w:fill="auto"/>
+          </w:tcPr>
+          <w:p>
+            <w:r/>
           </w:p>
         </w:tc>
         <w:tc>
           <w:tcPr>
             <w:tcW w:w="8364" w:type="dxa"/>
             <w:tcBorders>
-              <w:left w:val="single" w:sz="4" w:space="0" w:color="auto"/>
-              <w:right w:val="single" w:sz="4" w:space="0" w:color="auto"/>
-            </w:tcBorders>
+              <w:top w:val="single" w:sz="4" w:space="0" w:color="auto"/>
+              <w:left w:val="single" w:sz="4" w:space="0" w:color="auto"/>
+              <w:right w:val="single" w:sz="4" w:space="0" w:color="auto"/>
+            </w:tcBorders>
+            <w:shd w:val="clear" w:color="auto" w:fill="auto"/>
           </w:tcPr>
           <w:p>
             <w:r>
@@ -3127,29 +3414,39 @@
           <w:tcPr>
             <w:tcW w:w="850" w:type="dxa"/>
             <w:tcBorders>
-              <w:left w:val="single" w:sz="4" w:space="0" w:color="auto"/>
-              <w:right w:val="single" w:sz="4" w:space="0" w:color="auto"/>
-            </w:tcBorders>
-          </w:tcPr>
-          <w:p/>
+              <w:top w:val="single" w:sz="4" w:space="0" w:color="auto"/>
+              <w:left w:val="single" w:sz="4" w:space="0" w:color="auto"/>
+              <w:right w:val="single" w:sz="4" w:space="0" w:color="auto"/>
+            </w:tcBorders>
+            <w:shd w:val="clear" w:color="auto" w:fill="auto"/>
+          </w:tcPr>
+          <w:p>
+            <w:r/>
+          </w:p>
         </w:tc>
         <w:tc>
           <w:tcPr>
             <w:tcW w:w="851" w:type="dxa"/>
             <w:tcBorders>
-              <w:left w:val="single" w:sz="4" w:space="0" w:color="auto"/>
-              <w:right w:val="single" w:sz="4" w:space="0" w:color="auto"/>
-            </w:tcBorders>
-          </w:tcPr>
-          <w:p/>
+              <w:top w:val="single" w:sz="4" w:space="0" w:color="auto"/>
+              <w:left w:val="single" w:sz="4" w:space="0" w:color="auto"/>
+              <w:right w:val="single" w:sz="4" w:space="0" w:color="auto"/>
+            </w:tcBorders>
+            <w:shd w:val="clear" w:color="auto" w:fill="auto"/>
+          </w:tcPr>
+          <w:p>
+            <w:r/>
+          </w:p>
         </w:tc>
         <w:tc>
           <w:tcPr>
             <w:tcW w:w="850" w:type="dxa"/>
             <w:tcBorders>
-              <w:left w:val="single" w:sz="4" w:space="0" w:color="auto"/>
-              <w:right w:val="single" w:sz="4" w:space="0" w:color="auto"/>
-            </w:tcBorders>
+              <w:top w:val="single" w:sz="4" w:space="0" w:color="auto"/>
+              <w:left w:val="single" w:sz="4" w:space="0" w:color="auto"/>
+              <w:right w:val="single" w:sz="4" w:space="0" w:color="auto"/>
+            </w:tcBorders>
+            <w:shd w:val="clear" w:color="auto" w:fill="auto"/>
           </w:tcPr>
           <w:p>
             <w:r>
@@ -3161,21 +3458,29 @@
           <w:tcPr>
             <w:tcW w:w="851" w:type="dxa"/>
             <w:tcBorders>
-              <w:left w:val="single" w:sz="4" w:space="0" w:color="auto"/>
-              <w:right w:val="single" w:sz="4" w:space="0" w:color="auto"/>
-            </w:tcBorders>
-          </w:tcPr>
-          <w:p/>
+              <w:top w:val="single" w:sz="4" w:space="0" w:color="auto"/>
+              <w:left w:val="single" w:sz="4" w:space="0" w:color="auto"/>
+              <w:right w:val="single" w:sz="4" w:space="0" w:color="auto"/>
+            </w:tcBorders>
+            <w:shd w:val="clear" w:color="auto" w:fill="auto"/>
+          </w:tcPr>
+          <w:p>
+            <w:r/>
+          </w:p>
         </w:tc>
         <w:tc>
           <w:tcPr>
             <w:tcW w:w="850" w:type="dxa"/>
             <w:tcBorders>
+              <w:top w:val="single" w:sz="4" w:space="0" w:color="auto"/>
               <w:left w:val="single" w:sz="4" w:space="0" w:color="auto"/>
               <w:right w:val="nil"/>
             </w:tcBorders>
-          </w:tcPr>
-          <w:p/>
+            <w:shd w:val="clear" w:color="auto" w:fill="auto"/>
+          </w:tcPr>
+          <w:p>
+            <w:r/>
+          </w:p>
         </w:tc>
       </w:tr>
       <w:tr>
@@ -3186,36 +3491,25 @@
           <w:tcPr>
             <w:tcW w:w="2948" w:type="dxa"/>
             <w:tcBorders>
+              <w:top w:val="single" w:sz="4" w:space="0" w:color="auto"/>
               <w:left w:val="nil"/>
               <w:right w:val="single" w:sz="4" w:space="0" w:color="auto"/>
             </w:tcBorders>
-          </w:tcPr>
-          <w:p>
-            <w:pPr>
-              <w:rPr>
-                <w:sz w:val="20"/>
-                <w:szCs w:val="20"/>
-              </w:rPr>
-            </w:pPr>
-            <w:r>
-              <w:rPr>
-                <w:rFonts w:ascii="Segoe UI" w:hAnsi="Segoe UI" w:cs="Segoe UI"/>
-                <w:color w:val="1F2328"/>
-                <w:sz w:val="20"/>
-                <w:szCs w:val="20"/>
-                <w:shd w:val="clear" w:color="auto" w:fill="F6F8FA"/>
-              </w:rPr>
-              <w:t>3. Design cloud-based architecture for high availability</w:t>
-            </w:r>
+            <w:shd w:val="clear" w:color="auto" w:fill="auto"/>
+          </w:tcPr>
+          <w:p>
+            <w:r/>
           </w:p>
         </w:tc>
         <w:tc>
           <w:tcPr>
             <w:tcW w:w="8364" w:type="dxa"/>
             <w:tcBorders>
-              <w:left w:val="single" w:sz="4" w:space="0" w:color="auto"/>
-              <w:right w:val="single" w:sz="4" w:space="0" w:color="auto"/>
-            </w:tcBorders>
+              <w:top w:val="single" w:sz="4" w:space="0" w:color="auto"/>
+              <w:left w:val="single" w:sz="4" w:space="0" w:color="auto"/>
+              <w:right w:val="single" w:sz="4" w:space="0" w:color="auto"/>
+            </w:tcBorders>
+            <w:shd w:val="clear" w:color="auto" w:fill="auto"/>
           </w:tcPr>
           <w:p>
             <w:r>
@@ -3227,29 +3521,39 @@
           <w:tcPr>
             <w:tcW w:w="850" w:type="dxa"/>
             <w:tcBorders>
-              <w:left w:val="single" w:sz="4" w:space="0" w:color="auto"/>
-              <w:right w:val="single" w:sz="4" w:space="0" w:color="auto"/>
-            </w:tcBorders>
-          </w:tcPr>
-          <w:p/>
+              <w:top w:val="single" w:sz="4" w:space="0" w:color="auto"/>
+              <w:left w:val="single" w:sz="4" w:space="0" w:color="auto"/>
+              <w:right w:val="single" w:sz="4" w:space="0" w:color="auto"/>
+            </w:tcBorders>
+            <w:shd w:val="clear" w:color="auto" w:fill="auto"/>
+          </w:tcPr>
+          <w:p>
+            <w:r/>
+          </w:p>
         </w:tc>
         <w:tc>
           <w:tcPr>
             <w:tcW w:w="851" w:type="dxa"/>
             <w:tcBorders>
-              <w:left w:val="single" w:sz="4" w:space="0" w:color="auto"/>
-              <w:right w:val="single" w:sz="4" w:space="0" w:color="auto"/>
-            </w:tcBorders>
-          </w:tcPr>
-          <w:p/>
+              <w:top w:val="single" w:sz="4" w:space="0" w:color="auto"/>
+              <w:left w:val="single" w:sz="4" w:space="0" w:color="auto"/>
+              <w:right w:val="single" w:sz="4" w:space="0" w:color="auto"/>
+            </w:tcBorders>
+            <w:shd w:val="clear" w:color="auto" w:fill="auto"/>
+          </w:tcPr>
+          <w:p>
+            <w:r/>
+          </w:p>
         </w:tc>
         <w:tc>
           <w:tcPr>
             <w:tcW w:w="850" w:type="dxa"/>
             <w:tcBorders>
-              <w:left w:val="single" w:sz="4" w:space="0" w:color="auto"/>
-              <w:right w:val="single" w:sz="4" w:space="0" w:color="auto"/>
-            </w:tcBorders>
+              <w:top w:val="single" w:sz="4" w:space="0" w:color="auto"/>
+              <w:left w:val="single" w:sz="4" w:space="0" w:color="auto"/>
+              <w:right w:val="single" w:sz="4" w:space="0" w:color="auto"/>
+            </w:tcBorders>
+            <w:shd w:val="clear" w:color="auto" w:fill="auto"/>
           </w:tcPr>
           <w:p>
             <w:r>
@@ -3261,21 +3565,29 @@
           <w:tcPr>
             <w:tcW w:w="851" w:type="dxa"/>
             <w:tcBorders>
-              <w:left w:val="single" w:sz="4" w:space="0" w:color="auto"/>
-              <w:right w:val="single" w:sz="4" w:space="0" w:color="auto"/>
-            </w:tcBorders>
-          </w:tcPr>
-          <w:p/>
+              <w:top w:val="single" w:sz="4" w:space="0" w:color="auto"/>
+              <w:left w:val="single" w:sz="4" w:space="0" w:color="auto"/>
+              <w:right w:val="single" w:sz="4" w:space="0" w:color="auto"/>
+            </w:tcBorders>
+            <w:shd w:val="clear" w:color="auto" w:fill="auto"/>
+          </w:tcPr>
+          <w:p>
+            <w:r/>
+          </w:p>
         </w:tc>
         <w:tc>
           <w:tcPr>
             <w:tcW w:w="850" w:type="dxa"/>
             <w:tcBorders>
+              <w:top w:val="single" w:sz="4" w:space="0" w:color="auto"/>
               <w:left w:val="single" w:sz="4" w:space="0" w:color="auto"/>
               <w:right w:val="nil"/>
             </w:tcBorders>
-          </w:tcPr>
-          <w:p/>
+            <w:shd w:val="clear" w:color="auto" w:fill="auto"/>
+          </w:tcPr>
+          <w:p>
+            <w:r/>
+          </w:p>
         </w:tc>
       </w:tr>
       <w:tr>
@@ -3286,36 +3598,25 @@
           <w:tcPr>
             <w:tcW w:w="2948" w:type="dxa"/>
             <w:tcBorders>
+              <w:top w:val="single" w:sz="4" w:space="0" w:color="auto"/>
               <w:left w:val="nil"/>
               <w:right w:val="single" w:sz="4" w:space="0" w:color="auto"/>
             </w:tcBorders>
-          </w:tcPr>
-          <w:p>
-            <w:pPr>
-              <w:rPr>
-                <w:sz w:val="20"/>
-                <w:szCs w:val="20"/>
-              </w:rPr>
-            </w:pPr>
-            <w:r>
-              <w:rPr>
-                <w:rFonts w:ascii="Segoe UI" w:hAnsi="Segoe UI" w:cs="Segoe UI"/>
-                <w:color w:val="1F2328"/>
-                <w:sz w:val="20"/>
-                <w:szCs w:val="20"/>
-                <w:shd w:val="clear" w:color="auto" w:fill="F6F8FA"/>
-              </w:rPr>
-              <w:t>3. Design cloud-based architecture for high availability</w:t>
-            </w:r>
+            <w:shd w:val="clear" w:color="auto" w:fill="auto"/>
+          </w:tcPr>
+          <w:p>
+            <w:r/>
           </w:p>
         </w:tc>
         <w:tc>
           <w:tcPr>
             <w:tcW w:w="8364" w:type="dxa"/>
             <w:tcBorders>
-              <w:left w:val="single" w:sz="4" w:space="0" w:color="auto"/>
-              <w:right w:val="single" w:sz="4" w:space="0" w:color="auto"/>
-            </w:tcBorders>
+              <w:top w:val="single" w:sz="4" w:space="0" w:color="auto"/>
+              <w:left w:val="single" w:sz="4" w:space="0" w:color="auto"/>
+              <w:right w:val="single" w:sz="4" w:space="0" w:color="auto"/>
+            </w:tcBorders>
+            <w:shd w:val="clear" w:color="auto" w:fill="auto"/>
           </w:tcPr>
           <w:p>
             <w:r>
@@ -3327,29 +3628,39 @@
           <w:tcPr>
             <w:tcW w:w="850" w:type="dxa"/>
             <w:tcBorders>
-              <w:left w:val="single" w:sz="4" w:space="0" w:color="auto"/>
-              <w:right w:val="single" w:sz="4" w:space="0" w:color="auto"/>
-            </w:tcBorders>
-          </w:tcPr>
-          <w:p/>
+              <w:top w:val="single" w:sz="4" w:space="0" w:color="auto"/>
+              <w:left w:val="single" w:sz="4" w:space="0" w:color="auto"/>
+              <w:right w:val="single" w:sz="4" w:space="0" w:color="auto"/>
+            </w:tcBorders>
+            <w:shd w:val="clear" w:color="auto" w:fill="auto"/>
+          </w:tcPr>
+          <w:p>
+            <w:r/>
+          </w:p>
         </w:tc>
         <w:tc>
           <w:tcPr>
             <w:tcW w:w="851" w:type="dxa"/>
             <w:tcBorders>
-              <w:left w:val="single" w:sz="4" w:space="0" w:color="auto"/>
-              <w:right w:val="single" w:sz="4" w:space="0" w:color="auto"/>
-            </w:tcBorders>
-          </w:tcPr>
-          <w:p/>
+              <w:top w:val="single" w:sz="4" w:space="0" w:color="auto"/>
+              <w:left w:val="single" w:sz="4" w:space="0" w:color="auto"/>
+              <w:right w:val="single" w:sz="4" w:space="0" w:color="auto"/>
+            </w:tcBorders>
+            <w:shd w:val="clear" w:color="auto" w:fill="auto"/>
+          </w:tcPr>
+          <w:p>
+            <w:r/>
+          </w:p>
         </w:tc>
         <w:tc>
           <w:tcPr>
             <w:tcW w:w="850" w:type="dxa"/>
             <w:tcBorders>
-              <w:left w:val="single" w:sz="4" w:space="0" w:color="auto"/>
-              <w:right w:val="single" w:sz="4" w:space="0" w:color="auto"/>
-            </w:tcBorders>
+              <w:top w:val="single" w:sz="4" w:space="0" w:color="auto"/>
+              <w:left w:val="single" w:sz="4" w:space="0" w:color="auto"/>
+              <w:right w:val="single" w:sz="4" w:space="0" w:color="auto"/>
+            </w:tcBorders>
+            <w:shd w:val="clear" w:color="auto" w:fill="auto"/>
           </w:tcPr>
           <w:p>
             <w:r>
@@ -3361,21 +3672,29 @@
           <w:tcPr>
             <w:tcW w:w="851" w:type="dxa"/>
             <w:tcBorders>
-              <w:left w:val="single" w:sz="4" w:space="0" w:color="auto"/>
-              <w:right w:val="single" w:sz="4" w:space="0" w:color="auto"/>
-            </w:tcBorders>
-          </w:tcPr>
-          <w:p/>
+              <w:top w:val="single" w:sz="4" w:space="0" w:color="auto"/>
+              <w:left w:val="single" w:sz="4" w:space="0" w:color="auto"/>
+              <w:right w:val="single" w:sz="4" w:space="0" w:color="auto"/>
+            </w:tcBorders>
+            <w:shd w:val="clear" w:color="auto" w:fill="auto"/>
+          </w:tcPr>
+          <w:p>
+            <w:r/>
+          </w:p>
         </w:tc>
         <w:tc>
           <w:tcPr>
             <w:tcW w:w="850" w:type="dxa"/>
             <w:tcBorders>
+              <w:top w:val="single" w:sz="4" w:space="0" w:color="auto"/>
               <w:left w:val="single" w:sz="4" w:space="0" w:color="auto"/>
               <w:right w:val="nil"/>
             </w:tcBorders>
-          </w:tcPr>
-          <w:p/>
+            <w:shd w:val="clear" w:color="auto" w:fill="auto"/>
+          </w:tcPr>
+          <w:p>
+            <w:r/>
+          </w:p>
         </w:tc>
       </w:tr>
       <w:tr>
@@ -3386,36 +3705,25 @@
           <w:tcPr>
             <w:tcW w:w="2948" w:type="dxa"/>
             <w:tcBorders>
+              <w:top w:val="single" w:sz="4" w:space="0" w:color="auto"/>
               <w:left w:val="nil"/>
               <w:right w:val="single" w:sz="4" w:space="0" w:color="auto"/>
             </w:tcBorders>
-          </w:tcPr>
-          <w:p>
-            <w:pPr>
-              <w:rPr>
-                <w:sz w:val="20"/>
-                <w:szCs w:val="20"/>
-              </w:rPr>
-            </w:pPr>
-            <w:r>
-              <w:rPr>
-                <w:rFonts w:ascii="Segoe UI" w:hAnsi="Segoe UI" w:cs="Segoe UI"/>
-                <w:color w:val="1F2328"/>
-                <w:sz w:val="20"/>
-                <w:szCs w:val="20"/>
-                <w:shd w:val="clear" w:color="auto" w:fill="F6F8FA"/>
-              </w:rPr>
-              <w:t>3. Design cloud-based architecture for high availability</w:t>
-            </w:r>
+            <w:shd w:val="clear" w:color="auto" w:fill="auto"/>
+          </w:tcPr>
+          <w:p>
+            <w:r/>
           </w:p>
         </w:tc>
         <w:tc>
           <w:tcPr>
             <w:tcW w:w="8364" w:type="dxa"/>
             <w:tcBorders>
-              <w:left w:val="single" w:sz="4" w:space="0" w:color="auto"/>
-              <w:right w:val="single" w:sz="4" w:space="0" w:color="auto"/>
-            </w:tcBorders>
+              <w:top w:val="single" w:sz="4" w:space="0" w:color="auto"/>
+              <w:left w:val="single" w:sz="4" w:space="0" w:color="auto"/>
+              <w:right w:val="single" w:sz="4" w:space="0" w:color="auto"/>
+            </w:tcBorders>
+            <w:shd w:val="clear" w:color="auto" w:fill="auto"/>
           </w:tcPr>
           <w:p>
             <w:r>
@@ -3427,29 +3735,39 @@
           <w:tcPr>
             <w:tcW w:w="850" w:type="dxa"/>
             <w:tcBorders>
-              <w:left w:val="single" w:sz="4" w:space="0" w:color="auto"/>
-              <w:right w:val="single" w:sz="4" w:space="0" w:color="auto"/>
-            </w:tcBorders>
-          </w:tcPr>
-          <w:p/>
+              <w:top w:val="single" w:sz="4" w:space="0" w:color="auto"/>
+              <w:left w:val="single" w:sz="4" w:space="0" w:color="auto"/>
+              <w:right w:val="single" w:sz="4" w:space="0" w:color="auto"/>
+            </w:tcBorders>
+            <w:shd w:val="clear" w:color="auto" w:fill="auto"/>
+          </w:tcPr>
+          <w:p>
+            <w:r/>
+          </w:p>
         </w:tc>
         <w:tc>
           <w:tcPr>
             <w:tcW w:w="851" w:type="dxa"/>
             <w:tcBorders>
-              <w:left w:val="single" w:sz="4" w:space="0" w:color="auto"/>
-              <w:right w:val="single" w:sz="4" w:space="0" w:color="auto"/>
-            </w:tcBorders>
-          </w:tcPr>
-          <w:p/>
+              <w:top w:val="single" w:sz="4" w:space="0" w:color="auto"/>
+              <w:left w:val="single" w:sz="4" w:space="0" w:color="auto"/>
+              <w:right w:val="single" w:sz="4" w:space="0" w:color="auto"/>
+            </w:tcBorders>
+            <w:shd w:val="clear" w:color="auto" w:fill="auto"/>
+          </w:tcPr>
+          <w:p>
+            <w:r/>
+          </w:p>
         </w:tc>
         <w:tc>
           <w:tcPr>
             <w:tcW w:w="850" w:type="dxa"/>
             <w:tcBorders>
-              <w:left w:val="single" w:sz="4" w:space="0" w:color="auto"/>
-              <w:right w:val="single" w:sz="4" w:space="0" w:color="auto"/>
-            </w:tcBorders>
+              <w:top w:val="single" w:sz="4" w:space="0" w:color="auto"/>
+              <w:left w:val="single" w:sz="4" w:space="0" w:color="auto"/>
+              <w:right w:val="single" w:sz="4" w:space="0" w:color="auto"/>
+            </w:tcBorders>
+            <w:shd w:val="clear" w:color="auto" w:fill="auto"/>
           </w:tcPr>
           <w:p>
             <w:r>
@@ -3461,21 +3779,29 @@
           <w:tcPr>
             <w:tcW w:w="851" w:type="dxa"/>
             <w:tcBorders>
-              <w:left w:val="single" w:sz="4" w:space="0" w:color="auto"/>
-              <w:right w:val="single" w:sz="4" w:space="0" w:color="auto"/>
-            </w:tcBorders>
-          </w:tcPr>
-          <w:p/>
+              <w:top w:val="single" w:sz="4" w:space="0" w:color="auto"/>
+              <w:left w:val="single" w:sz="4" w:space="0" w:color="auto"/>
+              <w:right w:val="single" w:sz="4" w:space="0" w:color="auto"/>
+            </w:tcBorders>
+            <w:shd w:val="clear" w:color="auto" w:fill="auto"/>
+          </w:tcPr>
+          <w:p>
+            <w:r/>
+          </w:p>
         </w:tc>
         <w:tc>
           <w:tcPr>
             <w:tcW w:w="850" w:type="dxa"/>
             <w:tcBorders>
+              <w:top w:val="single" w:sz="4" w:space="0" w:color="auto"/>
               <w:left w:val="single" w:sz="4" w:space="0" w:color="auto"/>
               <w:right w:val="nil"/>
             </w:tcBorders>
-          </w:tcPr>
-          <w:p/>
+            <w:shd w:val="clear" w:color="auto" w:fill="auto"/>
+          </w:tcPr>
+          <w:p>
+            <w:r/>
+          </w:p>
         </w:tc>
       </w:tr>
       <w:tr>
@@ -3486,25 +3812,14 @@
           <w:tcPr>
             <w:tcW w:w="2948" w:type="dxa"/>
             <w:tcBorders>
+              <w:top w:val="single" w:sz="4" w:space="0" w:color="auto"/>
               <w:left w:val="nil"/>
               <w:right w:val="single" w:sz="4" w:space="0" w:color="auto"/>
             </w:tcBorders>
-          </w:tcPr>
-          <w:p>
-            <w:pPr>
-              <w:rPr>
-                <w:sz w:val="20"/>
-                <w:szCs w:val="20"/>
-              </w:rPr>
-            </w:pPr>
-            <w:r>
-              <w:rPr>
-                <w:rFonts w:ascii="Segoe UI" w:hAnsi="Segoe UI" w:cs="Segoe UI"/>
-                <w:color w:val="1F2328"/>
-                <w:sz w:val="20"/>
-                <w:szCs w:val="20"/>
-                <w:shd w:val="clear" w:color="auto" w:fill="FFFFFF"/>
-              </w:rPr>
+            <w:shd w:val="clear" w:color="auto" w:fill="auto"/>
+          </w:tcPr>
+          <w:p>
+            <w:r>
               <w:t>4. Implement cloud-based architecture for high availability</w:t>
             </w:r>
           </w:p>
@@ -3513,9 +3828,11 @@
           <w:tcPr>
             <w:tcW w:w="8364" w:type="dxa"/>
             <w:tcBorders>
-              <w:left w:val="single" w:sz="4" w:space="0" w:color="auto"/>
-              <w:right w:val="single" w:sz="4" w:space="0" w:color="auto"/>
-            </w:tcBorders>
+              <w:top w:val="single" w:sz="4" w:space="0" w:color="auto"/>
+              <w:left w:val="single" w:sz="4" w:space="0" w:color="auto"/>
+              <w:right w:val="single" w:sz="4" w:space="0" w:color="auto"/>
+            </w:tcBorders>
+            <w:shd w:val="clear" w:color="auto" w:fill="auto"/>
           </w:tcPr>
           <w:p>
             <w:r>
@@ -3527,19 +3844,25 @@
           <w:tcPr>
             <w:tcW w:w="850" w:type="dxa"/>
             <w:tcBorders>
-              <w:left w:val="single" w:sz="4" w:space="0" w:color="auto"/>
-              <w:right w:val="single" w:sz="4" w:space="0" w:color="auto"/>
-            </w:tcBorders>
-          </w:tcPr>
-          <w:p/>
+              <w:top w:val="single" w:sz="4" w:space="0" w:color="auto"/>
+              <w:left w:val="single" w:sz="4" w:space="0" w:color="auto"/>
+              <w:right w:val="single" w:sz="4" w:space="0" w:color="auto"/>
+            </w:tcBorders>
+            <w:shd w:val="clear" w:color="auto" w:fill="auto"/>
+          </w:tcPr>
+          <w:p>
+            <w:r/>
+          </w:p>
         </w:tc>
         <w:tc>
           <w:tcPr>
             <w:tcW w:w="851" w:type="dxa"/>
             <w:tcBorders>
-              <w:left w:val="single" w:sz="4" w:space="0" w:color="auto"/>
-              <w:right w:val="single" w:sz="4" w:space="0" w:color="auto"/>
-            </w:tcBorders>
+              <w:top w:val="single" w:sz="4" w:space="0" w:color="auto"/>
+              <w:left w:val="single" w:sz="4" w:space="0" w:color="auto"/>
+              <w:right w:val="single" w:sz="4" w:space="0" w:color="auto"/>
+            </w:tcBorders>
+            <w:shd w:val="clear" w:color="auto" w:fill="auto"/>
           </w:tcPr>
           <w:p>
             <w:r>
@@ -3551,9 +3874,11 @@
           <w:tcPr>
             <w:tcW w:w="850" w:type="dxa"/>
             <w:tcBorders>
-              <w:left w:val="single" w:sz="4" w:space="0" w:color="auto"/>
-              <w:right w:val="single" w:sz="4" w:space="0" w:color="auto"/>
-            </w:tcBorders>
+              <w:top w:val="single" w:sz="4" w:space="0" w:color="auto"/>
+              <w:left w:val="single" w:sz="4" w:space="0" w:color="auto"/>
+              <w:right w:val="single" w:sz="4" w:space="0" w:color="auto"/>
+            </w:tcBorders>
+            <w:shd w:val="clear" w:color="auto" w:fill="auto"/>
           </w:tcPr>
           <w:p>
             <w:r>
@@ -3565,21 +3890,29 @@
           <w:tcPr>
             <w:tcW w:w="851" w:type="dxa"/>
             <w:tcBorders>
-              <w:left w:val="single" w:sz="4" w:space="0" w:color="auto"/>
-              <w:right w:val="single" w:sz="4" w:space="0" w:color="auto"/>
-            </w:tcBorders>
-          </w:tcPr>
-          <w:p/>
+              <w:top w:val="single" w:sz="4" w:space="0" w:color="auto"/>
+              <w:left w:val="single" w:sz="4" w:space="0" w:color="auto"/>
+              <w:right w:val="single" w:sz="4" w:space="0" w:color="auto"/>
+            </w:tcBorders>
+            <w:shd w:val="clear" w:color="auto" w:fill="auto"/>
+          </w:tcPr>
+          <w:p>
+            <w:r/>
+          </w:p>
         </w:tc>
         <w:tc>
           <w:tcPr>
             <w:tcW w:w="850" w:type="dxa"/>
             <w:tcBorders>
+              <w:top w:val="single" w:sz="4" w:space="0" w:color="auto"/>
               <w:left w:val="single" w:sz="4" w:space="0" w:color="auto"/>
               <w:right w:val="nil"/>
             </w:tcBorders>
-          </w:tcPr>
-          <w:p/>
+            <w:shd w:val="clear" w:color="auto" w:fill="auto"/>
+          </w:tcPr>
+          <w:p>
+            <w:r/>
+          </w:p>
         </w:tc>
       </w:tr>
       <w:tr>
@@ -3590,44 +3923,28 @@
           <w:tcPr>
             <w:tcW w:w="2948" w:type="dxa"/>
             <w:tcBorders>
+              <w:top w:val="single" w:sz="4" w:space="0" w:color="auto"/>
               <w:left w:val="nil"/>
               <w:right w:val="single" w:sz="4" w:space="0" w:color="auto"/>
             </w:tcBorders>
-          </w:tcPr>
-          <w:p>
-            <w:pPr>
-              <w:rPr>
-                <w:sz w:val="20"/>
-                <w:szCs w:val="20"/>
-              </w:rPr>
-            </w:pPr>
-            <w:r>
-              <w:rPr>
-                <w:rFonts w:ascii="Segoe UI" w:hAnsi="Segoe UI" w:cs="Segoe UI"/>
-                <w:color w:val="1F2328"/>
-                <w:sz w:val="20"/>
-                <w:szCs w:val="20"/>
-                <w:shd w:val="clear" w:color="auto" w:fill="FFFFFF"/>
-              </w:rPr>
-              <w:t>4. Implement cloud-based architecture for high availability</w:t>
-            </w:r>
+            <w:shd w:val="clear" w:color="auto" w:fill="auto"/>
+          </w:tcPr>
+          <w:p>
+            <w:r/>
           </w:p>
         </w:tc>
         <w:tc>
           <w:tcPr>
             <w:tcW w:w="8364" w:type="dxa"/>
             <w:tcBorders>
-              <w:left w:val="single" w:sz="4" w:space="0" w:color="auto"/>
-              <w:right w:val="single" w:sz="4" w:space="0" w:color="auto"/>
-            </w:tcBorders>
-          </w:tcPr>
-          <w:p>
-            <w:r>
-              <w:rPr>
-                <w:rFonts w:ascii="Segoe UI" w:hAnsi="Segoe UI" w:cs="Segoe UI"/>
-                <w:color w:val="1F2328"/>
-                <w:shd w:val="clear" w:color="auto" w:fill="FFFFFF"/>
-              </w:rPr>
+              <w:top w:val="single" w:sz="4" w:space="0" w:color="auto"/>
+              <w:left w:val="single" w:sz="4" w:space="0" w:color="auto"/>
+              <w:right w:val="single" w:sz="4" w:space="0" w:color="auto"/>
+            </w:tcBorders>
+            <w:shd w:val="clear" w:color="auto" w:fill="auto"/>
+          </w:tcPr>
+          <w:p>
+            <w:r>
               <w:t>4.2 Demonstrate connectivity between resources at all tiers</w:t>
             </w:r>
           </w:p>
@@ -3636,19 +3953,25 @@
           <w:tcPr>
             <w:tcW w:w="850" w:type="dxa"/>
             <w:tcBorders>
-              <w:left w:val="single" w:sz="4" w:space="0" w:color="auto"/>
-              <w:right w:val="single" w:sz="4" w:space="0" w:color="auto"/>
-            </w:tcBorders>
-          </w:tcPr>
-          <w:p/>
+              <w:top w:val="single" w:sz="4" w:space="0" w:color="auto"/>
+              <w:left w:val="single" w:sz="4" w:space="0" w:color="auto"/>
+              <w:right w:val="single" w:sz="4" w:space="0" w:color="auto"/>
+            </w:tcBorders>
+            <w:shd w:val="clear" w:color="auto" w:fill="auto"/>
+          </w:tcPr>
+          <w:p>
+            <w:r/>
+          </w:p>
         </w:tc>
         <w:tc>
           <w:tcPr>
             <w:tcW w:w="851" w:type="dxa"/>
             <w:tcBorders>
-              <w:left w:val="single" w:sz="4" w:space="0" w:color="auto"/>
-              <w:right w:val="single" w:sz="4" w:space="0" w:color="auto"/>
-            </w:tcBorders>
+              <w:top w:val="single" w:sz="4" w:space="0" w:color="auto"/>
+              <w:left w:val="single" w:sz="4" w:space="0" w:color="auto"/>
+              <w:right w:val="single" w:sz="4" w:space="0" w:color="auto"/>
+            </w:tcBorders>
+            <w:shd w:val="clear" w:color="auto" w:fill="auto"/>
           </w:tcPr>
           <w:p>
             <w:r>
@@ -3660,9 +3983,11 @@
           <w:tcPr>
             <w:tcW w:w="850" w:type="dxa"/>
             <w:tcBorders>
-              <w:left w:val="single" w:sz="4" w:space="0" w:color="auto"/>
-              <w:right w:val="single" w:sz="4" w:space="0" w:color="auto"/>
-            </w:tcBorders>
+              <w:top w:val="single" w:sz="4" w:space="0" w:color="auto"/>
+              <w:left w:val="single" w:sz="4" w:space="0" w:color="auto"/>
+              <w:right w:val="single" w:sz="4" w:space="0" w:color="auto"/>
+            </w:tcBorders>
+            <w:shd w:val="clear" w:color="auto" w:fill="auto"/>
           </w:tcPr>
           <w:p>
             <w:r>
@@ -3674,21 +3999,29 @@
           <w:tcPr>
             <w:tcW w:w="851" w:type="dxa"/>
             <w:tcBorders>
-              <w:left w:val="single" w:sz="4" w:space="0" w:color="auto"/>
-              <w:right w:val="single" w:sz="4" w:space="0" w:color="auto"/>
-            </w:tcBorders>
-          </w:tcPr>
-          <w:p/>
+              <w:top w:val="single" w:sz="4" w:space="0" w:color="auto"/>
+              <w:left w:val="single" w:sz="4" w:space="0" w:color="auto"/>
+              <w:right w:val="single" w:sz="4" w:space="0" w:color="auto"/>
+            </w:tcBorders>
+            <w:shd w:val="clear" w:color="auto" w:fill="auto"/>
+          </w:tcPr>
+          <w:p>
+            <w:r/>
+          </w:p>
         </w:tc>
         <w:tc>
           <w:tcPr>
             <w:tcW w:w="850" w:type="dxa"/>
             <w:tcBorders>
+              <w:top w:val="single" w:sz="4" w:space="0" w:color="auto"/>
               <w:left w:val="single" w:sz="4" w:space="0" w:color="auto"/>
               <w:right w:val="nil"/>
             </w:tcBorders>
-          </w:tcPr>
-          <w:p/>
+            <w:shd w:val="clear" w:color="auto" w:fill="auto"/>
+          </w:tcPr>
+          <w:p>
+            <w:r/>
+          </w:p>
         </w:tc>
       </w:tr>
       <w:tr>
@@ -3699,44 +4032,28 @@
           <w:tcPr>
             <w:tcW w:w="2948" w:type="dxa"/>
             <w:tcBorders>
+              <w:top w:val="single" w:sz="4" w:space="0" w:color="auto"/>
               <w:left w:val="nil"/>
               <w:right w:val="single" w:sz="4" w:space="0" w:color="auto"/>
             </w:tcBorders>
-          </w:tcPr>
-          <w:p>
-            <w:pPr>
-              <w:rPr>
-                <w:sz w:val="20"/>
-                <w:szCs w:val="20"/>
-              </w:rPr>
-            </w:pPr>
-            <w:r>
-              <w:rPr>
-                <w:rFonts w:ascii="Segoe UI" w:hAnsi="Segoe UI" w:cs="Segoe UI"/>
-                <w:color w:val="1F2328"/>
-                <w:sz w:val="20"/>
-                <w:szCs w:val="20"/>
-                <w:shd w:val="clear" w:color="auto" w:fill="FFFFFF"/>
-              </w:rPr>
-              <w:t>4. Implement cloud-based architecture for high availability</w:t>
-            </w:r>
+            <w:shd w:val="clear" w:color="auto" w:fill="auto"/>
+          </w:tcPr>
+          <w:p>
+            <w:r/>
           </w:p>
         </w:tc>
         <w:tc>
           <w:tcPr>
             <w:tcW w:w="8364" w:type="dxa"/>
             <w:tcBorders>
-              <w:left w:val="single" w:sz="4" w:space="0" w:color="auto"/>
-              <w:right w:val="single" w:sz="4" w:space="0" w:color="auto"/>
-            </w:tcBorders>
-          </w:tcPr>
-          <w:p>
-            <w:r>
-              <w:rPr>
-                <w:rFonts w:ascii="Segoe UI" w:hAnsi="Segoe UI" w:cs="Segoe UI"/>
-                <w:color w:val="1F2328"/>
-                <w:shd w:val="clear" w:color="auto" w:fill="FFFFFF"/>
-              </w:rPr>
+              <w:top w:val="single" w:sz="4" w:space="0" w:color="auto"/>
+              <w:left w:val="single" w:sz="4" w:space="0" w:color="auto"/>
+              <w:right w:val="single" w:sz="4" w:space="0" w:color="auto"/>
+            </w:tcBorders>
+            <w:shd w:val="clear" w:color="auto" w:fill="auto"/>
+          </w:tcPr>
+          <w:p>
+            <w:r>
               <w:t>4.3 Monitor and measure availability of resources</w:t>
             </w:r>
           </w:p>
@@ -3745,19 +4062,25 @@
           <w:tcPr>
             <w:tcW w:w="850" w:type="dxa"/>
             <w:tcBorders>
-              <w:left w:val="single" w:sz="4" w:space="0" w:color="auto"/>
-              <w:right w:val="single" w:sz="4" w:space="0" w:color="auto"/>
-            </w:tcBorders>
-          </w:tcPr>
-          <w:p/>
+              <w:top w:val="single" w:sz="4" w:space="0" w:color="auto"/>
+              <w:left w:val="single" w:sz="4" w:space="0" w:color="auto"/>
+              <w:right w:val="single" w:sz="4" w:space="0" w:color="auto"/>
+            </w:tcBorders>
+            <w:shd w:val="clear" w:color="auto" w:fill="auto"/>
+          </w:tcPr>
+          <w:p>
+            <w:r/>
+          </w:p>
         </w:tc>
         <w:tc>
           <w:tcPr>
             <w:tcW w:w="851" w:type="dxa"/>
             <w:tcBorders>
-              <w:left w:val="single" w:sz="4" w:space="0" w:color="auto"/>
-              <w:right w:val="single" w:sz="4" w:space="0" w:color="auto"/>
-            </w:tcBorders>
+              <w:top w:val="single" w:sz="4" w:space="0" w:color="auto"/>
+              <w:left w:val="single" w:sz="4" w:space="0" w:color="auto"/>
+              <w:right w:val="single" w:sz="4" w:space="0" w:color="auto"/>
+            </w:tcBorders>
+            <w:shd w:val="clear" w:color="auto" w:fill="auto"/>
           </w:tcPr>
           <w:p>
             <w:r>
@@ -3769,9 +4092,11 @@
           <w:tcPr>
             <w:tcW w:w="850" w:type="dxa"/>
             <w:tcBorders>
-              <w:left w:val="single" w:sz="4" w:space="0" w:color="auto"/>
-              <w:right w:val="single" w:sz="4" w:space="0" w:color="auto"/>
-            </w:tcBorders>
+              <w:top w:val="single" w:sz="4" w:space="0" w:color="auto"/>
+              <w:left w:val="single" w:sz="4" w:space="0" w:color="auto"/>
+              <w:right w:val="single" w:sz="4" w:space="0" w:color="auto"/>
+            </w:tcBorders>
+            <w:shd w:val="clear" w:color="auto" w:fill="auto"/>
           </w:tcPr>
           <w:p>
             <w:r>
@@ -3783,21 +4108,29 @@
           <w:tcPr>
             <w:tcW w:w="851" w:type="dxa"/>
             <w:tcBorders>
-              <w:left w:val="single" w:sz="4" w:space="0" w:color="auto"/>
-              <w:right w:val="single" w:sz="4" w:space="0" w:color="auto"/>
-            </w:tcBorders>
-          </w:tcPr>
-          <w:p/>
+              <w:top w:val="single" w:sz="4" w:space="0" w:color="auto"/>
+              <w:left w:val="single" w:sz="4" w:space="0" w:color="auto"/>
+              <w:right w:val="single" w:sz="4" w:space="0" w:color="auto"/>
+            </w:tcBorders>
+            <w:shd w:val="clear" w:color="auto" w:fill="auto"/>
+          </w:tcPr>
+          <w:p>
+            <w:r/>
+          </w:p>
         </w:tc>
         <w:tc>
           <w:tcPr>
             <w:tcW w:w="850" w:type="dxa"/>
             <w:tcBorders>
+              <w:top w:val="single" w:sz="4" w:space="0" w:color="auto"/>
               <w:left w:val="single" w:sz="4" w:space="0" w:color="auto"/>
               <w:right w:val="nil"/>
             </w:tcBorders>
-          </w:tcPr>
-          <w:p/>
+            <w:shd w:val="clear" w:color="auto" w:fill="auto"/>
+          </w:tcPr>
+          <w:p>
+            <w:r/>
+          </w:p>
         </w:tc>
       </w:tr>
       <w:tr>
@@ -3808,44 +4141,28 @@
           <w:tcPr>
             <w:tcW w:w="2948" w:type="dxa"/>
             <w:tcBorders>
+              <w:top w:val="single" w:sz="4" w:space="0" w:color="auto"/>
               <w:left w:val="nil"/>
               <w:right w:val="single" w:sz="4" w:space="0" w:color="auto"/>
             </w:tcBorders>
-          </w:tcPr>
-          <w:p>
-            <w:pPr>
-              <w:rPr>
-                <w:sz w:val="20"/>
-                <w:szCs w:val="20"/>
-              </w:rPr>
-            </w:pPr>
-            <w:r>
-              <w:rPr>
-                <w:rFonts w:ascii="Segoe UI" w:hAnsi="Segoe UI" w:cs="Segoe UI"/>
-                <w:color w:val="1F2328"/>
-                <w:sz w:val="20"/>
-                <w:szCs w:val="20"/>
-                <w:shd w:val="clear" w:color="auto" w:fill="FFFFFF"/>
-              </w:rPr>
-              <w:t>4. Implement cloud-based architecture for high availability</w:t>
-            </w:r>
+            <w:shd w:val="clear" w:color="auto" w:fill="auto"/>
+          </w:tcPr>
+          <w:p>
+            <w:r/>
           </w:p>
         </w:tc>
         <w:tc>
           <w:tcPr>
             <w:tcW w:w="8364" w:type="dxa"/>
             <w:tcBorders>
-              <w:left w:val="single" w:sz="4" w:space="0" w:color="auto"/>
-              <w:right w:val="single" w:sz="4" w:space="0" w:color="auto"/>
-            </w:tcBorders>
-          </w:tcPr>
-          <w:p>
-            <w:r>
-              <w:rPr>
-                <w:rFonts w:ascii="Segoe UI" w:hAnsi="Segoe UI" w:cs="Segoe UI"/>
-                <w:color w:val="1F2328"/>
-                <w:shd w:val="clear" w:color="auto" w:fill="FFFFFF"/>
-              </w:rPr>
+              <w:top w:val="single" w:sz="4" w:space="0" w:color="auto"/>
+              <w:left w:val="single" w:sz="4" w:space="0" w:color="auto"/>
+              <w:right w:val="single" w:sz="4" w:space="0" w:color="auto"/>
+            </w:tcBorders>
+            <w:shd w:val="clear" w:color="auto" w:fill="auto"/>
+          </w:tcPr>
+          <w:p>
+            <w:r>
               <w:t>4.4 Simulate failures of component and confirm that infrastructure is fault tolerant</w:t>
             </w:r>
           </w:p>
@@ -3854,29 +4171,39 @@
           <w:tcPr>
             <w:tcW w:w="850" w:type="dxa"/>
             <w:tcBorders>
-              <w:left w:val="single" w:sz="4" w:space="0" w:color="auto"/>
-              <w:right w:val="single" w:sz="4" w:space="0" w:color="auto"/>
-            </w:tcBorders>
-          </w:tcPr>
-          <w:p/>
+              <w:top w:val="single" w:sz="4" w:space="0" w:color="auto"/>
+              <w:left w:val="single" w:sz="4" w:space="0" w:color="auto"/>
+              <w:right w:val="single" w:sz="4" w:space="0" w:color="auto"/>
+            </w:tcBorders>
+            <w:shd w:val="clear" w:color="auto" w:fill="auto"/>
+          </w:tcPr>
+          <w:p>
+            <w:r/>
+          </w:p>
         </w:tc>
         <w:tc>
           <w:tcPr>
             <w:tcW w:w="851" w:type="dxa"/>
             <w:tcBorders>
-              <w:left w:val="single" w:sz="4" w:space="0" w:color="auto"/>
-              <w:right w:val="single" w:sz="4" w:space="0" w:color="auto"/>
-            </w:tcBorders>
-          </w:tcPr>
-          <w:p/>
+              <w:top w:val="single" w:sz="4" w:space="0" w:color="auto"/>
+              <w:left w:val="single" w:sz="4" w:space="0" w:color="auto"/>
+              <w:right w:val="single" w:sz="4" w:space="0" w:color="auto"/>
+            </w:tcBorders>
+            <w:shd w:val="clear" w:color="auto" w:fill="auto"/>
+          </w:tcPr>
+          <w:p>
+            <w:r/>
+          </w:p>
         </w:tc>
         <w:tc>
           <w:tcPr>
             <w:tcW w:w="850" w:type="dxa"/>
             <w:tcBorders>
-              <w:left w:val="single" w:sz="4" w:space="0" w:color="auto"/>
-              <w:right w:val="single" w:sz="4" w:space="0" w:color="auto"/>
-            </w:tcBorders>
+              <w:top w:val="single" w:sz="4" w:space="0" w:color="auto"/>
+              <w:left w:val="single" w:sz="4" w:space="0" w:color="auto"/>
+              <w:right w:val="single" w:sz="4" w:space="0" w:color="auto"/>
+            </w:tcBorders>
+            <w:shd w:val="clear" w:color="auto" w:fill="auto"/>
           </w:tcPr>
           <w:p>
             <w:r>
@@ -3888,21 +4215,29 @@
           <w:tcPr>
             <w:tcW w:w="851" w:type="dxa"/>
             <w:tcBorders>
-              <w:left w:val="single" w:sz="4" w:space="0" w:color="auto"/>
-              <w:right w:val="single" w:sz="4" w:space="0" w:color="auto"/>
-            </w:tcBorders>
-          </w:tcPr>
-          <w:p/>
+              <w:top w:val="single" w:sz="4" w:space="0" w:color="auto"/>
+              <w:left w:val="single" w:sz="4" w:space="0" w:color="auto"/>
+              <w:right w:val="single" w:sz="4" w:space="0" w:color="auto"/>
+            </w:tcBorders>
+            <w:shd w:val="clear" w:color="auto" w:fill="auto"/>
+          </w:tcPr>
+          <w:p>
+            <w:r/>
+          </w:p>
         </w:tc>
         <w:tc>
           <w:tcPr>
             <w:tcW w:w="850" w:type="dxa"/>
             <w:tcBorders>
+              <w:top w:val="single" w:sz="4" w:space="0" w:color="auto"/>
               <w:left w:val="single" w:sz="4" w:space="0" w:color="auto"/>
               <w:right w:val="nil"/>
             </w:tcBorders>
-          </w:tcPr>
-          <w:p/>
+            <w:shd w:val="clear" w:color="auto" w:fill="auto"/>
+          </w:tcPr>
+          <w:p>
+            <w:r/>
+          </w:p>
         </w:tc>
       </w:tr>
       <w:tr>
@@ -3913,45 +4248,28 @@
           <w:tcPr>
             <w:tcW w:w="2948" w:type="dxa"/>
             <w:tcBorders>
+              <w:top w:val="single" w:sz="4" w:space="0" w:color="auto"/>
               <w:left w:val="nil"/>
               <w:right w:val="single" w:sz="4" w:space="0" w:color="auto"/>
             </w:tcBorders>
-          </w:tcPr>
-          <w:p>
-            <w:pPr>
-              <w:rPr>
-                <w:sz w:val="20"/>
-                <w:szCs w:val="20"/>
-              </w:rPr>
-            </w:pPr>
-            <w:r>
-              <w:rPr>
-                <w:rFonts w:ascii="Segoe UI" w:hAnsi="Segoe UI" w:cs="Segoe UI"/>
-                <w:color w:val="1F2328"/>
-                <w:sz w:val="20"/>
-                <w:szCs w:val="20"/>
-                <w:shd w:val="clear" w:color="auto" w:fill="FFFFFF"/>
-              </w:rPr>
-              <w:lastRenderedPageBreak/>
-              <w:t>4. Implement cloud-based architecture for high availability</w:t>
-            </w:r>
+            <w:shd w:val="clear" w:color="auto" w:fill="auto"/>
+          </w:tcPr>
+          <w:p>
+            <w:r/>
           </w:p>
         </w:tc>
         <w:tc>
           <w:tcPr>
             <w:tcW w:w="8364" w:type="dxa"/>
             <w:tcBorders>
-              <w:left w:val="single" w:sz="4" w:space="0" w:color="auto"/>
-              <w:right w:val="single" w:sz="4" w:space="0" w:color="auto"/>
-            </w:tcBorders>
-          </w:tcPr>
-          <w:p>
-            <w:r>
-              <w:rPr>
-                <w:rFonts w:ascii="Segoe UI" w:hAnsi="Segoe UI" w:cs="Segoe UI"/>
-                <w:color w:val="1F2328"/>
-                <w:shd w:val="clear" w:color="auto" w:fill="FFFFFF"/>
-              </w:rPr>
+              <w:top w:val="single" w:sz="4" w:space="0" w:color="auto"/>
+              <w:left w:val="single" w:sz="4" w:space="0" w:color="auto"/>
+              <w:right w:val="single" w:sz="4" w:space="0" w:color="auto"/>
+            </w:tcBorders>
+            <w:shd w:val="clear" w:color="auto" w:fill="auto"/>
+          </w:tcPr>
+          <w:p>
+            <w:r>
               <w:t>4.5 Simulate resizing components likely to impact performance and measure availability impact</w:t>
             </w:r>
           </w:p>
@@ -3960,29 +4278,39 @@
           <w:tcPr>
             <w:tcW w:w="850" w:type="dxa"/>
             <w:tcBorders>
-              <w:left w:val="single" w:sz="4" w:space="0" w:color="auto"/>
-              <w:right w:val="single" w:sz="4" w:space="0" w:color="auto"/>
-            </w:tcBorders>
-          </w:tcPr>
-          <w:p/>
+              <w:top w:val="single" w:sz="4" w:space="0" w:color="auto"/>
+              <w:left w:val="single" w:sz="4" w:space="0" w:color="auto"/>
+              <w:right w:val="single" w:sz="4" w:space="0" w:color="auto"/>
+            </w:tcBorders>
+            <w:shd w:val="clear" w:color="auto" w:fill="auto"/>
+          </w:tcPr>
+          <w:p>
+            <w:r/>
+          </w:p>
         </w:tc>
         <w:tc>
           <w:tcPr>
             <w:tcW w:w="851" w:type="dxa"/>
             <w:tcBorders>
-              <w:left w:val="single" w:sz="4" w:space="0" w:color="auto"/>
-              <w:right w:val="single" w:sz="4" w:space="0" w:color="auto"/>
-            </w:tcBorders>
-          </w:tcPr>
-          <w:p/>
+              <w:top w:val="single" w:sz="4" w:space="0" w:color="auto"/>
+              <w:left w:val="single" w:sz="4" w:space="0" w:color="auto"/>
+              <w:right w:val="single" w:sz="4" w:space="0" w:color="auto"/>
+            </w:tcBorders>
+            <w:shd w:val="clear" w:color="auto" w:fill="auto"/>
+          </w:tcPr>
+          <w:p>
+            <w:r/>
+          </w:p>
         </w:tc>
         <w:tc>
           <w:tcPr>
             <w:tcW w:w="850" w:type="dxa"/>
             <w:tcBorders>
-              <w:left w:val="single" w:sz="4" w:space="0" w:color="auto"/>
-              <w:right w:val="single" w:sz="4" w:space="0" w:color="auto"/>
-            </w:tcBorders>
+              <w:top w:val="single" w:sz="4" w:space="0" w:color="auto"/>
+              <w:left w:val="single" w:sz="4" w:space="0" w:color="auto"/>
+              <w:right w:val="single" w:sz="4" w:space="0" w:color="auto"/>
+            </w:tcBorders>
+            <w:shd w:val="clear" w:color="auto" w:fill="auto"/>
           </w:tcPr>
           <w:p>
             <w:r>
@@ -3994,21 +4322,29 @@
           <w:tcPr>
             <w:tcW w:w="851" w:type="dxa"/>
             <w:tcBorders>
-              <w:left w:val="single" w:sz="4" w:space="0" w:color="auto"/>
-              <w:right w:val="single" w:sz="4" w:space="0" w:color="auto"/>
-            </w:tcBorders>
-          </w:tcPr>
-          <w:p/>
+              <w:top w:val="single" w:sz="4" w:space="0" w:color="auto"/>
+              <w:left w:val="single" w:sz="4" w:space="0" w:color="auto"/>
+              <w:right w:val="single" w:sz="4" w:space="0" w:color="auto"/>
+            </w:tcBorders>
+            <w:shd w:val="clear" w:color="auto" w:fill="auto"/>
+          </w:tcPr>
+          <w:p>
+            <w:r/>
+          </w:p>
         </w:tc>
         <w:tc>
           <w:tcPr>
             <w:tcW w:w="850" w:type="dxa"/>
             <w:tcBorders>
+              <w:top w:val="single" w:sz="4" w:space="0" w:color="auto"/>
               <w:left w:val="single" w:sz="4" w:space="0" w:color="auto"/>
               <w:right w:val="nil"/>
             </w:tcBorders>
-          </w:tcPr>
-          <w:p/>
+            <w:shd w:val="clear" w:color="auto" w:fill="auto"/>
+          </w:tcPr>
+          <w:p>
+            <w:r/>
+          </w:p>
         </w:tc>
       </w:tr>
       <w:tr>
@@ -4019,44 +4355,28 @@
           <w:tcPr>
             <w:tcW w:w="2948" w:type="dxa"/>
             <w:tcBorders>
+              <w:top w:val="single" w:sz="4" w:space="0" w:color="auto"/>
               <w:left w:val="nil"/>
               <w:right w:val="single" w:sz="4" w:space="0" w:color="auto"/>
             </w:tcBorders>
-          </w:tcPr>
-          <w:p>
-            <w:pPr>
-              <w:rPr>
-                <w:sz w:val="20"/>
-                <w:szCs w:val="20"/>
-              </w:rPr>
-            </w:pPr>
-            <w:r>
-              <w:rPr>
-                <w:rFonts w:ascii="Segoe UI" w:hAnsi="Segoe UI" w:cs="Segoe UI"/>
-                <w:color w:val="1F2328"/>
-                <w:sz w:val="20"/>
-                <w:szCs w:val="20"/>
-                <w:shd w:val="clear" w:color="auto" w:fill="FFFFFF"/>
-              </w:rPr>
-              <w:t>4. Implement cloud-based architecture for high availability</w:t>
-            </w:r>
+            <w:shd w:val="clear" w:color="auto" w:fill="auto"/>
+          </w:tcPr>
+          <w:p>
+            <w:r/>
           </w:p>
         </w:tc>
         <w:tc>
           <w:tcPr>
             <w:tcW w:w="8364" w:type="dxa"/>
             <w:tcBorders>
-              <w:left w:val="single" w:sz="4" w:space="0" w:color="auto"/>
-              <w:right w:val="single" w:sz="4" w:space="0" w:color="auto"/>
-            </w:tcBorders>
-          </w:tcPr>
-          <w:p>
-            <w:r>
-              <w:rPr>
-                <w:rFonts w:ascii="Segoe UI" w:hAnsi="Segoe UI" w:cs="Segoe UI"/>
-                <w:color w:val="1F2328"/>
-                <w:shd w:val="clear" w:color="auto" w:fill="FFFFFF"/>
-              </w:rPr>
+              <w:top w:val="single" w:sz="4" w:space="0" w:color="auto"/>
+              <w:left w:val="single" w:sz="4" w:space="0" w:color="auto"/>
+              <w:right w:val="single" w:sz="4" w:space="0" w:color="auto"/>
+            </w:tcBorders>
+            <w:shd w:val="clear" w:color="auto" w:fill="auto"/>
+          </w:tcPr>
+          <w:p>
+            <w:r>
               <w:t>4.6 Compare and document simulation findings according to documented design</w:t>
             </w:r>
           </w:p>
@@ -4065,29 +4385,39 @@
           <w:tcPr>
             <w:tcW w:w="850" w:type="dxa"/>
             <w:tcBorders>
-              <w:left w:val="single" w:sz="4" w:space="0" w:color="auto"/>
-              <w:right w:val="single" w:sz="4" w:space="0" w:color="auto"/>
-            </w:tcBorders>
-          </w:tcPr>
-          <w:p/>
+              <w:top w:val="single" w:sz="4" w:space="0" w:color="auto"/>
+              <w:left w:val="single" w:sz="4" w:space="0" w:color="auto"/>
+              <w:right w:val="single" w:sz="4" w:space="0" w:color="auto"/>
+            </w:tcBorders>
+            <w:shd w:val="clear" w:color="auto" w:fill="auto"/>
+          </w:tcPr>
+          <w:p>
+            <w:r/>
+          </w:p>
         </w:tc>
         <w:tc>
           <w:tcPr>
             <w:tcW w:w="851" w:type="dxa"/>
             <w:tcBorders>
-              <w:left w:val="single" w:sz="4" w:space="0" w:color="auto"/>
-              <w:right w:val="single" w:sz="4" w:space="0" w:color="auto"/>
-            </w:tcBorders>
-          </w:tcPr>
-          <w:p/>
+              <w:top w:val="single" w:sz="4" w:space="0" w:color="auto"/>
+              <w:left w:val="single" w:sz="4" w:space="0" w:color="auto"/>
+              <w:right w:val="single" w:sz="4" w:space="0" w:color="auto"/>
+            </w:tcBorders>
+            <w:shd w:val="clear" w:color="auto" w:fill="auto"/>
+          </w:tcPr>
+          <w:p>
+            <w:r/>
+          </w:p>
         </w:tc>
         <w:tc>
           <w:tcPr>
             <w:tcW w:w="850" w:type="dxa"/>
             <w:tcBorders>
-              <w:left w:val="single" w:sz="4" w:space="0" w:color="auto"/>
-              <w:right w:val="single" w:sz="4" w:space="0" w:color="auto"/>
-            </w:tcBorders>
+              <w:top w:val="single" w:sz="4" w:space="0" w:color="auto"/>
+              <w:left w:val="single" w:sz="4" w:space="0" w:color="auto"/>
+              <w:right w:val="single" w:sz="4" w:space="0" w:color="auto"/>
+            </w:tcBorders>
+            <w:shd w:val="clear" w:color="auto" w:fill="auto"/>
           </w:tcPr>
           <w:p>
             <w:r>
@@ -4099,21 +4429,29 @@
           <w:tcPr>
             <w:tcW w:w="851" w:type="dxa"/>
             <w:tcBorders>
-              <w:left w:val="single" w:sz="4" w:space="0" w:color="auto"/>
-              <w:right w:val="single" w:sz="4" w:space="0" w:color="auto"/>
-            </w:tcBorders>
-          </w:tcPr>
-          <w:p/>
+              <w:top w:val="single" w:sz="4" w:space="0" w:color="auto"/>
+              <w:left w:val="single" w:sz="4" w:space="0" w:color="auto"/>
+              <w:right w:val="single" w:sz="4" w:space="0" w:color="auto"/>
+            </w:tcBorders>
+            <w:shd w:val="clear" w:color="auto" w:fill="auto"/>
+          </w:tcPr>
+          <w:p>
+            <w:r/>
+          </w:p>
         </w:tc>
         <w:tc>
           <w:tcPr>
             <w:tcW w:w="850" w:type="dxa"/>
             <w:tcBorders>
+              <w:top w:val="single" w:sz="4" w:space="0" w:color="auto"/>
               <w:left w:val="single" w:sz="4" w:space="0" w:color="auto"/>
               <w:right w:val="nil"/>
             </w:tcBorders>
-          </w:tcPr>
-          <w:p/>
+            <w:shd w:val="clear" w:color="auto" w:fill="auto"/>
+          </w:tcPr>
+          <w:p>
+            <w:r/>
+          </w:p>
         </w:tc>
       </w:tr>
       <w:tr>
@@ -4124,25 +4462,14 @@
           <w:tcPr>
             <w:tcW w:w="2948" w:type="dxa"/>
             <w:tcBorders>
+              <w:top w:val="single" w:sz="4" w:space="0" w:color="auto"/>
               <w:left w:val="nil"/>
               <w:right w:val="single" w:sz="4" w:space="0" w:color="auto"/>
             </w:tcBorders>
-          </w:tcPr>
-          <w:p>
-            <w:pPr>
-              <w:rPr>
-                <w:sz w:val="20"/>
-                <w:szCs w:val="20"/>
-              </w:rPr>
-            </w:pPr>
-            <w:r>
-              <w:rPr>
-                <w:rFonts w:ascii="Segoe UI" w:hAnsi="Segoe UI" w:cs="Segoe UI"/>
-                <w:color w:val="1F2328"/>
-                <w:sz w:val="20"/>
-                <w:szCs w:val="20"/>
-                <w:shd w:val="clear" w:color="auto" w:fill="F6F8FA"/>
-              </w:rPr>
+            <w:shd w:val="clear" w:color="auto" w:fill="auto"/>
+          </w:tcPr>
+          <w:p>
+            <w:r>
               <w:t>5. Finalise cloud infrastructure</w:t>
             </w:r>
           </w:p>
@@ -4151,17 +4478,14 @@
           <w:tcPr>
             <w:tcW w:w="8364" w:type="dxa"/>
             <w:tcBorders>
-              <w:left w:val="single" w:sz="4" w:space="0" w:color="auto"/>
-              <w:right w:val="single" w:sz="4" w:space="0" w:color="auto"/>
-            </w:tcBorders>
-          </w:tcPr>
-          <w:p>
-            <w:r>
-              <w:rPr>
-                <w:rFonts w:ascii="Segoe UI" w:hAnsi="Segoe UI" w:cs="Segoe UI"/>
-                <w:color w:val="1F2328"/>
-                <w:shd w:val="clear" w:color="auto" w:fill="F6F8FA"/>
-              </w:rPr>
+              <w:top w:val="single" w:sz="4" w:space="0" w:color="auto"/>
+              <w:left w:val="single" w:sz="4" w:space="0" w:color="auto"/>
+              <w:right w:val="single" w:sz="4" w:space="0" w:color="auto"/>
+            </w:tcBorders>
+            <w:shd w:val="clear" w:color="auto" w:fill="auto"/>
+          </w:tcPr>
+          <w:p>
+            <w:r>
               <w:t>5.1 Adjust and improve availability of architecture according to simulations as required</w:t>
             </w:r>
           </w:p>
@@ -4170,29 +4494,39 @@
           <w:tcPr>
             <w:tcW w:w="850" w:type="dxa"/>
             <w:tcBorders>
-              <w:left w:val="single" w:sz="4" w:space="0" w:color="auto"/>
-              <w:right w:val="single" w:sz="4" w:space="0" w:color="auto"/>
-            </w:tcBorders>
-          </w:tcPr>
-          <w:p/>
+              <w:top w:val="single" w:sz="4" w:space="0" w:color="auto"/>
+              <w:left w:val="single" w:sz="4" w:space="0" w:color="auto"/>
+              <w:right w:val="single" w:sz="4" w:space="0" w:color="auto"/>
+            </w:tcBorders>
+            <w:shd w:val="clear" w:color="auto" w:fill="auto"/>
+          </w:tcPr>
+          <w:p>
+            <w:r/>
+          </w:p>
         </w:tc>
         <w:tc>
           <w:tcPr>
             <w:tcW w:w="851" w:type="dxa"/>
             <w:tcBorders>
-              <w:left w:val="single" w:sz="4" w:space="0" w:color="auto"/>
-              <w:right w:val="single" w:sz="4" w:space="0" w:color="auto"/>
-            </w:tcBorders>
-          </w:tcPr>
-          <w:p/>
+              <w:top w:val="single" w:sz="4" w:space="0" w:color="auto"/>
+              <w:left w:val="single" w:sz="4" w:space="0" w:color="auto"/>
+              <w:right w:val="single" w:sz="4" w:space="0" w:color="auto"/>
+            </w:tcBorders>
+            <w:shd w:val="clear" w:color="auto" w:fill="auto"/>
+          </w:tcPr>
+          <w:p>
+            <w:r/>
+          </w:p>
         </w:tc>
         <w:tc>
           <w:tcPr>
             <w:tcW w:w="850" w:type="dxa"/>
             <w:tcBorders>
-              <w:left w:val="single" w:sz="4" w:space="0" w:color="auto"/>
-              <w:right w:val="single" w:sz="4" w:space="0" w:color="auto"/>
-            </w:tcBorders>
+              <w:top w:val="single" w:sz="4" w:space="0" w:color="auto"/>
+              <w:left w:val="single" w:sz="4" w:space="0" w:color="auto"/>
+              <w:right w:val="single" w:sz="4" w:space="0" w:color="auto"/>
+            </w:tcBorders>
+            <w:shd w:val="clear" w:color="auto" w:fill="auto"/>
           </w:tcPr>
           <w:p>
             <w:r>
@@ -4204,21 +4538,29 @@
           <w:tcPr>
             <w:tcW w:w="851" w:type="dxa"/>
             <w:tcBorders>
-              <w:left w:val="single" w:sz="4" w:space="0" w:color="auto"/>
-              <w:right w:val="single" w:sz="4" w:space="0" w:color="auto"/>
-            </w:tcBorders>
-          </w:tcPr>
-          <w:p/>
+              <w:top w:val="single" w:sz="4" w:space="0" w:color="auto"/>
+              <w:left w:val="single" w:sz="4" w:space="0" w:color="auto"/>
+              <w:right w:val="single" w:sz="4" w:space="0" w:color="auto"/>
+            </w:tcBorders>
+            <w:shd w:val="clear" w:color="auto" w:fill="auto"/>
+          </w:tcPr>
+          <w:p>
+            <w:r/>
+          </w:p>
         </w:tc>
         <w:tc>
           <w:tcPr>
             <w:tcW w:w="850" w:type="dxa"/>
             <w:tcBorders>
+              <w:top w:val="single" w:sz="4" w:space="0" w:color="auto"/>
               <w:left w:val="single" w:sz="4" w:space="0" w:color="auto"/>
               <w:right w:val="nil"/>
             </w:tcBorders>
-          </w:tcPr>
-          <w:p/>
+            <w:shd w:val="clear" w:color="auto" w:fill="auto"/>
+          </w:tcPr>
+          <w:p>
+            <w:r/>
+          </w:p>
         </w:tc>
       </w:tr>
       <w:tr>
@@ -4229,44 +4571,28 @@
           <w:tcPr>
             <w:tcW w:w="2948" w:type="dxa"/>
             <w:tcBorders>
+              <w:top w:val="single" w:sz="4" w:space="0" w:color="auto"/>
               <w:left w:val="nil"/>
               <w:right w:val="single" w:sz="4" w:space="0" w:color="auto"/>
             </w:tcBorders>
-          </w:tcPr>
-          <w:p>
-            <w:pPr>
-              <w:rPr>
-                <w:sz w:val="20"/>
-                <w:szCs w:val="20"/>
-              </w:rPr>
-            </w:pPr>
-            <w:r>
-              <w:rPr>
-                <w:rFonts w:ascii="Segoe UI" w:hAnsi="Segoe UI" w:cs="Segoe UI"/>
-                <w:color w:val="1F2328"/>
-                <w:sz w:val="20"/>
-                <w:szCs w:val="20"/>
-                <w:shd w:val="clear" w:color="auto" w:fill="F6F8FA"/>
-              </w:rPr>
-              <w:t>5. Finalise cloud infrastructure</w:t>
-            </w:r>
+            <w:shd w:val="clear" w:color="auto" w:fill="auto"/>
+          </w:tcPr>
+          <w:p>
+            <w:r/>
           </w:p>
         </w:tc>
         <w:tc>
           <w:tcPr>
             <w:tcW w:w="8364" w:type="dxa"/>
             <w:tcBorders>
-              <w:left w:val="single" w:sz="4" w:space="0" w:color="auto"/>
-              <w:right w:val="single" w:sz="4" w:space="0" w:color="auto"/>
-            </w:tcBorders>
-          </w:tcPr>
-          <w:p>
-            <w:r>
-              <w:rPr>
-                <w:rFonts w:ascii="Segoe UI" w:hAnsi="Segoe UI" w:cs="Segoe UI"/>
-                <w:color w:val="1F2328"/>
-                <w:shd w:val="clear" w:color="auto" w:fill="F6F8FA"/>
-              </w:rPr>
+              <w:top w:val="single" w:sz="4" w:space="0" w:color="auto"/>
+              <w:left w:val="single" w:sz="4" w:space="0" w:color="auto"/>
+              <w:right w:val="single" w:sz="4" w:space="0" w:color="auto"/>
+            </w:tcBorders>
+            <w:shd w:val="clear" w:color="auto" w:fill="auto"/>
+          </w:tcPr>
+          <w:p>
+            <w:r>
               <w:t>5.2 Confirm, seek and respond to feedback with required personnel</w:t>
             </w:r>
           </w:p>
@@ -4275,9 +4601,11 @@
           <w:tcPr>
             <w:tcW w:w="850" w:type="dxa"/>
             <w:tcBorders>
-              <w:left w:val="single" w:sz="4" w:space="0" w:color="auto"/>
-              <w:right w:val="single" w:sz="4" w:space="0" w:color="auto"/>
-            </w:tcBorders>
+              <w:top w:val="single" w:sz="4" w:space="0" w:color="auto"/>
+              <w:left w:val="single" w:sz="4" w:space="0" w:color="auto"/>
+              <w:right w:val="single" w:sz="4" w:space="0" w:color="auto"/>
+            </w:tcBorders>
+            <w:shd w:val="clear" w:color="auto" w:fill="auto"/>
           </w:tcPr>
           <w:p>
             <w:r>
@@ -4289,19 +4617,25 @@
           <w:tcPr>
             <w:tcW w:w="851" w:type="dxa"/>
             <w:tcBorders>
-              <w:left w:val="single" w:sz="4" w:space="0" w:color="auto"/>
-              <w:right w:val="single" w:sz="4" w:space="0" w:color="auto"/>
-            </w:tcBorders>
-          </w:tcPr>
-          <w:p/>
+              <w:top w:val="single" w:sz="4" w:space="0" w:color="auto"/>
+              <w:left w:val="single" w:sz="4" w:space="0" w:color="auto"/>
+              <w:right w:val="single" w:sz="4" w:space="0" w:color="auto"/>
+            </w:tcBorders>
+            <w:shd w:val="clear" w:color="auto" w:fill="auto"/>
+          </w:tcPr>
+          <w:p>
+            <w:r/>
+          </w:p>
         </w:tc>
         <w:tc>
           <w:tcPr>
             <w:tcW w:w="850" w:type="dxa"/>
             <w:tcBorders>
-              <w:left w:val="single" w:sz="4" w:space="0" w:color="auto"/>
-              <w:right w:val="single" w:sz="4" w:space="0" w:color="auto"/>
-            </w:tcBorders>
+              <w:top w:val="single" w:sz="4" w:space="0" w:color="auto"/>
+              <w:left w:val="single" w:sz="4" w:space="0" w:color="auto"/>
+              <w:right w:val="single" w:sz="4" w:space="0" w:color="auto"/>
+            </w:tcBorders>
+            <w:shd w:val="clear" w:color="auto" w:fill="auto"/>
           </w:tcPr>
           <w:p>
             <w:r>
@@ -4313,21 +4647,29 @@
           <w:tcPr>
             <w:tcW w:w="851" w:type="dxa"/>
             <w:tcBorders>
-              <w:left w:val="single" w:sz="4" w:space="0" w:color="auto"/>
-              <w:right w:val="single" w:sz="4" w:space="0" w:color="auto"/>
-            </w:tcBorders>
-          </w:tcPr>
-          <w:p/>
+              <w:top w:val="single" w:sz="4" w:space="0" w:color="auto"/>
+              <w:left w:val="single" w:sz="4" w:space="0" w:color="auto"/>
+              <w:right w:val="single" w:sz="4" w:space="0" w:color="auto"/>
+            </w:tcBorders>
+            <w:shd w:val="clear" w:color="auto" w:fill="auto"/>
+          </w:tcPr>
+          <w:p>
+            <w:r/>
+          </w:p>
         </w:tc>
         <w:tc>
           <w:tcPr>
             <w:tcW w:w="850" w:type="dxa"/>
             <w:tcBorders>
+              <w:top w:val="single" w:sz="4" w:space="0" w:color="auto"/>
               <w:left w:val="single" w:sz="4" w:space="0" w:color="auto"/>
               <w:right w:val="nil"/>
             </w:tcBorders>
-          </w:tcPr>
-          <w:p/>
+            <w:shd w:val="clear" w:color="auto" w:fill="auto"/>
+          </w:tcPr>
+          <w:p>
+            <w:r/>
+          </w:p>
         </w:tc>
       </w:tr>
       <w:tr>
@@ -4338,44 +4680,28 @@
           <w:tcPr>
             <w:tcW w:w="2948" w:type="dxa"/>
             <w:tcBorders>
+              <w:top w:val="single" w:sz="4" w:space="0" w:color="auto"/>
               <w:left w:val="nil"/>
               <w:right w:val="single" w:sz="4" w:space="0" w:color="auto"/>
             </w:tcBorders>
-          </w:tcPr>
-          <w:p>
-            <w:pPr>
-              <w:rPr>
-                <w:sz w:val="20"/>
-                <w:szCs w:val="20"/>
-              </w:rPr>
-            </w:pPr>
-            <w:r>
-              <w:rPr>
-                <w:rFonts w:ascii="Segoe UI" w:hAnsi="Segoe UI" w:cs="Segoe UI"/>
-                <w:color w:val="1F2328"/>
-                <w:sz w:val="20"/>
-                <w:szCs w:val="20"/>
-                <w:shd w:val="clear" w:color="auto" w:fill="F6F8FA"/>
-              </w:rPr>
-              <w:t>5. Finalise cloud infrastructure</w:t>
-            </w:r>
+            <w:shd w:val="clear" w:color="auto" w:fill="auto"/>
+          </w:tcPr>
+          <w:p>
+            <w:r/>
           </w:p>
         </w:tc>
         <w:tc>
           <w:tcPr>
             <w:tcW w:w="8364" w:type="dxa"/>
             <w:tcBorders>
-              <w:left w:val="single" w:sz="4" w:space="0" w:color="auto"/>
-              <w:right w:val="single" w:sz="4" w:space="0" w:color="auto"/>
-            </w:tcBorders>
-          </w:tcPr>
-          <w:p>
-            <w:r>
-              <w:rPr>
-                <w:rFonts w:ascii="Segoe UI" w:hAnsi="Segoe UI" w:cs="Segoe UI"/>
-                <w:color w:val="1F2328"/>
-                <w:shd w:val="clear" w:color="auto" w:fill="F6F8FA"/>
-              </w:rPr>
+              <w:top w:val="single" w:sz="4" w:space="0" w:color="auto"/>
+              <w:left w:val="single" w:sz="4" w:space="0" w:color="auto"/>
+              <w:right w:val="single" w:sz="4" w:space="0" w:color="auto"/>
+            </w:tcBorders>
+            <w:shd w:val="clear" w:color="auto" w:fill="auto"/>
+          </w:tcPr>
+          <w:p>
+            <w:r>
               <w:t>5.3 Obtain final sign off from required personnel</w:t>
             </w:r>
           </w:p>
@@ -4384,29 +4710,39 @@
           <w:tcPr>
             <w:tcW w:w="850" w:type="dxa"/>
             <w:tcBorders>
-              <w:left w:val="single" w:sz="4" w:space="0" w:color="auto"/>
-              <w:right w:val="single" w:sz="4" w:space="0" w:color="auto"/>
-            </w:tcBorders>
-          </w:tcPr>
-          <w:p/>
+              <w:top w:val="single" w:sz="4" w:space="0" w:color="auto"/>
+              <w:left w:val="single" w:sz="4" w:space="0" w:color="auto"/>
+              <w:right w:val="single" w:sz="4" w:space="0" w:color="auto"/>
+            </w:tcBorders>
+            <w:shd w:val="clear" w:color="auto" w:fill="auto"/>
+          </w:tcPr>
+          <w:p>
+            <w:r/>
+          </w:p>
         </w:tc>
         <w:tc>
           <w:tcPr>
             <w:tcW w:w="851" w:type="dxa"/>
             <w:tcBorders>
-              <w:left w:val="single" w:sz="4" w:space="0" w:color="auto"/>
-              <w:right w:val="single" w:sz="4" w:space="0" w:color="auto"/>
-            </w:tcBorders>
-          </w:tcPr>
-          <w:p/>
+              <w:top w:val="single" w:sz="4" w:space="0" w:color="auto"/>
+              <w:left w:val="single" w:sz="4" w:space="0" w:color="auto"/>
+              <w:right w:val="single" w:sz="4" w:space="0" w:color="auto"/>
+            </w:tcBorders>
+            <w:shd w:val="clear" w:color="auto" w:fill="auto"/>
+          </w:tcPr>
+          <w:p>
+            <w:r/>
+          </w:p>
         </w:tc>
         <w:tc>
           <w:tcPr>
             <w:tcW w:w="850" w:type="dxa"/>
             <w:tcBorders>
-              <w:left w:val="single" w:sz="4" w:space="0" w:color="auto"/>
-              <w:right w:val="single" w:sz="4" w:space="0" w:color="auto"/>
-            </w:tcBorders>
+              <w:top w:val="single" w:sz="4" w:space="0" w:color="auto"/>
+              <w:left w:val="single" w:sz="4" w:space="0" w:color="auto"/>
+              <w:right w:val="single" w:sz="4" w:space="0" w:color="auto"/>
+            </w:tcBorders>
+            <w:shd w:val="clear" w:color="auto" w:fill="auto"/>
           </w:tcPr>
           <w:p>
             <w:r>
@@ -4418,21 +4754,29 @@
           <w:tcPr>
             <w:tcW w:w="851" w:type="dxa"/>
             <w:tcBorders>
-              <w:left w:val="single" w:sz="4" w:space="0" w:color="auto"/>
-              <w:right w:val="single" w:sz="4" w:space="0" w:color="auto"/>
-            </w:tcBorders>
-          </w:tcPr>
-          <w:p/>
+              <w:top w:val="single" w:sz="4" w:space="0" w:color="auto"/>
+              <w:left w:val="single" w:sz="4" w:space="0" w:color="auto"/>
+              <w:right w:val="single" w:sz="4" w:space="0" w:color="auto"/>
+            </w:tcBorders>
+            <w:shd w:val="clear" w:color="auto" w:fill="auto"/>
+          </w:tcPr>
+          <w:p>
+            <w:r/>
+          </w:p>
         </w:tc>
         <w:tc>
           <w:tcPr>
             <w:tcW w:w="850" w:type="dxa"/>
             <w:tcBorders>
+              <w:top w:val="single" w:sz="4" w:space="0" w:color="auto"/>
               <w:left w:val="single" w:sz="4" w:space="0" w:color="auto"/>
               <w:right w:val="nil"/>
             </w:tcBorders>
-          </w:tcPr>
-          <w:p/>
+            <w:shd w:val="clear" w:color="auto" w:fill="auto"/>
+          </w:tcPr>
+          <w:p>
+            <w:r/>
+          </w:p>
         </w:tc>
       </w:tr>
     </w:tbl>
@@ -4487,6 +4831,7 @@
               </w:rPr>
             </w:pPr>
             <w:r>
+              <w:lastRenderedPageBreak/>
               <w:t>Required Skills / Performance Evidence</w:t>
             </w:r>
           </w:p>
@@ -4600,6 +4945,7 @@
               <w:bottom w:val="single" w:sz="4" w:space="0" w:color="auto"/>
               <w:right w:val="single" w:sz="4" w:space="0" w:color="auto"/>
             </w:tcBorders>
+            <w:shd w:val="clear" w:color="auto" w:fill="auto"/>
             <w:vAlign w:val="center"/>
           </w:tcPr>
           <w:p>
@@ -4635,6 +4981,7 @@
               <w:bottom w:val="single" w:sz="4" w:space="0" w:color="auto"/>
               <w:right w:val="single" w:sz="4" w:space="0" w:color="auto"/>
             </w:tcBorders>
+            <w:shd w:val="clear" w:color="auto" w:fill="auto"/>
             <w:vAlign w:val="center"/>
           </w:tcPr>
           <w:p>
@@ -4656,6 +5003,7 @@
               <w:bottom w:val="single" w:sz="4" w:space="0" w:color="auto"/>
               <w:right w:val="single" w:sz="4" w:space="0" w:color="auto"/>
             </w:tcBorders>
+            <w:shd w:val="clear" w:color="auto" w:fill="auto"/>
             <w:vAlign w:val="center"/>
           </w:tcPr>
           <w:p>
@@ -4677,6 +5025,7 @@
               <w:bottom w:val="single" w:sz="4" w:space="0" w:color="auto"/>
               <w:right w:val="single" w:sz="4" w:space="0" w:color="auto"/>
             </w:tcBorders>
+            <w:shd w:val="clear" w:color="auto" w:fill="auto"/>
             <w:vAlign w:val="center"/>
           </w:tcPr>
           <w:p>
@@ -4698,6 +5047,7 @@
               <w:bottom w:val="single" w:sz="4" w:space="0" w:color="auto"/>
               <w:right w:val="single" w:sz="4" w:space="0" w:color="auto"/>
             </w:tcBorders>
+            <w:shd w:val="clear" w:color="auto" w:fill="auto"/>
             <w:vAlign w:val="center"/>
           </w:tcPr>
           <w:p>
@@ -4719,6 +5069,7 @@
               <w:bottom w:val="single" w:sz="4" w:space="0" w:color="auto"/>
               <w:right w:val="nil"/>
             </w:tcBorders>
+            <w:shd w:val="clear" w:color="auto" w:fill="auto"/>
             <w:vAlign w:val="center"/>
           </w:tcPr>
           <w:p>
@@ -4744,6 +5095,7 @@
               <w:left w:val="nil"/>
               <w:right w:val="single" w:sz="4" w:space="0" w:color="auto"/>
             </w:tcBorders>
+            <w:shd w:val="clear" w:color="auto" w:fill="auto"/>
           </w:tcPr>
           <w:p>
             <w:r>
@@ -4759,8 +5111,11 @@
               <w:left w:val="single" w:sz="4" w:space="0" w:color="auto"/>
               <w:right w:val="single" w:sz="4" w:space="0" w:color="auto"/>
             </w:tcBorders>
-          </w:tcPr>
-          <w:p/>
+            <w:shd w:val="clear" w:color="auto" w:fill="auto"/>
+          </w:tcPr>
+          <w:p>
+            <w:r/>
+          </w:p>
         </w:tc>
         <w:tc>
           <w:tcPr>
@@ -4770,8 +5125,11 @@
               <w:left w:val="single" w:sz="4" w:space="0" w:color="auto"/>
               <w:right w:val="single" w:sz="4" w:space="0" w:color="auto"/>
             </w:tcBorders>
-          </w:tcPr>
-          <w:p/>
+            <w:shd w:val="clear" w:color="auto" w:fill="auto"/>
+          </w:tcPr>
+          <w:p>
+            <w:r/>
+          </w:p>
         </w:tc>
         <w:tc>
           <w:tcPr>
@@ -4781,6 +5139,7 @@
               <w:left w:val="single" w:sz="4" w:space="0" w:color="auto"/>
               <w:right w:val="single" w:sz="4" w:space="0" w:color="auto"/>
             </w:tcBorders>
+            <w:shd w:val="clear" w:color="auto" w:fill="auto"/>
           </w:tcPr>
           <w:p>
             <w:r>
@@ -4796,8 +5155,11 @@
               <w:left w:val="single" w:sz="4" w:space="0" w:color="auto"/>
               <w:right w:val="single" w:sz="4" w:space="0" w:color="auto"/>
             </w:tcBorders>
-          </w:tcPr>
-          <w:p/>
+            <w:shd w:val="clear" w:color="auto" w:fill="auto"/>
+          </w:tcPr>
+          <w:p>
+            <w:r/>
+          </w:p>
         </w:tc>
         <w:tc>
           <w:tcPr>
@@ -4807,8 +5169,11 @@
               <w:left w:val="single" w:sz="4" w:space="0" w:color="auto"/>
               <w:right w:val="nil"/>
             </w:tcBorders>
-          </w:tcPr>
-          <w:p/>
+            <w:shd w:val="clear" w:color="auto" w:fill="auto"/>
+          </w:tcPr>
+          <w:p>
+            <w:r/>
+          </w:p>
         </w:tc>
       </w:tr>
       <w:tr>
@@ -4819,9 +5184,11 @@
           <w:tcPr>
             <w:tcW w:w="11272" w:type="dxa"/>
             <w:tcBorders>
+              <w:top w:val="single" w:sz="4" w:space="0" w:color="auto"/>
               <w:left w:val="nil"/>
               <w:right w:val="single" w:sz="4" w:space="0" w:color="auto"/>
             </w:tcBorders>
+            <w:shd w:val="clear" w:color="auto" w:fill="auto"/>
           </w:tcPr>
           <w:p>
             <w:r>
@@ -4833,29 +5200,39 @@
           <w:tcPr>
             <w:tcW w:w="859" w:type="dxa"/>
             <w:tcBorders>
-              <w:left w:val="single" w:sz="4" w:space="0" w:color="auto"/>
-              <w:right w:val="single" w:sz="4" w:space="0" w:color="auto"/>
-            </w:tcBorders>
-          </w:tcPr>
-          <w:p/>
+              <w:top w:val="single" w:sz="4" w:space="0" w:color="auto"/>
+              <w:left w:val="single" w:sz="4" w:space="0" w:color="auto"/>
+              <w:right w:val="single" w:sz="4" w:space="0" w:color="auto"/>
+            </w:tcBorders>
+            <w:shd w:val="clear" w:color="auto" w:fill="auto"/>
+          </w:tcPr>
+          <w:p>
+            <w:r/>
+          </w:p>
         </w:tc>
         <w:tc>
           <w:tcPr>
             <w:tcW w:w="859" w:type="dxa"/>
             <w:tcBorders>
-              <w:left w:val="single" w:sz="4" w:space="0" w:color="auto"/>
-              <w:right w:val="single" w:sz="4" w:space="0" w:color="auto"/>
-            </w:tcBorders>
-          </w:tcPr>
-          <w:p/>
+              <w:top w:val="single" w:sz="4" w:space="0" w:color="auto"/>
+              <w:left w:val="single" w:sz="4" w:space="0" w:color="auto"/>
+              <w:right w:val="single" w:sz="4" w:space="0" w:color="auto"/>
+            </w:tcBorders>
+            <w:shd w:val="clear" w:color="auto" w:fill="auto"/>
+          </w:tcPr>
+          <w:p>
+            <w:r/>
+          </w:p>
         </w:tc>
         <w:tc>
           <w:tcPr>
             <w:tcW w:w="859" w:type="dxa"/>
             <w:tcBorders>
-              <w:left w:val="single" w:sz="4" w:space="0" w:color="auto"/>
-              <w:right w:val="single" w:sz="4" w:space="0" w:color="auto"/>
-            </w:tcBorders>
+              <w:top w:val="single" w:sz="4" w:space="0" w:color="auto"/>
+              <w:left w:val="single" w:sz="4" w:space="0" w:color="auto"/>
+              <w:right w:val="single" w:sz="4" w:space="0" w:color="auto"/>
+            </w:tcBorders>
+            <w:shd w:val="clear" w:color="auto" w:fill="auto"/>
           </w:tcPr>
           <w:p>
             <w:r>
@@ -4867,21 +5244,29 @@
           <w:tcPr>
             <w:tcW w:w="859" w:type="dxa"/>
             <w:tcBorders>
-              <w:left w:val="single" w:sz="4" w:space="0" w:color="auto"/>
-              <w:right w:val="single" w:sz="4" w:space="0" w:color="auto"/>
-            </w:tcBorders>
-          </w:tcPr>
-          <w:p/>
+              <w:top w:val="single" w:sz="4" w:space="0" w:color="auto"/>
+              <w:left w:val="single" w:sz="4" w:space="0" w:color="auto"/>
+              <w:right w:val="single" w:sz="4" w:space="0" w:color="auto"/>
+            </w:tcBorders>
+            <w:shd w:val="clear" w:color="auto" w:fill="auto"/>
+          </w:tcPr>
+          <w:p>
+            <w:r/>
+          </w:p>
         </w:tc>
         <w:tc>
           <w:tcPr>
             <w:tcW w:w="860" w:type="dxa"/>
             <w:tcBorders>
+              <w:top w:val="single" w:sz="4" w:space="0" w:color="auto"/>
               <w:left w:val="single" w:sz="4" w:space="0" w:color="auto"/>
               <w:right w:val="nil"/>
             </w:tcBorders>
-          </w:tcPr>
-          <w:p/>
+            <w:shd w:val="clear" w:color="auto" w:fill="auto"/>
+          </w:tcPr>
+          <w:p>
+            <w:r/>
+          </w:p>
         </w:tc>
       </w:tr>
       <w:tr>
@@ -4892,9 +5277,11 @@
           <w:tcPr>
             <w:tcW w:w="11272" w:type="dxa"/>
             <w:tcBorders>
+              <w:top w:val="single" w:sz="4" w:space="0" w:color="auto"/>
               <w:left w:val="nil"/>
               <w:right w:val="single" w:sz="4" w:space="0" w:color="auto"/>
             </w:tcBorders>
+            <w:shd w:val="clear" w:color="auto" w:fill="auto"/>
           </w:tcPr>
           <w:p>
             <w:r>
@@ -4906,29 +5293,39 @@
           <w:tcPr>
             <w:tcW w:w="859" w:type="dxa"/>
             <w:tcBorders>
-              <w:left w:val="single" w:sz="4" w:space="0" w:color="auto"/>
-              <w:right w:val="single" w:sz="4" w:space="0" w:color="auto"/>
-            </w:tcBorders>
-          </w:tcPr>
-          <w:p/>
+              <w:top w:val="single" w:sz="4" w:space="0" w:color="auto"/>
+              <w:left w:val="single" w:sz="4" w:space="0" w:color="auto"/>
+              <w:right w:val="single" w:sz="4" w:space="0" w:color="auto"/>
+            </w:tcBorders>
+            <w:shd w:val="clear" w:color="auto" w:fill="auto"/>
+          </w:tcPr>
+          <w:p>
+            <w:r/>
+          </w:p>
         </w:tc>
         <w:tc>
           <w:tcPr>
             <w:tcW w:w="859" w:type="dxa"/>
             <w:tcBorders>
-              <w:left w:val="single" w:sz="4" w:space="0" w:color="auto"/>
-              <w:right w:val="single" w:sz="4" w:space="0" w:color="auto"/>
-            </w:tcBorders>
-          </w:tcPr>
-          <w:p/>
+              <w:top w:val="single" w:sz="4" w:space="0" w:color="auto"/>
+              <w:left w:val="single" w:sz="4" w:space="0" w:color="auto"/>
+              <w:right w:val="single" w:sz="4" w:space="0" w:color="auto"/>
+            </w:tcBorders>
+            <w:shd w:val="clear" w:color="auto" w:fill="auto"/>
+          </w:tcPr>
+          <w:p>
+            <w:r/>
+          </w:p>
         </w:tc>
         <w:tc>
           <w:tcPr>
             <w:tcW w:w="859" w:type="dxa"/>
             <w:tcBorders>
-              <w:left w:val="single" w:sz="4" w:space="0" w:color="auto"/>
-              <w:right w:val="single" w:sz="4" w:space="0" w:color="auto"/>
-            </w:tcBorders>
+              <w:top w:val="single" w:sz="4" w:space="0" w:color="auto"/>
+              <w:left w:val="single" w:sz="4" w:space="0" w:color="auto"/>
+              <w:right w:val="single" w:sz="4" w:space="0" w:color="auto"/>
+            </w:tcBorders>
+            <w:shd w:val="clear" w:color="auto" w:fill="auto"/>
           </w:tcPr>
           <w:p>
             <w:r>
@@ -4940,21 +5337,29 @@
           <w:tcPr>
             <w:tcW w:w="859" w:type="dxa"/>
             <w:tcBorders>
-              <w:left w:val="single" w:sz="4" w:space="0" w:color="auto"/>
-              <w:right w:val="single" w:sz="4" w:space="0" w:color="auto"/>
-            </w:tcBorders>
-          </w:tcPr>
-          <w:p/>
+              <w:top w:val="single" w:sz="4" w:space="0" w:color="auto"/>
+              <w:left w:val="single" w:sz="4" w:space="0" w:color="auto"/>
+              <w:right w:val="single" w:sz="4" w:space="0" w:color="auto"/>
+            </w:tcBorders>
+            <w:shd w:val="clear" w:color="auto" w:fill="auto"/>
+          </w:tcPr>
+          <w:p>
+            <w:r/>
+          </w:p>
         </w:tc>
         <w:tc>
           <w:tcPr>
             <w:tcW w:w="860" w:type="dxa"/>
             <w:tcBorders>
+              <w:top w:val="single" w:sz="4" w:space="0" w:color="auto"/>
               <w:left w:val="single" w:sz="4" w:space="0" w:color="auto"/>
               <w:right w:val="nil"/>
             </w:tcBorders>
-          </w:tcPr>
-          <w:p/>
+            <w:shd w:val="clear" w:color="auto" w:fill="auto"/>
+          </w:tcPr>
+          <w:p>
+            <w:r/>
+          </w:p>
         </w:tc>
       </w:tr>
       <w:tr>
@@ -4965,9 +5370,11 @@
           <w:tcPr>
             <w:tcW w:w="11272" w:type="dxa"/>
             <w:tcBorders>
+              <w:top w:val="single" w:sz="4" w:space="0" w:color="auto"/>
               <w:left w:val="nil"/>
               <w:right w:val="single" w:sz="4" w:space="0" w:color="auto"/>
             </w:tcBorders>
+            <w:shd w:val="clear" w:color="auto" w:fill="auto"/>
           </w:tcPr>
           <w:p>
             <w:r>
@@ -4979,29 +5386,39 @@
           <w:tcPr>
             <w:tcW w:w="859" w:type="dxa"/>
             <w:tcBorders>
-              <w:left w:val="single" w:sz="4" w:space="0" w:color="auto"/>
-              <w:right w:val="single" w:sz="4" w:space="0" w:color="auto"/>
-            </w:tcBorders>
-          </w:tcPr>
-          <w:p/>
+              <w:top w:val="single" w:sz="4" w:space="0" w:color="auto"/>
+              <w:left w:val="single" w:sz="4" w:space="0" w:color="auto"/>
+              <w:right w:val="single" w:sz="4" w:space="0" w:color="auto"/>
+            </w:tcBorders>
+            <w:shd w:val="clear" w:color="auto" w:fill="auto"/>
+          </w:tcPr>
+          <w:p>
+            <w:r/>
+          </w:p>
         </w:tc>
         <w:tc>
           <w:tcPr>
             <w:tcW w:w="859" w:type="dxa"/>
             <w:tcBorders>
-              <w:left w:val="single" w:sz="4" w:space="0" w:color="auto"/>
-              <w:right w:val="single" w:sz="4" w:space="0" w:color="auto"/>
-            </w:tcBorders>
-          </w:tcPr>
-          <w:p/>
+              <w:top w:val="single" w:sz="4" w:space="0" w:color="auto"/>
+              <w:left w:val="single" w:sz="4" w:space="0" w:color="auto"/>
+              <w:right w:val="single" w:sz="4" w:space="0" w:color="auto"/>
+            </w:tcBorders>
+            <w:shd w:val="clear" w:color="auto" w:fill="auto"/>
+          </w:tcPr>
+          <w:p>
+            <w:r/>
+          </w:p>
         </w:tc>
         <w:tc>
           <w:tcPr>
             <w:tcW w:w="859" w:type="dxa"/>
             <w:tcBorders>
-              <w:left w:val="single" w:sz="4" w:space="0" w:color="auto"/>
-              <w:right w:val="single" w:sz="4" w:space="0" w:color="auto"/>
-            </w:tcBorders>
+              <w:top w:val="single" w:sz="4" w:space="0" w:color="auto"/>
+              <w:left w:val="single" w:sz="4" w:space="0" w:color="auto"/>
+              <w:right w:val="single" w:sz="4" w:space="0" w:color="auto"/>
+            </w:tcBorders>
+            <w:shd w:val="clear" w:color="auto" w:fill="auto"/>
           </w:tcPr>
           <w:p>
             <w:r>
@@ -5013,34 +5430,44 @@
           <w:tcPr>
             <w:tcW w:w="859" w:type="dxa"/>
             <w:tcBorders>
-              <w:left w:val="single" w:sz="4" w:space="0" w:color="auto"/>
-              <w:right w:val="single" w:sz="4" w:space="0" w:color="auto"/>
-            </w:tcBorders>
-          </w:tcPr>
-          <w:p/>
+              <w:top w:val="single" w:sz="4" w:space="0" w:color="auto"/>
+              <w:left w:val="single" w:sz="4" w:space="0" w:color="auto"/>
+              <w:right w:val="single" w:sz="4" w:space="0" w:color="auto"/>
+            </w:tcBorders>
+            <w:shd w:val="clear" w:color="auto" w:fill="auto"/>
+          </w:tcPr>
+          <w:p>
+            <w:r/>
+          </w:p>
         </w:tc>
         <w:tc>
           <w:tcPr>
             <w:tcW w:w="860" w:type="dxa"/>
             <w:tcBorders>
+              <w:top w:val="single" w:sz="4" w:space="0" w:color="auto"/>
               <w:left w:val="single" w:sz="4" w:space="0" w:color="auto"/>
               <w:right w:val="nil"/>
             </w:tcBorders>
-          </w:tcPr>
-          <w:p/>
+            <w:shd w:val="clear" w:color="auto" w:fill="auto"/>
+          </w:tcPr>
+          <w:p>
+            <w:r/>
+          </w:p>
         </w:tc>
       </w:tr>
       <w:tr>
         <w:trPr>
-          <w:trHeight w:val="651"/>
+          <w:trHeight w:val="340"/>
         </w:trPr>
         <w:tc>
           <w:tcPr>
             <w:tcW w:w="11272" w:type="dxa"/>
             <w:tcBorders>
+              <w:top w:val="single" w:sz="4" w:space="0" w:color="auto"/>
               <w:left w:val="nil"/>
               <w:right w:val="single" w:sz="4" w:space="0" w:color="auto"/>
             </w:tcBorders>
+            <w:shd w:val="clear" w:color="auto" w:fill="auto"/>
           </w:tcPr>
           <w:p>
             <w:r>
@@ -5048,47 +5475,23 @@
             </w:r>
           </w:p>
           <w:p>
-            <w:pPr>
-              <w:numPr>
-                <w:ilvl w:val="0"/>
-                <w:numId w:val="42"/>
-              </w:numPr>
-            </w:pPr>
-            <w:r>
-              <w:t>reliability</w:t>
-            </w:r>
-          </w:p>
-          <w:p>
-            <w:pPr>
-              <w:numPr>
-                <w:ilvl w:val="0"/>
-                <w:numId w:val="42"/>
-              </w:numPr>
-            </w:pPr>
-            <w:r>
-              <w:t>recoverability</w:t>
-            </w:r>
-          </w:p>
-          <w:p>
-            <w:pPr>
-              <w:numPr>
-                <w:ilvl w:val="0"/>
-                <w:numId w:val="42"/>
-              </w:numPr>
-            </w:pPr>
-            <w:r>
-              <w:t>service levels</w:t>
-            </w:r>
-          </w:p>
-          <w:p>
-            <w:pPr>
-              <w:numPr>
-                <w:ilvl w:val="0"/>
-                <w:numId w:val="42"/>
-              </w:numPr>
-            </w:pPr>
-            <w:r>
-              <w:t>scalability.</w:t>
+            <w:r>
+              <w:t xml:space="preserve">  - reliability</w:t>
+            </w:r>
+          </w:p>
+          <w:p>
+            <w:r>
+              <w:t xml:space="preserve">  - recoverability</w:t>
+            </w:r>
+          </w:p>
+          <w:p>
+            <w:r>
+              <w:t xml:space="preserve">  - service levels</w:t>
+            </w:r>
+          </w:p>
+          <w:p>
+            <w:r>
+              <w:t xml:space="preserve">  - scalability.</w:t>
             </w:r>
           </w:p>
         </w:tc>
@@ -5096,29 +5499,39 @@
           <w:tcPr>
             <w:tcW w:w="859" w:type="dxa"/>
             <w:tcBorders>
-              <w:left w:val="single" w:sz="4" w:space="0" w:color="auto"/>
-              <w:right w:val="single" w:sz="4" w:space="0" w:color="auto"/>
-            </w:tcBorders>
-          </w:tcPr>
-          <w:p/>
+              <w:top w:val="single" w:sz="4" w:space="0" w:color="auto"/>
+              <w:left w:val="single" w:sz="4" w:space="0" w:color="auto"/>
+              <w:right w:val="single" w:sz="4" w:space="0" w:color="auto"/>
+            </w:tcBorders>
+            <w:shd w:val="clear" w:color="auto" w:fill="auto"/>
+          </w:tcPr>
+          <w:p>
+            <w:r/>
+          </w:p>
         </w:tc>
         <w:tc>
           <w:tcPr>
             <w:tcW w:w="859" w:type="dxa"/>
             <w:tcBorders>
-              <w:left w:val="single" w:sz="4" w:space="0" w:color="auto"/>
-              <w:right w:val="single" w:sz="4" w:space="0" w:color="auto"/>
-            </w:tcBorders>
-          </w:tcPr>
-          <w:p/>
+              <w:top w:val="single" w:sz="4" w:space="0" w:color="auto"/>
+              <w:left w:val="single" w:sz="4" w:space="0" w:color="auto"/>
+              <w:right w:val="single" w:sz="4" w:space="0" w:color="auto"/>
+            </w:tcBorders>
+            <w:shd w:val="clear" w:color="auto" w:fill="auto"/>
+          </w:tcPr>
+          <w:p>
+            <w:r/>
+          </w:p>
         </w:tc>
         <w:tc>
           <w:tcPr>
             <w:tcW w:w="859" w:type="dxa"/>
             <w:tcBorders>
-              <w:left w:val="single" w:sz="4" w:space="0" w:color="auto"/>
-              <w:right w:val="single" w:sz="4" w:space="0" w:color="auto"/>
-            </w:tcBorders>
+              <w:top w:val="single" w:sz="4" w:space="0" w:color="auto"/>
+              <w:left w:val="single" w:sz="4" w:space="0" w:color="auto"/>
+              <w:right w:val="single" w:sz="4" w:space="0" w:color="auto"/>
+            </w:tcBorders>
+            <w:shd w:val="clear" w:color="auto" w:fill="auto"/>
           </w:tcPr>
           <w:p>
             <w:r>
@@ -5130,21 +5543,29 @@
           <w:tcPr>
             <w:tcW w:w="859" w:type="dxa"/>
             <w:tcBorders>
-              <w:left w:val="single" w:sz="4" w:space="0" w:color="auto"/>
-              <w:right w:val="single" w:sz="4" w:space="0" w:color="auto"/>
-            </w:tcBorders>
-          </w:tcPr>
-          <w:p/>
+              <w:top w:val="single" w:sz="4" w:space="0" w:color="auto"/>
+              <w:left w:val="single" w:sz="4" w:space="0" w:color="auto"/>
+              <w:right w:val="single" w:sz="4" w:space="0" w:color="auto"/>
+            </w:tcBorders>
+            <w:shd w:val="clear" w:color="auto" w:fill="auto"/>
+          </w:tcPr>
+          <w:p>
+            <w:r/>
+          </w:p>
         </w:tc>
         <w:tc>
           <w:tcPr>
             <w:tcW w:w="860" w:type="dxa"/>
             <w:tcBorders>
+              <w:top w:val="single" w:sz="4" w:space="0" w:color="auto"/>
               <w:left w:val="single" w:sz="4" w:space="0" w:color="auto"/>
               <w:right w:val="nil"/>
             </w:tcBorders>
-          </w:tcPr>
-          <w:p/>
+            <w:shd w:val="clear" w:color="auto" w:fill="auto"/>
+          </w:tcPr>
+          <w:p>
+            <w:r/>
+          </w:p>
         </w:tc>
       </w:tr>
     </w:tbl>
@@ -5210,7 +5631,6 @@
               </w:rPr>
             </w:pPr>
             <w:r>
-              <w:lastRenderedPageBreak/>
               <w:t>Required Knowledge / Knowledge Evidence</w:t>
             </w:r>
           </w:p>
@@ -5324,6 +5744,7 @@
               <w:bottom w:val="single" w:sz="4" w:space="0" w:color="auto"/>
               <w:right w:val="single" w:sz="4" w:space="0" w:color="auto"/>
             </w:tcBorders>
+            <w:shd w:val="clear" w:color="auto" w:fill="auto"/>
             <w:vAlign w:val="center"/>
           </w:tcPr>
           <w:p>
@@ -5359,6 +5780,7 @@
               <w:bottom w:val="single" w:sz="4" w:space="0" w:color="auto"/>
               <w:right w:val="single" w:sz="4" w:space="0" w:color="auto"/>
             </w:tcBorders>
+            <w:shd w:val="clear" w:color="auto" w:fill="auto"/>
             <w:vAlign w:val="center"/>
           </w:tcPr>
           <w:p>
@@ -5380,6 +5802,7 @@
               <w:bottom w:val="single" w:sz="4" w:space="0" w:color="auto"/>
               <w:right w:val="single" w:sz="4" w:space="0" w:color="auto"/>
             </w:tcBorders>
+            <w:shd w:val="clear" w:color="auto" w:fill="auto"/>
             <w:vAlign w:val="center"/>
           </w:tcPr>
           <w:p>
@@ -5401,6 +5824,7 @@
               <w:bottom w:val="single" w:sz="4" w:space="0" w:color="auto"/>
               <w:right w:val="single" w:sz="4" w:space="0" w:color="auto"/>
             </w:tcBorders>
+            <w:shd w:val="clear" w:color="auto" w:fill="auto"/>
             <w:vAlign w:val="center"/>
           </w:tcPr>
           <w:p>
@@ -5422,6 +5846,7 @@
               <w:bottom w:val="single" w:sz="4" w:space="0" w:color="auto"/>
               <w:right w:val="single" w:sz="4" w:space="0" w:color="auto"/>
             </w:tcBorders>
+            <w:shd w:val="clear" w:color="auto" w:fill="auto"/>
             <w:vAlign w:val="center"/>
           </w:tcPr>
           <w:p>
@@ -5443,6 +5868,7 @@
               <w:bottom w:val="single" w:sz="4" w:space="0" w:color="auto"/>
               <w:right w:val="nil"/>
             </w:tcBorders>
+            <w:shd w:val="clear" w:color="auto" w:fill="auto"/>
             <w:vAlign w:val="center"/>
           </w:tcPr>
           <w:p>
@@ -5468,6 +5894,8 @@
               <w:left w:val="nil"/>
               <w:right w:val="single" w:sz="4" w:space="0" w:color="auto"/>
             </w:tcBorders>
+            <w:shd w:val="clear" w:color="auto" w:fill="auto"/>
+            <w:vAlign w:val="center"/>
           </w:tcPr>
           <w:p>
             <w:r>
@@ -5483,6 +5911,7 @@
               <w:left w:val="single" w:sz="4" w:space="0" w:color="auto"/>
               <w:right w:val="single" w:sz="4" w:space="0" w:color="auto"/>
             </w:tcBorders>
+            <w:shd w:val="clear" w:color="auto" w:fill="auto"/>
           </w:tcPr>
           <w:p>
             <w:r>
@@ -5498,8 +5927,11 @@
               <w:left w:val="single" w:sz="4" w:space="0" w:color="auto"/>
               <w:right w:val="single" w:sz="4" w:space="0" w:color="auto"/>
             </w:tcBorders>
-          </w:tcPr>
-          <w:p/>
+            <w:shd w:val="clear" w:color="auto" w:fill="auto"/>
+          </w:tcPr>
+          <w:p>
+            <w:r/>
+          </w:p>
         </w:tc>
         <w:tc>
           <w:tcPr>
@@ -5509,8 +5941,11 @@
               <w:left w:val="single" w:sz="4" w:space="0" w:color="auto"/>
               <w:right w:val="single" w:sz="4" w:space="0" w:color="auto"/>
             </w:tcBorders>
-          </w:tcPr>
-          <w:p/>
+            <w:shd w:val="clear" w:color="auto" w:fill="auto"/>
+          </w:tcPr>
+          <w:p>
+            <w:r/>
+          </w:p>
         </w:tc>
         <w:tc>
           <w:tcPr>
@@ -5520,8 +5955,11 @@
               <w:left w:val="single" w:sz="4" w:space="0" w:color="auto"/>
               <w:right w:val="single" w:sz="4" w:space="0" w:color="auto"/>
             </w:tcBorders>
-          </w:tcPr>
-          <w:p/>
+            <w:shd w:val="clear" w:color="auto" w:fill="auto"/>
+          </w:tcPr>
+          <w:p>
+            <w:r/>
+          </w:p>
         </w:tc>
         <w:tc>
           <w:tcPr>
@@ -5531,8 +5969,11 @@
               <w:left w:val="single" w:sz="4" w:space="0" w:color="auto"/>
               <w:right w:val="nil"/>
             </w:tcBorders>
-          </w:tcPr>
-          <w:p/>
+            <w:shd w:val="clear" w:color="auto" w:fill="auto"/>
+          </w:tcPr>
+          <w:p>
+            <w:r/>
+          </w:p>
         </w:tc>
       </w:tr>
       <w:tr>
@@ -5543,9 +5984,12 @@
           <w:tcPr>
             <w:tcW w:w="11272" w:type="dxa"/>
             <w:tcBorders>
+              <w:top w:val="single" w:sz="4" w:space="0" w:color="auto"/>
               <w:left w:val="nil"/>
               <w:right w:val="single" w:sz="4" w:space="0" w:color="auto"/>
             </w:tcBorders>
+            <w:shd w:val="clear" w:color="auto" w:fill="auto"/>
+            <w:vAlign w:val="center"/>
           </w:tcPr>
           <w:p>
             <w:r>
@@ -5557,9 +6001,11 @@
           <w:tcPr>
             <w:tcW w:w="859" w:type="dxa"/>
             <w:tcBorders>
-              <w:left w:val="single" w:sz="4" w:space="0" w:color="auto"/>
-              <w:right w:val="single" w:sz="4" w:space="0" w:color="auto"/>
-            </w:tcBorders>
+              <w:top w:val="single" w:sz="4" w:space="0" w:color="auto"/>
+              <w:left w:val="single" w:sz="4" w:space="0" w:color="auto"/>
+              <w:right w:val="single" w:sz="4" w:space="0" w:color="auto"/>
+            </w:tcBorders>
+            <w:shd w:val="clear" w:color="auto" w:fill="auto"/>
           </w:tcPr>
           <w:p>
             <w:r>
@@ -5571,41 +6017,57 @@
           <w:tcPr>
             <w:tcW w:w="859" w:type="dxa"/>
             <w:tcBorders>
-              <w:left w:val="single" w:sz="4" w:space="0" w:color="auto"/>
-              <w:right w:val="single" w:sz="4" w:space="0" w:color="auto"/>
-            </w:tcBorders>
-          </w:tcPr>
-          <w:p/>
+              <w:top w:val="single" w:sz="4" w:space="0" w:color="auto"/>
+              <w:left w:val="single" w:sz="4" w:space="0" w:color="auto"/>
+              <w:right w:val="single" w:sz="4" w:space="0" w:color="auto"/>
+            </w:tcBorders>
+            <w:shd w:val="clear" w:color="auto" w:fill="auto"/>
+          </w:tcPr>
+          <w:p>
+            <w:r/>
+          </w:p>
         </w:tc>
         <w:tc>
           <w:tcPr>
             <w:tcW w:w="859" w:type="dxa"/>
             <w:tcBorders>
-              <w:left w:val="single" w:sz="4" w:space="0" w:color="auto"/>
-              <w:right w:val="single" w:sz="4" w:space="0" w:color="auto"/>
-            </w:tcBorders>
-          </w:tcPr>
-          <w:p/>
+              <w:top w:val="single" w:sz="4" w:space="0" w:color="auto"/>
+              <w:left w:val="single" w:sz="4" w:space="0" w:color="auto"/>
+              <w:right w:val="single" w:sz="4" w:space="0" w:color="auto"/>
+            </w:tcBorders>
+            <w:shd w:val="clear" w:color="auto" w:fill="auto"/>
+          </w:tcPr>
+          <w:p>
+            <w:r/>
+          </w:p>
         </w:tc>
         <w:tc>
           <w:tcPr>
             <w:tcW w:w="859" w:type="dxa"/>
             <w:tcBorders>
-              <w:left w:val="single" w:sz="4" w:space="0" w:color="auto"/>
-              <w:right w:val="single" w:sz="4" w:space="0" w:color="auto"/>
-            </w:tcBorders>
-          </w:tcPr>
-          <w:p/>
+              <w:top w:val="single" w:sz="4" w:space="0" w:color="auto"/>
+              <w:left w:val="single" w:sz="4" w:space="0" w:color="auto"/>
+              <w:right w:val="single" w:sz="4" w:space="0" w:color="auto"/>
+            </w:tcBorders>
+            <w:shd w:val="clear" w:color="auto" w:fill="auto"/>
+          </w:tcPr>
+          <w:p>
+            <w:r/>
+          </w:p>
         </w:tc>
         <w:tc>
           <w:tcPr>
             <w:tcW w:w="860" w:type="dxa"/>
             <w:tcBorders>
+              <w:top w:val="single" w:sz="4" w:space="0" w:color="auto"/>
               <w:left w:val="single" w:sz="4" w:space="0" w:color="auto"/>
               <w:right w:val="nil"/>
             </w:tcBorders>
-          </w:tcPr>
-          <w:p/>
+            <w:shd w:val="clear" w:color="auto" w:fill="auto"/>
+          </w:tcPr>
+          <w:p>
+            <w:r/>
+          </w:p>
         </w:tc>
       </w:tr>
       <w:tr>
@@ -5616,9 +6078,12 @@
           <w:tcPr>
             <w:tcW w:w="11272" w:type="dxa"/>
             <w:tcBorders>
+              <w:top w:val="single" w:sz="4" w:space="0" w:color="auto"/>
               <w:left w:val="nil"/>
               <w:right w:val="single" w:sz="4" w:space="0" w:color="auto"/>
             </w:tcBorders>
+            <w:shd w:val="clear" w:color="auto" w:fill="auto"/>
+            <w:vAlign w:val="center"/>
           </w:tcPr>
           <w:p>
             <w:r>
@@ -5630,9 +6095,11 @@
           <w:tcPr>
             <w:tcW w:w="859" w:type="dxa"/>
             <w:tcBorders>
-              <w:left w:val="single" w:sz="4" w:space="0" w:color="auto"/>
-              <w:right w:val="single" w:sz="4" w:space="0" w:color="auto"/>
-            </w:tcBorders>
+              <w:top w:val="single" w:sz="4" w:space="0" w:color="auto"/>
+              <w:left w:val="single" w:sz="4" w:space="0" w:color="auto"/>
+              <w:right w:val="single" w:sz="4" w:space="0" w:color="auto"/>
+            </w:tcBorders>
+            <w:shd w:val="clear" w:color="auto" w:fill="auto"/>
           </w:tcPr>
           <w:p>
             <w:r>
@@ -5644,41 +6111,57 @@
           <w:tcPr>
             <w:tcW w:w="859" w:type="dxa"/>
             <w:tcBorders>
-              <w:left w:val="single" w:sz="4" w:space="0" w:color="auto"/>
-              <w:right w:val="single" w:sz="4" w:space="0" w:color="auto"/>
-            </w:tcBorders>
-          </w:tcPr>
-          <w:p/>
+              <w:top w:val="single" w:sz="4" w:space="0" w:color="auto"/>
+              <w:left w:val="single" w:sz="4" w:space="0" w:color="auto"/>
+              <w:right w:val="single" w:sz="4" w:space="0" w:color="auto"/>
+            </w:tcBorders>
+            <w:shd w:val="clear" w:color="auto" w:fill="auto"/>
+          </w:tcPr>
+          <w:p>
+            <w:r/>
+          </w:p>
         </w:tc>
         <w:tc>
           <w:tcPr>
             <w:tcW w:w="859" w:type="dxa"/>
             <w:tcBorders>
-              <w:left w:val="single" w:sz="4" w:space="0" w:color="auto"/>
-              <w:right w:val="single" w:sz="4" w:space="0" w:color="auto"/>
-            </w:tcBorders>
-          </w:tcPr>
-          <w:p/>
+              <w:top w:val="single" w:sz="4" w:space="0" w:color="auto"/>
+              <w:left w:val="single" w:sz="4" w:space="0" w:color="auto"/>
+              <w:right w:val="single" w:sz="4" w:space="0" w:color="auto"/>
+            </w:tcBorders>
+            <w:shd w:val="clear" w:color="auto" w:fill="auto"/>
+          </w:tcPr>
+          <w:p>
+            <w:r/>
+          </w:p>
         </w:tc>
         <w:tc>
           <w:tcPr>
             <w:tcW w:w="859" w:type="dxa"/>
             <w:tcBorders>
-              <w:left w:val="single" w:sz="4" w:space="0" w:color="auto"/>
-              <w:right w:val="single" w:sz="4" w:space="0" w:color="auto"/>
-            </w:tcBorders>
-          </w:tcPr>
-          <w:p/>
+              <w:top w:val="single" w:sz="4" w:space="0" w:color="auto"/>
+              <w:left w:val="single" w:sz="4" w:space="0" w:color="auto"/>
+              <w:right w:val="single" w:sz="4" w:space="0" w:color="auto"/>
+            </w:tcBorders>
+            <w:shd w:val="clear" w:color="auto" w:fill="auto"/>
+          </w:tcPr>
+          <w:p>
+            <w:r/>
+          </w:p>
         </w:tc>
         <w:tc>
           <w:tcPr>
             <w:tcW w:w="860" w:type="dxa"/>
             <w:tcBorders>
+              <w:top w:val="single" w:sz="4" w:space="0" w:color="auto"/>
               <w:left w:val="single" w:sz="4" w:space="0" w:color="auto"/>
               <w:right w:val="nil"/>
             </w:tcBorders>
-          </w:tcPr>
-          <w:p/>
+            <w:shd w:val="clear" w:color="auto" w:fill="auto"/>
+          </w:tcPr>
+          <w:p>
+            <w:r/>
+          </w:p>
         </w:tc>
       </w:tr>
       <w:tr>
@@ -5689,9 +6172,12 @@
           <w:tcPr>
             <w:tcW w:w="11272" w:type="dxa"/>
             <w:tcBorders>
+              <w:top w:val="single" w:sz="4" w:space="0" w:color="auto"/>
               <w:left w:val="nil"/>
               <w:right w:val="single" w:sz="4" w:space="0" w:color="auto"/>
             </w:tcBorders>
+            <w:shd w:val="clear" w:color="auto" w:fill="auto"/>
+            <w:vAlign w:val="center"/>
           </w:tcPr>
           <w:p>
             <w:r>
@@ -5699,58 +6185,28 @@
             </w:r>
           </w:p>
           <w:p>
-            <w:pPr>
-              <w:numPr>
-                <w:ilvl w:val="0"/>
-                <w:numId w:val="43"/>
-              </w:numPr>
-            </w:pPr>
-            <w:r>
-              <w:t>fault tolerance and single points of failure</w:t>
-            </w:r>
-          </w:p>
-          <w:p>
-            <w:pPr>
-              <w:numPr>
-                <w:ilvl w:val="0"/>
-                <w:numId w:val="43"/>
-              </w:numPr>
-            </w:pPr>
-            <w:r>
-              <w:t>reliability as defined by mean time to failure (MTTF), to repair (MTTR) and between failures (MTBF)</w:t>
-            </w:r>
-          </w:p>
-          <w:p>
-            <w:pPr>
-              <w:numPr>
-                <w:ilvl w:val="0"/>
-                <w:numId w:val="43"/>
-              </w:numPr>
-            </w:pPr>
-            <w:r>
-              <w:t>recoverability as measured by recovery time (RTO) and recovery point (RPO) objectives</w:t>
-            </w:r>
-          </w:p>
-          <w:p>
-            <w:pPr>
-              <w:numPr>
-                <w:ilvl w:val="0"/>
-                <w:numId w:val="43"/>
-              </w:numPr>
-            </w:pPr>
-            <w:r>
-              <w:t>service level agreements (SLAs)</w:t>
-            </w:r>
-          </w:p>
-          <w:p>
-            <w:pPr>
-              <w:numPr>
-                <w:ilvl w:val="0"/>
-                <w:numId w:val="43"/>
-              </w:numPr>
-            </w:pPr>
-            <w:r>
-              <w:t>vertical and horizontal scalability</w:t>
+            <w:r>
+              <w:t xml:space="preserve">  - fault tolerance and single points of failure</w:t>
+            </w:r>
+          </w:p>
+          <w:p>
+            <w:r>
+              <w:t xml:space="preserve">  - reliability as defined by mean time to failure (MTTF), to repair (MTTR) and between failures (MTBF)</w:t>
+            </w:r>
+          </w:p>
+          <w:p>
+            <w:r>
+              <w:t xml:space="preserve">  - recoverability as measured by recovery time (RTO) and recovery point (RPO) objectives</w:t>
+            </w:r>
+          </w:p>
+          <w:p>
+            <w:r>
+              <w:t xml:space="preserve">  - service level agreements (SLAs)</w:t>
+            </w:r>
+          </w:p>
+          <w:p>
+            <w:r>
+              <w:t xml:space="preserve">  - vertical and horizontal scalability</w:t>
             </w:r>
           </w:p>
         </w:tc>
@@ -5758,29 +6214,39 @@
           <w:tcPr>
             <w:tcW w:w="859" w:type="dxa"/>
             <w:tcBorders>
-              <w:left w:val="single" w:sz="4" w:space="0" w:color="auto"/>
-              <w:right w:val="single" w:sz="4" w:space="0" w:color="auto"/>
-            </w:tcBorders>
-          </w:tcPr>
-          <w:p/>
+              <w:top w:val="single" w:sz="4" w:space="0" w:color="auto"/>
+              <w:left w:val="single" w:sz="4" w:space="0" w:color="auto"/>
+              <w:right w:val="single" w:sz="4" w:space="0" w:color="auto"/>
+            </w:tcBorders>
+            <w:shd w:val="clear" w:color="auto" w:fill="auto"/>
+          </w:tcPr>
+          <w:p>
+            <w:r/>
+          </w:p>
         </w:tc>
         <w:tc>
           <w:tcPr>
             <w:tcW w:w="859" w:type="dxa"/>
             <w:tcBorders>
-              <w:left w:val="single" w:sz="4" w:space="0" w:color="auto"/>
-              <w:right w:val="single" w:sz="4" w:space="0" w:color="auto"/>
-            </w:tcBorders>
-          </w:tcPr>
-          <w:p/>
+              <w:top w:val="single" w:sz="4" w:space="0" w:color="auto"/>
+              <w:left w:val="single" w:sz="4" w:space="0" w:color="auto"/>
+              <w:right w:val="single" w:sz="4" w:space="0" w:color="auto"/>
+            </w:tcBorders>
+            <w:shd w:val="clear" w:color="auto" w:fill="auto"/>
+          </w:tcPr>
+          <w:p>
+            <w:r/>
+          </w:p>
         </w:tc>
         <w:tc>
           <w:tcPr>
             <w:tcW w:w="859" w:type="dxa"/>
             <w:tcBorders>
-              <w:left w:val="single" w:sz="4" w:space="0" w:color="auto"/>
-              <w:right w:val="single" w:sz="4" w:space="0" w:color="auto"/>
-            </w:tcBorders>
+              <w:top w:val="single" w:sz="4" w:space="0" w:color="auto"/>
+              <w:left w:val="single" w:sz="4" w:space="0" w:color="auto"/>
+              <w:right w:val="single" w:sz="4" w:space="0" w:color="auto"/>
+            </w:tcBorders>
+            <w:shd w:val="clear" w:color="auto" w:fill="auto"/>
           </w:tcPr>
           <w:p>
             <w:r>
@@ -5792,21 +6258,29 @@
           <w:tcPr>
             <w:tcW w:w="859" w:type="dxa"/>
             <w:tcBorders>
-              <w:left w:val="single" w:sz="4" w:space="0" w:color="auto"/>
-              <w:right w:val="single" w:sz="4" w:space="0" w:color="auto"/>
-            </w:tcBorders>
-          </w:tcPr>
-          <w:p/>
+              <w:top w:val="single" w:sz="4" w:space="0" w:color="auto"/>
+              <w:left w:val="single" w:sz="4" w:space="0" w:color="auto"/>
+              <w:right w:val="single" w:sz="4" w:space="0" w:color="auto"/>
+            </w:tcBorders>
+            <w:shd w:val="clear" w:color="auto" w:fill="auto"/>
+          </w:tcPr>
+          <w:p>
+            <w:r/>
+          </w:p>
         </w:tc>
         <w:tc>
           <w:tcPr>
             <w:tcW w:w="860" w:type="dxa"/>
             <w:tcBorders>
+              <w:top w:val="single" w:sz="4" w:space="0" w:color="auto"/>
               <w:left w:val="single" w:sz="4" w:space="0" w:color="auto"/>
               <w:right w:val="nil"/>
             </w:tcBorders>
-          </w:tcPr>
-          <w:p/>
+            <w:shd w:val="clear" w:color="auto" w:fill="auto"/>
+          </w:tcPr>
+          <w:p>
+            <w:r/>
+          </w:p>
         </w:tc>
       </w:tr>
       <w:tr>
@@ -5817,9 +6291,12 @@
           <w:tcPr>
             <w:tcW w:w="11272" w:type="dxa"/>
             <w:tcBorders>
+              <w:top w:val="single" w:sz="4" w:space="0" w:color="auto"/>
               <w:left w:val="nil"/>
               <w:right w:val="single" w:sz="4" w:space="0" w:color="auto"/>
             </w:tcBorders>
+            <w:shd w:val="clear" w:color="auto" w:fill="auto"/>
+            <w:vAlign w:val="center"/>
           </w:tcPr>
           <w:p>
             <w:r>
@@ -5831,29 +6308,39 @@
           <w:tcPr>
             <w:tcW w:w="859" w:type="dxa"/>
             <w:tcBorders>
-              <w:left w:val="single" w:sz="4" w:space="0" w:color="auto"/>
-              <w:right w:val="single" w:sz="4" w:space="0" w:color="auto"/>
-            </w:tcBorders>
-          </w:tcPr>
-          <w:p/>
+              <w:top w:val="single" w:sz="4" w:space="0" w:color="auto"/>
+              <w:left w:val="single" w:sz="4" w:space="0" w:color="auto"/>
+              <w:right w:val="single" w:sz="4" w:space="0" w:color="auto"/>
+            </w:tcBorders>
+            <w:shd w:val="clear" w:color="auto" w:fill="auto"/>
+          </w:tcPr>
+          <w:p>
+            <w:r/>
+          </w:p>
         </w:tc>
         <w:tc>
           <w:tcPr>
             <w:tcW w:w="859" w:type="dxa"/>
             <w:tcBorders>
-              <w:left w:val="single" w:sz="4" w:space="0" w:color="auto"/>
-              <w:right w:val="single" w:sz="4" w:space="0" w:color="auto"/>
-            </w:tcBorders>
-          </w:tcPr>
-          <w:p/>
+              <w:top w:val="single" w:sz="4" w:space="0" w:color="auto"/>
+              <w:left w:val="single" w:sz="4" w:space="0" w:color="auto"/>
+              <w:right w:val="single" w:sz="4" w:space="0" w:color="auto"/>
+            </w:tcBorders>
+            <w:shd w:val="clear" w:color="auto" w:fill="auto"/>
+          </w:tcPr>
+          <w:p>
+            <w:r/>
+          </w:p>
         </w:tc>
         <w:tc>
           <w:tcPr>
             <w:tcW w:w="859" w:type="dxa"/>
             <w:tcBorders>
-              <w:left w:val="single" w:sz="4" w:space="0" w:color="auto"/>
-              <w:right w:val="single" w:sz="4" w:space="0" w:color="auto"/>
-            </w:tcBorders>
+              <w:top w:val="single" w:sz="4" w:space="0" w:color="auto"/>
+              <w:left w:val="single" w:sz="4" w:space="0" w:color="auto"/>
+              <w:right w:val="single" w:sz="4" w:space="0" w:color="auto"/>
+            </w:tcBorders>
+            <w:shd w:val="clear" w:color="auto" w:fill="auto"/>
           </w:tcPr>
           <w:p>
             <w:r>
@@ -5865,21 +6352,29 @@
           <w:tcPr>
             <w:tcW w:w="859" w:type="dxa"/>
             <w:tcBorders>
-              <w:left w:val="single" w:sz="4" w:space="0" w:color="auto"/>
-              <w:right w:val="single" w:sz="4" w:space="0" w:color="auto"/>
-            </w:tcBorders>
-          </w:tcPr>
-          <w:p/>
+              <w:top w:val="single" w:sz="4" w:space="0" w:color="auto"/>
+              <w:left w:val="single" w:sz="4" w:space="0" w:color="auto"/>
+              <w:right w:val="single" w:sz="4" w:space="0" w:color="auto"/>
+            </w:tcBorders>
+            <w:shd w:val="clear" w:color="auto" w:fill="auto"/>
+          </w:tcPr>
+          <w:p>
+            <w:r/>
+          </w:p>
         </w:tc>
         <w:tc>
           <w:tcPr>
             <w:tcW w:w="860" w:type="dxa"/>
             <w:tcBorders>
+              <w:top w:val="single" w:sz="4" w:space="0" w:color="auto"/>
               <w:left w:val="single" w:sz="4" w:space="0" w:color="auto"/>
               <w:right w:val="nil"/>
             </w:tcBorders>
-          </w:tcPr>
-          <w:p/>
+            <w:shd w:val="clear" w:color="auto" w:fill="auto"/>
+          </w:tcPr>
+          <w:p>
+            <w:r/>
+          </w:p>
         </w:tc>
       </w:tr>
       <w:tr>
@@ -5890,9 +6385,12 @@
           <w:tcPr>
             <w:tcW w:w="11272" w:type="dxa"/>
             <w:tcBorders>
+              <w:top w:val="single" w:sz="4" w:space="0" w:color="auto"/>
               <w:left w:val="nil"/>
               <w:right w:val="single" w:sz="4" w:space="0" w:color="auto"/>
             </w:tcBorders>
+            <w:shd w:val="clear" w:color="auto" w:fill="auto"/>
+            <w:vAlign w:val="center"/>
           </w:tcPr>
           <w:p>
             <w:r>
@@ -5904,29 +6402,39 @@
           <w:tcPr>
             <w:tcW w:w="859" w:type="dxa"/>
             <w:tcBorders>
-              <w:left w:val="single" w:sz="4" w:space="0" w:color="auto"/>
-              <w:right w:val="single" w:sz="4" w:space="0" w:color="auto"/>
-            </w:tcBorders>
-          </w:tcPr>
-          <w:p/>
+              <w:top w:val="single" w:sz="4" w:space="0" w:color="auto"/>
+              <w:left w:val="single" w:sz="4" w:space="0" w:color="auto"/>
+              <w:right w:val="single" w:sz="4" w:space="0" w:color="auto"/>
+            </w:tcBorders>
+            <w:shd w:val="clear" w:color="auto" w:fill="auto"/>
+          </w:tcPr>
+          <w:p>
+            <w:r/>
+          </w:p>
         </w:tc>
         <w:tc>
           <w:tcPr>
             <w:tcW w:w="859" w:type="dxa"/>
             <w:tcBorders>
-              <w:left w:val="single" w:sz="4" w:space="0" w:color="auto"/>
-              <w:right w:val="single" w:sz="4" w:space="0" w:color="auto"/>
-            </w:tcBorders>
-          </w:tcPr>
-          <w:p/>
+              <w:top w:val="single" w:sz="4" w:space="0" w:color="auto"/>
+              <w:left w:val="single" w:sz="4" w:space="0" w:color="auto"/>
+              <w:right w:val="single" w:sz="4" w:space="0" w:color="auto"/>
+            </w:tcBorders>
+            <w:shd w:val="clear" w:color="auto" w:fill="auto"/>
+          </w:tcPr>
+          <w:p>
+            <w:r/>
+          </w:p>
         </w:tc>
         <w:tc>
           <w:tcPr>
             <w:tcW w:w="859" w:type="dxa"/>
             <w:tcBorders>
-              <w:left w:val="single" w:sz="4" w:space="0" w:color="auto"/>
-              <w:right w:val="single" w:sz="4" w:space="0" w:color="auto"/>
-            </w:tcBorders>
+              <w:top w:val="single" w:sz="4" w:space="0" w:color="auto"/>
+              <w:left w:val="single" w:sz="4" w:space="0" w:color="auto"/>
+              <w:right w:val="single" w:sz="4" w:space="0" w:color="auto"/>
+            </w:tcBorders>
+            <w:shd w:val="clear" w:color="auto" w:fill="auto"/>
           </w:tcPr>
           <w:p>
             <w:r>
@@ -5938,21 +6446,29 @@
           <w:tcPr>
             <w:tcW w:w="859" w:type="dxa"/>
             <w:tcBorders>
-              <w:left w:val="single" w:sz="4" w:space="0" w:color="auto"/>
-              <w:right w:val="single" w:sz="4" w:space="0" w:color="auto"/>
-            </w:tcBorders>
-          </w:tcPr>
-          <w:p/>
+              <w:top w:val="single" w:sz="4" w:space="0" w:color="auto"/>
+              <w:left w:val="single" w:sz="4" w:space="0" w:color="auto"/>
+              <w:right w:val="single" w:sz="4" w:space="0" w:color="auto"/>
+            </w:tcBorders>
+            <w:shd w:val="clear" w:color="auto" w:fill="auto"/>
+          </w:tcPr>
+          <w:p>
+            <w:r/>
+          </w:p>
         </w:tc>
         <w:tc>
           <w:tcPr>
             <w:tcW w:w="860" w:type="dxa"/>
             <w:tcBorders>
+              <w:top w:val="single" w:sz="4" w:space="0" w:color="auto"/>
               <w:left w:val="single" w:sz="4" w:space="0" w:color="auto"/>
               <w:right w:val="nil"/>
             </w:tcBorders>
-          </w:tcPr>
-          <w:p/>
+            <w:shd w:val="clear" w:color="auto" w:fill="auto"/>
+          </w:tcPr>
+          <w:p>
+            <w:r/>
+          </w:p>
         </w:tc>
       </w:tr>
       <w:tr>
@@ -5963,9 +6479,12 @@
           <w:tcPr>
             <w:tcW w:w="11272" w:type="dxa"/>
             <w:tcBorders>
+              <w:top w:val="single" w:sz="4" w:space="0" w:color="auto"/>
               <w:left w:val="nil"/>
               <w:right w:val="single" w:sz="4" w:space="0" w:color="auto"/>
             </w:tcBorders>
+            <w:shd w:val="clear" w:color="auto" w:fill="auto"/>
+            <w:vAlign w:val="center"/>
           </w:tcPr>
           <w:p>
             <w:r>
@@ -5977,29 +6496,39 @@
           <w:tcPr>
             <w:tcW w:w="859" w:type="dxa"/>
             <w:tcBorders>
-              <w:left w:val="single" w:sz="4" w:space="0" w:color="auto"/>
-              <w:right w:val="single" w:sz="4" w:space="0" w:color="auto"/>
-            </w:tcBorders>
-          </w:tcPr>
-          <w:p/>
+              <w:top w:val="single" w:sz="4" w:space="0" w:color="auto"/>
+              <w:left w:val="single" w:sz="4" w:space="0" w:color="auto"/>
+              <w:right w:val="single" w:sz="4" w:space="0" w:color="auto"/>
+            </w:tcBorders>
+            <w:shd w:val="clear" w:color="auto" w:fill="auto"/>
+          </w:tcPr>
+          <w:p>
+            <w:r/>
+          </w:p>
         </w:tc>
         <w:tc>
           <w:tcPr>
             <w:tcW w:w="859" w:type="dxa"/>
             <w:tcBorders>
-              <w:left w:val="single" w:sz="4" w:space="0" w:color="auto"/>
-              <w:right w:val="single" w:sz="4" w:space="0" w:color="auto"/>
-            </w:tcBorders>
-          </w:tcPr>
-          <w:p/>
+              <w:top w:val="single" w:sz="4" w:space="0" w:color="auto"/>
+              <w:left w:val="single" w:sz="4" w:space="0" w:color="auto"/>
+              <w:right w:val="single" w:sz="4" w:space="0" w:color="auto"/>
+            </w:tcBorders>
+            <w:shd w:val="clear" w:color="auto" w:fill="auto"/>
+          </w:tcPr>
+          <w:p>
+            <w:r/>
+          </w:p>
         </w:tc>
         <w:tc>
           <w:tcPr>
             <w:tcW w:w="859" w:type="dxa"/>
             <w:tcBorders>
-              <w:left w:val="single" w:sz="4" w:space="0" w:color="auto"/>
-              <w:right w:val="single" w:sz="4" w:space="0" w:color="auto"/>
-            </w:tcBorders>
+              <w:top w:val="single" w:sz="4" w:space="0" w:color="auto"/>
+              <w:left w:val="single" w:sz="4" w:space="0" w:color="auto"/>
+              <w:right w:val="single" w:sz="4" w:space="0" w:color="auto"/>
+            </w:tcBorders>
+            <w:shd w:val="clear" w:color="auto" w:fill="auto"/>
           </w:tcPr>
           <w:p>
             <w:r>
@@ -6011,21 +6540,29 @@
           <w:tcPr>
             <w:tcW w:w="859" w:type="dxa"/>
             <w:tcBorders>
-              <w:left w:val="single" w:sz="4" w:space="0" w:color="auto"/>
-              <w:right w:val="single" w:sz="4" w:space="0" w:color="auto"/>
-            </w:tcBorders>
-          </w:tcPr>
-          <w:p/>
+              <w:top w:val="single" w:sz="4" w:space="0" w:color="auto"/>
+              <w:left w:val="single" w:sz="4" w:space="0" w:color="auto"/>
+              <w:right w:val="single" w:sz="4" w:space="0" w:color="auto"/>
+            </w:tcBorders>
+            <w:shd w:val="clear" w:color="auto" w:fill="auto"/>
+          </w:tcPr>
+          <w:p>
+            <w:r/>
+          </w:p>
         </w:tc>
         <w:tc>
           <w:tcPr>
             <w:tcW w:w="860" w:type="dxa"/>
             <w:tcBorders>
+              <w:top w:val="single" w:sz="4" w:space="0" w:color="auto"/>
               <w:left w:val="single" w:sz="4" w:space="0" w:color="auto"/>
               <w:right w:val="nil"/>
             </w:tcBorders>
-          </w:tcPr>
-          <w:p/>
+            <w:shd w:val="clear" w:color="auto" w:fill="auto"/>
+          </w:tcPr>
+          <w:p>
+            <w:r/>
+          </w:p>
         </w:tc>
       </w:tr>
       <w:tr>
@@ -6036,9 +6573,12 @@
           <w:tcPr>
             <w:tcW w:w="11272" w:type="dxa"/>
             <w:tcBorders>
+              <w:top w:val="single" w:sz="4" w:space="0" w:color="auto"/>
               <w:left w:val="nil"/>
               <w:right w:val="single" w:sz="4" w:space="0" w:color="auto"/>
             </w:tcBorders>
+            <w:shd w:val="clear" w:color="auto" w:fill="auto"/>
+            <w:vAlign w:val="center"/>
           </w:tcPr>
           <w:p>
             <w:r>
@@ -6050,29 +6590,39 @@
           <w:tcPr>
             <w:tcW w:w="859" w:type="dxa"/>
             <w:tcBorders>
-              <w:left w:val="single" w:sz="4" w:space="0" w:color="auto"/>
-              <w:right w:val="single" w:sz="4" w:space="0" w:color="auto"/>
-            </w:tcBorders>
-          </w:tcPr>
-          <w:p/>
+              <w:top w:val="single" w:sz="4" w:space="0" w:color="auto"/>
+              <w:left w:val="single" w:sz="4" w:space="0" w:color="auto"/>
+              <w:right w:val="single" w:sz="4" w:space="0" w:color="auto"/>
+            </w:tcBorders>
+            <w:shd w:val="clear" w:color="auto" w:fill="auto"/>
+          </w:tcPr>
+          <w:p>
+            <w:r/>
+          </w:p>
         </w:tc>
         <w:tc>
           <w:tcPr>
             <w:tcW w:w="859" w:type="dxa"/>
             <w:tcBorders>
-              <w:left w:val="single" w:sz="4" w:space="0" w:color="auto"/>
-              <w:right w:val="single" w:sz="4" w:space="0" w:color="auto"/>
-            </w:tcBorders>
-          </w:tcPr>
-          <w:p/>
+              <w:top w:val="single" w:sz="4" w:space="0" w:color="auto"/>
+              <w:left w:val="single" w:sz="4" w:space="0" w:color="auto"/>
+              <w:right w:val="single" w:sz="4" w:space="0" w:color="auto"/>
+            </w:tcBorders>
+            <w:shd w:val="clear" w:color="auto" w:fill="auto"/>
+          </w:tcPr>
+          <w:p>
+            <w:r/>
+          </w:p>
         </w:tc>
         <w:tc>
           <w:tcPr>
             <w:tcW w:w="859" w:type="dxa"/>
             <w:tcBorders>
-              <w:left w:val="single" w:sz="4" w:space="0" w:color="auto"/>
-              <w:right w:val="single" w:sz="4" w:space="0" w:color="auto"/>
-            </w:tcBorders>
+              <w:top w:val="single" w:sz="4" w:space="0" w:color="auto"/>
+              <w:left w:val="single" w:sz="4" w:space="0" w:color="auto"/>
+              <w:right w:val="single" w:sz="4" w:space="0" w:color="auto"/>
+            </w:tcBorders>
+            <w:shd w:val="clear" w:color="auto" w:fill="auto"/>
           </w:tcPr>
           <w:p>
             <w:r>
@@ -6084,21 +6634,29 @@
           <w:tcPr>
             <w:tcW w:w="859" w:type="dxa"/>
             <w:tcBorders>
-              <w:left w:val="single" w:sz="4" w:space="0" w:color="auto"/>
-              <w:right w:val="single" w:sz="4" w:space="0" w:color="auto"/>
-            </w:tcBorders>
-          </w:tcPr>
-          <w:p/>
+              <w:top w:val="single" w:sz="4" w:space="0" w:color="auto"/>
+              <w:left w:val="single" w:sz="4" w:space="0" w:color="auto"/>
+              <w:right w:val="single" w:sz="4" w:space="0" w:color="auto"/>
+            </w:tcBorders>
+            <w:shd w:val="clear" w:color="auto" w:fill="auto"/>
+          </w:tcPr>
+          <w:p>
+            <w:r/>
+          </w:p>
         </w:tc>
         <w:tc>
           <w:tcPr>
             <w:tcW w:w="860" w:type="dxa"/>
             <w:tcBorders>
+              <w:top w:val="single" w:sz="4" w:space="0" w:color="auto"/>
               <w:left w:val="single" w:sz="4" w:space="0" w:color="auto"/>
               <w:right w:val="nil"/>
             </w:tcBorders>
-          </w:tcPr>
-          <w:p/>
+            <w:shd w:val="clear" w:color="auto" w:fill="auto"/>
+          </w:tcPr>
+          <w:p>
+            <w:r/>
+          </w:p>
         </w:tc>
       </w:tr>
       <w:tr>
@@ -6109,9 +6667,12 @@
           <w:tcPr>
             <w:tcW w:w="11272" w:type="dxa"/>
             <w:tcBorders>
+              <w:top w:val="single" w:sz="4" w:space="0" w:color="auto"/>
               <w:left w:val="nil"/>
               <w:right w:val="single" w:sz="4" w:space="0" w:color="auto"/>
             </w:tcBorders>
+            <w:shd w:val="clear" w:color="auto" w:fill="auto"/>
+            <w:vAlign w:val="center"/>
           </w:tcPr>
           <w:p>
             <w:r>
@@ -6123,29 +6684,39 @@
           <w:tcPr>
             <w:tcW w:w="859" w:type="dxa"/>
             <w:tcBorders>
-              <w:left w:val="single" w:sz="4" w:space="0" w:color="auto"/>
-              <w:right w:val="single" w:sz="4" w:space="0" w:color="auto"/>
-            </w:tcBorders>
-          </w:tcPr>
-          <w:p/>
+              <w:top w:val="single" w:sz="4" w:space="0" w:color="auto"/>
+              <w:left w:val="single" w:sz="4" w:space="0" w:color="auto"/>
+              <w:right w:val="single" w:sz="4" w:space="0" w:color="auto"/>
+            </w:tcBorders>
+            <w:shd w:val="clear" w:color="auto" w:fill="auto"/>
+          </w:tcPr>
+          <w:p>
+            <w:r/>
+          </w:p>
         </w:tc>
         <w:tc>
           <w:tcPr>
             <w:tcW w:w="859" w:type="dxa"/>
             <w:tcBorders>
-              <w:left w:val="single" w:sz="4" w:space="0" w:color="auto"/>
-              <w:right w:val="single" w:sz="4" w:space="0" w:color="auto"/>
-            </w:tcBorders>
-          </w:tcPr>
-          <w:p/>
+              <w:top w:val="single" w:sz="4" w:space="0" w:color="auto"/>
+              <w:left w:val="single" w:sz="4" w:space="0" w:color="auto"/>
+              <w:right w:val="single" w:sz="4" w:space="0" w:color="auto"/>
+            </w:tcBorders>
+            <w:shd w:val="clear" w:color="auto" w:fill="auto"/>
+          </w:tcPr>
+          <w:p>
+            <w:r/>
+          </w:p>
         </w:tc>
         <w:tc>
           <w:tcPr>
             <w:tcW w:w="859" w:type="dxa"/>
             <w:tcBorders>
-              <w:left w:val="single" w:sz="4" w:space="0" w:color="auto"/>
-              <w:right w:val="single" w:sz="4" w:space="0" w:color="auto"/>
-            </w:tcBorders>
+              <w:top w:val="single" w:sz="4" w:space="0" w:color="auto"/>
+              <w:left w:val="single" w:sz="4" w:space="0" w:color="auto"/>
+              <w:right w:val="single" w:sz="4" w:space="0" w:color="auto"/>
+            </w:tcBorders>
+            <w:shd w:val="clear" w:color="auto" w:fill="auto"/>
           </w:tcPr>
           <w:p>
             <w:r>
@@ -6157,21 +6728,29 @@
           <w:tcPr>
             <w:tcW w:w="859" w:type="dxa"/>
             <w:tcBorders>
-              <w:left w:val="single" w:sz="4" w:space="0" w:color="auto"/>
-              <w:right w:val="single" w:sz="4" w:space="0" w:color="auto"/>
-            </w:tcBorders>
-          </w:tcPr>
-          <w:p/>
+              <w:top w:val="single" w:sz="4" w:space="0" w:color="auto"/>
+              <w:left w:val="single" w:sz="4" w:space="0" w:color="auto"/>
+              <w:right w:val="single" w:sz="4" w:space="0" w:color="auto"/>
+            </w:tcBorders>
+            <w:shd w:val="clear" w:color="auto" w:fill="auto"/>
+          </w:tcPr>
+          <w:p>
+            <w:r/>
+          </w:p>
         </w:tc>
         <w:tc>
           <w:tcPr>
             <w:tcW w:w="860" w:type="dxa"/>
             <w:tcBorders>
+              <w:top w:val="single" w:sz="4" w:space="0" w:color="auto"/>
               <w:left w:val="single" w:sz="4" w:space="0" w:color="auto"/>
               <w:right w:val="nil"/>
             </w:tcBorders>
-          </w:tcPr>
-          <w:p/>
+            <w:shd w:val="clear" w:color="auto" w:fill="auto"/>
+          </w:tcPr>
+          <w:p>
+            <w:r/>
+          </w:p>
         </w:tc>
       </w:tr>
     </w:tbl>
@@ -6342,6 +6921,7 @@
               <w:bottom w:val="single" w:sz="4" w:space="0" w:color="auto"/>
               <w:right w:val="single" w:sz="4" w:space="0" w:color="auto"/>
             </w:tcBorders>
+            <w:shd w:val="clear" w:color="auto" w:fill="auto"/>
             <w:vAlign w:val="center"/>
           </w:tcPr>
           <w:p>
@@ -6371,6 +6951,7 @@
               <w:bottom w:val="single" w:sz="4" w:space="0" w:color="auto"/>
               <w:right w:val="single" w:sz="4" w:space="0" w:color="auto"/>
             </w:tcBorders>
+            <w:shd w:val="clear" w:color="auto" w:fill="auto"/>
             <w:vAlign w:val="center"/>
           </w:tcPr>
           <w:p>
@@ -6400,6 +6981,7 @@
               <w:bottom w:val="single" w:sz="4" w:space="0" w:color="auto"/>
               <w:right w:val="single" w:sz="4" w:space="0" w:color="auto"/>
             </w:tcBorders>
+            <w:shd w:val="clear" w:color="auto" w:fill="auto"/>
             <w:vAlign w:val="center"/>
           </w:tcPr>
           <w:p>
@@ -6429,6 +7011,7 @@
               <w:bottom w:val="single" w:sz="4" w:space="0" w:color="auto"/>
               <w:right w:val="single" w:sz="4" w:space="0" w:color="auto"/>
             </w:tcBorders>
+            <w:shd w:val="clear" w:color="auto" w:fill="auto"/>
             <w:vAlign w:val="center"/>
           </w:tcPr>
           <w:p>
@@ -6450,6 +7033,7 @@
               <w:bottom w:val="single" w:sz="4" w:space="0" w:color="auto"/>
               <w:right w:val="single" w:sz="4" w:space="0" w:color="auto"/>
             </w:tcBorders>
+            <w:shd w:val="clear" w:color="auto" w:fill="auto"/>
             <w:vAlign w:val="center"/>
           </w:tcPr>
           <w:p>
@@ -6471,6 +7055,7 @@
               <w:bottom w:val="single" w:sz="4" w:space="0" w:color="auto"/>
               <w:right w:val="single" w:sz="4" w:space="0" w:color="auto"/>
             </w:tcBorders>
+            <w:shd w:val="clear" w:color="auto" w:fill="auto"/>
             <w:vAlign w:val="center"/>
           </w:tcPr>
           <w:p>
@@ -6492,6 +7077,7 @@
               <w:bottom w:val="single" w:sz="4" w:space="0" w:color="auto"/>
               <w:right w:val="single" w:sz="4" w:space="0" w:color="auto"/>
             </w:tcBorders>
+            <w:shd w:val="clear" w:color="auto" w:fill="auto"/>
             <w:vAlign w:val="center"/>
           </w:tcPr>
           <w:p>
@@ -6513,6 +7099,7 @@
               <w:bottom w:val="single" w:sz="4" w:space="0" w:color="auto"/>
               <w:right w:val="nil"/>
             </w:tcBorders>
+            <w:shd w:val="clear" w:color="auto" w:fill="auto"/>
             <w:vAlign w:val="center"/>
           </w:tcPr>
           <w:p>
@@ -6538,6 +7125,7 @@
               <w:left w:val="nil"/>
               <w:right w:val="single" w:sz="4" w:space="0" w:color="auto"/>
             </w:tcBorders>
+            <w:shd w:val="clear" w:color="auto" w:fill="auto"/>
           </w:tcPr>
           <w:p>
             <w:r>
@@ -6553,8 +7141,11 @@
               <w:left w:val="single" w:sz="4" w:space="0" w:color="auto"/>
               <w:right w:val="single" w:sz="4" w:space="0" w:color="auto"/>
             </w:tcBorders>
-          </w:tcPr>
-          <w:p/>
+            <w:shd w:val="clear" w:color="auto" w:fill="auto"/>
+          </w:tcPr>
+          <w:p>
+            <w:r/>
+          </w:p>
         </w:tc>
         <w:tc>
           <w:tcPr>
@@ -6564,14 +7155,11 @@
               <w:left w:val="single" w:sz="4" w:space="0" w:color="auto"/>
               <w:right w:val="single" w:sz="4" w:space="0" w:color="auto"/>
             </w:tcBorders>
-          </w:tcPr>
-          <w:p>
-            <w:r>
-              <w:t xml:space="preserve">Uses listening and questioning techniques to articulate complex concepts and requirements using industry language for intended </w:t>
-            </w:r>
-            <w:r>
-              <w:lastRenderedPageBreak/>
-              <w:t>audience</w:t>
+            <w:shd w:val="clear" w:color="auto" w:fill="auto"/>
+          </w:tcPr>
+          <w:p>
+            <w:r>
+              <w:t>Uses listening and questioning techniques to articulate complex concepts and requirements using industry language for intended audience</w:t>
             </w:r>
           </w:p>
         </w:tc>
@@ -6582,10 +7170,10 @@
               <w:left w:val="single" w:sz="4" w:space="0" w:color="auto"/>
               <w:right w:val="single" w:sz="4" w:space="0" w:color="auto"/>
             </w:tcBorders>
-          </w:tcPr>
-          <w:p>
-            <w:r>
-              <w:lastRenderedPageBreak/>
+            <w:shd w:val="clear" w:color="auto" w:fill="auto"/>
+          </w:tcPr>
+          <w:p>
+            <w:r>
               <w:t>B9</w:t>
             </w:r>
           </w:p>
@@ -6597,8 +7185,11 @@
               <w:left w:val="single" w:sz="4" w:space="0" w:color="auto"/>
               <w:right w:val="single" w:sz="4" w:space="0" w:color="auto"/>
             </w:tcBorders>
-          </w:tcPr>
-          <w:p/>
+            <w:shd w:val="clear" w:color="auto" w:fill="auto"/>
+          </w:tcPr>
+          <w:p>
+            <w:r/>
+          </w:p>
         </w:tc>
         <w:tc>
           <w:tcPr>
@@ -6607,8 +7198,11 @@
               <w:left w:val="single" w:sz="4" w:space="0" w:color="auto"/>
               <w:right w:val="single" w:sz="4" w:space="0" w:color="auto"/>
             </w:tcBorders>
-          </w:tcPr>
-          <w:p/>
+            <w:shd w:val="clear" w:color="auto" w:fill="auto"/>
+          </w:tcPr>
+          <w:p>
+            <w:r/>
+          </w:p>
         </w:tc>
         <w:tc>
           <w:tcPr>
@@ -6617,8 +7211,11 @@
               <w:left w:val="single" w:sz="4" w:space="0" w:color="auto"/>
               <w:right w:val="single" w:sz="4" w:space="0" w:color="auto"/>
             </w:tcBorders>
-          </w:tcPr>
-          <w:p/>
+            <w:shd w:val="clear" w:color="auto" w:fill="auto"/>
+          </w:tcPr>
+          <w:p>
+            <w:r/>
+          </w:p>
         </w:tc>
         <w:tc>
           <w:tcPr>
@@ -6627,8 +7224,11 @@
               <w:left w:val="single" w:sz="4" w:space="0" w:color="auto"/>
               <w:right w:val="nil"/>
             </w:tcBorders>
-          </w:tcPr>
-          <w:p/>
+            <w:shd w:val="clear" w:color="auto" w:fill="auto"/>
+          </w:tcPr>
+          <w:p>
+            <w:r/>
+          </w:p>
         </w:tc>
       </w:tr>
       <w:tr>
@@ -6639,9 +7239,11 @@
           <w:tcPr>
             <w:tcW w:w="2381" w:type="dxa"/>
             <w:tcBorders>
+              <w:top w:val="single" w:sz="4" w:space="0" w:color="auto"/>
               <w:left w:val="nil"/>
               <w:right w:val="single" w:sz="4" w:space="0" w:color="auto"/>
             </w:tcBorders>
+            <w:shd w:val="clear" w:color="auto" w:fill="auto"/>
           </w:tcPr>
           <w:p>
             <w:r>
@@ -6653,19 +7255,25 @@
           <w:tcPr>
             <w:tcW w:w="2552" w:type="dxa"/>
             <w:tcBorders>
-              <w:left w:val="single" w:sz="4" w:space="0" w:color="auto"/>
-              <w:right w:val="single" w:sz="4" w:space="0" w:color="auto"/>
-            </w:tcBorders>
-          </w:tcPr>
-          <w:p/>
+              <w:top w:val="single" w:sz="4" w:space="0" w:color="auto"/>
+              <w:left w:val="single" w:sz="4" w:space="0" w:color="auto"/>
+              <w:right w:val="single" w:sz="4" w:space="0" w:color="auto"/>
+            </w:tcBorders>
+            <w:shd w:val="clear" w:color="auto" w:fill="auto"/>
+          </w:tcPr>
+          <w:p>
+            <w:r/>
+          </w:p>
         </w:tc>
         <w:tc>
           <w:tcPr>
             <w:tcW w:w="6339" w:type="dxa"/>
             <w:tcBorders>
-              <w:left w:val="single" w:sz="4" w:space="0" w:color="auto"/>
-              <w:right w:val="single" w:sz="4" w:space="0" w:color="auto"/>
-            </w:tcBorders>
+              <w:top w:val="single" w:sz="4" w:space="0" w:color="auto"/>
+              <w:left w:val="single" w:sz="4" w:space="0" w:color="auto"/>
+              <w:right w:val="single" w:sz="4" w:space="0" w:color="auto"/>
+            </w:tcBorders>
+            <w:shd w:val="clear" w:color="auto" w:fill="auto"/>
           </w:tcPr>
           <w:p>
             <w:r>
@@ -6680,8 +7288,11 @@
               <w:left w:val="single" w:sz="4" w:space="0" w:color="auto"/>
               <w:right w:val="single" w:sz="4" w:space="0" w:color="auto"/>
             </w:tcBorders>
-          </w:tcPr>
-          <w:p/>
+            <w:shd w:val="clear" w:color="auto" w:fill="auto"/>
+          </w:tcPr>
+          <w:p>
+            <w:r/>
+          </w:p>
         </w:tc>
         <w:tc>
           <w:tcPr>
@@ -6690,8 +7301,11 @@
               <w:left w:val="single" w:sz="4" w:space="0" w:color="auto"/>
               <w:right w:val="single" w:sz="4" w:space="0" w:color="auto"/>
             </w:tcBorders>
-          </w:tcPr>
-          <w:p/>
+            <w:shd w:val="clear" w:color="auto" w:fill="auto"/>
+          </w:tcPr>
+          <w:p>
+            <w:r/>
+          </w:p>
         </w:tc>
         <w:tc>
           <w:tcPr>
@@ -6700,6 +7314,7 @@
               <w:left w:val="single" w:sz="4" w:space="0" w:color="auto"/>
               <w:right w:val="single" w:sz="4" w:space="0" w:color="auto"/>
             </w:tcBorders>
+            <w:shd w:val="clear" w:color="auto" w:fill="auto"/>
           </w:tcPr>
           <w:p>
             <w:r>
@@ -6714,8 +7329,11 @@
               <w:left w:val="single" w:sz="4" w:space="0" w:color="auto"/>
               <w:right w:val="single" w:sz="4" w:space="0" w:color="auto"/>
             </w:tcBorders>
-          </w:tcPr>
-          <w:p/>
+            <w:shd w:val="clear" w:color="auto" w:fill="auto"/>
+          </w:tcPr>
+          <w:p>
+            <w:r/>
+          </w:p>
         </w:tc>
         <w:tc>
           <w:tcPr>
@@ -6724,8 +7342,11 @@
               <w:left w:val="single" w:sz="4" w:space="0" w:color="auto"/>
               <w:right w:val="nil"/>
             </w:tcBorders>
-          </w:tcPr>
-          <w:p/>
+            <w:shd w:val="clear" w:color="auto" w:fill="auto"/>
+          </w:tcPr>
+          <w:p>
+            <w:r/>
+          </w:p>
         </w:tc>
       </w:tr>
       <w:tr>
@@ -6736,9 +7357,11 @@
           <w:tcPr>
             <w:tcW w:w="2381" w:type="dxa"/>
             <w:tcBorders>
+              <w:top w:val="single" w:sz="4" w:space="0" w:color="auto"/>
               <w:left w:val="nil"/>
               <w:right w:val="single" w:sz="4" w:space="0" w:color="auto"/>
             </w:tcBorders>
+            <w:shd w:val="clear" w:color="auto" w:fill="auto"/>
           </w:tcPr>
           <w:p>
             <w:r>
@@ -6750,23 +7373,29 @@
           <w:tcPr>
             <w:tcW w:w="2552" w:type="dxa"/>
             <w:tcBorders>
-              <w:left w:val="single" w:sz="4" w:space="0" w:color="auto"/>
-              <w:right w:val="single" w:sz="4" w:space="0" w:color="auto"/>
-            </w:tcBorders>
-          </w:tcPr>
-          <w:p/>
+              <w:top w:val="single" w:sz="4" w:space="0" w:color="auto"/>
+              <w:left w:val="single" w:sz="4" w:space="0" w:color="auto"/>
+              <w:right w:val="single" w:sz="4" w:space="0" w:color="auto"/>
+            </w:tcBorders>
+            <w:shd w:val="clear" w:color="auto" w:fill="auto"/>
+          </w:tcPr>
+          <w:p>
+            <w:r/>
+          </w:p>
         </w:tc>
         <w:tc>
           <w:tcPr>
             <w:tcW w:w="6339" w:type="dxa"/>
             <w:tcBorders>
-              <w:left w:val="single" w:sz="4" w:space="0" w:color="auto"/>
-              <w:right w:val="single" w:sz="4" w:space="0" w:color="auto"/>
-            </w:tcBorders>
-          </w:tcPr>
-          <w:p>
-            <w:r>
-              <w:t>Uses a mix of intuitive and formal processes to identify key information and issues, evaluates alternative strategies, anticipates consequences and considers implementation issues and contingencies</w:t>
+              <w:top w:val="single" w:sz="4" w:space="0" w:color="auto"/>
+              <w:left w:val="single" w:sz="4" w:space="0" w:color="auto"/>
+              <w:right w:val="single" w:sz="4" w:space="0" w:color="auto"/>
+            </w:tcBorders>
+            <w:shd w:val="clear" w:color="auto" w:fill="auto"/>
+          </w:tcPr>
+          <w:p>
+            <w:r>
+              <w:t>Uses a mix of intuitive and formal processes to identify key information and issues, evaluates alternative strategies, anticipates consequences and considers implementation issues and contingencies Uses knowledge of context to address common problems in cloud computing applications and cloud-based environments</w:t>
             </w:r>
           </w:p>
         </w:tc>
@@ -6777,8 +7406,11 @@
               <w:left w:val="single" w:sz="4" w:space="0" w:color="auto"/>
               <w:right w:val="single" w:sz="4" w:space="0" w:color="auto"/>
             </w:tcBorders>
-          </w:tcPr>
-          <w:p/>
+            <w:shd w:val="clear" w:color="auto" w:fill="auto"/>
+          </w:tcPr>
+          <w:p>
+            <w:r/>
+          </w:p>
         </w:tc>
         <w:tc>
           <w:tcPr>
@@ -6787,8 +7419,11 @@
               <w:left w:val="single" w:sz="4" w:space="0" w:color="auto"/>
               <w:right w:val="single" w:sz="4" w:space="0" w:color="auto"/>
             </w:tcBorders>
-          </w:tcPr>
-          <w:p/>
+            <w:shd w:val="clear" w:color="auto" w:fill="auto"/>
+          </w:tcPr>
+          <w:p>
+            <w:r/>
+          </w:p>
         </w:tc>
         <w:tc>
           <w:tcPr>
@@ -6797,6 +7432,7 @@
               <w:left w:val="single" w:sz="4" w:space="0" w:color="auto"/>
               <w:right w:val="single" w:sz="4" w:space="0" w:color="auto"/>
             </w:tcBorders>
+            <w:shd w:val="clear" w:color="auto" w:fill="auto"/>
           </w:tcPr>
           <w:p>
             <w:r>
@@ -6811,8 +7447,11 @@
               <w:left w:val="single" w:sz="4" w:space="0" w:color="auto"/>
               <w:right w:val="single" w:sz="4" w:space="0" w:color="auto"/>
             </w:tcBorders>
-          </w:tcPr>
-          <w:p/>
+            <w:shd w:val="clear" w:color="auto" w:fill="auto"/>
+          </w:tcPr>
+          <w:p>
+            <w:r/>
+          </w:p>
         </w:tc>
         <w:tc>
           <w:tcPr>
@@ -6821,8 +7460,11 @@
               <w:left w:val="single" w:sz="4" w:space="0" w:color="auto"/>
               <w:right w:val="nil"/>
             </w:tcBorders>
-          </w:tcPr>
-          <w:p/>
+            <w:shd w:val="clear" w:color="auto" w:fill="auto"/>
+          </w:tcPr>
+          <w:p>
+            <w:r/>
+          </w:p>
         </w:tc>
       </w:tr>
       <w:tr>
@@ -6833,13 +7475,15 @@
           <w:tcPr>
             <w:tcW w:w="2381" w:type="dxa"/>
             <w:tcBorders>
+              <w:top w:val="single" w:sz="4" w:space="0" w:color="auto"/>
               <w:left w:val="nil"/>
               <w:right w:val="single" w:sz="4" w:space="0" w:color="auto"/>
             </w:tcBorders>
-          </w:tcPr>
-          <w:p>
-            <w:r>
-              <w:t>Problem solving</w:t>
+            <w:shd w:val="clear" w:color="auto" w:fill="auto"/>
+          </w:tcPr>
+          <w:p>
+            <w:r>
+              <w:t>Self-management</w:t>
             </w:r>
           </w:p>
         </w:tc>
@@ -6847,23 +7491,29 @@
           <w:tcPr>
             <w:tcW w:w="2552" w:type="dxa"/>
             <w:tcBorders>
-              <w:left w:val="single" w:sz="4" w:space="0" w:color="auto"/>
-              <w:right w:val="single" w:sz="4" w:space="0" w:color="auto"/>
-            </w:tcBorders>
-          </w:tcPr>
-          <w:p/>
+              <w:top w:val="single" w:sz="4" w:space="0" w:color="auto"/>
+              <w:left w:val="single" w:sz="4" w:space="0" w:color="auto"/>
+              <w:right w:val="single" w:sz="4" w:space="0" w:color="auto"/>
+            </w:tcBorders>
+            <w:shd w:val="clear" w:color="auto" w:fill="auto"/>
+          </w:tcPr>
+          <w:p>
+            <w:r/>
+          </w:p>
         </w:tc>
         <w:tc>
           <w:tcPr>
             <w:tcW w:w="6339" w:type="dxa"/>
             <w:tcBorders>
-              <w:left w:val="single" w:sz="4" w:space="0" w:color="auto"/>
-              <w:right w:val="single" w:sz="4" w:space="0" w:color="auto"/>
-            </w:tcBorders>
-          </w:tcPr>
-          <w:p>
-            <w:r>
-              <w:t>Uses knowledge of context to address common problems in cloud computing applications and cloud-based environments</w:t>
+              <w:top w:val="single" w:sz="4" w:space="0" w:color="auto"/>
+              <w:left w:val="single" w:sz="4" w:space="0" w:color="auto"/>
+              <w:right w:val="single" w:sz="4" w:space="0" w:color="auto"/>
+            </w:tcBorders>
+            <w:shd w:val="clear" w:color="auto" w:fill="auto"/>
+          </w:tcPr>
+          <w:p>
+            <w:r>
+              <w:t>Demonstrates a sophisticated knowledge of principles, concepts, language and practices associated with cloud computing and the digital world and uses them to troubleshoot and understand the uses and potential of new technology</w:t>
             </w:r>
           </w:p>
         </w:tc>
@@ -6874,8 +7524,11 @@
               <w:left w:val="single" w:sz="4" w:space="0" w:color="auto"/>
               <w:right w:val="single" w:sz="4" w:space="0" w:color="auto"/>
             </w:tcBorders>
-          </w:tcPr>
-          <w:p/>
+            <w:shd w:val="clear" w:color="auto" w:fill="auto"/>
+          </w:tcPr>
+          <w:p>
+            <w:r/>
+          </w:p>
         </w:tc>
         <w:tc>
           <w:tcPr>
@@ -6884,8 +7537,11 @@
               <w:left w:val="single" w:sz="4" w:space="0" w:color="auto"/>
               <w:right w:val="single" w:sz="4" w:space="0" w:color="auto"/>
             </w:tcBorders>
-          </w:tcPr>
-          <w:p/>
+            <w:shd w:val="clear" w:color="auto" w:fill="auto"/>
+          </w:tcPr>
+          <w:p>
+            <w:r/>
+          </w:p>
         </w:tc>
         <w:tc>
           <w:tcPr>
@@ -6894,6 +7550,7 @@
               <w:left w:val="single" w:sz="4" w:space="0" w:color="auto"/>
               <w:right w:val="single" w:sz="4" w:space="0" w:color="auto"/>
             </w:tcBorders>
+            <w:shd w:val="clear" w:color="auto" w:fill="auto"/>
           </w:tcPr>
           <w:p>
             <w:r>
@@ -6908,8 +7565,11 @@
               <w:left w:val="single" w:sz="4" w:space="0" w:color="auto"/>
               <w:right w:val="single" w:sz="4" w:space="0" w:color="auto"/>
             </w:tcBorders>
-          </w:tcPr>
-          <w:p/>
+            <w:shd w:val="clear" w:color="auto" w:fill="auto"/>
+          </w:tcPr>
+          <w:p>
+            <w:r/>
+          </w:p>
         </w:tc>
         <w:tc>
           <w:tcPr>
@@ -6918,105 +7578,11 @@
               <w:left w:val="single" w:sz="4" w:space="0" w:color="auto"/>
               <w:right w:val="nil"/>
             </w:tcBorders>
-          </w:tcPr>
-          <w:p/>
-        </w:tc>
-      </w:tr>
-      <w:tr>
-        <w:trPr>
-          <w:trHeight w:val="340"/>
-        </w:trPr>
-        <w:tc>
-          <w:tcPr>
-            <w:tcW w:w="2381" w:type="dxa"/>
-            <w:tcBorders>
-              <w:left w:val="nil"/>
-              <w:right w:val="single" w:sz="4" w:space="0" w:color="auto"/>
-            </w:tcBorders>
-          </w:tcPr>
-          <w:p>
-            <w:r>
-              <w:t>Self-management</w:t>
-            </w:r>
-          </w:p>
-        </w:tc>
-        <w:tc>
-          <w:tcPr>
-            <w:tcW w:w="2552" w:type="dxa"/>
-            <w:tcBorders>
-              <w:left w:val="single" w:sz="4" w:space="0" w:color="auto"/>
-              <w:right w:val="single" w:sz="4" w:space="0" w:color="auto"/>
-            </w:tcBorders>
-          </w:tcPr>
-          <w:p/>
-        </w:tc>
-        <w:tc>
-          <w:tcPr>
-            <w:tcW w:w="6339" w:type="dxa"/>
-            <w:tcBorders>
-              <w:left w:val="single" w:sz="4" w:space="0" w:color="auto"/>
-              <w:right w:val="single" w:sz="4" w:space="0" w:color="auto"/>
-            </w:tcBorders>
-          </w:tcPr>
-          <w:p>
-            <w:r>
-              <w:t>Demonstrates a sophisticated knowledge of principles, concepts, language and practices associated with cloud computing and the digital world and uses them to troubleshoot and understand the uses and potential of new technology</w:t>
-            </w:r>
-          </w:p>
-        </w:tc>
-        <w:tc>
-          <w:tcPr>
-            <w:tcW w:w="859" w:type="dxa"/>
-            <w:tcBorders>
-              <w:left w:val="single" w:sz="4" w:space="0" w:color="auto"/>
-              <w:right w:val="single" w:sz="4" w:space="0" w:color="auto"/>
-            </w:tcBorders>
-          </w:tcPr>
-          <w:p/>
-        </w:tc>
-        <w:tc>
-          <w:tcPr>
-            <w:tcW w:w="859" w:type="dxa"/>
-            <w:tcBorders>
-              <w:left w:val="single" w:sz="4" w:space="0" w:color="auto"/>
-              <w:right w:val="single" w:sz="4" w:space="0" w:color="auto"/>
-            </w:tcBorders>
-          </w:tcPr>
-          <w:p/>
-        </w:tc>
-        <w:tc>
-          <w:tcPr>
-            <w:tcW w:w="859" w:type="dxa"/>
-            <w:tcBorders>
-              <w:left w:val="single" w:sz="4" w:space="0" w:color="auto"/>
-              <w:right w:val="single" w:sz="4" w:space="0" w:color="auto"/>
-            </w:tcBorders>
-          </w:tcPr>
-          <w:p>
-            <w:r>
-              <w:t>B15</w:t>
-            </w:r>
-          </w:p>
-        </w:tc>
-        <w:tc>
-          <w:tcPr>
-            <w:tcW w:w="859" w:type="dxa"/>
-            <w:tcBorders>
-              <w:left w:val="single" w:sz="4" w:space="0" w:color="auto"/>
-              <w:right w:val="single" w:sz="4" w:space="0" w:color="auto"/>
-            </w:tcBorders>
-          </w:tcPr>
-          <w:p/>
-        </w:tc>
-        <w:tc>
-          <w:tcPr>
-            <w:tcW w:w="860" w:type="dxa"/>
-            <w:tcBorders>
-              <w:left w:val="single" w:sz="4" w:space="0" w:color="auto"/>
-              <w:right w:val="nil"/>
-            </w:tcBorders>
-          </w:tcPr>
-          <w:p/>
+            <w:shd w:val="clear" w:color="auto" w:fill="auto"/>
+          </w:tcPr>
+          <w:p>
+            <w:r/>
+          </w:p>
         </w:tc>
       </w:tr>
     </w:tbl>
@@ -7040,7 +7606,7 @@
 </file>
 
 <file path=word/endnotes.xml><?xml version="1.0" encoding="utf-8"?>
-<w:endnotes xmlns:wpc="http://schemas.microsoft.com/office/word/2010/wordprocessingCanvas" xmlns:cx="http://schemas.microsoft.com/office/drawing/2014/chartex" xmlns:cx1="http://schemas.microsoft.com/office/drawing/2015/9/8/chartex" xmlns:cx2="http://schemas.microsoft.com/office/drawing/2015/10/21/chartex" xmlns:cx3="http://schemas.microsoft.com/office/drawing/2016/5/9/chartex" xmlns:cx4="http://schemas.microsoft.com/office/drawing/2016/5/10/chartex" xmlns:cx5="http://schemas.microsoft.com/office/drawing/2016/5/11/chartex" xmlns:cx6="http://schemas.microsoft.com/office/drawing/2016/5/12/chartex" xmlns:cx7="http://schemas.microsoft.com/office/drawing/2016/5/13/chartex" xmlns:cx8="http://schemas.microsoft.com/office/drawing/2016/5/14/chartex" xmlns:mc="http://schemas.openxmlformats.org/markup-compatibility/2006" xmlns:aink="http://schemas.microsoft.com/office/drawing/2016/ink" xmlns:am3d="http://schemas.microsoft.com/office/drawing/2017/model3d" xmlns:o="urn:schemas-microsoft-com:office:office" xmlns:oel="http://schemas.microsoft.com/office/2019/extlst" xmlns:r="http://schemas.openxmlformats.org/officeDocument/2006/relationships" xmlns:m="http://schemas.openxmlformats.org/officeDocument/2006/math" xmlns:v="urn:schemas-microsoft-com:vml" xmlns:wp14="http://schemas.microsoft.com/office/word/2010/wordprocessingDrawing" xmlns:wp="http://schemas.openxmlformats.org/drawingml/2006/wordprocessingDrawing" xmlns:w10="urn:schemas-microsoft-com:office:word" xmlns:w="http://schemas.openxmlformats.org/wordprocessingml/2006/main" xmlns:w14="http://schemas.microsoft.com/office/word/2010/wordml" xmlns:w15="http://schemas.microsoft.com/office/word/2012/wordml" xmlns:w16cex="http://schemas.microsoft.com/office/word/2018/wordml/cex" xmlns:w16cid="http://schemas.microsoft.com/office/word/2016/wordml/cid" xmlns:w16="http://schemas.microsoft.com/office/word/2018/wordml" xmlns:w16du="http://schemas.microsoft.com/office/word/2023/wordml/word16du" xmlns:w16sdtdh="http://schemas.microsoft.com/office/word/2020/wordml/sdtdatahash" xmlns:w16sdtfl="http://schemas.microsoft.com/office/word/2024/wordml/sdtformatlock" xmlns:w16se="http://schemas.microsoft.com/office/word/2015/wordml/symex" xmlns:wpg="http://schemas.microsoft.com/office/word/2010/wordprocessingGroup" xmlns:wpi="http://schemas.microsoft.com/office/word/2010/wordprocessingInk" xmlns:wne="http://schemas.microsoft.com/office/word/2006/wordml" xmlns:wps="http://schemas.microsoft.com/office/word/2010/wordprocessingShape" mc:Ignorable="w14 w15 w16se w16cid w16 w16cex w16sdtdh w16sdtfl w16du wp14">
+<w:endnotes xmlns:wpc="http://schemas.microsoft.com/office/word/2010/wordprocessingCanvas" xmlns:cx="http://schemas.microsoft.com/office/drawing/2014/chartex" xmlns:cx1="http://schemas.microsoft.com/office/drawing/2015/9/8/chartex" xmlns:cx2="http://schemas.microsoft.com/office/drawing/2015/10/21/chartex" xmlns:cx3="http://schemas.microsoft.com/office/drawing/2016/5/9/chartex" xmlns:cx4="http://schemas.microsoft.com/office/drawing/2016/5/10/chartex" xmlns:cx5="http://schemas.microsoft.com/office/drawing/2016/5/11/chartex" xmlns:cx6="http://schemas.microsoft.com/office/drawing/2016/5/12/chartex" xmlns:cx7="http://schemas.microsoft.com/office/drawing/2016/5/13/chartex" xmlns:cx8="http://schemas.microsoft.com/office/drawing/2016/5/14/chartex" xmlns:mc="http://schemas.openxmlformats.org/markup-compatibility/2006" xmlns:aink="http://schemas.microsoft.com/office/drawing/2016/ink" xmlns:am3d="http://schemas.microsoft.com/office/drawing/2017/model3d" xmlns:o="urn:schemas-microsoft-com:office:office" xmlns:oel="http://schemas.microsoft.com/office/2019/extlst" xmlns:r="http://schemas.openxmlformats.org/officeDocument/2006/relationships" xmlns:m="http://schemas.openxmlformats.org/officeDocument/2006/math" xmlns:v="urn:schemas-microsoft-com:vml" xmlns:wp14="http://schemas.microsoft.com/office/word/2010/wordprocessingDrawing" xmlns:wp="http://schemas.openxmlformats.org/drawingml/2006/wordprocessingDrawing" xmlns:w10="urn:schemas-microsoft-com:office:word" xmlns:w="http://schemas.openxmlformats.org/wordprocessingml/2006/main" xmlns:w14="http://schemas.microsoft.com/office/word/2010/wordml" xmlns:w15="http://schemas.microsoft.com/office/word/2012/wordml" xmlns:w16cex="http://schemas.microsoft.com/office/word/2018/wordml/cex" xmlns:w16cid="http://schemas.microsoft.com/office/word/2016/wordml/cid" xmlns:w16="http://schemas.microsoft.com/office/word/2018/wordml" xmlns:w16sdtdh="http://schemas.microsoft.com/office/word/2020/wordml/sdtdatahash" xmlns:w16se="http://schemas.microsoft.com/office/word/2015/wordml/symex" xmlns:wpg="http://schemas.microsoft.com/office/word/2010/wordprocessingGroup" xmlns:wpi="http://schemas.microsoft.com/office/word/2010/wordprocessingInk" xmlns:wne="http://schemas.microsoft.com/office/word/2006/wordml" xmlns:wps="http://schemas.microsoft.com/office/word/2010/wordprocessingShape" mc:Ignorable="w14 w15 w16se w16cid w16 w16cex w16sdtdh wp14">
   <w:endnote w:type="separator" w:id="-1">
     <w:p>
       <w:r>
@@ -7059,7 +7625,7 @@
 </file>
 
 <file path=word/footer1.xml><?xml version="1.0" encoding="utf-8"?>
-<w:ftr xmlns:wpc="http://schemas.microsoft.com/office/word/2010/wordprocessingCanvas" xmlns:cx="http://schemas.microsoft.com/office/drawing/2014/chartex" xmlns:cx1="http://schemas.microsoft.com/office/drawing/2015/9/8/chartex" xmlns:cx2="http://schemas.microsoft.com/office/drawing/2015/10/21/chartex" xmlns:cx3="http://schemas.microsoft.com/office/drawing/2016/5/9/chartex" xmlns:cx4="http://schemas.microsoft.com/office/drawing/2016/5/10/chartex" xmlns:cx5="http://schemas.microsoft.com/office/drawing/2016/5/11/chartex" xmlns:cx6="http://schemas.microsoft.com/office/drawing/2016/5/12/chartex" xmlns:cx7="http://schemas.microsoft.com/office/drawing/2016/5/13/chartex" xmlns:cx8="http://schemas.microsoft.com/office/drawing/2016/5/14/chartex" xmlns:mc="http://schemas.openxmlformats.org/markup-compatibility/2006" xmlns:aink="http://schemas.microsoft.com/office/drawing/2016/ink" xmlns:am3d="http://schemas.microsoft.com/office/drawing/2017/model3d" xmlns:o="urn:schemas-microsoft-com:office:office" xmlns:oel="http://schemas.microsoft.com/office/2019/extlst" xmlns:r="http://schemas.openxmlformats.org/officeDocument/2006/relationships" xmlns:m="http://schemas.openxmlformats.org/officeDocument/2006/math" xmlns:v="urn:schemas-microsoft-com:vml" xmlns:wp14="http://schemas.microsoft.com/office/word/2010/wordprocessingDrawing" xmlns:wp="http://schemas.openxmlformats.org/drawingml/2006/wordprocessingDrawing" xmlns:w10="urn:schemas-microsoft-com:office:word" xmlns:w="http://schemas.openxmlformats.org/wordprocessingml/2006/main" xmlns:w14="http://schemas.microsoft.com/office/word/2010/wordml" xmlns:w15="http://schemas.microsoft.com/office/word/2012/wordml" xmlns:w16cex="http://schemas.microsoft.com/office/word/2018/wordml/cex" xmlns:w16cid="http://schemas.microsoft.com/office/word/2016/wordml/cid" xmlns:w16="http://schemas.microsoft.com/office/word/2018/wordml" xmlns:w16du="http://schemas.microsoft.com/office/word/2023/wordml/word16du" xmlns:w16sdtdh="http://schemas.microsoft.com/office/word/2020/wordml/sdtdatahash" xmlns:w16sdtfl="http://schemas.microsoft.com/office/word/2024/wordml/sdtformatlock" xmlns:w16se="http://schemas.microsoft.com/office/word/2015/wordml/symex" xmlns:wpg="http://schemas.microsoft.com/office/word/2010/wordprocessingGroup" xmlns:wpi="http://schemas.microsoft.com/office/word/2010/wordprocessingInk" xmlns:wne="http://schemas.microsoft.com/office/word/2006/wordml" xmlns:wps="http://schemas.microsoft.com/office/word/2010/wordprocessingShape" mc:Ignorable="w14 w15 w16se w16cid w16 w16cex w16sdtdh w16sdtfl w16du wp14">
+<w:ftr xmlns:wpc="http://schemas.microsoft.com/office/word/2010/wordprocessingCanvas" xmlns:cx="http://schemas.microsoft.com/office/drawing/2014/chartex" xmlns:cx1="http://schemas.microsoft.com/office/drawing/2015/9/8/chartex" xmlns:cx2="http://schemas.microsoft.com/office/drawing/2015/10/21/chartex" xmlns:cx3="http://schemas.microsoft.com/office/drawing/2016/5/9/chartex" xmlns:cx4="http://schemas.microsoft.com/office/drawing/2016/5/10/chartex" xmlns:cx5="http://schemas.microsoft.com/office/drawing/2016/5/11/chartex" xmlns:cx6="http://schemas.microsoft.com/office/drawing/2016/5/12/chartex" xmlns:cx7="http://schemas.microsoft.com/office/drawing/2016/5/13/chartex" xmlns:cx8="http://schemas.microsoft.com/office/drawing/2016/5/14/chartex" xmlns:mc="http://schemas.openxmlformats.org/markup-compatibility/2006" xmlns:aink="http://schemas.microsoft.com/office/drawing/2016/ink" xmlns:am3d="http://schemas.microsoft.com/office/drawing/2017/model3d" xmlns:o="urn:schemas-microsoft-com:office:office" xmlns:oel="http://schemas.microsoft.com/office/2019/extlst" xmlns:r="http://schemas.openxmlformats.org/officeDocument/2006/relationships" xmlns:m="http://schemas.openxmlformats.org/officeDocument/2006/math" xmlns:v="urn:schemas-microsoft-com:vml" xmlns:wp14="http://schemas.microsoft.com/office/word/2010/wordprocessingDrawing" xmlns:wp="http://schemas.openxmlformats.org/drawingml/2006/wordprocessingDrawing" xmlns:w10="urn:schemas-microsoft-com:office:word" xmlns:w="http://schemas.openxmlformats.org/wordprocessingml/2006/main" xmlns:w14="http://schemas.microsoft.com/office/word/2010/wordml" xmlns:w15="http://schemas.microsoft.com/office/word/2012/wordml" xmlns:w16cex="http://schemas.microsoft.com/office/word/2018/wordml/cex" xmlns:w16cid="http://schemas.microsoft.com/office/word/2016/wordml/cid" xmlns:w16="http://schemas.microsoft.com/office/word/2018/wordml" xmlns:w16sdtdh="http://schemas.microsoft.com/office/word/2020/wordml/sdtdatahash" xmlns:w16se="http://schemas.microsoft.com/office/word/2015/wordml/symex" xmlns:wpg="http://schemas.microsoft.com/office/word/2010/wordprocessingGroup" xmlns:wpi="http://schemas.microsoft.com/office/word/2010/wordprocessingInk" xmlns:wne="http://schemas.microsoft.com/office/word/2006/wordml" xmlns:wps="http://schemas.microsoft.com/office/word/2010/wordprocessingShape" mc:Ignorable="w14 w15 w16se w16cid w16 w16cex w16sdtdh wp14">
   <w:p>
     <w:pPr>
       <w:pStyle w:val="Footer"/>
@@ -7092,13 +7658,14 @@
     <w:r>
       <w:t>0</w:t>
     </w:r>
-    <w:proofErr w:type="gramStart"/>
     <w:r>
-      <w:t xml:space="preserve">   (</w:t>
+      <w:t xml:space="preserve">   (Template Version 1.</w:t>
     </w:r>
-    <w:proofErr w:type="gramEnd"/>
     <w:r>
-      <w:t>Template Version 1.1)</w:t>
+      <w:t>1</w:t>
+    </w:r>
+    <w:r>
+      <w:t>)</w:t>
     </w:r>
     <w:r>
       <w:tab/>
@@ -7117,7 +7684,7 @@
       <w:rPr>
         <w:noProof/>
       </w:rPr>
-      <w:t>24 May 2026</w:t>
+      <w:t>9 February 2022</w:t>
     </w:r>
     <w:r>
       <w:fldChar w:fldCharType="end"/>
@@ -7160,7 +7727,7 @@
 </file>
 
 <file path=word/footnotes.xml><?xml version="1.0" encoding="utf-8"?>
-<w:footnotes xmlns:wpc="http://schemas.microsoft.com/office/word/2010/wordprocessingCanvas" xmlns:cx="http://schemas.microsoft.com/office/drawing/2014/chartex" xmlns:cx1="http://schemas.microsoft.com/office/drawing/2015/9/8/chartex" xmlns:cx2="http://schemas.microsoft.com/office/drawing/2015/10/21/chartex" xmlns:cx3="http://schemas.microsoft.com/office/drawing/2016/5/9/chartex" xmlns:cx4="http://schemas.microsoft.com/office/drawing/2016/5/10/chartex" xmlns:cx5="http://schemas.microsoft.com/office/drawing/2016/5/11/chartex" xmlns:cx6="http://schemas.microsoft.com/office/drawing/2016/5/12/chartex" xmlns:cx7="http://schemas.microsoft.com/office/drawing/2016/5/13/chartex" xmlns:cx8="http://schemas.microsoft.com/office/drawing/2016/5/14/chartex" xmlns:mc="http://schemas.openxmlformats.org/markup-compatibility/2006" xmlns:aink="http://schemas.microsoft.com/office/drawing/2016/ink" xmlns:am3d="http://schemas.microsoft.com/office/drawing/2017/model3d" xmlns:o="urn:schemas-microsoft-com:office:office" xmlns:oel="http://schemas.microsoft.com/office/2019/extlst" xmlns:r="http://schemas.openxmlformats.org/officeDocument/2006/relationships" xmlns:m="http://schemas.openxmlformats.org/officeDocument/2006/math" xmlns:v="urn:schemas-microsoft-com:vml" xmlns:wp14="http://schemas.microsoft.com/office/word/2010/wordprocessingDrawing" xmlns:wp="http://schemas.openxmlformats.org/drawingml/2006/wordprocessingDrawing" xmlns:w10="urn:schemas-microsoft-com:office:word" xmlns:w="http://schemas.openxmlformats.org/wordprocessingml/2006/main" xmlns:w14="http://schemas.microsoft.com/office/word/2010/wordml" xmlns:w15="http://schemas.microsoft.com/office/word/2012/wordml" xmlns:w16cex="http://schemas.microsoft.com/office/word/2018/wordml/cex" xmlns:w16cid="http://schemas.microsoft.com/office/word/2016/wordml/cid" xmlns:w16="http://schemas.microsoft.com/office/word/2018/wordml" xmlns:w16du="http://schemas.microsoft.com/office/word/2023/wordml/word16du" xmlns:w16sdtdh="http://schemas.microsoft.com/office/word/2020/wordml/sdtdatahash" xmlns:w16sdtfl="http://schemas.microsoft.com/office/word/2024/wordml/sdtformatlock" xmlns:w16se="http://schemas.microsoft.com/office/word/2015/wordml/symex" xmlns:wpg="http://schemas.microsoft.com/office/word/2010/wordprocessingGroup" xmlns:wpi="http://schemas.microsoft.com/office/word/2010/wordprocessingInk" xmlns:wne="http://schemas.microsoft.com/office/word/2006/wordml" xmlns:wps="http://schemas.microsoft.com/office/word/2010/wordprocessingShape" mc:Ignorable="w14 w15 w16se w16cid w16 w16cex w16sdtdh w16sdtfl w16du wp14">
+<w:footnotes xmlns:wpc="http://schemas.microsoft.com/office/word/2010/wordprocessingCanvas" xmlns:cx="http://schemas.microsoft.com/office/drawing/2014/chartex" xmlns:cx1="http://schemas.microsoft.com/office/drawing/2015/9/8/chartex" xmlns:cx2="http://schemas.microsoft.com/office/drawing/2015/10/21/chartex" xmlns:cx3="http://schemas.microsoft.com/office/drawing/2016/5/9/chartex" xmlns:cx4="http://schemas.microsoft.com/office/drawing/2016/5/10/chartex" xmlns:cx5="http://schemas.microsoft.com/office/drawing/2016/5/11/chartex" xmlns:cx6="http://schemas.microsoft.com/office/drawing/2016/5/12/chartex" xmlns:cx7="http://schemas.microsoft.com/office/drawing/2016/5/13/chartex" xmlns:cx8="http://schemas.microsoft.com/office/drawing/2016/5/14/chartex" xmlns:mc="http://schemas.openxmlformats.org/markup-compatibility/2006" xmlns:aink="http://schemas.microsoft.com/office/drawing/2016/ink" xmlns:am3d="http://schemas.microsoft.com/office/drawing/2017/model3d" xmlns:o="urn:schemas-microsoft-com:office:office" xmlns:oel="http://schemas.microsoft.com/office/2019/extlst" xmlns:r="http://schemas.openxmlformats.org/officeDocument/2006/relationships" xmlns:m="http://schemas.openxmlformats.org/officeDocument/2006/math" xmlns:v="urn:schemas-microsoft-com:vml" xmlns:wp14="http://schemas.microsoft.com/office/word/2010/wordprocessingDrawing" xmlns:wp="http://schemas.openxmlformats.org/drawingml/2006/wordprocessingDrawing" xmlns:w10="urn:schemas-microsoft-com:office:word" xmlns:w="http://schemas.openxmlformats.org/wordprocessingml/2006/main" xmlns:w14="http://schemas.microsoft.com/office/word/2010/wordml" xmlns:w15="http://schemas.microsoft.com/office/word/2012/wordml" xmlns:w16cex="http://schemas.microsoft.com/office/word/2018/wordml/cex" xmlns:w16cid="http://schemas.microsoft.com/office/word/2016/wordml/cid" xmlns:w16="http://schemas.microsoft.com/office/word/2018/wordml" xmlns:w16sdtdh="http://schemas.microsoft.com/office/word/2020/wordml/sdtdatahash" xmlns:w16se="http://schemas.microsoft.com/office/word/2015/wordml/symex" xmlns:wpg="http://schemas.microsoft.com/office/word/2010/wordprocessingGroup" xmlns:wpi="http://schemas.microsoft.com/office/word/2010/wordprocessingInk" xmlns:wne="http://schemas.microsoft.com/office/word/2006/wordml" xmlns:wps="http://schemas.microsoft.com/office/word/2010/wordprocessingShape" mc:Ignorable="w14 w15 w16se w16cid w16 w16cex w16sdtdh wp14">
   <w:footnote w:type="separator" w:id="-1">
     <w:p>
       <w:r>
@@ -7179,7 +7746,7 @@
 </file>
 
 <file path=word/header1.xml><?xml version="1.0" encoding="utf-8"?>
-<w:hdr xmlns:wpc="http://schemas.microsoft.com/office/word/2010/wordprocessingCanvas" xmlns:cx="http://schemas.microsoft.com/office/drawing/2014/chartex" xmlns:cx1="http://schemas.microsoft.com/office/drawing/2015/9/8/chartex" xmlns:cx2="http://schemas.microsoft.com/office/drawing/2015/10/21/chartex" xmlns:cx3="http://schemas.microsoft.com/office/drawing/2016/5/9/chartex" xmlns:cx4="http://schemas.microsoft.com/office/drawing/2016/5/10/chartex" xmlns:cx5="http://schemas.microsoft.com/office/drawing/2016/5/11/chartex" xmlns:cx6="http://schemas.microsoft.com/office/drawing/2016/5/12/chartex" xmlns:cx7="http://schemas.microsoft.com/office/drawing/2016/5/13/chartex" xmlns:cx8="http://schemas.microsoft.com/office/drawing/2016/5/14/chartex" xmlns:mc="http://schemas.openxmlformats.org/markup-compatibility/2006" xmlns:aink="http://schemas.microsoft.com/office/drawing/2016/ink" xmlns:am3d="http://schemas.microsoft.com/office/drawing/2017/model3d" xmlns:o="urn:schemas-microsoft-com:office:office" xmlns:oel="http://schemas.microsoft.com/office/2019/extlst" xmlns:r="http://schemas.openxmlformats.org/officeDocument/2006/relationships" xmlns:m="http://schemas.openxmlformats.org/officeDocument/2006/math" xmlns:v="urn:schemas-microsoft-com:vml" xmlns:wp14="http://schemas.microsoft.com/office/word/2010/wordprocessingDrawing" xmlns:wp="http://schemas.openxmlformats.org/drawingml/2006/wordprocessingDrawing" xmlns:w10="urn:schemas-microsoft-com:office:word" xmlns:w="http://schemas.openxmlformats.org/wordprocessingml/2006/main" xmlns:w14="http://schemas.microsoft.com/office/word/2010/wordml" xmlns:w15="http://schemas.microsoft.com/office/word/2012/wordml" xmlns:w16cex="http://schemas.microsoft.com/office/word/2018/wordml/cex" xmlns:w16cid="http://schemas.microsoft.com/office/word/2016/wordml/cid" xmlns:w16="http://schemas.microsoft.com/office/word/2018/wordml" xmlns:w16du="http://schemas.microsoft.com/office/word/2023/wordml/word16du" xmlns:w16sdtdh="http://schemas.microsoft.com/office/word/2020/wordml/sdtdatahash" xmlns:w16sdtfl="http://schemas.microsoft.com/office/word/2024/wordml/sdtformatlock" xmlns:w16se="http://schemas.microsoft.com/office/word/2015/wordml/symex" xmlns:wpg="http://schemas.microsoft.com/office/word/2010/wordprocessingGroup" xmlns:wpi="http://schemas.microsoft.com/office/word/2010/wordprocessingInk" xmlns:wne="http://schemas.microsoft.com/office/word/2006/wordml" xmlns:wps="http://schemas.microsoft.com/office/word/2010/wordprocessingShape" mc:Ignorable="w14 w15 w16se w16cid w16 w16cex w16sdtdh w16sdtfl w16du wp14">
+<w:hdr xmlns:wpc="http://schemas.microsoft.com/office/word/2010/wordprocessingCanvas" xmlns:cx="http://schemas.microsoft.com/office/drawing/2014/chartex" xmlns:cx1="http://schemas.microsoft.com/office/drawing/2015/9/8/chartex" xmlns:cx2="http://schemas.microsoft.com/office/drawing/2015/10/21/chartex" xmlns:cx3="http://schemas.microsoft.com/office/drawing/2016/5/9/chartex" xmlns:cx4="http://schemas.microsoft.com/office/drawing/2016/5/10/chartex" xmlns:cx5="http://schemas.microsoft.com/office/drawing/2016/5/11/chartex" xmlns:cx6="http://schemas.microsoft.com/office/drawing/2016/5/12/chartex" xmlns:cx7="http://schemas.microsoft.com/office/drawing/2016/5/13/chartex" xmlns:cx8="http://schemas.microsoft.com/office/drawing/2016/5/14/chartex" xmlns:mc="http://schemas.openxmlformats.org/markup-compatibility/2006" xmlns:aink="http://schemas.microsoft.com/office/drawing/2016/ink" xmlns:am3d="http://schemas.microsoft.com/office/drawing/2017/model3d" xmlns:o="urn:schemas-microsoft-com:office:office" xmlns:oel="http://schemas.microsoft.com/office/2019/extlst" xmlns:r="http://schemas.openxmlformats.org/officeDocument/2006/relationships" xmlns:m="http://schemas.openxmlformats.org/officeDocument/2006/math" xmlns:v="urn:schemas-microsoft-com:vml" xmlns:wp14="http://schemas.microsoft.com/office/word/2010/wordprocessingDrawing" xmlns:wp="http://schemas.openxmlformats.org/drawingml/2006/wordprocessingDrawing" xmlns:w10="urn:schemas-microsoft-com:office:word" xmlns:w="http://schemas.openxmlformats.org/wordprocessingml/2006/main" xmlns:w14="http://schemas.microsoft.com/office/word/2010/wordml" xmlns:w15="http://schemas.microsoft.com/office/word/2012/wordml" xmlns:w16cex="http://schemas.microsoft.com/office/word/2018/wordml/cex" xmlns:w16cid="http://schemas.microsoft.com/office/word/2016/wordml/cid" xmlns:w16="http://schemas.microsoft.com/office/word/2018/wordml" xmlns:w16sdtdh="http://schemas.microsoft.com/office/word/2020/wordml/sdtdatahash" xmlns:w16se="http://schemas.microsoft.com/office/word/2015/wordml/symex" xmlns:wpg="http://schemas.microsoft.com/office/word/2010/wordprocessingGroup" xmlns:wpi="http://schemas.microsoft.com/office/word/2010/wordprocessingInk" xmlns:wne="http://schemas.microsoft.com/office/word/2006/wordml" xmlns:wps="http://schemas.microsoft.com/office/word/2010/wordprocessingShape" mc:Ignorable="w14 w15 w16se w16cid w16 w16cex w16sdtdh wp14">
   <w:p>
     <w:pPr>
       <w:pStyle w:val="Header"/>
@@ -7271,6 +7838,7 @@
               <v:path gradientshapeok="t" o:connecttype="rect"/>
             </v:shapetype>
             <v:shape id="Text Box 2" o:spid="_x0000_s1026" type="#_x0000_t202" alt="OFFICIAL" style="position:absolute;margin-left:0;margin-top:0;width:34.95pt;height:34.95pt;z-index:251658752;visibility:visible;mso-wrap-style:none;mso-wrap-distance-left:0;mso-wrap-distance-top:0;mso-wrap-distance-right:0;mso-wrap-distance-bottom:0;mso-position-horizontal:center;mso-position-horizontal-relative:page;mso-position-vertical:top;mso-position-vertical-relative:page;v-text-anchor:top" o:gfxdata="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" filled="f" stroked="f">
+              <v:fill o:detectmouseclick="t"/>
               <v:textbox style="mso-fit-shape-to-text:t" inset="0,15pt,0,0">
                 <w:txbxContent>
                   <w:p>
@@ -7307,7 +7875,7 @@
 </file>
 
 <file path=word/header2.xml><?xml version="1.0" encoding="utf-8"?>
-<w:hdr xmlns:wpc="http://schemas.microsoft.com/office/word/2010/wordprocessingCanvas" xmlns:cx="http://schemas.microsoft.com/office/drawing/2014/chartex" xmlns:cx1="http://schemas.microsoft.com/office/drawing/2015/9/8/chartex" xmlns:cx2="http://schemas.microsoft.com/office/drawing/2015/10/21/chartex" xmlns:cx3="http://schemas.microsoft.com/office/drawing/2016/5/9/chartex" xmlns:cx4="http://schemas.microsoft.com/office/drawing/2016/5/10/chartex" xmlns:cx5="http://schemas.microsoft.com/office/drawing/2016/5/11/chartex" xmlns:cx6="http://schemas.microsoft.com/office/drawing/2016/5/12/chartex" xmlns:cx7="http://schemas.microsoft.com/office/drawing/2016/5/13/chartex" xmlns:cx8="http://schemas.microsoft.com/office/drawing/2016/5/14/chartex" xmlns:mc="http://schemas.openxmlformats.org/markup-compatibility/2006" xmlns:aink="http://schemas.microsoft.com/office/drawing/2016/ink" xmlns:am3d="http://schemas.microsoft.com/office/drawing/2017/model3d" xmlns:o="urn:schemas-microsoft-com:office:office" xmlns:oel="http://schemas.microsoft.com/office/2019/extlst" xmlns:r="http://schemas.openxmlformats.org/officeDocument/2006/relationships" xmlns:m="http://schemas.openxmlformats.org/officeDocument/2006/math" xmlns:v="urn:schemas-microsoft-com:vml" xmlns:wp14="http://schemas.microsoft.com/office/word/2010/wordprocessingDrawing" xmlns:wp="http://schemas.openxmlformats.org/drawingml/2006/wordprocessingDrawing" xmlns:w10="urn:schemas-microsoft-com:office:word" xmlns:w="http://schemas.openxmlformats.org/wordprocessingml/2006/main" xmlns:w14="http://schemas.microsoft.com/office/word/2010/wordml" xmlns:w15="http://schemas.microsoft.com/office/word/2012/wordml" xmlns:w16cex="http://schemas.microsoft.com/office/word/2018/wordml/cex" xmlns:w16cid="http://schemas.microsoft.com/office/word/2016/wordml/cid" xmlns:w16="http://schemas.microsoft.com/office/word/2018/wordml" xmlns:w16du="http://schemas.microsoft.com/office/word/2023/wordml/word16du" xmlns:w16sdtdh="http://schemas.microsoft.com/office/word/2020/wordml/sdtdatahash" xmlns:w16sdtfl="http://schemas.microsoft.com/office/word/2024/wordml/sdtformatlock" xmlns:w16se="http://schemas.microsoft.com/office/word/2015/wordml/symex" xmlns:wpg="http://schemas.microsoft.com/office/word/2010/wordprocessingGroup" xmlns:wpi="http://schemas.microsoft.com/office/word/2010/wordprocessingInk" xmlns:wne="http://schemas.microsoft.com/office/word/2006/wordml" xmlns:wps="http://schemas.microsoft.com/office/word/2010/wordprocessingShape" mc:Ignorable="w14 w15 w16se w16cid w16 w16cex w16sdtdh w16sdtfl w16du wp14">
+<w:hdr xmlns:wpc="http://schemas.microsoft.com/office/word/2010/wordprocessingCanvas" xmlns:cx="http://schemas.microsoft.com/office/drawing/2014/chartex" xmlns:cx1="http://schemas.microsoft.com/office/drawing/2015/9/8/chartex" xmlns:cx2="http://schemas.microsoft.com/office/drawing/2015/10/21/chartex" xmlns:cx3="http://schemas.microsoft.com/office/drawing/2016/5/9/chartex" xmlns:cx4="http://schemas.microsoft.com/office/drawing/2016/5/10/chartex" xmlns:cx5="http://schemas.microsoft.com/office/drawing/2016/5/11/chartex" xmlns:cx6="http://schemas.microsoft.com/office/drawing/2016/5/12/chartex" xmlns:cx7="http://schemas.microsoft.com/office/drawing/2016/5/13/chartex" xmlns:cx8="http://schemas.microsoft.com/office/drawing/2016/5/14/chartex" xmlns:mc="http://schemas.openxmlformats.org/markup-compatibility/2006" xmlns:aink="http://schemas.microsoft.com/office/drawing/2016/ink" xmlns:am3d="http://schemas.microsoft.com/office/drawing/2017/model3d" xmlns:o="urn:schemas-microsoft-com:office:office" xmlns:oel="http://schemas.microsoft.com/office/2019/extlst" xmlns:r="http://schemas.openxmlformats.org/officeDocument/2006/relationships" xmlns:m="http://schemas.openxmlformats.org/officeDocument/2006/math" xmlns:v="urn:schemas-microsoft-com:vml" xmlns:wp14="http://schemas.microsoft.com/office/word/2010/wordprocessingDrawing" xmlns:wp="http://schemas.openxmlformats.org/drawingml/2006/wordprocessingDrawing" xmlns:w10="urn:schemas-microsoft-com:office:word" xmlns:w="http://schemas.openxmlformats.org/wordprocessingml/2006/main" xmlns:w14="http://schemas.microsoft.com/office/word/2010/wordml" xmlns:w15="http://schemas.microsoft.com/office/word/2012/wordml" xmlns:w16cex="http://schemas.microsoft.com/office/word/2018/wordml/cex" xmlns:w16cid="http://schemas.microsoft.com/office/word/2016/wordml/cid" xmlns:w16="http://schemas.microsoft.com/office/word/2018/wordml" xmlns:w16sdtdh="http://schemas.microsoft.com/office/word/2020/wordml/sdtdatahash" xmlns:w16se="http://schemas.microsoft.com/office/word/2015/wordml/symex" xmlns:wpg="http://schemas.microsoft.com/office/word/2010/wordprocessingGroup" xmlns:wpi="http://schemas.microsoft.com/office/word/2010/wordprocessingInk" xmlns:wne="http://schemas.microsoft.com/office/word/2006/wordml" xmlns:wps="http://schemas.microsoft.com/office/word/2010/wordprocessingShape" mc:Ignorable="w14 w15 w16se w16cid w16 w16cex w16sdtdh wp14">
   <w:p>
     <w:pPr>
       <w:pStyle w:val="Header"/>
@@ -7399,6 +7967,7 @@
               <v:path gradientshapeok="t" o:connecttype="rect"/>
             </v:shapetype>
             <v:shape id="Text Box 3" o:spid="_x0000_s1027" type="#_x0000_t202" alt="OFFICIAL" style="position:absolute;margin-left:0;margin-top:0;width:34.95pt;height:34.95pt;z-index:251661824;visibility:visible;mso-wrap-style:none;mso-wrap-distance-left:0;mso-wrap-distance-top:0;mso-wrap-distance-right:0;mso-wrap-distance-bottom:0;mso-position-horizontal:center;mso-position-horizontal-relative:page;mso-position-vertical:top;mso-position-vertical-relative:page;v-text-anchor:top" o:gfxdata="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" filled="f" stroked="f">
+              <v:fill o:detectmouseclick="t"/>
               <v:textbox style="mso-fit-shape-to-text:t" inset="0,15pt,0,0">
                 <w:txbxContent>
                   <w:p>
@@ -7435,7 +8004,7 @@
 </file>
 
 <file path=word/header3.xml><?xml version="1.0" encoding="utf-8"?>
-<w:hdr xmlns:wpc="http://schemas.microsoft.com/office/word/2010/wordprocessingCanvas" xmlns:cx="http://schemas.microsoft.com/office/drawing/2014/chartex" xmlns:cx1="http://schemas.microsoft.com/office/drawing/2015/9/8/chartex" xmlns:cx2="http://schemas.microsoft.com/office/drawing/2015/10/21/chartex" xmlns:cx3="http://schemas.microsoft.com/office/drawing/2016/5/9/chartex" xmlns:cx4="http://schemas.microsoft.com/office/drawing/2016/5/10/chartex" xmlns:cx5="http://schemas.microsoft.com/office/drawing/2016/5/11/chartex" xmlns:cx6="http://schemas.microsoft.com/office/drawing/2016/5/12/chartex" xmlns:cx7="http://schemas.microsoft.com/office/drawing/2016/5/13/chartex" xmlns:cx8="http://schemas.microsoft.com/office/drawing/2016/5/14/chartex" xmlns:mc="http://schemas.openxmlformats.org/markup-compatibility/2006" xmlns:aink="http://schemas.microsoft.com/office/drawing/2016/ink" xmlns:am3d="http://schemas.microsoft.com/office/drawing/2017/model3d" xmlns:o="urn:schemas-microsoft-com:office:office" xmlns:oel="http://schemas.microsoft.com/office/2019/extlst" xmlns:r="http://schemas.openxmlformats.org/officeDocument/2006/relationships" xmlns:m="http://schemas.openxmlformats.org/officeDocument/2006/math" xmlns:v="urn:schemas-microsoft-com:vml" xmlns:wp14="http://schemas.microsoft.com/office/word/2010/wordprocessingDrawing" xmlns:wp="http://schemas.openxmlformats.org/drawingml/2006/wordprocessingDrawing" xmlns:w10="urn:schemas-microsoft-com:office:word" xmlns:w="http://schemas.openxmlformats.org/wordprocessingml/2006/main" xmlns:w14="http://schemas.microsoft.com/office/word/2010/wordml" xmlns:w15="http://schemas.microsoft.com/office/word/2012/wordml" xmlns:w16cex="http://schemas.microsoft.com/office/word/2018/wordml/cex" xmlns:w16cid="http://schemas.microsoft.com/office/word/2016/wordml/cid" xmlns:w16="http://schemas.microsoft.com/office/word/2018/wordml" xmlns:w16du="http://schemas.microsoft.com/office/word/2023/wordml/word16du" xmlns:w16sdtdh="http://schemas.microsoft.com/office/word/2020/wordml/sdtdatahash" xmlns:w16sdtfl="http://schemas.microsoft.com/office/word/2024/wordml/sdtformatlock" xmlns:w16se="http://schemas.microsoft.com/office/word/2015/wordml/symex" xmlns:wpg="http://schemas.microsoft.com/office/word/2010/wordprocessingGroup" xmlns:wpi="http://schemas.microsoft.com/office/word/2010/wordprocessingInk" xmlns:wne="http://schemas.microsoft.com/office/word/2006/wordml" xmlns:wps="http://schemas.microsoft.com/office/word/2010/wordprocessingShape" mc:Ignorable="w14 w15 w16se w16cid w16 w16cex w16sdtdh w16sdtfl w16du wp14">
+<w:hdr xmlns:wpc="http://schemas.microsoft.com/office/word/2010/wordprocessingCanvas" xmlns:cx="http://schemas.microsoft.com/office/drawing/2014/chartex" xmlns:cx1="http://schemas.microsoft.com/office/drawing/2015/9/8/chartex" xmlns:cx2="http://schemas.microsoft.com/office/drawing/2015/10/21/chartex" xmlns:cx3="http://schemas.microsoft.com/office/drawing/2016/5/9/chartex" xmlns:cx4="http://schemas.microsoft.com/office/drawing/2016/5/10/chartex" xmlns:cx5="http://schemas.microsoft.com/office/drawing/2016/5/11/chartex" xmlns:cx6="http://schemas.microsoft.com/office/drawing/2016/5/12/chartex" xmlns:cx7="http://schemas.microsoft.com/office/drawing/2016/5/13/chartex" xmlns:cx8="http://schemas.microsoft.com/office/drawing/2016/5/14/chartex" xmlns:mc="http://schemas.openxmlformats.org/markup-compatibility/2006" xmlns:aink="http://schemas.microsoft.com/office/drawing/2016/ink" xmlns:am3d="http://schemas.microsoft.com/office/drawing/2017/model3d" xmlns:o="urn:schemas-microsoft-com:office:office" xmlns:oel="http://schemas.microsoft.com/office/2019/extlst" xmlns:r="http://schemas.openxmlformats.org/officeDocument/2006/relationships" xmlns:m="http://schemas.openxmlformats.org/officeDocument/2006/math" xmlns:v="urn:schemas-microsoft-com:vml" xmlns:wp14="http://schemas.microsoft.com/office/word/2010/wordprocessingDrawing" xmlns:wp="http://schemas.openxmlformats.org/drawingml/2006/wordprocessingDrawing" xmlns:w10="urn:schemas-microsoft-com:office:word" xmlns:w="http://schemas.openxmlformats.org/wordprocessingml/2006/main" xmlns:w14="http://schemas.microsoft.com/office/word/2010/wordml" xmlns:w15="http://schemas.microsoft.com/office/word/2012/wordml" xmlns:w16cex="http://schemas.microsoft.com/office/word/2018/wordml/cex" xmlns:w16cid="http://schemas.microsoft.com/office/word/2016/wordml/cid" xmlns:w16="http://schemas.microsoft.com/office/word/2018/wordml" xmlns:w16sdtdh="http://schemas.microsoft.com/office/word/2020/wordml/sdtdatahash" xmlns:w16se="http://schemas.microsoft.com/office/word/2015/wordml/symex" xmlns:wpg="http://schemas.microsoft.com/office/word/2010/wordprocessingGroup" xmlns:wpi="http://schemas.microsoft.com/office/word/2010/wordprocessingInk" xmlns:wne="http://schemas.microsoft.com/office/word/2006/wordml" xmlns:wps="http://schemas.microsoft.com/office/word/2010/wordprocessingShape" mc:Ignorable="w14 w15 w16se w16cid w16 w16cex w16sdtdh wp14">
   <w:p>
     <w:pPr>
       <w:pStyle w:val="Header"/>
@@ -7527,6 +8096,7 @@
               <v:path gradientshapeok="t" o:connecttype="rect"/>
             </v:shapetype>
             <v:shape id="Text Box 1" o:spid="_x0000_s1028" type="#_x0000_t202" alt="OFFICIAL" style="position:absolute;margin-left:0;margin-top:0;width:34.95pt;height:34.95pt;z-index:251655680;visibility:visible;mso-wrap-style:none;mso-wrap-distance-left:0;mso-wrap-distance-top:0;mso-wrap-distance-right:0;mso-wrap-distance-bottom:0;mso-position-horizontal:center;mso-position-horizontal-relative:page;mso-position-vertical:top;mso-position-vertical-relative:page;v-text-anchor:top" o:gfxdata="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" filled="f" stroked="f">
+              <v:fill o:detectmouseclick="t"/>
               <v:textbox style="mso-fit-shape-to-text:t" inset="0,15pt,0,0">
                 <w:txbxContent>
                   <w:p>
@@ -7563,7 +8133,7 @@
 </file>
 
 <file path=word/numbering.xml><?xml version="1.0" encoding="utf-8"?>
-<w:numbering xmlns:wpc="http://schemas.microsoft.com/office/word/2010/wordprocessingCanvas" xmlns:cx="http://schemas.microsoft.com/office/drawing/2014/chartex" xmlns:cx1="http://schemas.microsoft.com/office/drawing/2015/9/8/chartex" xmlns:cx2="http://schemas.microsoft.com/office/drawing/2015/10/21/chartex" xmlns:cx3="http://schemas.microsoft.com/office/drawing/2016/5/9/chartex" xmlns:cx4="http://schemas.microsoft.com/office/drawing/2016/5/10/chartex" xmlns:cx5="http://schemas.microsoft.com/office/drawing/2016/5/11/chartex" xmlns:cx6="http://schemas.microsoft.com/office/drawing/2016/5/12/chartex" xmlns:cx7="http://schemas.microsoft.com/office/drawing/2016/5/13/chartex" xmlns:cx8="http://schemas.microsoft.com/office/drawing/2016/5/14/chartex" xmlns:mc="http://schemas.openxmlformats.org/markup-compatibility/2006" xmlns:aink="http://schemas.microsoft.com/office/drawing/2016/ink" xmlns:am3d="http://schemas.microsoft.com/office/drawing/2017/model3d" xmlns:o="urn:schemas-microsoft-com:office:office" xmlns:oel="http://schemas.microsoft.com/office/2019/extlst" xmlns:r="http://schemas.openxmlformats.org/officeDocument/2006/relationships" xmlns:m="http://schemas.openxmlformats.org/officeDocument/2006/math" xmlns:v="urn:schemas-microsoft-com:vml" xmlns:wp14="http://schemas.microsoft.com/office/word/2010/wordprocessingDrawing" xmlns:wp="http://schemas.openxmlformats.org/drawingml/2006/wordprocessingDrawing" xmlns:w10="urn:schemas-microsoft-com:office:word" xmlns:w="http://schemas.openxmlformats.org/wordprocessingml/2006/main" xmlns:w14="http://schemas.microsoft.com/office/word/2010/wordml" xmlns:w15="http://schemas.microsoft.com/office/word/2012/wordml" xmlns:w16cex="http://schemas.microsoft.com/office/word/2018/wordml/cex" xmlns:w16cid="http://schemas.microsoft.com/office/word/2016/wordml/cid" xmlns:w16="http://schemas.microsoft.com/office/word/2018/wordml" xmlns:w16du="http://schemas.microsoft.com/office/word/2023/wordml/word16du" xmlns:w16sdtdh="http://schemas.microsoft.com/office/word/2020/wordml/sdtdatahash" xmlns:w16sdtfl="http://schemas.microsoft.com/office/word/2024/wordml/sdtformatlock" xmlns:w16se="http://schemas.microsoft.com/office/word/2015/wordml/symex" xmlns:wpg="http://schemas.microsoft.com/office/word/2010/wordprocessingGroup" xmlns:wpi="http://schemas.microsoft.com/office/word/2010/wordprocessingInk" xmlns:wne="http://schemas.microsoft.com/office/word/2006/wordml" xmlns:wps="http://schemas.microsoft.com/office/word/2010/wordprocessingShape" mc:Ignorable="w14 w15 w16se w16cid w16 w16cex w16sdtdh w16sdtfl w16du wp14">
+<w:numbering xmlns:wpc="http://schemas.microsoft.com/office/word/2010/wordprocessingCanvas" xmlns:cx="http://schemas.microsoft.com/office/drawing/2014/chartex" xmlns:cx1="http://schemas.microsoft.com/office/drawing/2015/9/8/chartex" xmlns:cx2="http://schemas.microsoft.com/office/drawing/2015/10/21/chartex" xmlns:cx3="http://schemas.microsoft.com/office/drawing/2016/5/9/chartex" xmlns:cx4="http://schemas.microsoft.com/office/drawing/2016/5/10/chartex" xmlns:cx5="http://schemas.microsoft.com/office/drawing/2016/5/11/chartex" xmlns:cx6="http://schemas.microsoft.com/office/drawing/2016/5/12/chartex" xmlns:cx7="http://schemas.microsoft.com/office/drawing/2016/5/13/chartex" xmlns:cx8="http://schemas.microsoft.com/office/drawing/2016/5/14/chartex" xmlns:mc="http://schemas.openxmlformats.org/markup-compatibility/2006" xmlns:aink="http://schemas.microsoft.com/office/drawing/2016/ink" xmlns:am3d="http://schemas.microsoft.com/office/drawing/2017/model3d" xmlns:o="urn:schemas-microsoft-com:office:office" xmlns:oel="http://schemas.microsoft.com/office/2019/extlst" xmlns:r="http://schemas.openxmlformats.org/officeDocument/2006/relationships" xmlns:m="http://schemas.openxmlformats.org/officeDocument/2006/math" xmlns:v="urn:schemas-microsoft-com:vml" xmlns:wp14="http://schemas.microsoft.com/office/word/2010/wordprocessingDrawing" xmlns:wp="http://schemas.openxmlformats.org/drawingml/2006/wordprocessingDrawing" xmlns:w10="urn:schemas-microsoft-com:office:word" xmlns:w="http://schemas.openxmlformats.org/wordprocessingml/2006/main" xmlns:w14="http://schemas.microsoft.com/office/word/2010/wordml" xmlns:w15="http://schemas.microsoft.com/office/word/2012/wordml" xmlns:w16cex="http://schemas.microsoft.com/office/word/2018/wordml/cex" xmlns:w16cid="http://schemas.microsoft.com/office/word/2016/wordml/cid" xmlns:w16="http://schemas.microsoft.com/office/word/2018/wordml" xmlns:w16sdtdh="http://schemas.microsoft.com/office/word/2020/wordml/sdtdatahash" xmlns:w16se="http://schemas.microsoft.com/office/word/2015/wordml/symex" xmlns:wpg="http://schemas.microsoft.com/office/word/2010/wordprocessingGroup" xmlns:wpi="http://schemas.microsoft.com/office/word/2010/wordprocessingInk" xmlns:wne="http://schemas.microsoft.com/office/word/2006/wordml" xmlns:wps="http://schemas.microsoft.com/office/word/2010/wordprocessingShape" mc:Ignorable="w14 w15 w16se w16cid w16 w16cex w16sdtdh wp14">
   <w:abstractNum w:abstractNumId="0" w15:restartNumberingAfterBreak="0">
     <w:nsid w:val="008C174E"/>
     <w:multiLevelType w:val="hybridMultilevel"/>
@@ -7877,155 +8447,6 @@
     </w:lvl>
   </w:abstractNum>
   <w:abstractNum w:abstractNumId="3" w15:restartNumberingAfterBreak="0">
-    <w:nsid w:val="0428317A"/>
-    <w:multiLevelType w:val="multilevel"/>
-    <w:tmpl w:val="8ED65336"/>
-    <w:lvl w:ilvl="0">
-      <w:start w:val="1"/>
-      <w:numFmt w:val="bullet"/>
-      <w:lvlText w:val=""/>
-      <w:lvlJc w:val="left"/>
-      <w:pPr>
-        <w:tabs>
-          <w:tab w:val="num" w:pos="720"/>
-        </w:tabs>
-        <w:ind w:left="720" w:hanging="360"/>
-      </w:pPr>
-      <w:rPr>
-        <w:rFonts w:ascii="Symbol" w:hAnsi="Symbol" w:hint="default"/>
-        <w:sz w:val="20"/>
-      </w:rPr>
-    </w:lvl>
-    <w:lvl w:ilvl="1" w:tentative="1">
-      <w:start w:val="1"/>
-      <w:numFmt w:val="bullet"/>
-      <w:lvlText w:val="o"/>
-      <w:lvlJc w:val="left"/>
-      <w:pPr>
-        <w:tabs>
-          <w:tab w:val="num" w:pos="1440"/>
-        </w:tabs>
-        <w:ind w:left="1440" w:hanging="360"/>
-      </w:pPr>
-      <w:rPr>
-        <w:rFonts w:ascii="Courier New" w:hAnsi="Courier New" w:hint="default"/>
-        <w:sz w:val="20"/>
-      </w:rPr>
-    </w:lvl>
-    <w:lvl w:ilvl="2" w:tentative="1">
-      <w:start w:val="1"/>
-      <w:numFmt w:val="bullet"/>
-      <w:lvlText w:val=""/>
-      <w:lvlJc w:val="left"/>
-      <w:pPr>
-        <w:tabs>
-          <w:tab w:val="num" w:pos="2160"/>
-        </w:tabs>
-        <w:ind w:left="2160" w:hanging="360"/>
-      </w:pPr>
-      <w:rPr>
-        <w:rFonts w:ascii="Wingdings" w:hAnsi="Wingdings" w:hint="default"/>
-        <w:sz w:val="20"/>
-      </w:rPr>
-    </w:lvl>
-    <w:lvl w:ilvl="3" w:tentative="1">
-      <w:start w:val="1"/>
-      <w:numFmt w:val="bullet"/>
-      <w:lvlText w:val=""/>
-      <w:lvlJc w:val="left"/>
-      <w:pPr>
-        <w:tabs>
-          <w:tab w:val="num" w:pos="2880"/>
-        </w:tabs>
-        <w:ind w:left="2880" w:hanging="360"/>
-      </w:pPr>
-      <w:rPr>
-        <w:rFonts w:ascii="Wingdings" w:hAnsi="Wingdings" w:hint="default"/>
-        <w:sz w:val="20"/>
-      </w:rPr>
-    </w:lvl>
-    <w:lvl w:ilvl="4" w:tentative="1">
-      <w:start w:val="1"/>
-      <w:numFmt w:val="bullet"/>
-      <w:lvlText w:val=""/>
-      <w:lvlJc w:val="left"/>
-      <w:pPr>
-        <w:tabs>
-          <w:tab w:val="num" w:pos="3600"/>
-        </w:tabs>
-        <w:ind w:left="3600" w:hanging="360"/>
-      </w:pPr>
-      <w:rPr>
-        <w:rFonts w:ascii="Wingdings" w:hAnsi="Wingdings" w:hint="default"/>
-        <w:sz w:val="20"/>
-      </w:rPr>
-    </w:lvl>
-    <w:lvl w:ilvl="5" w:tentative="1">
-      <w:start w:val="1"/>
-      <w:numFmt w:val="bullet"/>
-      <w:lvlText w:val=""/>
-      <w:lvlJc w:val="left"/>
-      <w:pPr>
-        <w:tabs>
-          <w:tab w:val="num" w:pos="4320"/>
-        </w:tabs>
-        <w:ind w:left="4320" w:hanging="360"/>
-      </w:pPr>
-      <w:rPr>
-        <w:rFonts w:ascii="Wingdings" w:hAnsi="Wingdings" w:hint="default"/>
-        <w:sz w:val="20"/>
-      </w:rPr>
-    </w:lvl>
-    <w:lvl w:ilvl="6" w:tentative="1">
-      <w:start w:val="1"/>
-      <w:numFmt w:val="bullet"/>
-      <w:lvlText w:val=""/>
-      <w:lvlJc w:val="left"/>
-      <w:pPr>
-        <w:tabs>
-          <w:tab w:val="num" w:pos="5040"/>
-        </w:tabs>
-        <w:ind w:left="5040" w:hanging="360"/>
-      </w:pPr>
-      <w:rPr>
-        <w:rFonts w:ascii="Wingdings" w:hAnsi="Wingdings" w:hint="default"/>
-        <w:sz w:val="20"/>
-      </w:rPr>
-    </w:lvl>
-    <w:lvl w:ilvl="7" w:tentative="1">
-      <w:start w:val="1"/>
-      <w:numFmt w:val="bullet"/>
-      <w:lvlText w:val=""/>
-      <w:lvlJc w:val="left"/>
-      <w:pPr>
-        <w:tabs>
-          <w:tab w:val="num" w:pos="5760"/>
-        </w:tabs>
-        <w:ind w:left="5760" w:hanging="360"/>
-      </w:pPr>
-      <w:rPr>
-        <w:rFonts w:ascii="Wingdings" w:hAnsi="Wingdings" w:hint="default"/>
-        <w:sz w:val="20"/>
-      </w:rPr>
-    </w:lvl>
-    <w:lvl w:ilvl="8" w:tentative="1">
-      <w:start w:val="1"/>
-      <w:numFmt w:val="bullet"/>
-      <w:lvlText w:val=""/>
-      <w:lvlJc w:val="left"/>
-      <w:pPr>
-        <w:tabs>
-          <w:tab w:val="num" w:pos="6480"/>
-        </w:tabs>
-        <w:ind w:left="6480" w:hanging="360"/>
-      </w:pPr>
-      <w:rPr>
-        <w:rFonts w:ascii="Wingdings" w:hAnsi="Wingdings" w:hint="default"/>
-        <w:sz w:val="20"/>
-      </w:rPr>
-    </w:lvl>
-  </w:abstractNum>
-  <w:abstractNum w:abstractNumId="4" w15:restartNumberingAfterBreak="0">
     <w:nsid w:val="05914025"/>
     <w:multiLevelType w:val="hybridMultilevel"/>
     <w:tmpl w:val="BB681F7C"/>
@@ -8137,7 +8558,7 @@
       </w:rPr>
     </w:lvl>
   </w:abstractNum>
-  <w:abstractNum w:abstractNumId="5" w15:restartNumberingAfterBreak="0">
+  <w:abstractNum w:abstractNumId="4" w15:restartNumberingAfterBreak="0">
     <w:nsid w:val="06EA6568"/>
     <w:multiLevelType w:val="hybridMultilevel"/>
     <w:tmpl w:val="1E5030BC"/>
@@ -8250,7 +8671,7 @@
       </w:rPr>
     </w:lvl>
   </w:abstractNum>
-  <w:abstractNum w:abstractNumId="6" w15:restartNumberingAfterBreak="0">
+  <w:abstractNum w:abstractNumId="5" w15:restartNumberingAfterBreak="0">
     <w:nsid w:val="0BF61009"/>
     <w:multiLevelType w:val="hybridMultilevel"/>
     <w:tmpl w:val="A38A876A"/>
@@ -8363,7 +8784,7 @@
       </w:rPr>
     </w:lvl>
   </w:abstractNum>
-  <w:abstractNum w:abstractNumId="7" w15:restartNumberingAfterBreak="0">
+  <w:abstractNum w:abstractNumId="6" w15:restartNumberingAfterBreak="0">
     <w:nsid w:val="0D010800"/>
     <w:multiLevelType w:val="hybridMultilevel"/>
     <w:tmpl w:val="F68609CA"/>
@@ -8449,7 +8870,7 @@
       </w:pPr>
     </w:lvl>
   </w:abstractNum>
-  <w:abstractNum w:abstractNumId="8" w15:restartNumberingAfterBreak="0">
+  <w:abstractNum w:abstractNumId="7" w15:restartNumberingAfterBreak="0">
     <w:nsid w:val="0E0E52FE"/>
     <w:multiLevelType w:val="hybridMultilevel"/>
     <w:tmpl w:val="609A63D0"/>
@@ -8562,7 +8983,7 @@
       </w:rPr>
     </w:lvl>
   </w:abstractNum>
-  <w:abstractNum w:abstractNumId="9" w15:restartNumberingAfterBreak="0">
+  <w:abstractNum w:abstractNumId="8" w15:restartNumberingAfterBreak="0">
     <w:nsid w:val="11161AA3"/>
     <w:multiLevelType w:val="hybridMultilevel"/>
     <w:tmpl w:val="2FBA6FB6"/>
@@ -8675,7 +9096,7 @@
       </w:rPr>
     </w:lvl>
   </w:abstractNum>
-  <w:abstractNum w:abstractNumId="10" w15:restartNumberingAfterBreak="0">
+  <w:abstractNum w:abstractNumId="9" w15:restartNumberingAfterBreak="0">
     <w:nsid w:val="19411922"/>
     <w:multiLevelType w:val="hybridMultilevel"/>
     <w:tmpl w:val="CF22FB06"/>
@@ -8788,7 +9209,7 @@
       </w:rPr>
     </w:lvl>
   </w:abstractNum>
-  <w:abstractNum w:abstractNumId="11" w15:restartNumberingAfterBreak="0">
+  <w:abstractNum w:abstractNumId="10" w15:restartNumberingAfterBreak="0">
     <w:nsid w:val="196D2AF3"/>
     <w:multiLevelType w:val="hybridMultilevel"/>
     <w:tmpl w:val="B1BE7C2E"/>
@@ -8900,7 +9321,7 @@
       </w:rPr>
     </w:lvl>
   </w:abstractNum>
-  <w:abstractNum w:abstractNumId="12" w15:restartNumberingAfterBreak="0">
+  <w:abstractNum w:abstractNumId="11" w15:restartNumberingAfterBreak="0">
     <w:nsid w:val="1E6B334B"/>
     <w:multiLevelType w:val="hybridMultilevel"/>
     <w:tmpl w:val="E8025744"/>
@@ -9013,7 +9434,7 @@
       </w:rPr>
     </w:lvl>
   </w:abstractNum>
-  <w:abstractNum w:abstractNumId="13" w15:restartNumberingAfterBreak="0">
+  <w:abstractNum w:abstractNumId="12" w15:restartNumberingAfterBreak="0">
     <w:nsid w:val="202F6753"/>
     <w:multiLevelType w:val="hybridMultilevel"/>
     <w:tmpl w:val="F050CEE0"/>
@@ -9126,7 +9547,7 @@
       </w:rPr>
     </w:lvl>
   </w:abstractNum>
-  <w:abstractNum w:abstractNumId="14" w15:restartNumberingAfterBreak="0">
+  <w:abstractNum w:abstractNumId="13" w15:restartNumberingAfterBreak="0">
     <w:nsid w:val="20B44E7C"/>
     <w:multiLevelType w:val="hybridMultilevel"/>
     <w:tmpl w:val="38BC0494"/>
@@ -9238,7 +9659,7 @@
       </w:rPr>
     </w:lvl>
   </w:abstractNum>
-  <w:abstractNum w:abstractNumId="15" w15:restartNumberingAfterBreak="0">
+  <w:abstractNum w:abstractNumId="14" w15:restartNumberingAfterBreak="0">
     <w:nsid w:val="229A1AC4"/>
     <w:multiLevelType w:val="hybridMultilevel"/>
     <w:tmpl w:val="F21227CC"/>
@@ -9351,7 +9772,7 @@
       </w:rPr>
     </w:lvl>
   </w:abstractNum>
-  <w:abstractNum w:abstractNumId="16" w15:restartNumberingAfterBreak="0">
+  <w:abstractNum w:abstractNumId="15" w15:restartNumberingAfterBreak="0">
     <w:nsid w:val="275D6522"/>
     <w:multiLevelType w:val="hybridMultilevel"/>
     <w:tmpl w:val="2D78A73C"/>
@@ -9464,7 +9885,7 @@
       </w:rPr>
     </w:lvl>
   </w:abstractNum>
-  <w:abstractNum w:abstractNumId="17" w15:restartNumberingAfterBreak="0">
+  <w:abstractNum w:abstractNumId="16" w15:restartNumberingAfterBreak="0">
     <w:nsid w:val="321D31C6"/>
     <w:multiLevelType w:val="hybridMultilevel"/>
     <w:tmpl w:val="418AC4B4"/>
@@ -9577,7 +9998,7 @@
       </w:rPr>
     </w:lvl>
   </w:abstractNum>
-  <w:abstractNum w:abstractNumId="18" w15:restartNumberingAfterBreak="0">
+  <w:abstractNum w:abstractNumId="17" w15:restartNumberingAfterBreak="0">
     <w:nsid w:val="35497D83"/>
     <w:multiLevelType w:val="hybridMultilevel"/>
     <w:tmpl w:val="3498F96C"/>
@@ -9666,7 +10087,7 @@
       </w:pPr>
     </w:lvl>
   </w:abstractNum>
-  <w:abstractNum w:abstractNumId="19" w15:restartNumberingAfterBreak="0">
+  <w:abstractNum w:abstractNumId="18" w15:restartNumberingAfterBreak="0">
     <w:nsid w:val="41F525DD"/>
     <w:multiLevelType w:val="hybridMultilevel"/>
     <w:tmpl w:val="B44A08F2"/>
@@ -9779,7 +10200,7 @@
       </w:rPr>
     </w:lvl>
   </w:abstractNum>
-  <w:abstractNum w:abstractNumId="20" w15:restartNumberingAfterBreak="0">
+  <w:abstractNum w:abstractNumId="19" w15:restartNumberingAfterBreak="0">
     <w:nsid w:val="46515E85"/>
     <w:multiLevelType w:val="hybridMultilevel"/>
     <w:tmpl w:val="BB2C17CC"/>
@@ -9892,7 +10313,7 @@
       </w:rPr>
     </w:lvl>
   </w:abstractNum>
-  <w:abstractNum w:abstractNumId="21" w15:restartNumberingAfterBreak="0">
+  <w:abstractNum w:abstractNumId="20" w15:restartNumberingAfterBreak="0">
     <w:nsid w:val="486749C7"/>
     <w:multiLevelType w:val="hybridMultilevel"/>
     <w:tmpl w:val="35F6992A"/>
@@ -10005,7 +10426,7 @@
       </w:rPr>
     </w:lvl>
   </w:abstractNum>
-  <w:abstractNum w:abstractNumId="22" w15:restartNumberingAfterBreak="0">
+  <w:abstractNum w:abstractNumId="21" w15:restartNumberingAfterBreak="0">
     <w:nsid w:val="49AA54A6"/>
     <w:multiLevelType w:val="hybridMultilevel"/>
     <w:tmpl w:val="580895A2"/>
@@ -10118,156 +10539,7 @@
       </w:rPr>
     </w:lvl>
   </w:abstractNum>
-  <w:abstractNum w:abstractNumId="23" w15:restartNumberingAfterBreak="0">
-    <w:nsid w:val="4B7626A3"/>
-    <w:multiLevelType w:val="multilevel"/>
-    <w:tmpl w:val="F6D02E7A"/>
-    <w:lvl w:ilvl="0">
-      <w:start w:val="1"/>
-      <w:numFmt w:val="bullet"/>
-      <w:lvlText w:val=""/>
-      <w:lvlJc w:val="left"/>
-      <w:pPr>
-        <w:tabs>
-          <w:tab w:val="num" w:pos="720"/>
-        </w:tabs>
-        <w:ind w:left="720" w:hanging="360"/>
-      </w:pPr>
-      <w:rPr>
-        <w:rFonts w:ascii="Symbol" w:hAnsi="Symbol" w:hint="default"/>
-        <w:sz w:val="20"/>
-      </w:rPr>
-    </w:lvl>
-    <w:lvl w:ilvl="1" w:tentative="1">
-      <w:start w:val="1"/>
-      <w:numFmt w:val="bullet"/>
-      <w:lvlText w:val="o"/>
-      <w:lvlJc w:val="left"/>
-      <w:pPr>
-        <w:tabs>
-          <w:tab w:val="num" w:pos="1440"/>
-        </w:tabs>
-        <w:ind w:left="1440" w:hanging="360"/>
-      </w:pPr>
-      <w:rPr>
-        <w:rFonts w:ascii="Courier New" w:hAnsi="Courier New" w:hint="default"/>
-        <w:sz w:val="20"/>
-      </w:rPr>
-    </w:lvl>
-    <w:lvl w:ilvl="2" w:tentative="1">
-      <w:start w:val="1"/>
-      <w:numFmt w:val="bullet"/>
-      <w:lvlText w:val=""/>
-      <w:lvlJc w:val="left"/>
-      <w:pPr>
-        <w:tabs>
-          <w:tab w:val="num" w:pos="2160"/>
-        </w:tabs>
-        <w:ind w:left="2160" w:hanging="360"/>
-      </w:pPr>
-      <w:rPr>
-        <w:rFonts w:ascii="Wingdings" w:hAnsi="Wingdings" w:hint="default"/>
-        <w:sz w:val="20"/>
-      </w:rPr>
-    </w:lvl>
-    <w:lvl w:ilvl="3" w:tentative="1">
-      <w:start w:val="1"/>
-      <w:numFmt w:val="bullet"/>
-      <w:lvlText w:val=""/>
-      <w:lvlJc w:val="left"/>
-      <w:pPr>
-        <w:tabs>
-          <w:tab w:val="num" w:pos="2880"/>
-        </w:tabs>
-        <w:ind w:left="2880" w:hanging="360"/>
-      </w:pPr>
-      <w:rPr>
-        <w:rFonts w:ascii="Wingdings" w:hAnsi="Wingdings" w:hint="default"/>
-        <w:sz w:val="20"/>
-      </w:rPr>
-    </w:lvl>
-    <w:lvl w:ilvl="4" w:tentative="1">
-      <w:start w:val="1"/>
-      <w:numFmt w:val="bullet"/>
-      <w:lvlText w:val=""/>
-      <w:lvlJc w:val="left"/>
-      <w:pPr>
-        <w:tabs>
-          <w:tab w:val="num" w:pos="3600"/>
-        </w:tabs>
-        <w:ind w:left="3600" w:hanging="360"/>
-      </w:pPr>
-      <w:rPr>
-        <w:rFonts w:ascii="Wingdings" w:hAnsi="Wingdings" w:hint="default"/>
-        <w:sz w:val="20"/>
-      </w:rPr>
-    </w:lvl>
-    <w:lvl w:ilvl="5" w:tentative="1">
-      <w:start w:val="1"/>
-      <w:numFmt w:val="bullet"/>
-      <w:lvlText w:val=""/>
-      <w:lvlJc w:val="left"/>
-      <w:pPr>
-        <w:tabs>
-          <w:tab w:val="num" w:pos="4320"/>
-        </w:tabs>
-        <w:ind w:left="4320" w:hanging="360"/>
-      </w:pPr>
-      <w:rPr>
-        <w:rFonts w:ascii="Wingdings" w:hAnsi="Wingdings" w:hint="default"/>
-        <w:sz w:val="20"/>
-      </w:rPr>
-    </w:lvl>
-    <w:lvl w:ilvl="6" w:tentative="1">
-      <w:start w:val="1"/>
-      <w:numFmt w:val="bullet"/>
-      <w:lvlText w:val=""/>
-      <w:lvlJc w:val="left"/>
-      <w:pPr>
-        <w:tabs>
-          <w:tab w:val="num" w:pos="5040"/>
-        </w:tabs>
-        <w:ind w:left="5040" w:hanging="360"/>
-      </w:pPr>
-      <w:rPr>
-        <w:rFonts w:ascii="Wingdings" w:hAnsi="Wingdings" w:hint="default"/>
-        <w:sz w:val="20"/>
-      </w:rPr>
-    </w:lvl>
-    <w:lvl w:ilvl="7" w:tentative="1">
-      <w:start w:val="1"/>
-      <w:numFmt w:val="bullet"/>
-      <w:lvlText w:val=""/>
-      <w:lvlJc w:val="left"/>
-      <w:pPr>
-        <w:tabs>
-          <w:tab w:val="num" w:pos="5760"/>
-        </w:tabs>
-        <w:ind w:left="5760" w:hanging="360"/>
-      </w:pPr>
-      <w:rPr>
-        <w:rFonts w:ascii="Wingdings" w:hAnsi="Wingdings" w:hint="default"/>
-        <w:sz w:val="20"/>
-      </w:rPr>
-    </w:lvl>
-    <w:lvl w:ilvl="8" w:tentative="1">
-      <w:start w:val="1"/>
-      <w:numFmt w:val="bullet"/>
-      <w:lvlText w:val=""/>
-      <w:lvlJc w:val="left"/>
-      <w:pPr>
-        <w:tabs>
-          <w:tab w:val="num" w:pos="6480"/>
-        </w:tabs>
-        <w:ind w:left="6480" w:hanging="360"/>
-      </w:pPr>
-      <w:rPr>
-        <w:rFonts w:ascii="Wingdings" w:hAnsi="Wingdings" w:hint="default"/>
-        <w:sz w:val="20"/>
-      </w:rPr>
-    </w:lvl>
-  </w:abstractNum>
-  <w:abstractNum w:abstractNumId="24" w15:restartNumberingAfterBreak="0">
+  <w:abstractNum w:abstractNumId="22" w15:restartNumberingAfterBreak="0">
     <w:nsid w:val="4BA07F28"/>
     <w:multiLevelType w:val="hybridMultilevel"/>
     <w:tmpl w:val="F2228652"/>
@@ -10380,7 +10652,7 @@
       </w:rPr>
     </w:lvl>
   </w:abstractNum>
-  <w:abstractNum w:abstractNumId="25" w15:restartNumberingAfterBreak="0">
+  <w:abstractNum w:abstractNumId="23" w15:restartNumberingAfterBreak="0">
     <w:nsid w:val="4C257798"/>
     <w:multiLevelType w:val="hybridMultilevel"/>
     <w:tmpl w:val="9F3E8064"/>
@@ -10466,7 +10738,7 @@
       </w:pPr>
     </w:lvl>
   </w:abstractNum>
-  <w:abstractNum w:abstractNumId="26" w15:restartNumberingAfterBreak="0">
+  <w:abstractNum w:abstractNumId="24" w15:restartNumberingAfterBreak="0">
     <w:nsid w:val="512656FD"/>
     <w:multiLevelType w:val="hybridMultilevel"/>
     <w:tmpl w:val="DD96831E"/>
@@ -10579,305 +10851,7 @@
       </w:rPr>
     </w:lvl>
   </w:abstractNum>
-  <w:abstractNum w:abstractNumId="27" w15:restartNumberingAfterBreak="0">
-    <w:nsid w:val="55950C0B"/>
-    <w:multiLevelType w:val="multilevel"/>
-    <w:tmpl w:val="5344F104"/>
-    <w:lvl w:ilvl="0">
-      <w:start w:val="1"/>
-      <w:numFmt w:val="bullet"/>
-      <w:lvlText w:val=""/>
-      <w:lvlJc w:val="left"/>
-      <w:pPr>
-        <w:tabs>
-          <w:tab w:val="num" w:pos="720"/>
-        </w:tabs>
-        <w:ind w:left="720" w:hanging="360"/>
-      </w:pPr>
-      <w:rPr>
-        <w:rFonts w:ascii="Symbol" w:hAnsi="Symbol" w:hint="default"/>
-        <w:sz w:val="20"/>
-      </w:rPr>
-    </w:lvl>
-    <w:lvl w:ilvl="1" w:tentative="1">
-      <w:start w:val="1"/>
-      <w:numFmt w:val="bullet"/>
-      <w:lvlText w:val="o"/>
-      <w:lvlJc w:val="left"/>
-      <w:pPr>
-        <w:tabs>
-          <w:tab w:val="num" w:pos="1440"/>
-        </w:tabs>
-        <w:ind w:left="1440" w:hanging="360"/>
-      </w:pPr>
-      <w:rPr>
-        <w:rFonts w:ascii="Courier New" w:hAnsi="Courier New" w:hint="default"/>
-        <w:sz w:val="20"/>
-      </w:rPr>
-    </w:lvl>
-    <w:lvl w:ilvl="2" w:tentative="1">
-      <w:start w:val="1"/>
-      <w:numFmt w:val="bullet"/>
-      <w:lvlText w:val=""/>
-      <w:lvlJc w:val="left"/>
-      <w:pPr>
-        <w:tabs>
-          <w:tab w:val="num" w:pos="2160"/>
-        </w:tabs>
-        <w:ind w:left="2160" w:hanging="360"/>
-      </w:pPr>
-      <w:rPr>
-        <w:rFonts w:ascii="Wingdings" w:hAnsi="Wingdings" w:hint="default"/>
-        <w:sz w:val="20"/>
-      </w:rPr>
-    </w:lvl>
-    <w:lvl w:ilvl="3" w:tentative="1">
-      <w:start w:val="1"/>
-      <w:numFmt w:val="bullet"/>
-      <w:lvlText w:val=""/>
-      <w:lvlJc w:val="left"/>
-      <w:pPr>
-        <w:tabs>
-          <w:tab w:val="num" w:pos="2880"/>
-        </w:tabs>
-        <w:ind w:left="2880" w:hanging="360"/>
-      </w:pPr>
-      <w:rPr>
-        <w:rFonts w:ascii="Wingdings" w:hAnsi="Wingdings" w:hint="default"/>
-        <w:sz w:val="20"/>
-      </w:rPr>
-    </w:lvl>
-    <w:lvl w:ilvl="4" w:tentative="1">
-      <w:start w:val="1"/>
-      <w:numFmt w:val="bullet"/>
-      <w:lvlText w:val=""/>
-      <w:lvlJc w:val="left"/>
-      <w:pPr>
-        <w:tabs>
-          <w:tab w:val="num" w:pos="3600"/>
-        </w:tabs>
-        <w:ind w:left="3600" w:hanging="360"/>
-      </w:pPr>
-      <w:rPr>
-        <w:rFonts w:ascii="Wingdings" w:hAnsi="Wingdings" w:hint="default"/>
-        <w:sz w:val="20"/>
-      </w:rPr>
-    </w:lvl>
-    <w:lvl w:ilvl="5" w:tentative="1">
-      <w:start w:val="1"/>
-      <w:numFmt w:val="bullet"/>
-      <w:lvlText w:val=""/>
-      <w:lvlJc w:val="left"/>
-      <w:pPr>
-        <w:tabs>
-          <w:tab w:val="num" w:pos="4320"/>
-        </w:tabs>
-        <w:ind w:left="4320" w:hanging="360"/>
-      </w:pPr>
-      <w:rPr>
-        <w:rFonts w:ascii="Wingdings" w:hAnsi="Wingdings" w:hint="default"/>
-        <w:sz w:val="20"/>
-      </w:rPr>
-    </w:lvl>
-    <w:lvl w:ilvl="6" w:tentative="1">
-      <w:start w:val="1"/>
-      <w:numFmt w:val="bullet"/>
-      <w:lvlText w:val=""/>
-      <w:lvlJc w:val="left"/>
-      <w:pPr>
-        <w:tabs>
-          <w:tab w:val="num" w:pos="5040"/>
-        </w:tabs>
-        <w:ind w:left="5040" w:hanging="360"/>
-      </w:pPr>
-      <w:rPr>
-        <w:rFonts w:ascii="Wingdings" w:hAnsi="Wingdings" w:hint="default"/>
-        <w:sz w:val="20"/>
-      </w:rPr>
-    </w:lvl>
-    <w:lvl w:ilvl="7" w:tentative="1">
-      <w:start w:val="1"/>
-      <w:numFmt w:val="bullet"/>
-      <w:lvlText w:val=""/>
-      <w:lvlJc w:val="left"/>
-      <w:pPr>
-        <w:tabs>
-          <w:tab w:val="num" w:pos="5760"/>
-        </w:tabs>
-        <w:ind w:left="5760" w:hanging="360"/>
-      </w:pPr>
-      <w:rPr>
-        <w:rFonts w:ascii="Wingdings" w:hAnsi="Wingdings" w:hint="default"/>
-        <w:sz w:val="20"/>
-      </w:rPr>
-    </w:lvl>
-    <w:lvl w:ilvl="8" w:tentative="1">
-      <w:start w:val="1"/>
-      <w:numFmt w:val="bullet"/>
-      <w:lvlText w:val=""/>
-      <w:lvlJc w:val="left"/>
-      <w:pPr>
-        <w:tabs>
-          <w:tab w:val="num" w:pos="6480"/>
-        </w:tabs>
-        <w:ind w:left="6480" w:hanging="360"/>
-      </w:pPr>
-      <w:rPr>
-        <w:rFonts w:ascii="Wingdings" w:hAnsi="Wingdings" w:hint="default"/>
-        <w:sz w:val="20"/>
-      </w:rPr>
-    </w:lvl>
-  </w:abstractNum>
-  <w:abstractNum w:abstractNumId="28" w15:restartNumberingAfterBreak="0">
-    <w:nsid w:val="58CE1908"/>
-    <w:multiLevelType w:val="multilevel"/>
-    <w:tmpl w:val="1C3A2DCE"/>
-    <w:lvl w:ilvl="0">
-      <w:start w:val="1"/>
-      <w:numFmt w:val="bullet"/>
-      <w:lvlText w:val=""/>
-      <w:lvlJc w:val="left"/>
-      <w:pPr>
-        <w:tabs>
-          <w:tab w:val="num" w:pos="720"/>
-        </w:tabs>
-        <w:ind w:left="720" w:hanging="360"/>
-      </w:pPr>
-      <w:rPr>
-        <w:rFonts w:ascii="Symbol" w:hAnsi="Symbol" w:hint="default"/>
-        <w:sz w:val="20"/>
-      </w:rPr>
-    </w:lvl>
-    <w:lvl w:ilvl="1" w:tentative="1">
-      <w:start w:val="1"/>
-      <w:numFmt w:val="bullet"/>
-      <w:lvlText w:val="o"/>
-      <w:lvlJc w:val="left"/>
-      <w:pPr>
-        <w:tabs>
-          <w:tab w:val="num" w:pos="1440"/>
-        </w:tabs>
-        <w:ind w:left="1440" w:hanging="360"/>
-      </w:pPr>
-      <w:rPr>
-        <w:rFonts w:ascii="Courier New" w:hAnsi="Courier New" w:hint="default"/>
-        <w:sz w:val="20"/>
-      </w:rPr>
-    </w:lvl>
-    <w:lvl w:ilvl="2" w:tentative="1">
-      <w:start w:val="1"/>
-      <w:numFmt w:val="bullet"/>
-      <w:lvlText w:val=""/>
-      <w:lvlJc w:val="left"/>
-      <w:pPr>
-        <w:tabs>
-          <w:tab w:val="num" w:pos="2160"/>
-        </w:tabs>
-        <w:ind w:left="2160" w:hanging="360"/>
-      </w:pPr>
-      <w:rPr>
-        <w:rFonts w:ascii="Wingdings" w:hAnsi="Wingdings" w:hint="default"/>
-        <w:sz w:val="20"/>
-      </w:rPr>
-    </w:lvl>
-    <w:lvl w:ilvl="3" w:tentative="1">
-      <w:start w:val="1"/>
-      <w:numFmt w:val="bullet"/>
-      <w:lvlText w:val=""/>
-      <w:lvlJc w:val="left"/>
-      <w:pPr>
-        <w:tabs>
-          <w:tab w:val="num" w:pos="2880"/>
-        </w:tabs>
-        <w:ind w:left="2880" w:hanging="360"/>
-      </w:pPr>
-      <w:rPr>
-        <w:rFonts w:ascii="Wingdings" w:hAnsi="Wingdings" w:hint="default"/>
-        <w:sz w:val="20"/>
-      </w:rPr>
-    </w:lvl>
-    <w:lvl w:ilvl="4" w:tentative="1">
-      <w:start w:val="1"/>
-      <w:numFmt w:val="bullet"/>
-      <w:lvlText w:val=""/>
-      <w:lvlJc w:val="left"/>
-      <w:pPr>
-        <w:tabs>
-          <w:tab w:val="num" w:pos="3600"/>
-        </w:tabs>
-        <w:ind w:left="3600" w:hanging="360"/>
-      </w:pPr>
-      <w:rPr>
-        <w:rFonts w:ascii="Wingdings" w:hAnsi="Wingdings" w:hint="default"/>
-        <w:sz w:val="20"/>
-      </w:rPr>
-    </w:lvl>
-    <w:lvl w:ilvl="5" w:tentative="1">
-      <w:start w:val="1"/>
-      <w:numFmt w:val="bullet"/>
-      <w:lvlText w:val=""/>
-      <w:lvlJc w:val="left"/>
-      <w:pPr>
-        <w:tabs>
-          <w:tab w:val="num" w:pos="4320"/>
-        </w:tabs>
-        <w:ind w:left="4320" w:hanging="360"/>
-      </w:pPr>
-      <w:rPr>
-        <w:rFonts w:ascii="Wingdings" w:hAnsi="Wingdings" w:hint="default"/>
-        <w:sz w:val="20"/>
-      </w:rPr>
-    </w:lvl>
-    <w:lvl w:ilvl="6" w:tentative="1">
-      <w:start w:val="1"/>
-      <w:numFmt w:val="bullet"/>
-      <w:lvlText w:val=""/>
-      <w:lvlJc w:val="left"/>
-      <w:pPr>
-        <w:tabs>
-          <w:tab w:val="num" w:pos="5040"/>
-        </w:tabs>
-        <w:ind w:left="5040" w:hanging="360"/>
-      </w:pPr>
-      <w:rPr>
-        <w:rFonts w:ascii="Wingdings" w:hAnsi="Wingdings" w:hint="default"/>
-        <w:sz w:val="20"/>
-      </w:rPr>
-    </w:lvl>
-    <w:lvl w:ilvl="7" w:tentative="1">
-      <w:start w:val="1"/>
-      <w:numFmt w:val="bullet"/>
-      <w:lvlText w:val=""/>
-      <w:lvlJc w:val="left"/>
-      <w:pPr>
-        <w:tabs>
-          <w:tab w:val="num" w:pos="5760"/>
-        </w:tabs>
-        <w:ind w:left="5760" w:hanging="360"/>
-      </w:pPr>
-      <w:rPr>
-        <w:rFonts w:ascii="Wingdings" w:hAnsi="Wingdings" w:hint="default"/>
-        <w:sz w:val="20"/>
-      </w:rPr>
-    </w:lvl>
-    <w:lvl w:ilvl="8" w:tentative="1">
-      <w:start w:val="1"/>
-      <w:numFmt w:val="bullet"/>
-      <w:lvlText w:val=""/>
-      <w:lvlJc w:val="left"/>
-      <w:pPr>
-        <w:tabs>
-          <w:tab w:val="num" w:pos="6480"/>
-        </w:tabs>
-        <w:ind w:left="6480" w:hanging="360"/>
-      </w:pPr>
-      <w:rPr>
-        <w:rFonts w:ascii="Wingdings" w:hAnsi="Wingdings" w:hint="default"/>
-        <w:sz w:val="20"/>
-      </w:rPr>
-    </w:lvl>
-  </w:abstractNum>
-  <w:abstractNum w:abstractNumId="29" w15:restartNumberingAfterBreak="0">
+  <w:abstractNum w:abstractNumId="25" w15:restartNumberingAfterBreak="0">
     <w:nsid w:val="5CB00F1E"/>
     <w:multiLevelType w:val="hybridMultilevel"/>
     <w:tmpl w:val="2DFA36BC"/>
@@ -10990,156 +10964,7 @@
       </w:rPr>
     </w:lvl>
   </w:abstractNum>
-  <w:abstractNum w:abstractNumId="30" w15:restartNumberingAfterBreak="0">
-    <w:nsid w:val="602123AF"/>
-    <w:multiLevelType w:val="multilevel"/>
-    <w:tmpl w:val="719E474C"/>
-    <w:lvl w:ilvl="0">
-      <w:start w:val="1"/>
-      <w:numFmt w:val="bullet"/>
-      <w:lvlText w:val=""/>
-      <w:lvlJc w:val="left"/>
-      <w:pPr>
-        <w:tabs>
-          <w:tab w:val="num" w:pos="360"/>
-        </w:tabs>
-        <w:ind w:left="360" w:hanging="360"/>
-      </w:pPr>
-      <w:rPr>
-        <w:rFonts w:ascii="Symbol" w:hAnsi="Symbol" w:hint="default"/>
-        <w:sz w:val="20"/>
-      </w:rPr>
-    </w:lvl>
-    <w:lvl w:ilvl="1">
-      <w:start w:val="1"/>
-      <w:numFmt w:val="bullet"/>
-      <w:lvlText w:val="o"/>
-      <w:lvlJc w:val="left"/>
-      <w:pPr>
-        <w:tabs>
-          <w:tab w:val="num" w:pos="1080"/>
-        </w:tabs>
-        <w:ind w:left="1080" w:hanging="360"/>
-      </w:pPr>
-      <w:rPr>
-        <w:rFonts w:ascii="Courier New" w:hAnsi="Courier New" w:hint="default"/>
-        <w:sz w:val="20"/>
-      </w:rPr>
-    </w:lvl>
-    <w:lvl w:ilvl="2" w:tentative="1">
-      <w:start w:val="1"/>
-      <w:numFmt w:val="bullet"/>
-      <w:lvlText w:val=""/>
-      <w:lvlJc w:val="left"/>
-      <w:pPr>
-        <w:tabs>
-          <w:tab w:val="num" w:pos="1800"/>
-        </w:tabs>
-        <w:ind w:left="1800" w:hanging="360"/>
-      </w:pPr>
-      <w:rPr>
-        <w:rFonts w:ascii="Wingdings" w:hAnsi="Wingdings" w:hint="default"/>
-        <w:sz w:val="20"/>
-      </w:rPr>
-    </w:lvl>
-    <w:lvl w:ilvl="3" w:tentative="1">
-      <w:start w:val="1"/>
-      <w:numFmt w:val="bullet"/>
-      <w:lvlText w:val=""/>
-      <w:lvlJc w:val="left"/>
-      <w:pPr>
-        <w:tabs>
-          <w:tab w:val="num" w:pos="2520"/>
-        </w:tabs>
-        <w:ind w:left="2520" w:hanging="360"/>
-      </w:pPr>
-      <w:rPr>
-        <w:rFonts w:ascii="Wingdings" w:hAnsi="Wingdings" w:hint="default"/>
-        <w:sz w:val="20"/>
-      </w:rPr>
-    </w:lvl>
-    <w:lvl w:ilvl="4" w:tentative="1">
-      <w:start w:val="1"/>
-      <w:numFmt w:val="bullet"/>
-      <w:lvlText w:val=""/>
-      <w:lvlJc w:val="left"/>
-      <w:pPr>
-        <w:tabs>
-          <w:tab w:val="num" w:pos="3240"/>
-        </w:tabs>
-        <w:ind w:left="3240" w:hanging="360"/>
-      </w:pPr>
-      <w:rPr>
-        <w:rFonts w:ascii="Wingdings" w:hAnsi="Wingdings" w:hint="default"/>
-        <w:sz w:val="20"/>
-      </w:rPr>
-    </w:lvl>
-    <w:lvl w:ilvl="5" w:tentative="1">
-      <w:start w:val="1"/>
-      <w:numFmt w:val="bullet"/>
-      <w:lvlText w:val=""/>
-      <w:lvlJc w:val="left"/>
-      <w:pPr>
-        <w:tabs>
-          <w:tab w:val="num" w:pos="3960"/>
-        </w:tabs>
-        <w:ind w:left="3960" w:hanging="360"/>
-      </w:pPr>
-      <w:rPr>
-        <w:rFonts w:ascii="Wingdings" w:hAnsi="Wingdings" w:hint="default"/>
-        <w:sz w:val="20"/>
-      </w:rPr>
-    </w:lvl>
-    <w:lvl w:ilvl="6" w:tentative="1">
-      <w:start w:val="1"/>
-      <w:numFmt w:val="bullet"/>
-      <w:lvlText w:val=""/>
-      <w:lvlJc w:val="left"/>
-      <w:pPr>
-        <w:tabs>
-          <w:tab w:val="num" w:pos="4680"/>
-        </w:tabs>
-        <w:ind w:left="4680" w:hanging="360"/>
-      </w:pPr>
-      <w:rPr>
-        <w:rFonts w:ascii="Wingdings" w:hAnsi="Wingdings" w:hint="default"/>
-        <w:sz w:val="20"/>
-      </w:rPr>
-    </w:lvl>
-    <w:lvl w:ilvl="7" w:tentative="1">
-      <w:start w:val="1"/>
-      <w:numFmt w:val="bullet"/>
-      <w:lvlText w:val=""/>
-      <w:lvlJc w:val="left"/>
-      <w:pPr>
-        <w:tabs>
-          <w:tab w:val="num" w:pos="5400"/>
-        </w:tabs>
-        <w:ind w:left="5400" w:hanging="360"/>
-      </w:pPr>
-      <w:rPr>
-        <w:rFonts w:ascii="Wingdings" w:hAnsi="Wingdings" w:hint="default"/>
-        <w:sz w:val="20"/>
-      </w:rPr>
-    </w:lvl>
-    <w:lvl w:ilvl="8" w:tentative="1">
-      <w:start w:val="1"/>
-      <w:numFmt w:val="bullet"/>
-      <w:lvlText w:val=""/>
-      <w:lvlJc w:val="left"/>
-      <w:pPr>
-        <w:tabs>
-          <w:tab w:val="num" w:pos="6120"/>
-        </w:tabs>
-        <w:ind w:left="6120" w:hanging="360"/>
-      </w:pPr>
-      <w:rPr>
-        <w:rFonts w:ascii="Wingdings" w:hAnsi="Wingdings" w:hint="default"/>
-        <w:sz w:val="20"/>
-      </w:rPr>
-    </w:lvl>
-  </w:abstractNum>
-  <w:abstractNum w:abstractNumId="31" w15:restartNumberingAfterBreak="0">
+  <w:abstractNum w:abstractNumId="26" w15:restartNumberingAfterBreak="0">
     <w:nsid w:val="61E96012"/>
     <w:multiLevelType w:val="hybridMultilevel"/>
     <w:tmpl w:val="C6D458D8"/>
@@ -11225,7 +11050,7 @@
       </w:pPr>
     </w:lvl>
   </w:abstractNum>
-  <w:abstractNum w:abstractNumId="32" w15:restartNumberingAfterBreak="0">
+  <w:abstractNum w:abstractNumId="27" w15:restartNumberingAfterBreak="0">
     <w:nsid w:val="65AB26A3"/>
     <w:multiLevelType w:val="hybridMultilevel"/>
     <w:tmpl w:val="C8AE668E"/>
@@ -11314,7 +11139,7 @@
       </w:pPr>
     </w:lvl>
   </w:abstractNum>
-  <w:abstractNum w:abstractNumId="33" w15:restartNumberingAfterBreak="0">
+  <w:abstractNum w:abstractNumId="28" w15:restartNumberingAfterBreak="0">
     <w:nsid w:val="6B6C590A"/>
     <w:multiLevelType w:val="hybridMultilevel"/>
     <w:tmpl w:val="5D04E4CA"/>
@@ -11427,7 +11252,7 @@
       </w:rPr>
     </w:lvl>
   </w:abstractNum>
-  <w:abstractNum w:abstractNumId="34" w15:restartNumberingAfterBreak="0">
+  <w:abstractNum w:abstractNumId="29" w15:restartNumberingAfterBreak="0">
     <w:nsid w:val="6BC66878"/>
     <w:multiLevelType w:val="hybridMultilevel"/>
     <w:tmpl w:val="46967A7C"/>
@@ -11540,7 +11365,7 @@
       </w:rPr>
     </w:lvl>
   </w:abstractNum>
-  <w:abstractNum w:abstractNumId="35" w15:restartNumberingAfterBreak="0">
+  <w:abstractNum w:abstractNumId="30" w15:restartNumberingAfterBreak="0">
     <w:nsid w:val="6EEA5BA9"/>
     <w:multiLevelType w:val="hybridMultilevel"/>
     <w:tmpl w:val="55E00B66"/>
@@ -11653,7 +11478,7 @@
       </w:rPr>
     </w:lvl>
   </w:abstractNum>
-  <w:abstractNum w:abstractNumId="36" w15:restartNumberingAfterBreak="0">
+  <w:abstractNum w:abstractNumId="31" w15:restartNumberingAfterBreak="0">
     <w:nsid w:val="702D3192"/>
     <w:multiLevelType w:val="hybridMultilevel"/>
     <w:tmpl w:val="F68609CA"/>
@@ -11739,7 +11564,7 @@
       </w:pPr>
     </w:lvl>
   </w:abstractNum>
-  <w:abstractNum w:abstractNumId="37" w15:restartNumberingAfterBreak="0">
+  <w:abstractNum w:abstractNumId="32" w15:restartNumberingAfterBreak="0">
     <w:nsid w:val="71A33B79"/>
     <w:multiLevelType w:val="hybridMultilevel"/>
     <w:tmpl w:val="A2BCA3B6"/>
@@ -11825,7 +11650,7 @@
       </w:pPr>
     </w:lvl>
   </w:abstractNum>
-  <w:abstractNum w:abstractNumId="38" w15:restartNumberingAfterBreak="0">
+  <w:abstractNum w:abstractNumId="33" w15:restartNumberingAfterBreak="0">
     <w:nsid w:val="71FA5176"/>
     <w:multiLevelType w:val="hybridMultilevel"/>
     <w:tmpl w:val="D96233CA"/>
@@ -11938,156 +11763,7 @@
       </w:rPr>
     </w:lvl>
   </w:abstractNum>
-  <w:abstractNum w:abstractNumId="39" w15:restartNumberingAfterBreak="0">
-    <w:nsid w:val="75D079C5"/>
-    <w:multiLevelType w:val="multilevel"/>
-    <w:tmpl w:val="A5F05D6C"/>
-    <w:lvl w:ilvl="0">
-      <w:start w:val="1"/>
-      <w:numFmt w:val="bullet"/>
-      <w:lvlText w:val=""/>
-      <w:lvlJc w:val="left"/>
-      <w:pPr>
-        <w:tabs>
-          <w:tab w:val="num" w:pos="360"/>
-        </w:tabs>
-        <w:ind w:left="360" w:hanging="360"/>
-      </w:pPr>
-      <w:rPr>
-        <w:rFonts w:ascii="Symbol" w:hAnsi="Symbol" w:hint="default"/>
-        <w:sz w:val="20"/>
-      </w:rPr>
-    </w:lvl>
-    <w:lvl w:ilvl="1">
-      <w:start w:val="1"/>
-      <w:numFmt w:val="bullet"/>
-      <w:lvlText w:val="o"/>
-      <w:lvlJc w:val="left"/>
-      <w:pPr>
-        <w:tabs>
-          <w:tab w:val="num" w:pos="1080"/>
-        </w:tabs>
-        <w:ind w:left="1080" w:hanging="360"/>
-      </w:pPr>
-      <w:rPr>
-        <w:rFonts w:ascii="Courier New" w:hAnsi="Courier New" w:hint="default"/>
-        <w:sz w:val="20"/>
-      </w:rPr>
-    </w:lvl>
-    <w:lvl w:ilvl="2" w:tentative="1">
-      <w:start w:val="1"/>
-      <w:numFmt w:val="bullet"/>
-      <w:lvlText w:val=""/>
-      <w:lvlJc w:val="left"/>
-      <w:pPr>
-        <w:tabs>
-          <w:tab w:val="num" w:pos="1800"/>
-        </w:tabs>
-        <w:ind w:left="1800" w:hanging="360"/>
-      </w:pPr>
-      <w:rPr>
-        <w:rFonts w:ascii="Wingdings" w:hAnsi="Wingdings" w:hint="default"/>
-        <w:sz w:val="20"/>
-      </w:rPr>
-    </w:lvl>
-    <w:lvl w:ilvl="3" w:tentative="1">
-      <w:start w:val="1"/>
-      <w:numFmt w:val="bullet"/>
-      <w:lvlText w:val=""/>
-      <w:lvlJc w:val="left"/>
-      <w:pPr>
-        <w:tabs>
-          <w:tab w:val="num" w:pos="2520"/>
-        </w:tabs>
-        <w:ind w:left="2520" w:hanging="360"/>
-      </w:pPr>
-      <w:rPr>
-        <w:rFonts w:ascii="Wingdings" w:hAnsi="Wingdings" w:hint="default"/>
-        <w:sz w:val="20"/>
-      </w:rPr>
-    </w:lvl>
-    <w:lvl w:ilvl="4" w:tentative="1">
-      <w:start w:val="1"/>
-      <w:numFmt w:val="bullet"/>
-      <w:lvlText w:val=""/>
-      <w:lvlJc w:val="left"/>
-      <w:pPr>
-        <w:tabs>
-          <w:tab w:val="num" w:pos="3240"/>
-        </w:tabs>
-        <w:ind w:left="3240" w:hanging="360"/>
-      </w:pPr>
-      <w:rPr>
-        <w:rFonts w:ascii="Wingdings" w:hAnsi="Wingdings" w:hint="default"/>
-        <w:sz w:val="20"/>
-      </w:rPr>
-    </w:lvl>
-    <w:lvl w:ilvl="5" w:tentative="1">
-      <w:start w:val="1"/>
-      <w:numFmt w:val="bullet"/>
-      <w:lvlText w:val=""/>
-      <w:lvlJc w:val="left"/>
-      <w:pPr>
-        <w:tabs>
-          <w:tab w:val="num" w:pos="3960"/>
-        </w:tabs>
-        <w:ind w:left="3960" w:hanging="360"/>
-      </w:pPr>
-      <w:rPr>
-        <w:rFonts w:ascii="Wingdings" w:hAnsi="Wingdings" w:hint="default"/>
-        <w:sz w:val="20"/>
-      </w:rPr>
-    </w:lvl>
-    <w:lvl w:ilvl="6" w:tentative="1">
-      <w:start w:val="1"/>
-      <w:numFmt w:val="bullet"/>
-      <w:lvlText w:val=""/>
-      <w:lvlJc w:val="left"/>
-      <w:pPr>
-        <w:tabs>
-          <w:tab w:val="num" w:pos="4680"/>
-        </w:tabs>
-        <w:ind w:left="4680" w:hanging="360"/>
-      </w:pPr>
-      <w:rPr>
-        <w:rFonts w:ascii="Wingdings" w:hAnsi="Wingdings" w:hint="default"/>
-        <w:sz w:val="20"/>
-      </w:rPr>
-    </w:lvl>
-    <w:lvl w:ilvl="7" w:tentative="1">
-      <w:start w:val="1"/>
-      <w:numFmt w:val="bullet"/>
-      <w:lvlText w:val=""/>
-      <w:lvlJc w:val="left"/>
-      <w:pPr>
-        <w:tabs>
-          <w:tab w:val="num" w:pos="5400"/>
-        </w:tabs>
-        <w:ind w:left="5400" w:hanging="360"/>
-      </w:pPr>
-      <w:rPr>
-        <w:rFonts w:ascii="Wingdings" w:hAnsi="Wingdings" w:hint="default"/>
-        <w:sz w:val="20"/>
-      </w:rPr>
-    </w:lvl>
-    <w:lvl w:ilvl="8" w:tentative="1">
-      <w:start w:val="1"/>
-      <w:numFmt w:val="bullet"/>
-      <w:lvlText w:val=""/>
-      <w:lvlJc w:val="left"/>
-      <w:pPr>
-        <w:tabs>
-          <w:tab w:val="num" w:pos="6120"/>
-        </w:tabs>
-        <w:ind w:left="6120" w:hanging="360"/>
-      </w:pPr>
-      <w:rPr>
-        <w:rFonts w:ascii="Wingdings" w:hAnsi="Wingdings" w:hint="default"/>
-        <w:sz w:val="20"/>
-      </w:rPr>
-    </w:lvl>
-  </w:abstractNum>
-  <w:abstractNum w:abstractNumId="40" w15:restartNumberingAfterBreak="0">
+  <w:abstractNum w:abstractNumId="34" w15:restartNumberingAfterBreak="0">
     <w:nsid w:val="7A206A9D"/>
     <w:multiLevelType w:val="hybridMultilevel"/>
     <w:tmpl w:val="E00A665E"/>
@@ -12200,7 +11876,7 @@
       </w:rPr>
     </w:lvl>
   </w:abstractNum>
-  <w:abstractNum w:abstractNumId="41" w15:restartNumberingAfterBreak="0">
+  <w:abstractNum w:abstractNumId="35" w15:restartNumberingAfterBreak="0">
     <w:nsid w:val="7BE544AE"/>
     <w:multiLevelType w:val="hybridMultilevel"/>
     <w:tmpl w:val="11C06D4C"/>
@@ -12313,7 +11989,7 @@
       </w:rPr>
     </w:lvl>
   </w:abstractNum>
-  <w:abstractNum w:abstractNumId="42" w15:restartNumberingAfterBreak="0">
+  <w:abstractNum w:abstractNumId="36" w15:restartNumberingAfterBreak="0">
     <w:nsid w:val="7E560167"/>
     <w:multiLevelType w:val="hybridMultilevel"/>
     <w:tmpl w:val="F7422A3C"/>
@@ -12427,139 +12103,121 @@
     </w:lvl>
   </w:abstractNum>
   <w:num w:numId="1" w16cid:durableId="1326785105">
-    <w:abstractNumId w:val="13"/>
+    <w:abstractNumId w:val="12"/>
   </w:num>
   <w:num w:numId="2" w16cid:durableId="1496801457">
-    <w:abstractNumId w:val="9"/>
+    <w:abstractNumId w:val="8"/>
   </w:num>
   <w:num w:numId="3" w16cid:durableId="1790127720">
-    <w:abstractNumId w:val="4"/>
+    <w:abstractNumId w:val="3"/>
   </w:num>
   <w:num w:numId="4" w16cid:durableId="1227642604">
-    <w:abstractNumId w:val="34"/>
+    <w:abstractNumId w:val="29"/>
   </w:num>
   <w:num w:numId="5" w16cid:durableId="388115528">
     <w:abstractNumId w:val="0"/>
   </w:num>
   <w:num w:numId="6" w16cid:durableId="1511066747">
+    <w:abstractNumId w:val="26"/>
+  </w:num>
+  <w:num w:numId="7" w16cid:durableId="466167682">
     <w:abstractNumId w:val="31"/>
   </w:num>
-  <w:num w:numId="7" w16cid:durableId="466167682">
-    <w:abstractNumId w:val="36"/>
-  </w:num>
   <w:num w:numId="8" w16cid:durableId="1606882199">
-    <w:abstractNumId w:val="37"/>
+    <w:abstractNumId w:val="32"/>
   </w:num>
   <w:num w:numId="9" w16cid:durableId="187137277">
-    <w:abstractNumId w:val="18"/>
+    <w:abstractNumId w:val="17"/>
   </w:num>
   <w:num w:numId="10" w16cid:durableId="353306670">
+    <w:abstractNumId w:val="22"/>
+  </w:num>
+  <w:num w:numId="11" w16cid:durableId="1350062214">
+    <w:abstractNumId w:val="15"/>
+  </w:num>
+  <w:num w:numId="12" w16cid:durableId="2085911297">
+    <w:abstractNumId w:val="30"/>
+  </w:num>
+  <w:num w:numId="13" w16cid:durableId="1265382752">
+    <w:abstractNumId w:val="13"/>
+  </w:num>
+  <w:num w:numId="14" w16cid:durableId="342363566">
+    <w:abstractNumId w:val="10"/>
+  </w:num>
+  <w:num w:numId="15" w16cid:durableId="1942637255">
+    <w:abstractNumId w:val="6"/>
+  </w:num>
+  <w:num w:numId="16" w16cid:durableId="1172069218">
+    <w:abstractNumId w:val="23"/>
+  </w:num>
+  <w:num w:numId="17" w16cid:durableId="1829056151">
+    <w:abstractNumId w:val="20"/>
+  </w:num>
+  <w:num w:numId="18" w16cid:durableId="1234392500">
+    <w:abstractNumId w:val="9"/>
+  </w:num>
+  <w:num w:numId="19" w16cid:durableId="469253040">
+    <w:abstractNumId w:val="34"/>
+  </w:num>
+  <w:num w:numId="20" w16cid:durableId="1184588079">
+    <w:abstractNumId w:val="19"/>
+  </w:num>
+  <w:num w:numId="21" w16cid:durableId="535385113">
+    <w:abstractNumId w:val="16"/>
+  </w:num>
+  <w:num w:numId="22" w16cid:durableId="951665696">
     <w:abstractNumId w:val="24"/>
   </w:num>
-  <w:num w:numId="11" w16cid:durableId="1350062214">
-    <w:abstractNumId w:val="16"/>
-  </w:num>
-  <w:num w:numId="12" w16cid:durableId="2085911297">
-    <w:abstractNumId w:val="35"/>
-  </w:num>
-  <w:num w:numId="13" w16cid:durableId="1265382752">
-    <w:abstractNumId w:val="14"/>
-  </w:num>
-  <w:num w:numId="14" w16cid:durableId="342363566">
-    <w:abstractNumId w:val="11"/>
-  </w:num>
-  <w:num w:numId="15" w16cid:durableId="1942637255">
-    <w:abstractNumId w:val="7"/>
-  </w:num>
-  <w:num w:numId="16" w16cid:durableId="1172069218">
-    <w:abstractNumId w:val="25"/>
-  </w:num>
-  <w:num w:numId="17" w16cid:durableId="1829056151">
-    <w:abstractNumId w:val="21"/>
-  </w:num>
-  <w:num w:numId="18" w16cid:durableId="1234392500">
-    <w:abstractNumId w:val="10"/>
-  </w:num>
-  <w:num w:numId="19" w16cid:durableId="469253040">
-    <w:abstractNumId w:val="40"/>
-  </w:num>
-  <w:num w:numId="20" w16cid:durableId="1184588079">
-    <w:abstractNumId w:val="20"/>
-  </w:num>
-  <w:num w:numId="21" w16cid:durableId="535385113">
-    <w:abstractNumId w:val="17"/>
-  </w:num>
-  <w:num w:numId="22" w16cid:durableId="951665696">
-    <w:abstractNumId w:val="26"/>
-  </w:num>
   <w:num w:numId="23" w16cid:durableId="1190340046">
-    <w:abstractNumId w:val="6"/>
+    <w:abstractNumId w:val="5"/>
   </w:num>
   <w:num w:numId="24" w16cid:durableId="368265925">
-    <w:abstractNumId w:val="33"/>
+    <w:abstractNumId w:val="28"/>
   </w:num>
   <w:num w:numId="25" w16cid:durableId="231892850">
     <w:abstractNumId w:val="1"/>
   </w:num>
   <w:num w:numId="26" w16cid:durableId="988365323">
-    <w:abstractNumId w:val="15"/>
+    <w:abstractNumId w:val="14"/>
   </w:num>
   <w:num w:numId="27" w16cid:durableId="339501832">
     <w:abstractNumId w:val="2"/>
   </w:num>
   <w:num w:numId="28" w16cid:durableId="1548225071">
-    <w:abstractNumId w:val="42"/>
+    <w:abstractNumId w:val="36"/>
   </w:num>
   <w:num w:numId="29" w16cid:durableId="2125421467">
-    <w:abstractNumId w:val="38"/>
+    <w:abstractNumId w:val="33"/>
   </w:num>
   <w:num w:numId="30" w16cid:durableId="1064793516">
-    <w:abstractNumId w:val="12"/>
+    <w:abstractNumId w:val="11"/>
   </w:num>
   <w:num w:numId="31" w16cid:durableId="884563810">
-    <w:abstractNumId w:val="41"/>
+    <w:abstractNumId w:val="35"/>
   </w:num>
   <w:num w:numId="32" w16cid:durableId="2071078501">
-    <w:abstractNumId w:val="22"/>
+    <w:abstractNumId w:val="21"/>
   </w:num>
   <w:num w:numId="33" w16cid:durableId="1691909479">
-    <w:abstractNumId w:val="29"/>
+    <w:abstractNumId w:val="25"/>
   </w:num>
   <w:num w:numId="34" w16cid:durableId="213779519">
-    <w:abstractNumId w:val="32"/>
+    <w:abstractNumId w:val="27"/>
   </w:num>
   <w:num w:numId="35" w16cid:durableId="2064593053">
-    <w:abstractNumId w:val="8"/>
+    <w:abstractNumId w:val="7"/>
   </w:num>
   <w:num w:numId="36" w16cid:durableId="1889534606">
-    <w:abstractNumId w:val="5"/>
+    <w:abstractNumId w:val="4"/>
   </w:num>
   <w:num w:numId="37" w16cid:durableId="858129691">
-    <w:abstractNumId w:val="19"/>
-  </w:num>
-  <w:num w:numId="38" w16cid:durableId="1062172922">
-    <w:abstractNumId w:val="28"/>
-  </w:num>
-  <w:num w:numId="39" w16cid:durableId="669218027">
-    <w:abstractNumId w:val="23"/>
-  </w:num>
-  <w:num w:numId="40" w16cid:durableId="1724986789">
-    <w:abstractNumId w:val="27"/>
-  </w:num>
-  <w:num w:numId="41" w16cid:durableId="1526213780">
-    <w:abstractNumId w:val="3"/>
-  </w:num>
-  <w:num w:numId="42" w16cid:durableId="1615401340">
-    <w:abstractNumId w:val="30"/>
-  </w:num>
-  <w:num w:numId="43" w16cid:durableId="1006786489">
-    <w:abstractNumId w:val="39"/>
+    <w:abstractNumId w:val="18"/>
   </w:num>
 </w:numbering>
 </file>
 
 <file path=word/styles.xml><?xml version="1.0" encoding="utf-8"?>
-<w:styles xmlns:mc="http://schemas.openxmlformats.org/markup-compatibility/2006" xmlns:r="http://schemas.openxmlformats.org/officeDocument/2006/relationships" xmlns:w="http://schemas.openxmlformats.org/wordprocessingml/2006/main" xmlns:w14="http://schemas.microsoft.com/office/word/2010/wordml" xmlns:w15="http://schemas.microsoft.com/office/word/2012/wordml" xmlns:w16cex="http://schemas.microsoft.com/office/word/2018/wordml/cex" xmlns:w16cid="http://schemas.microsoft.com/office/word/2016/wordml/cid" xmlns:w16="http://schemas.microsoft.com/office/word/2018/wordml" xmlns:w16du="http://schemas.microsoft.com/office/word/2023/wordml/word16du" xmlns:w16sdtdh="http://schemas.microsoft.com/office/word/2020/wordml/sdtdatahash" xmlns:w16sdtfl="http://schemas.microsoft.com/office/word/2024/wordml/sdtformatlock" xmlns:w16se="http://schemas.microsoft.com/office/word/2015/wordml/symex" mc:Ignorable="w14 w15 w16se w16cid w16 w16cex w16sdtdh w16sdtfl w16du">
+<w:styles xmlns:mc="http://schemas.openxmlformats.org/markup-compatibility/2006" xmlns:r="http://schemas.openxmlformats.org/officeDocument/2006/relationships" xmlns:w="http://schemas.openxmlformats.org/wordprocessingml/2006/main" xmlns:w14="http://schemas.microsoft.com/office/word/2010/wordml" xmlns:w15="http://schemas.microsoft.com/office/word/2012/wordml" xmlns:w16cex="http://schemas.microsoft.com/office/word/2018/wordml/cex" xmlns:w16cid="http://schemas.microsoft.com/office/word/2016/wordml/cid" xmlns:w16="http://schemas.microsoft.com/office/word/2018/wordml" xmlns:w16sdtdh="http://schemas.microsoft.com/office/word/2020/wordml/sdtdatahash" xmlns:w16se="http://schemas.microsoft.com/office/word/2015/wordml/symex" mc:Ignorable="w14 w15 w16se w16cid w16 w16cex w16sdtdh">
   <w:docDefaults>
     <w:rPrDefault>
       <w:rPr>
@@ -14109,22 +13767,7 @@
 </file>
 
 <file path=customXml/itemProps3.xml><?xml version="1.0" encoding="utf-8"?>
-<ds:datastoreItem xmlns:ds="http://schemas.openxmlformats.org/officeDocument/2006/customXml" ds:itemID="{05C235B8-E803-46E7-B24C-80752B1E7EE4}">
-  <ds:schemaRefs>
-    <ds:schemaRef ds:uri="http://schemas.microsoft.com/office/2006/metadata/contentType"/>
-    <ds:schemaRef ds:uri="http://schemas.microsoft.com/office/2006/metadata/properties/metaAttributes"/>
-    <ds:schemaRef ds:uri="http://www.w3.org/2001/XMLSchema"/>
-    <ds:schemaRef ds:uri="http://schemas.microsoft.com/office/2006/metadata/properties"/>
-    <ds:schemaRef ds:uri="bef73783-b83a-4f38-94d5-1aaaa1b3b0a2"/>
-    <ds:schemaRef ds:uri="2933ac1b-cace-482f-bed9-bf9b7d80f34a"/>
-    <ds:schemaRef ds:uri="http://schemas.microsoft.com/office/2006/documentManagement/types"/>
-    <ds:schemaRef ds:uri="http://schemas.microsoft.com/office/infopath/2007/PartnerControls"/>
-    <ds:schemaRef ds:uri="http://schemas.openxmlformats.org/package/2006/metadata/core-properties"/>
-    <ds:schemaRef ds:uri="http://purl.org/dc/elements/1.1/"/>
-    <ds:schemaRef ds:uri="http://purl.org/dc/terms/"/>
-    <ds:schemaRef ds:uri="http://schemas.microsoft.com/internal/obd"/>
-  </ds:schemaRefs>
-</ds:datastoreItem>
+<ds:datastoreItem xmlns:ds="http://schemas.openxmlformats.org/officeDocument/2006/customXml" ds:itemID="{05C235B8-E803-46E7-B24C-80752B1E7EE4}"/>
 </file>
 
 <file path=customXml/itemProps4.xml><?xml version="1.0" encoding="utf-8"?>
